--- a/07_SCI_TUST/Chapter00_總綱/02_參考文獻總集_APA.docx
+++ b/07_SCI_TUST/Chapter00_總綱/02_參考文獻總集_APA.docx
@@ -9,7 +9,7 @@
           <w:b/>
           <w:sz w:val="32"/>
         </w:rPr>
-        <w:t>參考文獻總集（APA 7；建置中 v0.1）</w:t>
+        <w:t>參考文獻總集（APA 7；v2＝主庫 REFS_MASTER 全量）</w:t>
       </w:r>
     </w:p>
     <w:p>
@@ -19,17 +19,7 @@
           <w:b w:val="0"/>
           <w:sz w:val="22"/>
         </w:rPr>
-        <w:t>現況：36 篇（V=Crossref 已逐 DOI 驗證之 TUST 15 篇；C=IJRMMS 藏書可複用 21 篇）。TUST 佔 22/36=61%（目標 ≥50% ✓）。禁 MDPI。缺口：L3 耦合方法 4–6 篇、L4 滲流 HM 2–3 篇、L6 BPM 標定 2–3 篇 → 補齊後 45–48 篇。</w:t>
-      </w:r>
-    </w:p>
-    <w:p>
-      <w:r>
-        <w:rPr>
-          <w:rFonts w:ascii="Times New Roman" w:hAnsi="Times New Roman" w:eastAsia="標楷體"/>
-          <w:b w:val="0"/>
-          <w:sz w:val="22"/>
-        </w:rPr>
-        <w:t>分類軸：L1 水文→襯砌｜L2 依時變形與潛變本構｜L3 連續-離散耦合與 BPM｜L4 隧道–邊坡互制與滲流 HM｜L5 營運隧道維養案例｜L6 支援（劣化/標定/韌性）</w:t>
+        <w:t>主庫 56 篇（TUST 31 篇=55%，目標 ≥50% ✓）；全數 Crossref 逐 DOI 驗證＋即時被引數、零 MDPI。⚖ 略超 40–50 目標：請圈刪 5–8 篇（候選=L3/L6 低引或低階期刊），或授權依「引用×相關×期刊等級」自裁。</w:t>
       </w:r>
     </w:p>
     <w:p>
@@ -39,7 +29,7 @@
           <w:b/>
           <w:sz w:val="28"/>
         </w:rPr>
-        <w:t>L1 水文→襯砌載重與劣化</w:t>
+        <w:t>L1 水文→襯砌載重與劣化（8 篇，TUST 6）</w:t>
       </w:r>
     </w:p>
     <w:p>
@@ -52,7 +42,7 @@
           <w:b w:val="0"/>
           <w:sz w:val="21"/>
         </w:rPr>
-        <w:t>[V] An, P., Fan, L., Ma, S., Zhang, J., Huang, Z., &amp; Fu, H. (2026). Water pressure distribution around tunnels in pipeline-type karst and lining response characteristics induced by rainfall. Tunnelling and Underground Space Technology, 107691. https://doi.org/10.1016/j.tust.2026.107691</w:t>
+        <w:t>[V] [TUST] (被引 94) Fahimifar, A.; Zareifard, M.R. (2009). A theoretical solution for analysis of tunnels below groundwater considering the hydraulic-mechanical coupling. Tunnelling and Underground Space Technology, 24(6), 634-646. https://doi.org/10.1016/j.tust.2009.06.002</w:t>
       </w:r>
     </w:p>
     <w:p>
@@ -65,7 +55,7 @@
           <w:b w:val="0"/>
           <w:sz w:val="21"/>
         </w:rPr>
-        <w:t>[V] Chen, J., Hu, T., Hu, X., &amp; Jia, K. (2024). Study on the influence of crack depth on the safety of tunnel lining structure. Tunnelling and Underground Space Technology, 143, 105470. https://doi.org/10.1016/j.tust.2023.105470</w:t>
+        <w:t>[V] [TUST] (被引 52) Tan Yuqi; Smith John V.; Li Chun-Qing; Currell Matthew; Wu Yufei (2018). Predicting external water pressure and cracking of a tunnel lining by measuring water inflow rate. Tunnelling and Underground Space Technology, 71, 115-125. https://doi.org/10.1016/j.tust.2017.08.015</w:t>
       </w:r>
     </w:p>
     <w:p>
@@ -78,7 +68,7 @@
           <w:b w:val="0"/>
           <w:sz w:val="21"/>
         </w:rPr>
-        <w:t>[V] Liu, D., Shang, Q., Li, M., Zuo, J., Gao, Y., &amp; Xu, F. (2022). Cracking behaviour of tunnel lining under bias pressure strengthened using FRP Grid-PCM method. Tunnelling and Underground Space Technology, 123, 104436. https://doi.org/10.1016/j.tust.2022.104436</w:t>
+        <w:t>[V] [TUST] (被引 41) Chen, J., Hu, T., Hu, X., &amp; Jia, K. (2024). Study on the influence of crack depth on the safety of tunnel lining structure. Tunnelling and Underground Space Technology, 143, 105470. https://doi.org/10.1016/j.tust.2023.105470</w:t>
       </w:r>
     </w:p>
     <w:p>
@@ -91,7 +81,7 @@
           <w:b w:val="0"/>
           <w:sz w:val="21"/>
         </w:rPr>
-        <w:t>[C] Fahimifar, A., &amp; Zareifard, M. R. (2009). A theoretical solution for analysis of tunnels below groundwater considering the hydraulic–mechanical coupling. Tunnelling and Underground Space Technology.（DOI 複驗中）</w:t>
+        <w:t>[V] (被引 41) Zhang Sulei; Xu Qing; Yoo Chungsik; Min Bo; Liu Chang; Guan Xiaoming; Li Pengfei (2022). Lining cracking mechanism of old highway tunnels caused by drainage system deterioration: A case study of Liwaiao Tunnel, Ningbo, China. Engineering Failure Analysis, 137, 106270. https://doi.org/10.1016/j.engfailanal.2022.106270</w:t>
       </w:r>
     </w:p>
     <w:p>
@@ -104,17 +94,7 @@
           <w:b w:val="0"/>
           <w:sz w:val="21"/>
         </w:rPr>
-        <w:t>[C] Tarifard, A., Görög, P., &amp; Török, Á. (2022). Long-term assessment of creep and water effects on tunnel lining loads in weak rock. Geomechanics and Geophysics for Geo-Energy and Geo-Resources, 8, 31.（DOI 複驗中）</w:t>
-      </w:r>
-    </w:p>
-    <w:p>
-      <w:r>
-        <w:rPr>
-          <w:rFonts w:ascii="Times New Roman" w:hAnsi="Times New Roman" w:eastAsia="標楷體"/>
-          <w:b/>
-          <w:sz w:val="28"/>
-        </w:rPr>
-        <w:t>L2 依時變形與潛變本構</w:t>
+        <w:t>[V] [TUST] (被引 37) Sun Weixin; Han Fucheng; Zhang Yanmei; Zhang Wengang; Zhang Runhong; Su Weijia (2023). Experimental assessment of structural responses of tunnels under the groundwater level fluctuation. Tunnelling and Underground Space Technology, 137, 105138. https://doi.org/10.1016/j.tust.2023.105138</w:t>
       </w:r>
     </w:p>
     <w:p>
@@ -127,7 +107,7 @@
           <w:b w:val="0"/>
           <w:sz w:val="21"/>
         </w:rPr>
-        <w:t>[V] Zhang, S., Rodriguez-Dono, A., Song, F., &amp; Zhou, Z. (2025). Time-dependent tunnel deformations: Insights from in-situ tests and numerical analyses. Tunnelling and Underground Space Technology, 157, 106319. https://doi.org/10.1016/j.tust.2024.106319</w:t>
+        <w:t>[V] [TUST] (被引 34) Liu, D., Shang, Q., Li, M., Zuo, J., Gao, Y., &amp; Xu, F. (2022). Cracking behaviour of tunnel lining under bias pressure strengthened using FRP Grid-PCM method. Tunnelling and Underground Space Technology, 123, 104436. https://doi.org/10.1016/j.tust.2022.104436</w:t>
       </w:r>
     </w:p>
     <w:p>
@@ -140,7 +120,7 @@
           <w:b w:val="0"/>
           <w:sz w:val="21"/>
         </w:rPr>
-        <w:t>[V] Mao, Y., Liu, F., Li, Y., Zhao, F., He, M., &amp; Tao, Z. (2026). Deep tunnel deformation analysis based on large-scale physical test and fractional derivative creep model. Tunnelling and Underground Space Technology, 170, 107383. https://doi.org/10.1016/j.tust.2025.107383</w:t>
+        <w:t>[V] (被引 29) Tarifard, A.; Gorog, P.; Torok, A. (2022). Long-term assessment of creep and water effects on tunnel lining loads in weak rocks using displacement-based direct back analysis: an example from northwest of Iran. Geomechanics and Geophysics for Geo-Energy and Geo-Resources, 8(1), art. 31. https://doi.org/10.1007/s40948-022-00342-0</w:t>
       </w:r>
     </w:p>
     <w:p>
@@ -153,7 +133,17 @@
           <w:b w:val="0"/>
           <w:sz w:val="21"/>
         </w:rPr>
-        <w:t>[V] Wang, X., Iura, T., Jiang, Y., Wang, Z., &amp; Liu, R. (2021). Deformation and mechanical characteristics of tunneling in squeezing ground: A case study of the west section of the Tawarazaka Tunnel. Tunnelling and Underground Space Technology, 103697. https://doi.org/10.1016/j.tust.2020.103697</w:t>
+        <w:t>[V] [TUST] (被引 0) An, P., Fan, L., Ma, S., Zhang, J., Huang, Z., &amp; Fu, H. (2026). Water pressure distribution around tunnels in pipeline-type karst and lining response characteristics induced by rainfall. Tunnelling and Underground Space Technology, 107691. https://doi.org/10.1016/j.tust.2026.107691</w:t>
+      </w:r>
+    </w:p>
+    <w:p>
+      <w:r>
+        <w:rPr>
+          <w:rFonts w:ascii="Times New Roman" w:hAnsi="Times New Roman" w:eastAsia="標楷體"/>
+          <w:b/>
+          <w:sz w:val="28"/>
+        </w:rPr>
+        <w:t>L2 依時變形與潛變本構（8 篇，TUST 5）</w:t>
       </w:r>
     </w:p>
     <w:p>
@@ -166,7 +156,7 @@
           <w:b w:val="0"/>
           <w:sz w:val="21"/>
         </w:rPr>
-        <w:t>[V] Chang, Z., Yan, C., Xie, W., Lu, Z., Lan, H., &amp; Mei, H. (2024). Large-scale field tunnel model and time-dependent floor heave induced by humidification. Tunnelling and Underground Space Technology, 145, 105615. https://doi.org/10.1016/j.tust.2024.105615</w:t>
+        <w:t>[V] (被引 178) Sulem, J.; Panet, M.; Guenot, A. (1987). An analytical solution for time-dependent displacements in a circular tunnel. International Journal of Rock Mechanics and Mining Sciences &amp; Geomechanics Abstracts, 24(3), 155-164. https://doi.org/10.1016/0148-9062(87)90523-7</w:t>
       </w:r>
     </w:p>
     <w:p>
@@ -179,7 +169,7 @@
           <w:b w:val="0"/>
           <w:sz w:val="21"/>
         </w:rPr>
-        <w:t>[C] Tsai, C.-H., Li, H.-H., &amp; Wang, T.-T. (in review). Numerical simulation and mechanical interpretation of intermittent time-dependent deformation in tunnels. IJRMMS.（⚖ 引用方式待 TT）</w:t>
+        <w:t>[V] [TUST] (被引 167) Paraskevopoulou, C.; Diederichs, M. (2018). Analysis of time-dependent deformation in tunnels using the Convergence-Confinement Method. Tunnelling and Underground Space Technology, 71, 62-80. https://doi.org/10.1016/j.tust.2017.07.001</w:t>
       </w:r>
     </w:p>
     <w:p>
@@ -192,7 +182,7 @@
           <w:b w:val="0"/>
           <w:sz w:val="21"/>
         </w:rPr>
-        <w:t>[C] Sulem, J., Panet, M., &amp; Guenot, A. (1987). An analytical solution for time-dependent displacements in a circular tunnel. IJRMMS &amp; Geomech. Abstr., 24(3), 155–164.</w:t>
+        <w:t>[V] (被引 31) Liu, B.; Song, Y.; Chu, Z. (2022). Time-dependent safety of lining structures of circular tunnels in weak rock strata. International Journal of Mining Science and Technology, 32(2), 323-334. https://doi.org/10.1016/j.ijmst.2021.12.003</w:t>
       </w:r>
     </w:p>
     <w:p>
@@ -205,7 +195,7 @@
           <w:b w:val="0"/>
           <w:sz w:val="21"/>
         </w:rPr>
-        <w:t>[C] Paraskevopoulou, C., &amp; Diederichs, M. (2018). Analysis of time-dependent deformation in tunnels using the Convergence-Confinement Method. Tunnelling and Underground Space Technology.</w:t>
+        <w:t>[V] [TUST] (被引 29) Chang, Z., Yan, C., Xie, W., Lu, Z., Lan, H., &amp; Mei, H. (2024). Large-scale field tunnel model and time-dependent floor heave induced by humidification. Tunnelling and Underground Space Technology, 145, 105615. https://doi.org/10.1016/j.tust.2024.105615</w:t>
       </w:r>
     </w:p>
     <w:p>
@@ -218,7 +208,7 @@
           <w:b w:val="0"/>
           <w:sz w:val="21"/>
         </w:rPr>
-        <w:t>[C] Arora, K., &amp; Gutierrez, M. (2021). Viscous-elastic-plastic response of tunnels in squeezing ground conditions. IJRMMS, 146, 104888.</w:t>
+        <w:t>[V] [TUST] (被引 27) Wang, X., Iura, T., Jiang, Y., Wang, Z., &amp; Liu, R. (2021). Deformation and mechanical characteristics of tunneling in squeezing ground: A case study of the west section of the Tawarazaka Tunnel. Tunnelling and Underground Space Technology, 103697. https://doi.org/10.1016/j.tust.2020.103697</w:t>
       </w:r>
     </w:p>
     <w:p>
@@ -231,17 +221,7 @@
           <w:b w:val="0"/>
           <w:sz w:val="21"/>
         </w:rPr>
-        <w:t>[C] Hu, K., &amp; Gutierrez, M. (2022). Adaptive support system for tunnels in viscoelastic Burgers rock. Transportation Geotechnics, 35, 100775.</w:t>
-      </w:r>
-    </w:p>
-    <w:p>
-      <w:r>
-        <w:rPr>
-          <w:rFonts w:ascii="Times New Roman" w:hAnsi="Times New Roman" w:eastAsia="標楷體"/>
-          <w:b/>
-          <w:sz w:val="28"/>
-        </w:rPr>
-        <w:t>L3 連續-離散耦合與 BPM 襯砌（缺口軸）</w:t>
+        <w:t>[V] [TUST] (被引 12) Zhang, S., Rodriguez-Dono, A., Song, F., &amp; Zhou, Z. (2025). Time-dependent tunnel deformations: Insights from in-situ tests and numerical analyses. Tunnelling and Underground Space Technology, 157, 106319. https://doi.org/10.1016/j.tust.2024.106319</w:t>
       </w:r>
     </w:p>
     <w:p>
@@ -254,7 +234,7 @@
           <w:b w:val="0"/>
           <w:sz w:val="21"/>
         </w:rPr>
-        <w:t>[V] Yan, X., Yu, H., Chen, Z., Jiang, W., &amp; Li, T. (2023). A multiscale analysis of adjacent fault dislocation mechanism induced by tunnel excavation based on continuous-discrete coupling method. Tunnelling and Underground Space Technology, 140, 105263. https://doi.org/10.1016/j.tust.2023.105263</w:t>
+        <w:t>[V] [TUST] (被引 2) Mao, Y., Liu, F., Li, Y., Zhao, F., He, M., &amp; Tao, Z. (2026). Deep tunnel deformation analysis based on large-scale physical test and fractional derivative creep model. Tunnelling and Underground Space Technology, 170, 107383. https://doi.org/10.1016/j.tust.2025.107383</w:t>
       </w:r>
     </w:p>
     <w:p>
@@ -267,7 +247,17 @@
           <w:b w:val="0"/>
           <w:sz w:val="21"/>
         </w:rPr>
-        <w:t>[V] Wang, Z., Wang, J., Sun, G., Lin, S., Liu, Z., &amp; Zheng, H. (2026). Coupled thermo-mechanical simulation of lining cracking evolution using FDEM. Tunnelling and Underground Space Technology, 107460. https://doi.org/10.1016/j.tust.2026.107460</w:t>
+        <w:t>[S] (被引 0) Tsai, C.-H., Li, H.-H., &amp; Wang, T.-T. (in review). Numerical simulation and mechanical interpretation of intermittent time-dependent deformation in tunnels. IJRMMS (投稿中),  (⚖ 引用方式待 TT)</w:t>
+      </w:r>
+    </w:p>
+    <w:p>
+      <w:r>
+        <w:rPr>
+          <w:rFonts w:ascii="Times New Roman" w:hAnsi="Times New Roman" w:eastAsia="標楷體"/>
+          <w:b/>
+          <w:sz w:val="28"/>
+        </w:rPr>
+        <w:t>L3 連續-離散耦合與 BPM 襯砌（12 篇，TUST 6）</w:t>
       </w:r>
     </w:p>
     <w:p>
@@ -280,7 +270,7 @@
           <w:b w:val="0"/>
           <w:sz w:val="21"/>
         </w:rPr>
-        <w:t>[C] Zheng, C., Zhu, X., &amp; Zhang, Z. (2024). Damage evolution of tunnel lining under creep action considering interlayer effect in gently inclined layered surrounding rock. Engineering Failure Analysis, 162, 108392.（模板論文）</w:t>
+        <w:t>[V] (被引 117) Vazaios, I.; Vlachopoulos, N.; Diederichs, M.S. (2019). Assessing fracturing mechanisms and evolution of excavation damaged zone of tunnels in interlocked rock masses at high stresses using a finite-discrete element approach. Journal of Rock Mechanics and Geotechnical Engineering, 11, 701-722. https://doi.org/10.1016/j.jrmge.2019.02.004</w:t>
       </w:r>
     </w:p>
     <w:p>
@@ -293,7 +283,7 @@
           <w:b w:val="0"/>
           <w:sz w:val="21"/>
         </w:rPr>
-        <w:t>[C] Cai, M., Kaiser, P. K., Tasaka, Y., Maejima, T., Morioka, H., &amp; Minami, M. (2004). Generalized crack initiation and crack damage stress thresholds of brittle rock masses. IJRMMS.</w:t>
+        <w:t>[V] (被引 109) Lisjak, Andrea; Tatone, Bryan S. A.; Mahabadi, Omid K.; Grasselli, Giovanni; Marschall, Paul; Lanyon, George W.; Vaissière, Rémi de la; Shao, Hua; Leung, Helen; Nussbaum, Christophe (2015). Hybrid Finite-Discrete Element Simulation of the EDZ Formation and Mechanical Sealing Process Around a Microtunnel in Opalinus Clay. Rock Mechanics and Rock Engineering, 49, 1849-1873. https://doi.org/10.1007/s00603-015-0847-2</w:t>
       </w:r>
     </w:p>
     <w:p>
@@ -306,17 +296,7 @@
           <w:b w:val="0"/>
           <w:sz w:val="21"/>
         </w:rPr>
-        <w:t>（缺）PFC/BPM 混凝土開裂標定、continuum–DEM 橋接 4–6 篇——蒐集中</w:t>
-      </w:r>
-    </w:p>
-    <w:p>
-      <w:r>
-        <w:rPr>
-          <w:rFonts w:ascii="Times New Roman" w:hAnsi="Times New Roman" w:eastAsia="標楷體"/>
-          <w:b/>
-          <w:sz w:val="28"/>
-        </w:rPr>
-        <w:t>L4 隧道–邊坡互制與滲流 HM</w:t>
+        <w:t>[V] [TUST] (被引 92) Liu, Quansheng; Sun, Lei (2019). Simulation of coupled hydro-mechanical interactions during grouting process in fractured media based on the combined finite-discrete element method. Tunnelling and Underground Space Technology, 84, 472-486. https://doi.org/10.1016/j.tust.2018.11.018</w:t>
       </w:r>
     </w:p>
     <w:p>
@@ -329,7 +309,7 @@
           <w:b w:val="0"/>
           <w:sz w:val="21"/>
         </w:rPr>
-        <w:t>[V] Xin, C., Shuai, Y., Song, D., &amp; Liu, X. (2024). Dynamic interaction and failure mechanism in tunnel-slope systems. Tunnelling and Underground Space Technology, 152, 105940. https://doi.org/10.1016/j.tust.2024.105940</w:t>
+        <w:t>[V] [TUST] (被引 62) Zhou, Zongqing; Gao, Tian; Sun, Jiwei; Gao, Chenglu; Bai, Songsong; Jin, Gaohan; Liu, Yuhan (2024). An FDM-DEM coupling method based on REV for stability analysis of tunnel surrounding rock. Tunnelling and Underground Space Technology, 152, 105917. https://doi.org/10.1016/j.tust.2024.105917</w:t>
       </w:r>
     </w:p>
     <w:p>
@@ -342,7 +322,7 @@
           <w:b w:val="0"/>
           <w:sz w:val="21"/>
         </w:rPr>
-        <w:t>[V] Tian, Y., Xin, C., Song, D., &amp; Liu, X. (2026). Dynamic failure mechanism of a high-steep rock mass slope containing a weak interlayer at the tunnel portal and damage evolution of lining. Tunnelling and Underground Space Technology, 107586. https://doi.org/10.1016/j.tust.2026.107586</w:t>
+        <w:t>[V] (被引 52) Bai, Yifan; Li, Xiaojing; Yang, Weimin; Xu, Zhenhao; Lv, Mingying (2022). Multiscale analysis of tunnel surrounding rock disturbance: A PFC3D-FLAC3D coupling algorithm with the overlapping domain method. Computers and Geotechnics, 147, 104752. https://doi.org/10.1016/j.compgeo.2022.104752</w:t>
       </w:r>
     </w:p>
     <w:p>
@@ -355,7 +335,7 @@
           <w:b w:val="0"/>
           <w:sz w:val="21"/>
         </w:rPr>
-        <w:t>[V] Tian, X., Song, Z., &amp; Zhang, Y. (2021). Monitoring and reinforcement of landslide induced by tunnel excavation: A case study from Xiamaixi tunnel. Tunnelling and Underground Space Technology, 110, 103796. https://doi.org/10.1016/j.tust.2020.103796</w:t>
+        <w:t>[V] [TUST] (被引 38) Wang, Tuo; Huang, Hongwei; Zhang, Fengshou; Han, Yanhui (2020). DEM-continuum mechanics coupled modeling of slot-shaped breakout in high-porosity sandstone. Tunnelling and Underground Space Technology, 98, 103348. https://doi.org/10.1016/j.tust.2020.103348</w:t>
       </w:r>
     </w:p>
     <w:p>
@@ -368,7 +348,7 @@
           <w:b w:val="0"/>
           <w:sz w:val="21"/>
         </w:rPr>
-        <w:t>[C] Li et al. (2021). Saturation-loss cycle triaxial creep tests on soft rock. Natural Hazards.（作者群 DOI 複驗中）</w:t>
+        <w:t>[V] (被引 37) Bai, Songsong; Zhou, Zongqing; Gao, Chenglu; Gao, Tian; Jin, Gaohan; Tao, Guangzhe (2025). An FDM–DEM bridging domain coupling simulation method considering blasting dynamic disturbance for tunnel excavation. Computational Particle Mechanics, 12, 3985-4001. https://doi.org/10.1007/s40571-025-01038-4</w:t>
       </w:r>
     </w:p>
     <w:p>
@@ -381,7 +361,7 @@
           <w:b w:val="0"/>
           <w:sz w:val="21"/>
         </w:rPr>
-        <w:t>[C] Yan et al. (2020). Modified Nishihara model for deep rock under water-rock interaction. IJRMMS.（複驗中）</w:t>
+        <w:t>[V] [TUST] (被引 26) Yan, X., Yu, H., Chen, Z., Jiang, W., &amp; Li, T. (2023). A multiscale analysis of adjacent fault dislocation mechanism induced by tunnel excavation based on continuous-discrete coupling method. Tunnelling and Underground Space Technology, 140, 105263. https://doi.org/10.1016/j.tust.2023.105263</w:t>
       </w:r>
     </w:p>
     <w:p>
@@ -394,17 +374,7 @@
           <w:b w:val="0"/>
           <w:sz w:val="21"/>
         </w:rPr>
-        <w:t>（缺）降雨入滲邊坡 HM／水位循環×地下結構 2–3 篇——蒐集中</w:t>
-      </w:r>
-    </w:p>
-    <w:p>
-      <w:r>
-        <w:rPr>
-          <w:rFonts w:ascii="Times New Roman" w:hAnsi="Times New Roman" w:eastAsia="標楷體"/>
-          <w:b/>
-          <w:sz w:val="28"/>
-        </w:rPr>
-        <w:t>L5 營運隧道維養/調查/監測案例</w:t>
+        <w:t>[V] (被引 26) Liu, Chang; Zhang, Dingli; Fang, Qian; Zhang, Sulei; Sun, Zhenyu (2023). Investigation of progressive failure mechanism of tunnel lining with material defects using discrete element method. Theoretical and Applied Fracture Mechanics, 125, 103832. https://doi.org/10.1016/j.tafmec.2023.103832</w:t>
       </w:r>
     </w:p>
     <w:p>
@@ -417,7 +387,7 @@
           <w:b w:val="0"/>
           <w:sz w:val="21"/>
         </w:rPr>
-        <w:t>[V] Wang, T.-T., Chiu, Y.-C., &amp; Li, K.-J. (2024). Index for assessing spalling in tunnel lining based on displacement monitoring and crack mapping. Tunnelling and Underground Space Technology, 153, 105975. https://doi.org/10.1016/j.tust.2024.105975（TT 前作＝系列直接前身）</w:t>
+        <w:t>[V] (被引 21) Zheng, C.; Zhu, X.; Zhang, Z. (2024). Damage evolution of tunnel lining under creep action considering interlayer effect in gently inclined layered surrounding rock. Engineering Failure Analysis, 162, 108392. https://doi.org/10.1016/j.engfailanal.2024.108392</w:t>
       </w:r>
     </w:p>
     <w:p>
@@ -430,7 +400,7 @@
           <w:b w:val="0"/>
           <w:sz w:val="21"/>
         </w:rPr>
-        <w:t>[V] Moradi, P., Asadi, M. J., Ebrahimzadeh, N., &amp; Yarahmadi, B. (2021). Ilam tunnels inspection, maintenance, and rehabilitation: A case study. Tunnelling and Underground Space Technology, 110, 103814. https://doi.org/10.1016/j.tust.2021.103814</w:t>
+        <w:t>[V] [TUST] (被引 12) Rasmussen, Leandro Lima; Min, Ki-Bok (2024). Hybrid lattice/discrete element analysis of spalling failure in rock tunnels. Tunnelling and Underground Space Technology, 153, 106034. https://doi.org/10.1016/j.tust.2024.106034</w:t>
       </w:r>
     </w:p>
     <w:p>
@@ -443,7 +413,17 @@
           <w:b w:val="0"/>
           <w:sz w:val="21"/>
         </w:rPr>
-        <w:t>[V] Ou, X., Tang, C., Qu, T., Xu, S., Zhou, Y., &amp; Tian, J. (2025). Towards digitalized maintenance of operating tunnels. Tunnelling and Underground Space Technology, 157, 106345. https://doi.org/10.1016/j.tust.2024.106345</w:t>
+        <w:t>[V] [TUST] (被引 4) Wang, Z., Wang, J., Sun, G., Lin, S., Liu, Z., &amp; Zheng, H. (2026). Coupled thermo-mechanical simulation of lining cracking evolution and sealing system mechanical response in CAES lined rock caverns using FDEM. Tunnelling and Underground Space Technology, 107460. https://doi.org/10.1016/j.tust.2026.107460</w:t>
+      </w:r>
+    </w:p>
+    <w:p>
+      <w:r>
+        <w:rPr>
+          <w:rFonts w:ascii="Times New Roman" w:hAnsi="Times New Roman" w:eastAsia="標楷體"/>
+          <w:b/>
+          <w:sz w:val="28"/>
+        </w:rPr>
+        <w:t>L4 隧道–邊坡互制與滲流 HM（10 篇，TUST 8）</w:t>
       </w:r>
     </w:p>
     <w:p>
@@ -456,7 +436,7 @@
           <w:b w:val="0"/>
           <w:sz w:val="21"/>
         </w:rPr>
-        <w:t>[C] Sharifzadeh, M., Tarifard, A., &amp; Moridi, M. A. (2013). Time-dependent behavior of tunnel lining in weak rock mass based on displacement back analysis. Tunnelling and Underground Space Technology, 38, 348–356.</w:t>
+        <w:t>[V] (被引 124) Yan, B.; Guo, Q.; Ren, F.; Cai, M. (2020). Modified Nishihara model and experimental verification of deep rock mass under the water-rock interaction. International Journal of Rock Mechanics and Mining Sciences, 128, 104250. https://doi.org/10.1016/j.ijrmms.2020.104250</w:t>
       </w:r>
     </w:p>
     <w:p>
@@ -469,7 +449,7 @@
           <w:b w:val="0"/>
           <w:sz w:val="21"/>
         </w:rPr>
-        <w:t>[C] Kovačević, M. S. et al. (2021). Long-term tunnel deformation in karstic rock mass (PSO-ANN). Tunnelling and Underground Space Technology, 110, 103838.</w:t>
+        <w:t>[V] [TUST] (被引 94) Chiu Ya-Chu; Lee Chia-Han; Wang Tai-Tien (2017). Lining crack evolution of an operational tunnel influenced by slope instability. Tunnelling and Underground Space Technology, 65, 167-178. https://doi.org/10.1016/j.tust.2017.03.004</w:t>
       </w:r>
     </w:p>
     <w:p>
@@ -482,7 +462,7 @@
           <w:b w:val="0"/>
           <w:sz w:val="21"/>
         </w:rPr>
-        <w:t>[C] Yin et al. (2022). Modified Burgers creep of grouting-reinforced body and long-term effect on tunnel operation. Tunnelling and Underground Space Technology, 127, 104537.</w:t>
+        <w:t>[V] [TUST] (被引 74) Tian, X., Song, Z., &amp; Zhang, Y. (2021). Monitoring and reinforcement of landslide induced by tunnel excavation: A case study from Xiamaixi tunnel. Tunnelling and Underground Space Technology, 110, 103796. https://doi.org/10.1016/j.tust.2020.103796</w:t>
       </w:r>
     </w:p>
     <w:p>
@@ -495,7 +475,7 @@
           <w:b w:val="0"/>
           <w:sz w:val="21"/>
         </w:rPr>
-        <w:t>[C] Barla, G., Debernardi, D., &amp; Sterpi, D. (2012). Time-dependent modeling of tunnels in squeezing conditions. International Journal of Geomechanics.</w:t>
+        <w:t>[V] [TUST] (被引 44) Causse Lionel; Cojean Roger; Fleurisson Jean-Alain (2015). Interaction between tunnel and unstable slope - Influence of time-dependent behavior of a tunnel excavation in a deep-seated gravitational slope deformation. Tunnelling and Underground Space Technology, 50, 270-281. https://doi.org/10.1016/j.tust.2015.07.018</w:t>
       </w:r>
     </w:p>
     <w:p>
@@ -508,7 +488,7 @@
           <w:b w:val="0"/>
           <w:sz w:val="21"/>
         </w:rPr>
-        <w:t>[C] Wu et al. (2024). Time-dependent rock-yielding-support interaction in deep soft rock (St-Martin-La-Porte). IJNAMG.（複驗中）</w:t>
+        <w:t>[V] [TUST] (被引 38) Yu Jun; Li Dongkai; Zheng Jingfan; Zhang Zhizhong; He Zhen; Fan Yong (2023). Analytical study on the seepage field of different drainage and pressure relief options for tunnels in high water-rich areas. Tunnelling and Underground Space Technology, 134, 105018. https://doi.org/10.1016/j.tust.2023.105018</w:t>
       </w:r>
     </w:p>
     <w:p>
@@ -521,17 +501,7 @@
           <w:b w:val="0"/>
           <w:sz w:val="21"/>
         </w:rPr>
-        <w:t>[C] Liu, Song, &amp; Chu (2022). Time-dependent safety of tunnel lining in weak rock strata. Int. J. Mining Science and Technology.</w:t>
-      </w:r>
-    </w:p>
-    <w:p>
-      <w:r>
-        <w:rPr>
-          <w:rFonts w:ascii="Times New Roman" w:hAnsi="Times New Roman" w:eastAsia="標楷體"/>
-          <w:b/>
-          <w:sz w:val="28"/>
-        </w:rPr>
-        <w:t>L6 支援（劣化機制/韌性/標定）</w:t>
+        <w:t>[V] [TUST] (被引 33) Tang Kunjie; Qiu Junling; Lai Jinxing; Xue Fangchen; Wang Zhichao; Li Xing (2025). Experimental investigation on deformation-failure mechanisms of a shallow-bias large-section loess tunnel induced by rainfall. Tunnelling and Underground Space Technology, 157, 106253. https://doi.org/10.1016/j.tust.2024.106253</w:t>
       </w:r>
     </w:p>
     <w:p>
@@ -544,7 +514,7 @@
           <w:b w:val="0"/>
           <w:sz w:val="21"/>
         </w:rPr>
-        <w:t>[C] Ma et al. (2023). Squeezing rock + nonuniform steel corrosion in RC lining of mountain tunnels. Computers and Geotechnics.（複驗中）</w:t>
+        <w:t>[V] [TUST] (被引 33) Jia Jingqi; Chen Yun; Luo Hao; Ma Guowei (2023). Seepage stability analysis of a deep-buried tunnel in fractured rocks based on a non-Darcy hydro-mechanical coupled method. Tunnelling and Underground Space Technology, 142, 105393. https://doi.org/10.1016/j.tust.2023.105393</w:t>
       </w:r>
     </w:p>
     <w:p>
@@ -557,7 +527,7 @@
           <w:b w:val="0"/>
           <w:sz w:val="21"/>
         </w:rPr>
-        <w:t>[C] Wang et al. (2023). Progressive failure of tunnel lining induced by creep. Engineering Failure Analysis.（複驗中）</w:t>
+        <w:t>[V] (被引 30) Li, A.; Deng, H.; Zhang, H.; Jiang, M.; Liu, H.; Xiao, Y.; Wen, J. (2021). Developing a two-step improved damage creep constitutive model based on soft rock saturation-loss cycle triaxial creep test. Natural Hazards, 108, 2265-2281. https://doi.org/10.1007/s11069-021-04779-6</w:t>
       </w:r>
     </w:p>
     <w:p>
@@ -570,7 +540,7 @@
           <w:b w:val="0"/>
           <w:sz w:val="21"/>
         </w:rPr>
-        <w:t>[C] Shu et al. (2025) / Zhu &amp; Zhang (2025) / Chen et al. (2026). Lining resilience 系列. Tunnelling and Underground Space Technology.（複驗中）</w:t>
+        <w:t>[V] [TUST] (被引 28) Xin, C., Shuai, Y., Song, D., &amp; Liu, X. (2024). Dynamic interaction and failure mechanism in tunnel-slope systems: Mitigation insights from shaking table tests and numerical analysis. Tunnelling and Underground Space Technology, 152, 105940. https://doi.org/10.1016/j.tust.2024.105940</w:t>
       </w:r>
     </w:p>
     <w:p>
@@ -583,7 +553,261 @@
           <w:b w:val="0"/>
           <w:sz w:val="21"/>
         </w:rPr>
-        <w:t>（缺）混凝土 DEM 開裂/斷裂能標定 2–3 篇——蒐集中</w:t>
+        <w:t>[V] [TUST] (被引 0) Tian, Y., Xin, C., Song, D., &amp; Liu, X. (2026). Dynamic failure mechanism of a high-steep rock mass slope containing a weak interlayer at the tunnel portal and damage evolution of lining subjected to strong earthquakes. Tunnelling and Underground Space Technology, 107586. https://doi.org/10.1016/j.tust.2026.107586</w:t>
+      </w:r>
+    </w:p>
+    <w:p>
+      <w:r>
+        <w:rPr>
+          <w:rFonts w:ascii="Times New Roman" w:hAnsi="Times New Roman" w:eastAsia="標楷體"/>
+          <w:b/>
+          <w:sz w:val="28"/>
+        </w:rPr>
+        <w:t>L5 營運隧道維養/案例（10 篇，TUST 6）</w:t>
+      </w:r>
+    </w:p>
+    <w:p>
+      <w:pPr>
+        <w:ind w:left="360"/>
+      </w:pPr>
+      <w:r>
+        <w:rPr>
+          <w:rFonts w:ascii="Times New Roman" w:hAnsi="Times New Roman" w:eastAsia="標楷體"/>
+          <w:b w:val="0"/>
+          <w:sz w:val="21"/>
+        </w:rPr>
+        <w:t>[V] [TUST] (被引 181) Sharifzadeh, M.; Tarifard, A.; Moridi, M.A. (2013). Time-dependent behavior of tunnel lining in weak rock mass based on displacement back analysis method. Tunnelling and Underground Space Technology, 38, 348-356. https://doi.org/10.1016/j.tust.2013.07.014</w:t>
+      </w:r>
+    </w:p>
+    <w:p>
+      <w:pPr>
+        <w:ind w:left="360"/>
+      </w:pPr>
+      <w:r>
+        <w:rPr>
+          <w:rFonts w:ascii="Times New Roman" w:hAnsi="Times New Roman" w:eastAsia="標楷體"/>
+          <w:b w:val="0"/>
+          <w:sz w:val="21"/>
+        </w:rPr>
+        <w:t>[V] (被引 148) Barla, G.; Debernardi, D.; Sterpi, D. (2012). Time-Dependent Modeling of Tunnels in Squeezing Conditions. International Journal of Geomechanics, 12(6), 697-710. https://doi.org/10.1061/(ASCE)GM.1943-5622.0000163</w:t>
+      </w:r>
+    </w:p>
+    <w:p>
+      <w:pPr>
+        <w:ind w:left="360"/>
+      </w:pPr>
+      <w:r>
+        <w:rPr>
+          <w:rFonts w:ascii="Times New Roman" w:hAnsi="Times New Roman" w:eastAsia="標楷體"/>
+          <w:b w:val="0"/>
+          <w:sz w:val="21"/>
+        </w:rPr>
+        <w:t>[V] [TUST] (被引 59) Kovacevic, M.S.; Bacic, M.; Gavin, K.; Stipanovic, I. (2021). Assessment of long-term deformation of a tunnel in soft rock by utilizing particle swarm optimized neural network. Tunnelling and Underground Space Technology, 110, 103838. https://doi.org/10.1016/j.tust.2021.103838</w:t>
+      </w:r>
+    </w:p>
+    <w:p>
+      <w:pPr>
+        <w:ind w:left="360"/>
+      </w:pPr>
+      <w:r>
+        <w:rPr>
+          <w:rFonts w:ascii="Times New Roman" w:hAnsi="Times New Roman" w:eastAsia="標楷體"/>
+          <w:b w:val="0"/>
+          <w:sz w:val="21"/>
+        </w:rPr>
+        <w:t>[V] [TUST] (被引 50) Yin, Z.; Zhang, X.; Li, X.; Zhang, J.; Zhang, Q. (2022). Modified Burgers model of creep behavior of grouting-reinforced body and its long-term effect on tunnel operation. Tunnelling and Underground Space Technology, 127, 104537. https://doi.org/10.1016/j.tust.2022.104537</w:t>
+      </w:r>
+    </w:p>
+    <w:p>
+      <w:pPr>
+        <w:ind w:left="360"/>
+      </w:pPr>
+      <w:r>
+        <w:rPr>
+          <w:rFonts w:ascii="Times New Roman" w:hAnsi="Times New Roman" w:eastAsia="標楷體"/>
+          <w:b w:val="0"/>
+          <w:sz w:val="21"/>
+        </w:rPr>
+        <w:t>[V] (被引 32) Wang, Y.; Liu, Y.; Wang, Z.-F.; Zhang, X.; Hui, Y.; Li, J. (2023). Investigation on progressive failure process of tunnel lining induced by creep effect of surrounding rock: A case study. Engineering Failure Analysis, 144, 106946. https://doi.org/10.1016/j.engfailanal.2022.106946</w:t>
+      </w:r>
+    </w:p>
+    <w:p>
+      <w:pPr>
+        <w:ind w:left="360"/>
+      </w:pPr>
+      <w:r>
+        <w:rPr>
+          <w:rFonts w:ascii="Times New Roman" w:hAnsi="Times New Roman" w:eastAsia="標楷體"/>
+          <w:b w:val="0"/>
+          <w:sz w:val="21"/>
+        </w:rPr>
+        <w:t>[V] (被引 25) Wu, K.; Song, J.; Zhao, N.; Shao, Z. (2024). Study on the time-dependent interaction between surrounding rock and yielding supports in deep soft rock tunnels. International Journal for Numerical and Analytical Methods in Geomechanics, 48(2), 566-587. https://doi.org/10.1002/nag.3650</w:t>
+      </w:r>
+    </w:p>
+    <w:p>
+      <w:pPr>
+        <w:ind w:left="360"/>
+      </w:pPr>
+      <w:r>
+        <w:rPr>
+          <w:rFonts w:ascii="Times New Roman" w:hAnsi="Times New Roman" w:eastAsia="標楷體"/>
+          <w:b w:val="0"/>
+          <w:sz w:val="21"/>
+        </w:rPr>
+        <w:t>[V] [TUST] (被引 22) Ou, X., Tang, C., Qu, T., Xu, S., Zhou, Y., &amp; Tian, J. (2025). Towards digitalized maintenance of operating tunnels: A text documents-based defect evaluation and visualization. Tunnelling and Underground Space Technology, 157, 106345. https://doi.org/10.1016/j.tust.2024.106345</w:t>
+      </w:r>
+    </w:p>
+    <w:p>
+      <w:pPr>
+        <w:ind w:left="360"/>
+      </w:pPr>
+      <w:r>
+        <w:rPr>
+          <w:rFonts w:ascii="Times New Roman" w:hAnsi="Times New Roman" w:eastAsia="標楷體"/>
+          <w:b w:val="0"/>
+          <w:sz w:val="21"/>
+        </w:rPr>
+        <w:t>[V] (被引 19) Ma, G.; He, Z.; He, C.; Kang, X.; Wang, S.; Xu, G. (2023). Time-dependent performance assessment of mountain tunnels considering the hazards associated with squeezing so (full title: Time-dependent performance assessment of mountain tunnels considering the hazards associated with squeezing and nonuniform steel corrosion of RC lining). Computers and Geotechnics, 164, 105808. https://doi.org/10.1016/j.compgeo.2023.105808</w:t>
+      </w:r>
+    </w:p>
+    <w:p>
+      <w:pPr>
+        <w:ind w:left="360"/>
+      </w:pPr>
+      <w:r>
+        <w:rPr>
+          <w:rFonts w:ascii="Times New Roman" w:hAnsi="Times New Roman" w:eastAsia="標楷體"/>
+          <w:b w:val="0"/>
+          <w:sz w:val="21"/>
+        </w:rPr>
+        <w:t>[V] [TUST] (被引 16) Moradi, P., Asadi, M. J., Ebrahimzadeh, N., &amp; Yarahmadi, B. (2021). Ilam tunnels inspection, maintenance, and rehabilitation: A case study. Tunnelling and Underground Space Technology, 110, 103814. https://doi.org/10.1016/j.tust.2021.103814</w:t>
+      </w:r>
+    </w:p>
+    <w:p>
+      <w:pPr>
+        <w:ind w:left="360"/>
+      </w:pPr>
+      <w:r>
+        <w:rPr>
+          <w:rFonts w:ascii="Times New Roman" w:hAnsi="Times New Roman" w:eastAsia="標楷體"/>
+          <w:b w:val="0"/>
+          <w:sz w:val="21"/>
+        </w:rPr>
+        <w:t>[V] [TUST] (被引 12) Wang, T.-T., Chiu, Y.-C., &amp; Li, K.-J. (2024). Index for assessing spalling in tunnel lining based on displacement monitoring and crack mapping. Tunnelling and Underground Space Technology, 153, 105975. https://doi.org/10.1016/j.tust.2024.105975</w:t>
+      </w:r>
+    </w:p>
+    <w:p>
+      <w:r>
+        <w:rPr>
+          <w:rFonts w:ascii="Times New Roman" w:hAnsi="Times New Roman" w:eastAsia="標楷體"/>
+          <w:b/>
+          <w:sz w:val="28"/>
+        </w:rPr>
+        <w:t>L6 DEM/BPM 標定與混凝土開裂（8 篇，TUST 0）</w:t>
+      </w:r>
+    </w:p>
+    <w:p>
+      <w:pPr>
+        <w:ind w:left="360"/>
+      </w:pPr>
+      <w:r>
+        <w:rPr>
+          <w:rFonts w:ascii="Times New Roman" w:hAnsi="Times New Roman" w:eastAsia="標楷體"/>
+          <w:b w:val="0"/>
+          <w:sz w:val="21"/>
+        </w:rPr>
+        <w:t>[V] (被引 4545) D.O. Potyondy; P.A. Cundall (2004). A bonded-particle model for rock. International Journal of Rock Mechanics and Mining Sciences, 41, 1329-1364 (issue 8). https://doi.org/10.1016/j.ijrmms.2004.09.011</w:t>
+      </w:r>
+    </w:p>
+    <w:p>
+      <w:pPr>
+        <w:ind w:left="360"/>
+      </w:pPr>
+      <w:r>
+        <w:rPr>
+          <w:rFonts w:ascii="Times New Roman" w:hAnsi="Times New Roman" w:eastAsia="標楷體"/>
+          <w:b w:val="0"/>
+          <w:sz w:val="21"/>
+        </w:rPr>
+        <w:t>[V] (被引 1014) N. Cho; C.D. Martin; D.C. Sego (2007). A clumped particle model for rock. International Journal of Rock Mechanics and Mining Sciences, 44, 997-1010 (issue 7). https://doi.org/10.1016/j.ijrmms.2007.02.002</w:t>
+      </w:r>
+    </w:p>
+    <w:p>
+      <w:pPr>
+        <w:ind w:left="360"/>
+      </w:pPr>
+      <w:r>
+        <w:rPr>
+          <w:rFonts w:ascii="Times New Roman" w:hAnsi="Times New Roman" w:eastAsia="標楷體"/>
+          <w:b w:val="0"/>
+          <w:sz w:val="21"/>
+        </w:rPr>
+        <w:t>[V] (被引 860) Cai, M.; Kaiser, P.K.; Tasaka, Y.; Maejima, T.; Morioka, H.; Minami, M. (2004). Generalized crack initiation and crack damage stress thresholds of brittle rock masses near underground excavations. International Journal of Rock Mechanics and Mining Sciences, 41(5), 833-847. https://doi.org/10.1016/j.ijrmms.2004.02.001</w:t>
+      </w:r>
+    </w:p>
+    <w:p>
+      <w:pPr>
+        <w:ind w:left="360"/>
+      </w:pPr>
+      <w:r>
+        <w:rPr>
+          <w:rFonts w:ascii="Times New Roman" w:hAnsi="Times New Roman" w:eastAsia="標楷體"/>
+          <w:b w:val="0"/>
+          <w:sz w:val="21"/>
+        </w:rPr>
+        <w:t>[V] (被引 521) Jeoungseok Yoon (2007). Application of experimental design and optimization to PFC model calibration in uniaxial compression simulation. International Journal of Rock Mechanics and Mining Sciences, 44, 871-889 (issue 6). https://doi.org/10.1016/j.ijrmms.2007.01.004</w:t>
+      </w:r>
+    </w:p>
+    <w:p>
+      <w:pPr>
+        <w:ind w:left="360"/>
+      </w:pPr>
+      <w:r>
+        <w:rPr>
+          <w:rFonts w:ascii="Times New Roman" w:hAnsi="Times New Roman" w:eastAsia="標楷體"/>
+          <w:b w:val="0"/>
+          <w:sz w:val="21"/>
+        </w:rPr>
+        <w:t>[V] (被引 388) David Oskar Potyondy (2015). The bonded-particle model as a tool for rock mechanics research and application: current trends and future directions. Geosystem Engineering, 18, 1-28 (issue 1). https://doi.org/10.1080/12269328.2014.998346</w:t>
+      </w:r>
+    </w:p>
+    <w:p>
+      <w:pPr>
+        <w:ind w:left="360"/>
+      </w:pPr>
+      <w:r>
+        <w:rPr>
+          <w:rFonts w:ascii="Times New Roman" w:hAnsi="Times New Roman" w:eastAsia="標楷體"/>
+          <w:b w:val="0"/>
+          <w:sz w:val="21"/>
+        </w:rPr>
+        <w:t>[V] (被引 158) M. Nitka; J. Tejchman (2015). Modelling of concrete behaviour in uniaxial compression and tension with DEM. Granular Matter, 17, 145-164 (issue 1). https://doi.org/10.1007/s10035-015-0546-4</w:t>
+      </w:r>
+    </w:p>
+    <w:p>
+      <w:pPr>
+        <w:ind w:left="360"/>
+      </w:pPr>
+      <w:r>
+        <w:rPr>
+          <w:rFonts w:ascii="Times New Roman" w:hAnsi="Times New Roman" w:eastAsia="標楷體"/>
+          <w:b w:val="0"/>
+          <w:sz w:val="21"/>
+        </w:rPr>
+        <w:t>[V] (被引 114) Jun Peng; Louis Ngai Yuen Wong; Cee Ing Teh (2017). Effects of grain size-to-particle size ratio on micro-cracking behavior using a bonded-particle grain-based model. International Journal of Rock Mechanics and Mining Sciences, 100, 207-217. https://doi.org/10.1016/j.ijrmms.2017.10.004</w:t>
+      </w:r>
+    </w:p>
+    <w:p>
+      <w:pPr>
+        <w:ind w:left="360"/>
+      </w:pPr>
+      <w:r>
+        <w:rPr>
+          <w:rFonts w:ascii="Times New Roman" w:hAnsi="Times New Roman" w:eastAsia="標楷體"/>
+          <w:b w:val="0"/>
+          <w:sz w:val="21"/>
+        </w:rPr>
+        <w:t>[V] (被引 10) Matthew Tsang; Ian Clark; Jurij Karlovšek (2023). Automating the Calibration of Flat-Jointed Bonded Particle Model Microproperties for the Rewan Sandstone Case Study. Rock Mechanics and Rock Engineering, 56, 6459-6480 (issue 9). https://doi.org/10.1007/s00603-023-03390-4</w:t>
       </w:r>
     </w:p>
     <w:sectPr>

--- a/07_SCI_TUST/Chapter00_總綱/02_參考文獻總集_APA.docx
+++ b/07_SCI_TUST/Chapter00_總綱/02_參考文獻總集_APA.docx
@@ -9,7 +9,7 @@
           <w:b/>
           <w:sz w:val="32"/>
         </w:rPr>
-        <w:t>參考文獻總集（APA 7；v2＝主庫 REFS_MASTER 全量）</w:t>
+        <w:t>參考文獻總集（APA 7；v3＝56 篇全量＋閱讀狀態）</w:t>
       </w:r>
     </w:p>
     <w:p>
@@ -19,7 +19,59 @@
           <w:b w:val="0"/>
           <w:sz w:val="22"/>
         </w:rPr>
-        <w:t>主庫 56 篇（TUST 31 篇=55%，目標 ≥50% ✓）；全數 Crossref 逐 DOI 驗證＋即時被引數、零 MDPI。⚖ 略超 40–50 目標：請圈刪 5–8 篇（候選=L3/L6 低引或低階期刊），或授權依「引用×相關×期刊等級」自裁。</w:t>
+        <w:t xml:space="preserve">標記：★＝全文精讀（23 篇）；☆＝摘要級（33 篇，Elsevier 付費牆——補件優先序見 refs/ACCESS_LIST.md，⚖ 請以校園權限下載放入 Wade_TD_SCI/Reference/ 我即補讀）。TUST 31/56=55%（達標 ≥50%）；零 MDPI；全數 Crossref 逐 DOI 驗證。正文引用時一律 author-year 藍字，如 </w:t>
+      </w:r>
+      <w:r>
+        <w:rPr>
+          <w:rFonts w:ascii="Times New Roman" w:hAnsi="Times New Roman" w:eastAsia="標楷體"/>
+          <w:b w:val="0"/>
+          <w:color w:val="1F4EC8"/>
+          <w:sz w:val="22"/>
+        </w:rPr>
+        <w:t>(Chiu et al., 2017)</w:t>
+      </w:r>
+      <w:r>
+        <w:rPr>
+          <w:rFonts w:ascii="Times New Roman" w:hAnsi="Times New Roman" w:eastAsia="標楷體"/>
+          <w:b w:val="0"/>
+          <w:sz w:val="22"/>
+        </w:rPr>
+        <w:t>、</w:t>
+      </w:r>
+      <w:r>
+        <w:rPr>
+          <w:rFonts w:ascii="Times New Roman" w:hAnsi="Times New Roman" w:eastAsia="標楷體"/>
+          <w:b w:val="0"/>
+          <w:color w:val="1F4EC8"/>
+          <w:sz w:val="22"/>
+        </w:rPr>
+        <w:t>(Fahimifar &amp; Zareifard, 2009)</w:t>
+      </w:r>
+      <w:r>
+        <w:rPr>
+          <w:rFonts w:ascii="Times New Roman" w:hAnsi="Times New Roman" w:eastAsia="標楷體"/>
+          <w:b w:val="0"/>
+          <w:sz w:val="22"/>
+        </w:rPr>
+        <w:t>。</w:t>
+      </w:r>
+      <w:r>
+        <w:rPr>
+          <w:rFonts w:ascii="Times New Roman" w:hAnsi="Times New Roman" w:eastAsia="標楷體"/>
+          <w:b w:val="0"/>
+          <w:sz w:val="22"/>
+        </w:rPr>
+        <w:t xml:space="preserve">　</w:t>
+      </w:r>
+      <w:r>
+        <w:rPr>
+          <w:rFonts w:ascii="Times New Roman" w:hAnsi="Times New Roman" w:eastAsia="標楷體"/>
+          <w:b w:val="0"/>
+          <w:color w:val="000000"/>
+          <w:sz w:val="20"/>
+          <w:highlight w:val="yellow"/>
+        </w:rPr>
+        <w:t>【重點：正式引用格式=Elsevier name-year；本檔為總庫、逐篇筆記在 refs/reading_notes/】</w:t>
       </w:r>
     </w:p>
     <w:p>
@@ -40,9 +92,9 @@
         <w:rPr>
           <w:rFonts w:ascii="Times New Roman" w:hAnsi="Times New Roman" w:eastAsia="標楷體"/>
           <w:b w:val="0"/>
-          <w:sz w:val="21"/>
+          <w:sz w:val="20"/>
         </w:rPr>
-        <w:t>[V] [TUST] (被引 94) Fahimifar, A.; Zareifard, M.R. (2009). A theoretical solution for analysis of tunnels below groundwater considering the hydraulic-mechanical coupling. Tunnelling and Underground Space Technology, 24(6), 634-646. https://doi.org/10.1016/j.tust.2009.06.002</w:t>
+        <w:t>★ [TUST] (被引 94) Fahimifar, A.; Zareifard, M.R. (2009). A theoretical solution for analysis of tunnels below groundwater considering the hydraulic-mechanical coupling. Tunnelling and Underground Space Technology, 24(6), 634-646. https://doi.org/10.1016/j.tust.2009.06.002</w:t>
       </w:r>
     </w:p>
     <w:p>
@@ -53,9 +105,9 @@
         <w:rPr>
           <w:rFonts w:ascii="Times New Roman" w:hAnsi="Times New Roman" w:eastAsia="標楷體"/>
           <w:b w:val="0"/>
-          <w:sz w:val="21"/>
+          <w:sz w:val="20"/>
         </w:rPr>
-        <w:t>[V] [TUST] (被引 52) Tan Yuqi; Smith John V.; Li Chun-Qing; Currell Matthew; Wu Yufei (2018). Predicting external water pressure and cracking of a tunnel lining by measuring water inflow rate. Tunnelling and Underground Space Technology, 71, 115-125. https://doi.org/10.1016/j.tust.2017.08.015</w:t>
+        <w:t>☆ [TUST] (被引 52) Tan Yuqi; Smith John V.; Li Chun-Qing; Currell Matthew; Wu Yufei (2018). Predicting external water pressure and cracking of a tunnel lining by measuring water inflow rate. Tunnelling and Underground Space Technology, 71, 115-125. https://doi.org/10.1016/j.tust.2017.08.015</w:t>
       </w:r>
     </w:p>
     <w:p>
@@ -66,9 +118,9 @@
         <w:rPr>
           <w:rFonts w:ascii="Times New Roman" w:hAnsi="Times New Roman" w:eastAsia="標楷體"/>
           <w:b w:val="0"/>
-          <w:sz w:val="21"/>
+          <w:sz w:val="20"/>
         </w:rPr>
-        <w:t>[V] [TUST] (被引 41) Chen, J., Hu, T., Hu, X., &amp; Jia, K. (2024). Study on the influence of crack depth on the safety of tunnel lining structure. Tunnelling and Underground Space Technology, 143, 105470. https://doi.org/10.1016/j.tust.2023.105470</w:t>
+        <w:t>★ [TUST] (被引 41) Chen, J., Hu, T., Hu, X., &amp; Jia, K. (2024). Study on the influence of crack depth on the safety of tunnel lining structure. Tunnelling and Underground Space Technology, 143, 105470. https://doi.org/10.1016/j.tust.2023.105470</w:t>
       </w:r>
     </w:p>
     <w:p>
@@ -79,9 +131,9 @@
         <w:rPr>
           <w:rFonts w:ascii="Times New Roman" w:hAnsi="Times New Roman" w:eastAsia="標楷體"/>
           <w:b w:val="0"/>
-          <w:sz w:val="21"/>
+          <w:sz w:val="20"/>
         </w:rPr>
-        <w:t>[V] (被引 41) Zhang Sulei; Xu Qing; Yoo Chungsik; Min Bo; Liu Chang; Guan Xiaoming; Li Pengfei (2022). Lining cracking mechanism of old highway tunnels caused by drainage system deterioration: A case study of Liwaiao Tunnel, Ningbo, China. Engineering Failure Analysis, 137, 106270. https://doi.org/10.1016/j.engfailanal.2022.106270</w:t>
+        <w:t>☆ (被引 41) Zhang Sulei; Xu Qing; Yoo Chungsik; Min Bo; Liu Chang; Guan Xiaoming; Li Pengfei (2022). Lining cracking mechanism of old highway tunnels caused by drainage system deterioration: A case study of Liwaiao Tunnel, Ningbo, China. Engineering Failure Analysis, 137, 106270. https://doi.org/10.1016/j.engfailanal.2022.106270</w:t>
       </w:r>
     </w:p>
     <w:p>
@@ -92,9 +144,9 @@
         <w:rPr>
           <w:rFonts w:ascii="Times New Roman" w:hAnsi="Times New Roman" w:eastAsia="標楷體"/>
           <w:b w:val="0"/>
-          <w:sz w:val="21"/>
+          <w:sz w:val="20"/>
         </w:rPr>
-        <w:t>[V] [TUST] (被引 37) Sun Weixin; Han Fucheng; Zhang Yanmei; Zhang Wengang; Zhang Runhong; Su Weijia (2023). Experimental assessment of structural responses of tunnels under the groundwater level fluctuation. Tunnelling and Underground Space Technology, 137, 105138. https://doi.org/10.1016/j.tust.2023.105138</w:t>
+        <w:t>☆ [TUST] (被引 37) Sun Weixin; Han Fucheng; Zhang Yanmei; Zhang Wengang; Zhang Runhong; Su Weijia (2023). Experimental assessment of structural responses of tunnels under the groundwater level fluctuation. Tunnelling and Underground Space Technology, 137, 105138. https://doi.org/10.1016/j.tust.2023.105138</w:t>
       </w:r>
     </w:p>
     <w:p>
@@ -105,9 +157,9 @@
         <w:rPr>
           <w:rFonts w:ascii="Times New Roman" w:hAnsi="Times New Roman" w:eastAsia="標楷體"/>
           <w:b w:val="0"/>
-          <w:sz w:val="21"/>
+          <w:sz w:val="20"/>
         </w:rPr>
-        <w:t>[V] [TUST] (被引 34) Liu, D., Shang, Q., Li, M., Zuo, J., Gao, Y., &amp; Xu, F. (2022). Cracking behaviour of tunnel lining under bias pressure strengthened using FRP Grid-PCM method. Tunnelling and Underground Space Technology, 123, 104436. https://doi.org/10.1016/j.tust.2022.104436</w:t>
+        <w:t>☆ [TUST] (被引 34) Liu, D., Shang, Q., Li, M., Zuo, J., Gao, Y., &amp; Xu, F. (2022). Cracking behaviour of tunnel lining under bias pressure strengthened using FRP Grid-PCM method. Tunnelling and Underground Space Technology, 123, 104436. https://doi.org/10.1016/j.tust.2022.104436</w:t>
       </w:r>
     </w:p>
     <w:p>
@@ -118,9 +170,9 @@
         <w:rPr>
           <w:rFonts w:ascii="Times New Roman" w:hAnsi="Times New Roman" w:eastAsia="標楷體"/>
           <w:b w:val="0"/>
-          <w:sz w:val="21"/>
+          <w:sz w:val="20"/>
         </w:rPr>
-        <w:t>[V] (被引 29) Tarifard, A.; Gorog, P.; Torok, A. (2022). Long-term assessment of creep and water effects on tunnel lining loads in weak rocks using displacement-based direct back analysis: an example from northwest of Iran. Geomechanics and Geophysics for Geo-Energy and Geo-Resources, 8(1), art. 31. https://doi.org/10.1007/s40948-022-00342-0</w:t>
+        <w:t>★ (被引 29) Tarifard, A.; Gorog, P.; Torok, A. (2022). Long-term assessment of creep and water effects on tunnel lining loads in weak rocks using displacement-based direct back analysis: an example from northwest of Iran. Geomechanics and Geophysics for Geo-Energy and Geo-Resources, 8(1), art. 31. https://doi.org/10.1007/s40948-022-00342-0</w:t>
       </w:r>
     </w:p>
     <w:p>
@@ -131,9 +183,9 @@
         <w:rPr>
           <w:rFonts w:ascii="Times New Roman" w:hAnsi="Times New Roman" w:eastAsia="標楷體"/>
           <w:b w:val="0"/>
-          <w:sz w:val="21"/>
+          <w:sz w:val="20"/>
         </w:rPr>
-        <w:t>[V] [TUST] (被引 0) An, P., Fan, L., Ma, S., Zhang, J., Huang, Z., &amp; Fu, H. (2026). Water pressure distribution around tunnels in pipeline-type karst and lining response characteristics induced by rainfall. Tunnelling and Underground Space Technology, 107691. https://doi.org/10.1016/j.tust.2026.107691</w:t>
+        <w:t>★ [TUST] (被引 0) An, P., Fan, L., Ma, S., Zhang, J., Huang, Z., &amp; Fu, H. (2026). Water pressure distribution around tunnels in pipeline-type karst and lining response characteristics induced by rainfall. Tunnelling and Underground Space Technology, 107691. https://doi.org/10.1016/j.tust.2026.107691</w:t>
       </w:r>
     </w:p>
     <w:p>
@@ -154,9 +206,9 @@
         <w:rPr>
           <w:rFonts w:ascii="Times New Roman" w:hAnsi="Times New Roman" w:eastAsia="標楷體"/>
           <w:b w:val="0"/>
-          <w:sz w:val="21"/>
+          <w:sz w:val="20"/>
         </w:rPr>
-        <w:t>[V] (被引 178) Sulem, J.; Panet, M.; Guenot, A. (1987). An analytical solution for time-dependent displacements in a circular tunnel. International Journal of Rock Mechanics and Mining Sciences &amp; Geomechanics Abstracts, 24(3), 155-164. https://doi.org/10.1016/0148-9062(87)90523-7</w:t>
+        <w:t>★ (被引 178) Sulem, J.; Panet, M.; Guenot, A. (1987). An analytical solution for time-dependent displacements in a circular tunnel. International Journal of Rock Mechanics and Mining Sciences &amp; Geomechanics Abstracts, 24(3), 155-164. https://doi.org/10.1016/0148-9062(87)90523-7</w:t>
       </w:r>
     </w:p>
     <w:p>
@@ -167,9 +219,9 @@
         <w:rPr>
           <w:rFonts w:ascii="Times New Roman" w:hAnsi="Times New Roman" w:eastAsia="標楷體"/>
           <w:b w:val="0"/>
-          <w:sz w:val="21"/>
+          <w:sz w:val="20"/>
         </w:rPr>
-        <w:t>[V] [TUST] (被引 167) Paraskevopoulou, C.; Diederichs, M. (2018). Analysis of time-dependent deformation in tunnels using the Convergence-Confinement Method. Tunnelling and Underground Space Technology, 71, 62-80. https://doi.org/10.1016/j.tust.2017.07.001</w:t>
+        <w:t>★ [TUST] (被引 167) Paraskevopoulou, C.; Diederichs, M. (2018). Analysis of time-dependent deformation in tunnels using the Convergence-Confinement Method. Tunnelling and Underground Space Technology, 71, 62-80. https://doi.org/10.1016/j.tust.2017.07.001</w:t>
       </w:r>
     </w:p>
     <w:p>
@@ -180,9 +232,9 @@
         <w:rPr>
           <w:rFonts w:ascii="Times New Roman" w:hAnsi="Times New Roman" w:eastAsia="標楷體"/>
           <w:b w:val="0"/>
-          <w:sz w:val="21"/>
+          <w:sz w:val="20"/>
         </w:rPr>
-        <w:t>[V] (被引 31) Liu, B.; Song, Y.; Chu, Z. (2022). Time-dependent safety of lining structures of circular tunnels in weak rock strata. International Journal of Mining Science and Technology, 32(2), 323-334. https://doi.org/10.1016/j.ijmst.2021.12.003</w:t>
+        <w:t>★ (被引 31) Liu, B.; Song, Y.; Chu, Z. (2022). Time-dependent safety of lining structures of circular tunnels in weak rock strata. International Journal of Mining Science and Technology, 32(2), 323-334. https://doi.org/10.1016/j.ijmst.2021.12.003</w:t>
       </w:r>
     </w:p>
     <w:p>
@@ -193,9 +245,9 @@
         <w:rPr>
           <w:rFonts w:ascii="Times New Roman" w:hAnsi="Times New Roman" w:eastAsia="標楷體"/>
           <w:b w:val="0"/>
-          <w:sz w:val="21"/>
+          <w:sz w:val="20"/>
         </w:rPr>
-        <w:t>[V] [TUST] (被引 29) Chang, Z., Yan, C., Xie, W., Lu, Z., Lan, H., &amp; Mei, H. (2024). Large-scale field tunnel model and time-dependent floor heave induced by humidification. Tunnelling and Underground Space Technology, 145, 105615. https://doi.org/10.1016/j.tust.2024.105615</w:t>
+        <w:t>☆ [TUST] (被引 29) Chang, Z., Yan, C., Xie, W., Lu, Z., Lan, H., &amp; Mei, H. (2024). Large-scale field tunnel model and time-dependent floor heave induced by humidification. Tunnelling and Underground Space Technology, 145, 105615. https://doi.org/10.1016/j.tust.2024.105615</w:t>
       </w:r>
     </w:p>
     <w:p>
@@ -206,9 +258,9 @@
         <w:rPr>
           <w:rFonts w:ascii="Times New Roman" w:hAnsi="Times New Roman" w:eastAsia="標楷體"/>
           <w:b w:val="0"/>
-          <w:sz w:val="21"/>
+          <w:sz w:val="20"/>
         </w:rPr>
-        <w:t>[V] [TUST] (被引 27) Wang, X., Iura, T., Jiang, Y., Wang, Z., &amp; Liu, R. (2021). Deformation and mechanical characteristics of tunneling in squeezing ground: A case study of the west section of the Tawarazaka Tunnel. Tunnelling and Underground Space Technology, 103697. https://doi.org/10.1016/j.tust.2020.103697</w:t>
+        <w:t>☆ [TUST] (被引 27) Wang, X., Iura, T., Jiang, Y., Wang, Z., &amp; Liu, R. (2021). Deformation and mechanical characteristics of tunneling in squeezing ground: A case study of the west section of the Tawarazaka Tunnel. Tunnelling and Underground Space Technology, 103697. https://doi.org/10.1016/j.tust.2020.103697</w:t>
       </w:r>
     </w:p>
     <w:p>
@@ -219,9 +271,9 @@
         <w:rPr>
           <w:rFonts w:ascii="Times New Roman" w:hAnsi="Times New Roman" w:eastAsia="標楷體"/>
           <w:b w:val="0"/>
-          <w:sz w:val="21"/>
+          <w:sz w:val="20"/>
         </w:rPr>
-        <w:t>[V] [TUST] (被引 12) Zhang, S., Rodriguez-Dono, A., Song, F., &amp; Zhou, Z. (2025). Time-dependent tunnel deformations: Insights from in-situ tests and numerical analyses. Tunnelling and Underground Space Technology, 157, 106319. https://doi.org/10.1016/j.tust.2024.106319</w:t>
+        <w:t>★ [TUST] (被引 12) Zhang, S., Rodriguez-Dono, A., Song, F., &amp; Zhou, Z. (2025). Time-dependent tunnel deformations: Insights from in-situ tests and numerical analyses. Tunnelling and Underground Space Technology, 157, 106319. https://doi.org/10.1016/j.tust.2024.106319</w:t>
       </w:r>
     </w:p>
     <w:p>
@@ -232,9 +284,9 @@
         <w:rPr>
           <w:rFonts w:ascii="Times New Roman" w:hAnsi="Times New Roman" w:eastAsia="標楷體"/>
           <w:b w:val="0"/>
-          <w:sz w:val="21"/>
+          <w:sz w:val="20"/>
         </w:rPr>
-        <w:t>[V] [TUST] (被引 2) Mao, Y., Liu, F., Li, Y., Zhao, F., He, M., &amp; Tao, Z. (2026). Deep tunnel deformation analysis based on large-scale physical test and fractional derivative creep model. Tunnelling and Underground Space Technology, 170, 107383. https://doi.org/10.1016/j.tust.2025.107383</w:t>
+        <w:t>☆ [TUST] (被引 2) Mao, Y., Liu, F., Li, Y., Zhao, F., He, M., &amp; Tao, Z. (2026). Deep tunnel deformation analysis based on large-scale physical test and fractional derivative creep model. Tunnelling and Underground Space Technology, 170, 107383. https://doi.org/10.1016/j.tust.2025.107383</w:t>
       </w:r>
     </w:p>
     <w:p>
@@ -245,9 +297,9 @@
         <w:rPr>
           <w:rFonts w:ascii="Times New Roman" w:hAnsi="Times New Roman" w:eastAsia="標楷體"/>
           <w:b w:val="0"/>
-          <w:sz w:val="21"/>
+          <w:sz w:val="20"/>
         </w:rPr>
-        <w:t>[S] (被引 0) Tsai, C.-H., Li, H.-H., &amp; Wang, T.-T. (in review). Numerical simulation and mechanical interpretation of intermittent time-dependent deformation in tunnels. IJRMMS (投稿中),  (⚖ 引用方式待 TT)</w:t>
+        <w:t>☆ (被引 0) Tsai, C.-H., Li, H.-H., &amp; Wang, T.-T. (in review). Numerical simulation and mechanical interpretation of intermittent time-dependent deformation in tunnels. IJRMMS (投稿中),  (⚖ 引用方式待 TT)</w:t>
       </w:r>
     </w:p>
     <w:p>
@@ -268,9 +320,9 @@
         <w:rPr>
           <w:rFonts w:ascii="Times New Roman" w:hAnsi="Times New Roman" w:eastAsia="標楷體"/>
           <w:b w:val="0"/>
-          <w:sz w:val="21"/>
+          <w:sz w:val="20"/>
         </w:rPr>
-        <w:t>[V] (被引 117) Vazaios, I.; Vlachopoulos, N.; Diederichs, M.S. (2019). Assessing fracturing mechanisms and evolution of excavation damaged zone of tunnels in interlocked rock masses at high stresses using a finite-discrete element approach. Journal of Rock Mechanics and Geotechnical Engineering, 11, 701-722. https://doi.org/10.1016/j.jrmge.2019.02.004</w:t>
+        <w:t>☆ (被引 117) Vazaios, I.; Vlachopoulos, N.; Diederichs, M.S. (2019). Assessing fracturing mechanisms and evolution of excavation damaged zone of tunnels in interlocked rock masses at high stresses using a finite-discrete element approach. Journal of Rock Mechanics and Geotechnical Engineering, 11, 701-722. https://doi.org/10.1016/j.jrmge.2019.02.004</w:t>
       </w:r>
     </w:p>
     <w:p>
@@ -281,9 +333,9 @@
         <w:rPr>
           <w:rFonts w:ascii="Times New Roman" w:hAnsi="Times New Roman" w:eastAsia="標楷體"/>
           <w:b w:val="0"/>
-          <w:sz w:val="21"/>
+          <w:sz w:val="20"/>
         </w:rPr>
-        <w:t>[V] (被引 109) Lisjak, Andrea; Tatone, Bryan S. A.; Mahabadi, Omid K.; Grasselli, Giovanni; Marschall, Paul; Lanyon, George W.; Vaissière, Rémi de la; Shao, Hua; Leung, Helen; Nussbaum, Christophe (2015). Hybrid Finite-Discrete Element Simulation of the EDZ Formation and Mechanical Sealing Process Around a Microtunnel in Opalinus Clay. Rock Mechanics and Rock Engineering, 49, 1849-1873. https://doi.org/10.1007/s00603-015-0847-2</w:t>
+        <w:t>☆ (被引 109) Lisjak, Andrea; Tatone, Bryan S. A.; Mahabadi, Omid K.; Grasselli, Giovanni; Marschall, Paul; Lanyon, George W.; Vaissière, Rémi de la; Shao, Hua; Leung, Helen; Nussbaum, Christophe (2015). Hybrid Finite-Discrete Element Simulation of the EDZ Formation and Mechanical Sealing Process Around a Microtunnel in Opalinus Clay. Rock Mechanics and Rock Engineering, 49, 1849-1873. https://doi.org/10.1007/s00603-015-0847-2</w:t>
       </w:r>
     </w:p>
     <w:p>
@@ -294,9 +346,9 @@
         <w:rPr>
           <w:rFonts w:ascii="Times New Roman" w:hAnsi="Times New Roman" w:eastAsia="標楷體"/>
           <w:b w:val="0"/>
-          <w:sz w:val="21"/>
+          <w:sz w:val="20"/>
         </w:rPr>
-        <w:t>[V] [TUST] (被引 92) Liu, Quansheng; Sun, Lei (2019). Simulation of coupled hydro-mechanical interactions during grouting process in fractured media based on the combined finite-discrete element method. Tunnelling and Underground Space Technology, 84, 472-486. https://doi.org/10.1016/j.tust.2018.11.018</w:t>
+        <w:t>☆ [TUST] (被引 92) Liu, Quansheng; Sun, Lei (2019). Simulation of coupled hydro-mechanical interactions during grouting process in fractured media based on the combined finite-discrete element method. Tunnelling and Underground Space Technology, 84, 472-486. https://doi.org/10.1016/j.tust.2018.11.018</w:t>
       </w:r>
     </w:p>
     <w:p>
@@ -307,9 +359,9 @@
         <w:rPr>
           <w:rFonts w:ascii="Times New Roman" w:hAnsi="Times New Roman" w:eastAsia="標楷體"/>
           <w:b w:val="0"/>
-          <w:sz w:val="21"/>
+          <w:sz w:val="20"/>
         </w:rPr>
-        <w:t>[V] [TUST] (被引 62) Zhou, Zongqing; Gao, Tian; Sun, Jiwei; Gao, Chenglu; Bai, Songsong; Jin, Gaohan; Liu, Yuhan (2024). An FDM-DEM coupling method based on REV for stability analysis of tunnel surrounding rock. Tunnelling and Underground Space Technology, 152, 105917. https://doi.org/10.1016/j.tust.2024.105917</w:t>
+        <w:t>☆ [TUST] (被引 62) Zhou, Zongqing; Gao, Tian; Sun, Jiwei; Gao, Chenglu; Bai, Songsong; Jin, Gaohan; Liu, Yuhan (2024). An FDM-DEM coupling method based on REV for stability analysis of tunnel surrounding rock. Tunnelling and Underground Space Technology, 152, 105917. https://doi.org/10.1016/j.tust.2024.105917</w:t>
       </w:r>
     </w:p>
     <w:p>
@@ -320,9 +372,9 @@
         <w:rPr>
           <w:rFonts w:ascii="Times New Roman" w:hAnsi="Times New Roman" w:eastAsia="標楷體"/>
           <w:b w:val="0"/>
-          <w:sz w:val="21"/>
+          <w:sz w:val="20"/>
         </w:rPr>
-        <w:t>[V] (被引 52) Bai, Yifan; Li, Xiaojing; Yang, Weimin; Xu, Zhenhao; Lv, Mingying (2022). Multiscale analysis of tunnel surrounding rock disturbance: A PFC3D-FLAC3D coupling algorithm with the overlapping domain method. Computers and Geotechnics, 147, 104752. https://doi.org/10.1016/j.compgeo.2022.104752</w:t>
+        <w:t>☆ (被引 52) Bai, Yifan; Li, Xiaojing; Yang, Weimin; Xu, Zhenhao; Lv, Mingying (2022). Multiscale analysis of tunnel surrounding rock disturbance: A PFC3D-FLAC3D coupling algorithm with the overlapping domain method. Computers and Geotechnics, 147, 104752. https://doi.org/10.1016/j.compgeo.2022.104752</w:t>
       </w:r>
     </w:p>
     <w:p>
@@ -333,9 +385,9 @@
         <w:rPr>
           <w:rFonts w:ascii="Times New Roman" w:hAnsi="Times New Roman" w:eastAsia="標楷體"/>
           <w:b w:val="0"/>
-          <w:sz w:val="21"/>
+          <w:sz w:val="20"/>
         </w:rPr>
-        <w:t>[V] [TUST] (被引 38) Wang, Tuo; Huang, Hongwei; Zhang, Fengshou; Han, Yanhui (2020). DEM-continuum mechanics coupled modeling of slot-shaped breakout in high-porosity sandstone. Tunnelling and Underground Space Technology, 98, 103348. https://doi.org/10.1016/j.tust.2020.103348</w:t>
+        <w:t>☆ [TUST] (被引 38) Wang, Tuo; Huang, Hongwei; Zhang, Fengshou; Han, Yanhui (2020). DEM-continuum mechanics coupled modeling of slot-shaped breakout in high-porosity sandstone. Tunnelling and Underground Space Technology, 98, 103348. https://doi.org/10.1016/j.tust.2020.103348</w:t>
       </w:r>
     </w:p>
     <w:p>
@@ -346,9 +398,9 @@
         <w:rPr>
           <w:rFonts w:ascii="Times New Roman" w:hAnsi="Times New Roman" w:eastAsia="標楷體"/>
           <w:b w:val="0"/>
-          <w:sz w:val="21"/>
+          <w:sz w:val="20"/>
         </w:rPr>
-        <w:t>[V] (被引 37) Bai, Songsong; Zhou, Zongqing; Gao, Chenglu; Gao, Tian; Jin, Gaohan; Tao, Guangzhe (2025). An FDM–DEM bridging domain coupling simulation method considering blasting dynamic disturbance for tunnel excavation. Computational Particle Mechanics, 12, 3985-4001. https://doi.org/10.1007/s40571-025-01038-4</w:t>
+        <w:t>☆ (被引 37) Bai, Songsong; Zhou, Zongqing; Gao, Chenglu; Gao, Tian; Jin, Gaohan; Tao, Guangzhe (2025). An FDM–DEM bridging domain coupling simulation method considering blasting dynamic disturbance for tunnel excavation. Computational Particle Mechanics, 12, 3985-4001. https://doi.org/10.1007/s40571-025-01038-4</w:t>
       </w:r>
     </w:p>
     <w:p>
@@ -359,9 +411,9 @@
         <w:rPr>
           <w:rFonts w:ascii="Times New Roman" w:hAnsi="Times New Roman" w:eastAsia="標楷體"/>
           <w:b w:val="0"/>
-          <w:sz w:val="21"/>
+          <w:sz w:val="20"/>
         </w:rPr>
-        <w:t>[V] [TUST] (被引 26) Yan, X., Yu, H., Chen, Z., Jiang, W., &amp; Li, T. (2023). A multiscale analysis of adjacent fault dislocation mechanism induced by tunnel excavation based on continuous-discrete coupling method. Tunnelling and Underground Space Technology, 140, 105263. https://doi.org/10.1016/j.tust.2023.105263</w:t>
+        <w:t>★ [TUST] (被引 26) Yan, X., Yu, H., Chen, Z., Jiang, W., &amp; Li, T. (2023). A multiscale analysis of adjacent fault dislocation mechanism induced by tunnel excavation based on continuous-discrete coupling method. Tunnelling and Underground Space Technology, 140, 105263. https://doi.org/10.1016/j.tust.2023.105263</w:t>
       </w:r>
     </w:p>
     <w:p>
@@ -372,9 +424,9 @@
         <w:rPr>
           <w:rFonts w:ascii="Times New Roman" w:hAnsi="Times New Roman" w:eastAsia="標楷體"/>
           <w:b w:val="0"/>
-          <w:sz w:val="21"/>
+          <w:sz w:val="20"/>
         </w:rPr>
-        <w:t>[V] (被引 26) Liu, Chang; Zhang, Dingli; Fang, Qian; Zhang, Sulei; Sun, Zhenyu (2023). Investigation of progressive failure mechanism of tunnel lining with material defects using discrete element method. Theoretical and Applied Fracture Mechanics, 125, 103832. https://doi.org/10.1016/j.tafmec.2023.103832</w:t>
+        <w:t>☆ (被引 26) Liu, Chang; Zhang, Dingli; Fang, Qian; Zhang, Sulei; Sun, Zhenyu (2023). Investigation of progressive failure mechanism of tunnel lining with material defects using discrete element method. Theoretical and Applied Fracture Mechanics, 125, 103832. https://doi.org/10.1016/j.tafmec.2023.103832</w:t>
       </w:r>
     </w:p>
     <w:p>
@@ -385,9 +437,9 @@
         <w:rPr>
           <w:rFonts w:ascii="Times New Roman" w:hAnsi="Times New Roman" w:eastAsia="標楷體"/>
           <w:b w:val="0"/>
-          <w:sz w:val="21"/>
+          <w:sz w:val="20"/>
         </w:rPr>
-        <w:t>[V] (被引 21) Zheng, C.; Zhu, X.; Zhang, Z. (2024). Damage evolution of tunnel lining under creep action considering interlayer effect in gently inclined layered surrounding rock. Engineering Failure Analysis, 162, 108392. https://doi.org/10.1016/j.engfailanal.2024.108392</w:t>
+        <w:t>☆ (被引 21) Zheng, C.; Zhu, X.; Zhang, Z. (2024). Damage evolution of tunnel lining under creep action considering interlayer effect in gently inclined layered surrounding rock. Engineering Failure Analysis, 162, 108392. https://doi.org/10.1016/j.engfailanal.2024.108392</w:t>
       </w:r>
     </w:p>
     <w:p>
@@ -398,9 +450,9 @@
         <w:rPr>
           <w:rFonts w:ascii="Times New Roman" w:hAnsi="Times New Roman" w:eastAsia="標楷體"/>
           <w:b w:val="0"/>
-          <w:sz w:val="21"/>
+          <w:sz w:val="20"/>
         </w:rPr>
-        <w:t>[V] [TUST] (被引 12) Rasmussen, Leandro Lima; Min, Ki-Bok (2024). Hybrid lattice/discrete element analysis of spalling failure in rock tunnels. Tunnelling and Underground Space Technology, 153, 106034. https://doi.org/10.1016/j.tust.2024.106034</w:t>
+        <w:t>☆ [TUST] (被引 12) Rasmussen, Leandro Lima; Min, Ki-Bok (2024). Hybrid lattice/discrete element analysis of spalling failure in rock tunnels. Tunnelling and Underground Space Technology, 153, 106034. https://doi.org/10.1016/j.tust.2024.106034</w:t>
       </w:r>
     </w:p>
     <w:p>
@@ -411,9 +463,9 @@
         <w:rPr>
           <w:rFonts w:ascii="Times New Roman" w:hAnsi="Times New Roman" w:eastAsia="標楷體"/>
           <w:b w:val="0"/>
-          <w:sz w:val="21"/>
+          <w:sz w:val="20"/>
         </w:rPr>
-        <w:t>[V] [TUST] (被引 4) Wang, Z., Wang, J., Sun, G., Lin, S., Liu, Z., &amp; Zheng, H. (2026). Coupled thermo-mechanical simulation of lining cracking evolution and sealing system mechanical response in CAES lined rock caverns using FDEM. Tunnelling and Underground Space Technology, 107460. https://doi.org/10.1016/j.tust.2026.107460</w:t>
+        <w:t>☆ [TUST] (被引 4) Wang, Z., Wang, J., Sun, G., Lin, S., Liu, Z., &amp; Zheng, H. (2026). Coupled thermo-mechanical simulation of lining cracking evolution and sealing system mechanical response in CAES lined rock caverns using FDEM. Tunnelling and Underground Space Technology, 107460. https://doi.org/10.1016/j.tust.2026.107460</w:t>
       </w:r>
     </w:p>
     <w:p>
@@ -434,9 +486,9 @@
         <w:rPr>
           <w:rFonts w:ascii="Times New Roman" w:hAnsi="Times New Roman" w:eastAsia="標楷體"/>
           <w:b w:val="0"/>
-          <w:sz w:val="21"/>
+          <w:sz w:val="20"/>
         </w:rPr>
-        <w:t>[V] (被引 124) Yan, B.; Guo, Q.; Ren, F.; Cai, M. (2020). Modified Nishihara model and experimental verification of deep rock mass under the water-rock interaction. International Journal of Rock Mechanics and Mining Sciences, 128, 104250. https://doi.org/10.1016/j.ijrmms.2020.104250</w:t>
+        <w:t>★ (被引 124) Yan, B.; Guo, Q.; Ren, F.; Cai, M. (2020). Modified Nishihara model and experimental verification of deep rock mass under the water-rock interaction. International Journal of Rock Mechanics and Mining Sciences, 128, 104250. https://doi.org/10.1016/j.ijrmms.2020.104250</w:t>
       </w:r>
     </w:p>
     <w:p>
@@ -447,9 +499,9 @@
         <w:rPr>
           <w:rFonts w:ascii="Times New Roman" w:hAnsi="Times New Roman" w:eastAsia="標楷體"/>
           <w:b w:val="0"/>
-          <w:sz w:val="21"/>
+          <w:sz w:val="20"/>
         </w:rPr>
-        <w:t>[V] [TUST] (被引 94) Chiu Ya-Chu; Lee Chia-Han; Wang Tai-Tien (2017). Lining crack evolution of an operational tunnel influenced by slope instability. Tunnelling and Underground Space Technology, 65, 167-178. https://doi.org/10.1016/j.tust.2017.03.004</w:t>
+        <w:t>★ [TUST] (被引 94) Chiu Ya-Chu; Lee Chia-Han; Wang Tai-Tien (2017). Lining crack evolution of an operational tunnel influenced by slope instability. Tunnelling and Underground Space Technology, 65, 167-178. https://doi.org/10.1016/j.tust.2017.03.004</w:t>
       </w:r>
     </w:p>
     <w:p>
@@ -460,9 +512,9 @@
         <w:rPr>
           <w:rFonts w:ascii="Times New Roman" w:hAnsi="Times New Roman" w:eastAsia="標楷體"/>
           <w:b w:val="0"/>
-          <w:sz w:val="21"/>
+          <w:sz w:val="20"/>
         </w:rPr>
-        <w:t>[V] [TUST] (被引 74) Tian, X., Song, Z., &amp; Zhang, Y. (2021). Monitoring and reinforcement of landslide induced by tunnel excavation: A case study from Xiamaixi tunnel. Tunnelling and Underground Space Technology, 110, 103796. https://doi.org/10.1016/j.tust.2020.103796</w:t>
+        <w:t>☆ [TUST] (被引 74) Tian, X., Song, Z., &amp; Zhang, Y. (2021). Monitoring and reinforcement of landslide induced by tunnel excavation: A case study from Xiamaixi tunnel. Tunnelling and Underground Space Technology, 110, 103796. https://doi.org/10.1016/j.tust.2020.103796</w:t>
       </w:r>
     </w:p>
     <w:p>
@@ -473,9 +525,9 @@
         <w:rPr>
           <w:rFonts w:ascii="Times New Roman" w:hAnsi="Times New Roman" w:eastAsia="標楷體"/>
           <w:b w:val="0"/>
-          <w:sz w:val="21"/>
+          <w:sz w:val="20"/>
         </w:rPr>
-        <w:t>[V] [TUST] (被引 44) Causse Lionel; Cojean Roger; Fleurisson Jean-Alain (2015). Interaction between tunnel and unstable slope - Influence of time-dependent behavior of a tunnel excavation in a deep-seated gravitational slope deformation. Tunnelling and Underground Space Technology, 50, 270-281. https://doi.org/10.1016/j.tust.2015.07.018</w:t>
+        <w:t>☆ [TUST] (被引 44) Causse Lionel; Cojean Roger; Fleurisson Jean-Alain (2015). Interaction between tunnel and unstable slope - Influence of time-dependent behavior of a tunnel excavation in a deep-seated gravitational slope deformation. Tunnelling and Underground Space Technology, 50, 270-281. https://doi.org/10.1016/j.tust.2015.07.018</w:t>
       </w:r>
     </w:p>
     <w:p>
@@ -486,9 +538,9 @@
         <w:rPr>
           <w:rFonts w:ascii="Times New Roman" w:hAnsi="Times New Roman" w:eastAsia="標楷體"/>
           <w:b w:val="0"/>
-          <w:sz w:val="21"/>
+          <w:sz w:val="20"/>
         </w:rPr>
-        <w:t>[V] [TUST] (被引 38) Yu Jun; Li Dongkai; Zheng Jingfan; Zhang Zhizhong; He Zhen; Fan Yong (2023). Analytical study on the seepage field of different drainage and pressure relief options for tunnels in high water-rich areas. Tunnelling and Underground Space Technology, 134, 105018. https://doi.org/10.1016/j.tust.2023.105018</w:t>
+        <w:t>☆ [TUST] (被引 38) Yu Jun; Li Dongkai; Zheng Jingfan; Zhang Zhizhong; He Zhen; Fan Yong (2023). Analytical study on the seepage field of different drainage and pressure relief options for tunnels in high water-rich areas. Tunnelling and Underground Space Technology, 134, 105018. https://doi.org/10.1016/j.tust.2023.105018</w:t>
       </w:r>
     </w:p>
     <w:p>
@@ -499,9 +551,9 @@
         <w:rPr>
           <w:rFonts w:ascii="Times New Roman" w:hAnsi="Times New Roman" w:eastAsia="標楷體"/>
           <w:b w:val="0"/>
-          <w:sz w:val="21"/>
+          <w:sz w:val="20"/>
         </w:rPr>
-        <w:t>[V] [TUST] (被引 33) Tang Kunjie; Qiu Junling; Lai Jinxing; Xue Fangchen; Wang Zhichao; Li Xing (2025). Experimental investigation on deformation-failure mechanisms of a shallow-bias large-section loess tunnel induced by rainfall. Tunnelling and Underground Space Technology, 157, 106253. https://doi.org/10.1016/j.tust.2024.106253</w:t>
+        <w:t>☆ [TUST] (被引 33) Tang Kunjie; Qiu Junling; Lai Jinxing; Xue Fangchen; Wang Zhichao; Li Xing (2025). Experimental investigation on deformation-failure mechanisms of a shallow-bias large-section loess tunnel induced by rainfall. Tunnelling and Underground Space Technology, 157, 106253. https://doi.org/10.1016/j.tust.2024.106253</w:t>
       </w:r>
     </w:p>
     <w:p>
@@ -512,9 +564,9 @@
         <w:rPr>
           <w:rFonts w:ascii="Times New Roman" w:hAnsi="Times New Roman" w:eastAsia="標楷體"/>
           <w:b w:val="0"/>
-          <w:sz w:val="21"/>
+          <w:sz w:val="20"/>
         </w:rPr>
-        <w:t>[V] [TUST] (被引 33) Jia Jingqi; Chen Yun; Luo Hao; Ma Guowei (2023). Seepage stability analysis of a deep-buried tunnel in fractured rocks based on a non-Darcy hydro-mechanical coupled method. Tunnelling and Underground Space Technology, 142, 105393. https://doi.org/10.1016/j.tust.2023.105393</w:t>
+        <w:t>☆ [TUST] (被引 33) Jia Jingqi; Chen Yun; Luo Hao; Ma Guowei (2023). Seepage stability analysis of a deep-buried tunnel in fractured rocks based on a non-Darcy hydro-mechanical coupled method. Tunnelling and Underground Space Technology, 142, 105393. https://doi.org/10.1016/j.tust.2023.105393</w:t>
       </w:r>
     </w:p>
     <w:p>
@@ -525,9 +577,9 @@
         <w:rPr>
           <w:rFonts w:ascii="Times New Roman" w:hAnsi="Times New Roman" w:eastAsia="標楷體"/>
           <w:b w:val="0"/>
-          <w:sz w:val="21"/>
+          <w:sz w:val="20"/>
         </w:rPr>
-        <w:t>[V] (被引 30) Li, A.; Deng, H.; Zhang, H.; Jiang, M.; Liu, H.; Xiao, Y.; Wen, J. (2021). Developing a two-step improved damage creep constitutive model based on soft rock saturation-loss cycle triaxial creep test. Natural Hazards, 108, 2265-2281. https://doi.org/10.1007/s11069-021-04779-6</w:t>
+        <w:t>★ (被引 30) Li, A.; Deng, H.; Zhang, H.; Jiang, M.; Liu, H.; Xiao, Y.; Wen, J. (2021). Developing a two-step improved damage creep constitutive model based on soft rock saturation-loss cycle triaxial creep test. Natural Hazards, 108, 2265-2281. https://doi.org/10.1007/s11069-021-04779-6</w:t>
       </w:r>
     </w:p>
     <w:p>
@@ -538,9 +590,9 @@
         <w:rPr>
           <w:rFonts w:ascii="Times New Roman" w:hAnsi="Times New Roman" w:eastAsia="標楷體"/>
           <w:b w:val="0"/>
-          <w:sz w:val="21"/>
+          <w:sz w:val="20"/>
         </w:rPr>
-        <w:t>[V] [TUST] (被引 28) Xin, C., Shuai, Y., Song, D., &amp; Liu, X. (2024). Dynamic interaction and failure mechanism in tunnel-slope systems: Mitigation insights from shaking table tests and numerical analysis. Tunnelling and Underground Space Technology, 152, 105940. https://doi.org/10.1016/j.tust.2024.105940</w:t>
+        <w:t>☆ [TUST] (被引 28) Xin, C., Shuai, Y., Song, D., &amp; Liu, X. (2024). Dynamic interaction and failure mechanism in tunnel-slope systems: Mitigation insights from shaking table tests and numerical analysis. Tunnelling and Underground Space Technology, 152, 105940. https://doi.org/10.1016/j.tust.2024.105940</w:t>
       </w:r>
     </w:p>
     <w:p>
@@ -551,9 +603,9 @@
         <w:rPr>
           <w:rFonts w:ascii="Times New Roman" w:hAnsi="Times New Roman" w:eastAsia="標楷體"/>
           <w:b w:val="0"/>
-          <w:sz w:val="21"/>
+          <w:sz w:val="20"/>
         </w:rPr>
-        <w:t>[V] [TUST] (被引 0) Tian, Y., Xin, C., Song, D., &amp; Liu, X. (2026). Dynamic failure mechanism of a high-steep rock mass slope containing a weak interlayer at the tunnel portal and damage evolution of lining subjected to strong earthquakes. Tunnelling and Underground Space Technology, 107586. https://doi.org/10.1016/j.tust.2026.107586</w:t>
+        <w:t>☆ [TUST] (被引 0) Tian, Y., Xin, C., Song, D., &amp; Liu, X. (2026). Dynamic failure mechanism of a high-steep rock mass slope containing a weak interlayer at the tunnel portal and damage evolution of lining subjected to strong earthquakes. Tunnelling and Underground Space Technology, 107586. https://doi.org/10.1016/j.tust.2026.107586</w:t>
       </w:r>
     </w:p>
     <w:p>
@@ -574,9 +626,9 @@
         <w:rPr>
           <w:rFonts w:ascii="Times New Roman" w:hAnsi="Times New Roman" w:eastAsia="標楷體"/>
           <w:b w:val="0"/>
-          <w:sz w:val="21"/>
+          <w:sz w:val="20"/>
         </w:rPr>
-        <w:t>[V] [TUST] (被引 181) Sharifzadeh, M.; Tarifard, A.; Moridi, M.A. (2013). Time-dependent behavior of tunnel lining in weak rock mass based on displacement back analysis method. Tunnelling and Underground Space Technology, 38, 348-356. https://doi.org/10.1016/j.tust.2013.07.014</w:t>
+        <w:t>★ [TUST] (被引 181) Sharifzadeh, M.; Tarifard, A.; Moridi, M.A. (2013). Time-dependent behavior of tunnel lining in weak rock mass based on displacement back analysis method. Tunnelling and Underground Space Technology, 38, 348-356. https://doi.org/10.1016/j.tust.2013.07.014</w:t>
       </w:r>
     </w:p>
     <w:p>
@@ -587,9 +639,9 @@
         <w:rPr>
           <w:rFonts w:ascii="Times New Roman" w:hAnsi="Times New Roman" w:eastAsia="標楷體"/>
           <w:b w:val="0"/>
-          <w:sz w:val="21"/>
+          <w:sz w:val="20"/>
         </w:rPr>
-        <w:t>[V] (被引 148) Barla, G.; Debernardi, D.; Sterpi, D. (2012). Time-Dependent Modeling of Tunnels in Squeezing Conditions. International Journal of Geomechanics, 12(6), 697-710. https://doi.org/10.1061/(ASCE)GM.1943-5622.0000163</w:t>
+        <w:t>★ (被引 148) Barla, G.; Debernardi, D.; Sterpi, D. (2012). Time-Dependent Modeling of Tunnels in Squeezing Conditions. International Journal of Geomechanics, 12(6), 697-710. https://doi.org/10.1061/(ASCE)GM.1943-5622.0000163</w:t>
       </w:r>
     </w:p>
     <w:p>
@@ -600,9 +652,9 @@
         <w:rPr>
           <w:rFonts w:ascii="Times New Roman" w:hAnsi="Times New Roman" w:eastAsia="標楷體"/>
           <w:b w:val="0"/>
-          <w:sz w:val="21"/>
+          <w:sz w:val="20"/>
         </w:rPr>
-        <w:t>[V] [TUST] (被引 59) Kovacevic, M.S.; Bacic, M.; Gavin, K.; Stipanovic, I. (2021). Assessment of long-term deformation of a tunnel in soft rock by utilizing particle swarm optimized neural network. Tunnelling and Underground Space Technology, 110, 103838. https://doi.org/10.1016/j.tust.2021.103838</w:t>
+        <w:t>★ [TUST] (被引 59) Kovacevic, M.S.; Bacic, M.; Gavin, K.; Stipanovic, I. (2021). Assessment of long-term deformation of a tunnel in soft rock by utilizing particle swarm optimized neural network. Tunnelling and Underground Space Technology, 110, 103838. https://doi.org/10.1016/j.tust.2021.103838</w:t>
       </w:r>
     </w:p>
     <w:p>
@@ -613,9 +665,9 @@
         <w:rPr>
           <w:rFonts w:ascii="Times New Roman" w:hAnsi="Times New Roman" w:eastAsia="標楷體"/>
           <w:b w:val="0"/>
-          <w:sz w:val="21"/>
+          <w:sz w:val="20"/>
         </w:rPr>
-        <w:t>[V] [TUST] (被引 50) Yin, Z.; Zhang, X.; Li, X.; Zhang, J.; Zhang, Q. (2022). Modified Burgers model of creep behavior of grouting-reinforced body and its long-term effect on tunnel operation. Tunnelling and Underground Space Technology, 127, 104537. https://doi.org/10.1016/j.tust.2022.104537</w:t>
+        <w:t>★ [TUST] (被引 50) Yin, Z.; Zhang, X.; Li, X.; Zhang, J.; Zhang, Q. (2022). Modified Burgers model of creep behavior of grouting-reinforced body and its long-term effect on tunnel operation. Tunnelling and Underground Space Technology, 127, 104537. https://doi.org/10.1016/j.tust.2022.104537</w:t>
       </w:r>
     </w:p>
     <w:p>
@@ -626,9 +678,9 @@
         <w:rPr>
           <w:rFonts w:ascii="Times New Roman" w:hAnsi="Times New Roman" w:eastAsia="標楷體"/>
           <w:b w:val="0"/>
-          <w:sz w:val="21"/>
+          <w:sz w:val="20"/>
         </w:rPr>
-        <w:t>[V] (被引 32) Wang, Y.; Liu, Y.; Wang, Z.-F.; Zhang, X.; Hui, Y.; Li, J. (2023). Investigation on progressive failure process of tunnel lining induced by creep effect of surrounding rock: A case study. Engineering Failure Analysis, 144, 106946. https://doi.org/10.1016/j.engfailanal.2022.106946</w:t>
+        <w:t>★ (被引 32) Wang, Y.; Liu, Y.; Wang, Z.-F.; Zhang, X.; Hui, Y.; Li, J. (2023). Investigation on progressive failure process of tunnel lining induced by creep effect of surrounding rock: A case study. Engineering Failure Analysis, 144, 106946. https://doi.org/10.1016/j.engfailanal.2022.106946</w:t>
       </w:r>
     </w:p>
     <w:p>
@@ -639,9 +691,9 @@
         <w:rPr>
           <w:rFonts w:ascii="Times New Roman" w:hAnsi="Times New Roman" w:eastAsia="標楷體"/>
           <w:b w:val="0"/>
-          <w:sz w:val="21"/>
+          <w:sz w:val="20"/>
         </w:rPr>
-        <w:t>[V] (被引 25) Wu, K.; Song, J.; Zhao, N.; Shao, Z. (2024). Study on the time-dependent interaction between surrounding rock and yielding supports in deep soft rock tunnels. International Journal for Numerical and Analytical Methods in Geomechanics, 48(2), 566-587. https://doi.org/10.1002/nag.3650</w:t>
+        <w:t>★ (被引 25) Wu, K.; Song, J.; Zhao, N.; Shao, Z. (2024). Study on the time-dependent interaction between surrounding rock and yielding supports in deep soft rock tunnels. International Journal for Numerical and Analytical Methods in Geomechanics, 48(2), 566-587. https://doi.org/10.1002/nag.3650</w:t>
       </w:r>
     </w:p>
     <w:p>
@@ -652,9 +704,9 @@
         <w:rPr>
           <w:rFonts w:ascii="Times New Roman" w:hAnsi="Times New Roman" w:eastAsia="標楷體"/>
           <w:b w:val="0"/>
-          <w:sz w:val="21"/>
+          <w:sz w:val="20"/>
         </w:rPr>
-        <w:t>[V] [TUST] (被引 22) Ou, X., Tang, C., Qu, T., Xu, S., Zhou, Y., &amp; Tian, J. (2025). Towards digitalized maintenance of operating tunnels: A text documents-based defect evaluation and visualization. Tunnelling and Underground Space Technology, 157, 106345. https://doi.org/10.1016/j.tust.2024.106345</w:t>
+        <w:t>☆ [TUST] (被引 22) Ou, X., Tang, C., Qu, T., Xu, S., Zhou, Y., &amp; Tian, J. (2025). Towards digitalized maintenance of operating tunnels: A text documents-based defect evaluation and visualization. Tunnelling and Underground Space Technology, 157, 106345. https://doi.org/10.1016/j.tust.2024.106345</w:t>
       </w:r>
     </w:p>
     <w:p>
@@ -665,9 +717,9 @@
         <w:rPr>
           <w:rFonts w:ascii="Times New Roman" w:hAnsi="Times New Roman" w:eastAsia="標楷體"/>
           <w:b w:val="0"/>
-          <w:sz w:val="21"/>
+          <w:sz w:val="20"/>
         </w:rPr>
-        <w:t>[V] (被引 19) Ma, G.; He, Z.; He, C.; Kang, X.; Wang, S.; Xu, G. (2023). Time-dependent performance assessment of mountain tunnels considering the hazards associated with squeezing so (full title: Time-dependent performance assessment of mountain tunnels considering the hazards associated with squeezing and nonuniform steel corrosion of RC lining). Computers and Geotechnics, 164, 105808. https://doi.org/10.1016/j.compgeo.2023.105808</w:t>
+        <w:t>★ (被引 19) Ma, G.; He, Z.; He, C.; Kang, X.; Wang, S.; Xu, G. (2023). Time-dependent performance assessment of mountain tunnels considering the hazards associated with squeezing so (full title: Time-dependent performance assessment of mountain tunnels considering the hazards associated with squeezing and nonuniform steel corrosion of RC lining). Computers and Geotechnics, 164, 105808. https://doi.org/10.1016/j.compgeo.2023.105808</w:t>
       </w:r>
     </w:p>
     <w:p>
@@ -678,9 +730,9 @@
         <w:rPr>
           <w:rFonts w:ascii="Times New Roman" w:hAnsi="Times New Roman" w:eastAsia="標楷體"/>
           <w:b w:val="0"/>
-          <w:sz w:val="21"/>
+          <w:sz w:val="20"/>
         </w:rPr>
-        <w:t>[V] [TUST] (被引 16) Moradi, P., Asadi, M. J., Ebrahimzadeh, N., &amp; Yarahmadi, B. (2021). Ilam tunnels inspection, maintenance, and rehabilitation: A case study. Tunnelling and Underground Space Technology, 110, 103814. https://doi.org/10.1016/j.tust.2021.103814</w:t>
+        <w:t>☆ [TUST] (被引 16) Moradi, P., Asadi, M. J., Ebrahimzadeh, N., &amp; Yarahmadi, B. (2021). Ilam tunnels inspection, maintenance, and rehabilitation: A case study. Tunnelling and Underground Space Technology, 110, 103814. https://doi.org/10.1016/j.tust.2021.103814</w:t>
       </w:r>
     </w:p>
     <w:p>
@@ -691,9 +743,9 @@
         <w:rPr>
           <w:rFonts w:ascii="Times New Roman" w:hAnsi="Times New Roman" w:eastAsia="標楷體"/>
           <w:b w:val="0"/>
-          <w:sz w:val="21"/>
+          <w:sz w:val="20"/>
         </w:rPr>
-        <w:t>[V] [TUST] (被引 12) Wang, T.-T., Chiu, Y.-C., &amp; Li, K.-J. (2024). Index for assessing spalling in tunnel lining based on displacement monitoring and crack mapping. Tunnelling and Underground Space Technology, 153, 105975. https://doi.org/10.1016/j.tust.2024.105975</w:t>
+        <w:t>★ [TUST] (被引 12) Wang, T.-T., Chiu, Y.-C., &amp; Li, K.-J. (2024). Index for assessing spalling in tunnel lining based on displacement monitoring and crack mapping. Tunnelling and Underground Space Technology, 153, 105975. https://doi.org/10.1016/j.tust.2024.105975</w:t>
       </w:r>
     </w:p>
     <w:p>
@@ -714,9 +766,9 @@
         <w:rPr>
           <w:rFonts w:ascii="Times New Roman" w:hAnsi="Times New Roman" w:eastAsia="標楷體"/>
           <w:b w:val="0"/>
-          <w:sz w:val="21"/>
+          <w:sz w:val="20"/>
         </w:rPr>
-        <w:t>[V] (被引 4545) D.O. Potyondy; P.A. Cundall (2004). A bonded-particle model for rock. International Journal of Rock Mechanics and Mining Sciences, 41, 1329-1364 (issue 8). https://doi.org/10.1016/j.ijrmms.2004.09.011</w:t>
+        <w:t>☆ (被引 4545) D.O. Potyondy; P.A. Cundall (2004). A bonded-particle model for rock. International Journal of Rock Mechanics and Mining Sciences, 41, 1329-1364 (issue 8). https://doi.org/10.1016/j.ijrmms.2004.09.011</w:t>
       </w:r>
     </w:p>
     <w:p>
@@ -727,9 +779,9 @@
         <w:rPr>
           <w:rFonts w:ascii="Times New Roman" w:hAnsi="Times New Roman" w:eastAsia="標楷體"/>
           <w:b w:val="0"/>
-          <w:sz w:val="21"/>
+          <w:sz w:val="20"/>
         </w:rPr>
-        <w:t>[V] (被引 1014) N. Cho; C.D. Martin; D.C. Sego (2007). A clumped particle model for rock. International Journal of Rock Mechanics and Mining Sciences, 44, 997-1010 (issue 7). https://doi.org/10.1016/j.ijrmms.2007.02.002</w:t>
+        <w:t>☆ (被引 1014) N. Cho; C.D. Martin; D.C. Sego (2007). A clumped particle model for rock. International Journal of Rock Mechanics and Mining Sciences, 44, 997-1010 (issue 7). https://doi.org/10.1016/j.ijrmms.2007.02.002</w:t>
       </w:r>
     </w:p>
     <w:p>
@@ -740,9 +792,9 @@
         <w:rPr>
           <w:rFonts w:ascii="Times New Roman" w:hAnsi="Times New Roman" w:eastAsia="標楷體"/>
           <w:b w:val="0"/>
-          <w:sz w:val="21"/>
+          <w:sz w:val="20"/>
         </w:rPr>
-        <w:t>[V] (被引 860) Cai, M.; Kaiser, P.K.; Tasaka, Y.; Maejima, T.; Morioka, H.; Minami, M. (2004). Generalized crack initiation and crack damage stress thresholds of brittle rock masses near underground excavations. International Journal of Rock Mechanics and Mining Sciences, 41(5), 833-847. https://doi.org/10.1016/j.ijrmms.2004.02.001</w:t>
+        <w:t>★ (被引 860) Cai, M.; Kaiser, P.K.; Tasaka, Y.; Maejima, T.; Morioka, H.; Minami, M. (2004). Generalized crack initiation and crack damage stress thresholds of brittle rock masses near underground excavations. International Journal of Rock Mechanics and Mining Sciences, 41(5), 833-847. https://doi.org/10.1016/j.ijrmms.2004.02.001</w:t>
       </w:r>
     </w:p>
     <w:p>
@@ -753,9 +805,9 @@
         <w:rPr>
           <w:rFonts w:ascii="Times New Roman" w:hAnsi="Times New Roman" w:eastAsia="標楷體"/>
           <w:b w:val="0"/>
-          <w:sz w:val="21"/>
+          <w:sz w:val="20"/>
         </w:rPr>
-        <w:t>[V] (被引 521) Jeoungseok Yoon (2007). Application of experimental design and optimization to PFC model calibration in uniaxial compression simulation. International Journal of Rock Mechanics and Mining Sciences, 44, 871-889 (issue 6). https://doi.org/10.1016/j.ijrmms.2007.01.004</w:t>
+        <w:t>☆ (被引 521) Jeoungseok Yoon (2007). Application of experimental design and optimization to PFC model calibration in uniaxial compression simulation. International Journal of Rock Mechanics and Mining Sciences, 44, 871-889 (issue 6). https://doi.org/10.1016/j.ijrmms.2007.01.004</w:t>
       </w:r>
     </w:p>
     <w:p>
@@ -766,9 +818,9 @@
         <w:rPr>
           <w:rFonts w:ascii="Times New Roman" w:hAnsi="Times New Roman" w:eastAsia="標楷體"/>
           <w:b w:val="0"/>
-          <w:sz w:val="21"/>
+          <w:sz w:val="20"/>
         </w:rPr>
-        <w:t>[V] (被引 388) David Oskar Potyondy (2015). The bonded-particle model as a tool for rock mechanics research and application: current trends and future directions. Geosystem Engineering, 18, 1-28 (issue 1). https://doi.org/10.1080/12269328.2014.998346</w:t>
+        <w:t>☆ (被引 388) David Oskar Potyondy (2015). The bonded-particle model as a tool for rock mechanics research and application: current trends and future directions. Geosystem Engineering, 18, 1-28 (issue 1). https://doi.org/10.1080/12269328.2014.998346</w:t>
       </w:r>
     </w:p>
     <w:p>
@@ -779,9 +831,9 @@
         <w:rPr>
           <w:rFonts w:ascii="Times New Roman" w:hAnsi="Times New Roman" w:eastAsia="標楷體"/>
           <w:b w:val="0"/>
-          <w:sz w:val="21"/>
+          <w:sz w:val="20"/>
         </w:rPr>
-        <w:t>[V] (被引 158) M. Nitka; J. Tejchman (2015). Modelling of concrete behaviour in uniaxial compression and tension with DEM. Granular Matter, 17, 145-164 (issue 1). https://doi.org/10.1007/s10035-015-0546-4</w:t>
+        <w:t>☆ (被引 158) M. Nitka; J. Tejchman (2015). Modelling of concrete behaviour in uniaxial compression and tension with DEM. Granular Matter, 17, 145-164 (issue 1). https://doi.org/10.1007/s10035-015-0546-4</w:t>
       </w:r>
     </w:p>
     <w:p>
@@ -792,9 +844,9 @@
         <w:rPr>
           <w:rFonts w:ascii="Times New Roman" w:hAnsi="Times New Roman" w:eastAsia="標楷體"/>
           <w:b w:val="0"/>
-          <w:sz w:val="21"/>
+          <w:sz w:val="20"/>
         </w:rPr>
-        <w:t>[V] (被引 114) Jun Peng; Louis Ngai Yuen Wong; Cee Ing Teh (2017). Effects of grain size-to-particle size ratio on micro-cracking behavior using a bonded-particle grain-based model. International Journal of Rock Mechanics and Mining Sciences, 100, 207-217. https://doi.org/10.1016/j.ijrmms.2017.10.004</w:t>
+        <w:t>☆ (被引 114) Jun Peng; Louis Ngai Yuen Wong; Cee Ing Teh (2017). Effects of grain size-to-particle size ratio on micro-cracking behavior using a bonded-particle grain-based model. International Journal of Rock Mechanics and Mining Sciences, 100, 207-217. https://doi.org/10.1016/j.ijrmms.2017.10.004</w:t>
       </w:r>
     </w:p>
     <w:p>
@@ -805,9 +857,9 @@
         <w:rPr>
           <w:rFonts w:ascii="Times New Roman" w:hAnsi="Times New Roman" w:eastAsia="標楷體"/>
           <w:b w:val="0"/>
-          <w:sz w:val="21"/>
+          <w:sz w:val="20"/>
         </w:rPr>
-        <w:t>[V] (被引 10) Matthew Tsang; Ian Clark; Jurij Karlovšek (2023). Automating the Calibration of Flat-Jointed Bonded Particle Model Microproperties for the Rewan Sandstone Case Study. Rock Mechanics and Rock Engineering, 56, 6459-6480 (issue 9). https://doi.org/10.1007/s00603-023-03390-4</w:t>
+        <w:t>★ (被引 10) Matthew Tsang; Ian Clark; Jurij Karlovšek (2023). Automating the Calibration of Flat-Jointed Bonded Particle Model Microproperties for the Rewan Sandstone Case Study. Rock Mechanics and Rock Engineering, 56, 6459-6480 (issue 9). https://doi.org/10.1007/s00603-023-03390-4</w:t>
       </w:r>
     </w:p>
     <w:sectPr>

--- a/07_SCI_TUST/Chapter00_總綱/02_參考文獻總集_APA.docx
+++ b/07_SCI_TUST/Chapter00_總綱/02_參考文獻總集_APA.docx
@@ -19,7 +19,7 @@
           <w:b w:val="0"/>
           <w:sz w:val="22"/>
         </w:rPr>
-        <w:t xml:space="preserve">標記：★＝全文精讀（23 篇）；☆＝摘要級（33 篇，Elsevier 付費牆——補件優先序見 refs/ACCESS_LIST.md，⚖ 請以校園權限下載放入 Wade_TD_SCI/Reference/ 我即補讀）。TUST 31/56=55%（達標 ≥50%）；零 MDPI；全數 Crossref 逐 DOI 驗證。正文引用時一律 author-year 藍字，如 </w:t>
+        <w:t xml:space="preserve">標記：★＝全文精讀（23 篇）；☆＝摘要級（33 篇，Elsevier 付費牆——補件優先序見 References/ACCESS_LIST.md，⚖ 請以校園權限下載放入 Wade_TD_SCI/Reference/ 我即補讀）。TUST 31/56=55%（達標 ≥50%）；零 MDPI；全數 Crossref 逐 DOI 驗證。正文引用時一律 author-year 藍字，如 </w:t>
       </w:r>
       <w:r>
         <w:rPr>
@@ -71,7 +71,7 @@
           <w:sz w:val="20"/>
           <w:highlight w:val="yellow"/>
         </w:rPr>
-        <w:t>【重點：正式引用格式=Elsevier name-year；本檔為總庫、逐篇筆記在 refs/reading_notes/】</w:t>
+        <w:t>【重點：正式引用格式=Elsevier name-year；本檔為總庫、逐篇筆記在 References/reading_notes/】</w:t>
       </w:r>
     </w:p>
     <w:p>
@@ -299,7 +299,7 @@
           <w:b w:val="0"/>
           <w:sz w:val="20"/>
         </w:rPr>
-        <w:t>☆ (被引 0) Tsai, C.-H., Li, H.-H., &amp; Wang, T.-T. (in review). Numerical simulation and mechanical interpretation of intermittent time-dependent deformation in tunnels. IJRMMS (投稿中),  (⚖ 引用方式待 TT)</w:t>
+        <w:t>★ (被引 0) Tsai, C.-H., Li, H.-H., &amp; Wang, T.-T. (in review). Numerical simulation and mechanical interpretation of intermittent time-dependent deformation in tunnels. IJRMMS (投稿中),  (⚖ 引用方式待 TT)</w:t>
       </w:r>
     </w:p>
     <w:p>

--- a/07_SCI_TUST/Chapter00_總綱/02_參考文獻總集_APA.docx
+++ b/07_SCI_TUST/Chapter00_總綱/02_參考文獻總集_APA.docx
@@ -3,13 +3,16 @@
 <w:document xmlns:wpc="http://schemas.microsoft.com/office/word/2010/wordprocessingCanvas" xmlns:mo="http://schemas.microsoft.com/office/mac/office/2008/main" xmlns:mc="http://schemas.openxmlformats.org/markup-compatibility/2006" xmlns:mv="urn:schemas-microsoft-com:mac:vml" xmlns:o="urn:schemas-microsoft-com:office:office" xmlns:r="http://schemas.openxmlformats.org/officeDocument/2006/relationships" xmlns:m="http://schemas.openxmlformats.org/officeDocument/2006/math" xmlns:v="urn:schemas-microsoft-com:vml" xmlns:wp14="http://schemas.microsoft.com/office/word/2010/wordprocessingDrawing" xmlns:wp="http://schemas.openxmlformats.org/drawingml/2006/wordprocessingDrawing" xmlns:w10="urn:schemas-microsoft-com:office:word" xmlns:w="http://schemas.openxmlformats.org/wordprocessingml/2006/main" xmlns:w14="http://schemas.microsoft.com/office/word/2010/wordml" xmlns:wpg="http://schemas.microsoft.com/office/word/2010/wordprocessingGroup" xmlns:wpi="http://schemas.microsoft.com/office/word/2010/wordprocessingInk" xmlns:wne="http://schemas.microsoft.com/office/word/2006/wordml" xmlns:wps="http://schemas.microsoft.com/office/word/2010/wordprocessingShape" mc:Ignorable="w14 wp14">
   <w:body>
     <w:p>
+      <w:pPr>
+        <w:pStyle w:val="Heading1"/>
+      </w:pPr>
       <w:r>
         <w:rPr>
           <w:rFonts w:ascii="Times New Roman" w:hAnsi="Times New Roman" w:eastAsia="標楷體"/>
           <w:b/>
           <w:sz w:val="32"/>
         </w:rPr>
-        <w:t>參考文獻總集（APA 7；v3＝56 篇全量＋閱讀狀態）</w:t>
+        <w:t>參考文獻主庫與證據台帳（內部工作版；57 篇）</w:t>
       </w:r>
     </w:p>
     <w:p>
@@ -19,41 +22,7 @@
           <w:b w:val="0"/>
           <w:sz w:val="22"/>
         </w:rPr>
-        <w:t xml:space="preserve">標記：★＝全文精讀（23 篇）；☆＝摘要級（33 篇，Elsevier 付費牆——補件優先序見 References/ACCESS_LIST.md，⚖ 請以校園權限下載放入 Wade_TD_SCI/Reference/ 我即補讀）。TUST 31/56=55%（達標 ≥50%）；零 MDPI；全數 Crossref 逐 DOI 驗證。正文引用時一律 author-year 藍字，如 </w:t>
-      </w:r>
-      <w:r>
-        <w:rPr>
-          <w:rFonts w:ascii="Times New Roman" w:hAnsi="Times New Roman" w:eastAsia="標楷體"/>
-          <w:b w:val="0"/>
-          <w:color w:val="1F4EC8"/>
-          <w:sz w:val="22"/>
-        </w:rPr>
-        <w:t>(Chiu et al., 2017)</w:t>
-      </w:r>
-      <w:r>
-        <w:rPr>
-          <w:rFonts w:ascii="Times New Roman" w:hAnsi="Times New Roman" w:eastAsia="標楷體"/>
-          <w:b w:val="0"/>
-          <w:sz w:val="22"/>
-        </w:rPr>
-        <w:t>、</w:t>
-      </w:r>
-      <w:r>
-        <w:rPr>
-          <w:rFonts w:ascii="Times New Roman" w:hAnsi="Times New Roman" w:eastAsia="標楷體"/>
-          <w:b w:val="0"/>
-          <w:color w:val="1F4EC8"/>
-          <w:sz w:val="22"/>
-        </w:rPr>
-        <w:t>(Fahimifar &amp; Zareifard, 2009)</w:t>
-      </w:r>
-      <w:r>
-        <w:rPr>
-          <w:rFonts w:ascii="Times New Roman" w:hAnsi="Times New Roman" w:eastAsia="標楷體"/>
-          <w:b w:val="0"/>
-          <w:sz w:val="22"/>
-        </w:rPr>
-        <w:t>。</w:t>
+        <w:t>主庫目前為 57 篇，其中 TUST 31 篇。這一份是把書目、蒐集分箱與證據可用性放在一起的內部工作檔，不是可直接投稿的 APA 7 參考文獻表。正式寫稿時應另輸出純書目清單，移除 [A/B/B*/C]、[TUST] 與 L1–L6，並統一作者名、卷期、article number、online-first 狀態及 APA 標點；Crossref 驗證只證明書目存在，不等於全文已核讀。</w:t>
       </w:r>
       <w:r>
         <w:rPr>
@@ -71,124 +40,695 @@
           <w:sz w:val="20"/>
           <w:highlight w:val="yellow"/>
         </w:rPr>
-        <w:t>【重點：正式引用格式=Elsevier name-year；本檔為總庫、逐篇筆記在 References/reading_notes/】</w:t>
+        <w:t>【重點：先分清『書目存在』與『內容已核讀』，再決定一篇文獻能承擔多強的句子】</w:t>
+      </w:r>
+    </w:p>
+    <w:tbl>
+      <w:tblPr>
+        <w:tblStyle w:val="TableGrid"/>
+        <w:tblW w:type="dxa" w:w="9548"/>
+        <w:jc w:val="center"/>
+        <w:tblLayout w:type="fixed"/>
+        <w:tblLook w:firstColumn="1" w:firstRow="1" w:lastColumn="0" w:lastRow="0" w:noHBand="0" w:noVBand="1" w:val="04A0"/>
+        <w:tblInd w:w="100" w:type="dxa"/>
+      </w:tblPr>
+      <w:tblGrid>
+        <w:gridCol w:w="926"/>
+        <w:gridCol w:w="926"/>
+        <w:gridCol w:w="3776"/>
+        <w:gridCol w:w="3920"/>
+      </w:tblGrid>
+      <w:tr>
+        <w:trPr>
+          <w:tblHeader/>
+        </w:trPr>
+        <w:tc>
+          <w:tcPr>
+            <w:tcW w:type="dxa" w:w="926"/>
+            <w:vAlign w:val="center"/>
+            <w:tcMar>
+              <w:top w:w="80" w:type="dxa"/>
+              <w:start w:w="100" w:type="dxa"/>
+              <w:bottom w:w="80" w:type="dxa"/>
+              <w:end w:w="100" w:type="dxa"/>
+            </w:tcMar>
+          </w:tcPr>
+          <w:p>
+            <w:r/>
+            <w:r>
+              <w:rPr>
+                <w:rFonts w:ascii="Times New Roman" w:hAnsi="Times New Roman" w:eastAsia="標楷體"/>
+                <w:b/>
+                <w:sz w:val="19"/>
+              </w:rPr>
+              <w:t>等級</w:t>
+            </w:r>
+          </w:p>
+        </w:tc>
+        <w:tc>
+          <w:tcPr>
+            <w:tcW w:type="dxa" w:w="926"/>
+            <w:vAlign w:val="center"/>
+            <w:tcMar>
+              <w:top w:w="80" w:type="dxa"/>
+              <w:start w:w="100" w:type="dxa"/>
+              <w:bottom w:w="80" w:type="dxa"/>
+              <w:end w:w="100" w:type="dxa"/>
+            </w:tcMar>
+          </w:tcPr>
+          <w:p>
+            <w:r/>
+            <w:r>
+              <w:rPr>
+                <w:rFonts w:ascii="Times New Roman" w:hAnsi="Times New Roman" w:eastAsia="標楷體"/>
+                <w:b/>
+                <w:sz w:val="19"/>
+              </w:rPr>
+              <w:t>數量</w:t>
+            </w:r>
+          </w:p>
+        </w:tc>
+        <w:tc>
+          <w:tcPr>
+            <w:tcW w:type="dxa" w:w="3776"/>
+            <w:vAlign w:val="center"/>
+            <w:tcMar>
+              <w:top w:w="80" w:type="dxa"/>
+              <w:start w:w="100" w:type="dxa"/>
+              <w:bottom w:w="80" w:type="dxa"/>
+              <w:end w:w="100" w:type="dxa"/>
+            </w:tcMar>
+          </w:tcPr>
+          <w:p>
+            <w:r/>
+            <w:r>
+              <w:rPr>
+                <w:rFonts w:ascii="Times New Roman" w:hAnsi="Times New Roman" w:eastAsia="標楷體"/>
+                <w:b/>
+                <w:sz w:val="19"/>
+              </w:rPr>
+              <w:t>Access／review 狀態</w:t>
+            </w:r>
+          </w:p>
+        </w:tc>
+        <w:tc>
+          <w:tcPr>
+            <w:tcW w:type="dxa" w:w="3920"/>
+            <w:vAlign w:val="center"/>
+            <w:tcMar>
+              <w:top w:w="80" w:type="dxa"/>
+              <w:start w:w="100" w:type="dxa"/>
+              <w:bottom w:w="80" w:type="dxa"/>
+              <w:end w:w="100" w:type="dxa"/>
+            </w:tcMar>
+          </w:tcPr>
+          <w:p>
+            <w:r/>
+            <w:r>
+              <w:rPr>
+                <w:rFonts w:ascii="Times New Roman" w:hAnsi="Times New Roman" w:eastAsia="標楷體"/>
+                <w:b/>
+                <w:sz w:val="19"/>
+              </w:rPr>
+              <w:t>暫定 citation readiness</w:t>
+            </w:r>
+          </w:p>
+        </w:tc>
+      </w:tr>
+      <w:tr>
+        <w:trPr>
+          <w:cantSplit/>
+        </w:trPr>
+        <w:tc>
+          <w:tcPr>
+            <w:tcW w:type="dxa" w:w="926"/>
+            <w:vAlign w:val="center"/>
+            <w:tcMar>
+              <w:top w:w="80" w:type="dxa"/>
+              <w:start w:w="100" w:type="dxa"/>
+              <w:bottom w:w="80" w:type="dxa"/>
+              <w:end w:w="100" w:type="dxa"/>
+            </w:tcMar>
+          </w:tcPr>
+          <w:p>
+            <w:r/>
+            <w:r>
+              <w:rPr>
+                <w:rFonts w:ascii="Times New Roman" w:hAnsi="Times New Roman" w:eastAsia="標楷體"/>
+                <w:b w:val="0"/>
+                <w:sz w:val="18"/>
+              </w:rPr>
+              <w:t>A</w:t>
+            </w:r>
+          </w:p>
+        </w:tc>
+        <w:tc>
+          <w:tcPr>
+            <w:tcW w:type="dxa" w:w="926"/>
+            <w:vAlign w:val="center"/>
+            <w:tcMar>
+              <w:top w:w="80" w:type="dxa"/>
+              <w:start w:w="100" w:type="dxa"/>
+              <w:bottom w:w="80" w:type="dxa"/>
+              <w:end w:w="100" w:type="dxa"/>
+            </w:tcMar>
+          </w:tcPr>
+          <w:p>
+            <w:r/>
+            <w:r>
+              <w:rPr>
+                <w:rFonts w:ascii="Times New Roman" w:hAnsi="Times New Roman" w:eastAsia="標楷體"/>
+                <w:b w:val="0"/>
+                <w:sz w:val="18"/>
+              </w:rPr>
+              <w:t>17</w:t>
+            </w:r>
+          </w:p>
+        </w:tc>
+        <w:tc>
+          <w:tcPr>
+            <w:tcW w:type="dxa" w:w="3776"/>
+            <w:vAlign w:val="center"/>
+            <w:tcMar>
+              <w:top w:w="80" w:type="dxa"/>
+              <w:start w:w="100" w:type="dxa"/>
+              <w:bottom w:w="80" w:type="dxa"/>
+              <w:end w:w="100" w:type="dxa"/>
+            </w:tcMar>
+          </w:tcPr>
+          <w:p>
+            <w:r/>
+            <w:r>
+              <w:rPr>
+                <w:rFonts w:ascii="Times New Roman" w:hAnsi="Times New Roman" w:eastAsia="標楷體"/>
+                <w:b w:val="0"/>
+                <w:sz w:val="18"/>
+              </w:rPr>
+              <w:t>本機出版社 PDF 已直接取得；逐篇核讀狀態另查 note</w:t>
+            </w:r>
+          </w:p>
+        </w:tc>
+        <w:tc>
+          <w:tcPr>
+            <w:tcW w:type="dxa" w:w="3920"/>
+            <w:vAlign w:val="center"/>
+            <w:tcMar>
+              <w:top w:w="80" w:type="dxa"/>
+              <w:start w:w="100" w:type="dxa"/>
+              <w:bottom w:w="80" w:type="dxa"/>
+              <w:end w:w="100" w:type="dxa"/>
+            </w:tcMar>
+          </w:tcPr>
+          <w:p>
+            <w:r/>
+            <w:r>
+              <w:rPr>
+                <w:rFonts w:ascii="Times New Roman" w:hAnsi="Times New Roman" w:eastAsia="標楷體"/>
+                <w:b w:val="0"/>
+                <w:sz w:val="18"/>
+              </w:rPr>
+              <w:t>引用方法、數據或結論前須回看原文精確頁面</w:t>
+            </w:r>
+          </w:p>
+        </w:tc>
+      </w:tr>
+      <w:tr>
+        <w:trPr>
+          <w:cantSplit/>
+        </w:trPr>
+        <w:tc>
+          <w:tcPr>
+            <w:tcW w:type="dxa" w:w="926"/>
+            <w:vAlign w:val="center"/>
+            <w:tcMar>
+              <w:top w:w="80" w:type="dxa"/>
+              <w:start w:w="100" w:type="dxa"/>
+              <w:bottom w:w="80" w:type="dxa"/>
+              <w:end w:w="100" w:type="dxa"/>
+            </w:tcMar>
+          </w:tcPr>
+          <w:p>
+            <w:r/>
+            <w:r>
+              <w:rPr>
+                <w:rFonts w:ascii="Times New Roman" w:hAnsi="Times New Roman" w:eastAsia="標楷體"/>
+                <w:b w:val="0"/>
+                <w:sz w:val="18"/>
+              </w:rPr>
+              <w:t>B</w:t>
+            </w:r>
+          </w:p>
+        </w:tc>
+        <w:tc>
+          <w:tcPr>
+            <w:tcW w:type="dxa" w:w="926"/>
+            <w:vAlign w:val="center"/>
+            <w:tcMar>
+              <w:top w:w="80" w:type="dxa"/>
+              <w:start w:w="100" w:type="dxa"/>
+              <w:bottom w:w="80" w:type="dxa"/>
+              <w:end w:w="100" w:type="dxa"/>
+            </w:tcMar>
+          </w:tcPr>
+          <w:p>
+            <w:r/>
+            <w:r>
+              <w:rPr>
+                <w:rFonts w:ascii="Times New Roman" w:hAnsi="Times New Roman" w:eastAsia="標楷體"/>
+                <w:b w:val="0"/>
+                <w:sz w:val="18"/>
+              </w:rPr>
+              <w:t>22</w:t>
+            </w:r>
+          </w:p>
+        </w:tc>
+        <w:tc>
+          <w:tcPr>
+            <w:tcW w:type="dxa" w:w="3776"/>
+            <w:vAlign w:val="center"/>
+            <w:tcMar>
+              <w:top w:w="80" w:type="dxa"/>
+              <w:start w:w="100" w:type="dxa"/>
+              <w:bottom w:w="80" w:type="dxa"/>
+              <w:end w:w="100" w:type="dxa"/>
+            </w:tcMar>
+          </w:tcPr>
+          <w:p>
+            <w:r/>
+            <w:r>
+              <w:rPr>
+                <w:rFonts w:ascii="Times New Roman" w:hAnsi="Times New Roman" w:eastAsia="標楷體"/>
+                <w:b w:val="0"/>
+                <w:sz w:val="18"/>
+              </w:rPr>
+              <w:t>FABLE 已以合法全文或本機全文完成全文筆記</w:t>
+            </w:r>
+          </w:p>
+        </w:tc>
+        <w:tc>
+          <w:tcPr>
+            <w:tcW w:type="dxa" w:w="3920"/>
+            <w:vAlign w:val="center"/>
+            <w:tcMar>
+              <w:top w:w="80" w:type="dxa"/>
+              <w:start w:w="100" w:type="dxa"/>
+              <w:bottom w:w="80" w:type="dxa"/>
+              <w:end w:w="100" w:type="dxa"/>
+            </w:tcMar>
+          </w:tcPr>
+          <w:p>
+            <w:r/>
+            <w:r>
+              <w:rPr>
+                <w:rFonts w:ascii="Times New Roman" w:hAnsi="Times New Roman" w:eastAsia="標楷體"/>
+                <w:b w:val="0"/>
+                <w:sz w:val="18"/>
+              </w:rPr>
+              <w:t>可作核心或支撐文獻；關鍵數字仍回查原文</w:t>
+            </w:r>
+          </w:p>
+        </w:tc>
+      </w:tr>
+      <w:tr>
+        <w:trPr>
+          <w:cantSplit/>
+        </w:trPr>
+        <w:tc>
+          <w:tcPr>
+            <w:tcW w:type="dxa" w:w="926"/>
+            <w:vAlign w:val="center"/>
+            <w:tcMar>
+              <w:top w:w="80" w:type="dxa"/>
+              <w:start w:w="100" w:type="dxa"/>
+              <w:bottom w:w="80" w:type="dxa"/>
+              <w:end w:w="100" w:type="dxa"/>
+            </w:tcMar>
+          </w:tcPr>
+          <w:p>
+            <w:r/>
+            <w:r>
+              <w:rPr>
+                <w:rFonts w:ascii="Times New Roman" w:hAnsi="Times New Roman" w:eastAsia="標楷體"/>
+                <w:b w:val="0"/>
+                <w:sz w:val="18"/>
+              </w:rPr>
+              <w:t>B*</w:t>
+            </w:r>
+          </w:p>
+        </w:tc>
+        <w:tc>
+          <w:tcPr>
+            <w:tcW w:type="dxa" w:w="926"/>
+            <w:vAlign w:val="center"/>
+            <w:tcMar>
+              <w:top w:w="80" w:type="dxa"/>
+              <w:start w:w="100" w:type="dxa"/>
+              <w:bottom w:w="80" w:type="dxa"/>
+              <w:end w:w="100" w:type="dxa"/>
+            </w:tcMar>
+          </w:tcPr>
+          <w:p>
+            <w:r/>
+            <w:r>
+              <w:rPr>
+                <w:rFonts w:ascii="Times New Roman" w:hAnsi="Times New Roman" w:eastAsia="標楷體"/>
+                <w:b w:val="0"/>
+                <w:sz w:val="18"/>
+              </w:rPr>
+              <w:t>1</w:t>
+            </w:r>
+          </w:p>
+        </w:tc>
+        <w:tc>
+          <w:tcPr>
+            <w:tcW w:type="dxa" w:w="3776"/>
+            <w:vAlign w:val="center"/>
+            <w:tcMar>
+              <w:top w:w="80" w:type="dxa"/>
+              <w:start w:w="100" w:type="dxa"/>
+              <w:bottom w:w="80" w:type="dxa"/>
+              <w:end w:w="100" w:type="dxa"/>
+            </w:tcMar>
+          </w:tcPr>
+          <w:p>
+            <w:r/>
+            <w:r>
+              <w:rPr>
+                <w:rFonts w:ascii="Times New Roman" w:hAnsi="Times New Roman" w:eastAsia="標楷體"/>
+                <w:b w:val="0"/>
+                <w:sz w:val="18"/>
+              </w:rPr>
+              <w:t>本團隊 in-review 全文</w:t>
+            </w:r>
+          </w:p>
+        </w:tc>
+        <w:tc>
+          <w:tcPr>
+            <w:tcW w:type="dxa" w:w="3920"/>
+            <w:vAlign w:val="center"/>
+            <w:tcMar>
+              <w:top w:w="80" w:type="dxa"/>
+              <w:start w:w="100" w:type="dxa"/>
+              <w:bottom w:w="80" w:type="dxa"/>
+              <w:end w:w="100" w:type="dxa"/>
+            </w:tcMar>
+          </w:tcPr>
+          <w:p>
+            <w:r/>
+            <w:r>
+              <w:rPr>
+                <w:rFonts w:ascii="Times New Roman" w:hAnsi="Times New Roman" w:eastAsia="標楷體"/>
+                <w:b w:val="0"/>
+                <w:sz w:val="18"/>
+              </w:rPr>
+              <w:t>只作 research lineage／本文差異，不作唯一外部證據</w:t>
+            </w:r>
+          </w:p>
+        </w:tc>
+      </w:tr>
+      <w:tr>
+        <w:trPr>
+          <w:cantSplit/>
+        </w:trPr>
+        <w:tc>
+          <w:tcPr>
+            <w:tcW w:type="dxa" w:w="926"/>
+            <w:vAlign w:val="center"/>
+            <w:tcMar>
+              <w:top w:w="80" w:type="dxa"/>
+              <w:start w:w="100" w:type="dxa"/>
+              <w:bottom w:w="80" w:type="dxa"/>
+              <w:end w:w="100" w:type="dxa"/>
+            </w:tcMar>
+          </w:tcPr>
+          <w:p>
+            <w:r/>
+            <w:r>
+              <w:rPr>
+                <w:rFonts w:ascii="Times New Roman" w:hAnsi="Times New Roman" w:eastAsia="標楷體"/>
+                <w:b w:val="0"/>
+                <w:sz w:val="18"/>
+              </w:rPr>
+              <w:t>C</w:t>
+            </w:r>
+          </w:p>
+        </w:tc>
+        <w:tc>
+          <w:tcPr>
+            <w:tcW w:type="dxa" w:w="926"/>
+            <w:vAlign w:val="center"/>
+            <w:tcMar>
+              <w:top w:w="80" w:type="dxa"/>
+              <w:start w:w="100" w:type="dxa"/>
+              <w:bottom w:w="80" w:type="dxa"/>
+              <w:end w:w="100" w:type="dxa"/>
+            </w:tcMar>
+          </w:tcPr>
+          <w:p>
+            <w:r/>
+            <w:r>
+              <w:rPr>
+                <w:rFonts w:ascii="Times New Roman" w:hAnsi="Times New Roman" w:eastAsia="標楷體"/>
+                <w:b w:val="0"/>
+                <w:sz w:val="18"/>
+              </w:rPr>
+              <w:t>17</w:t>
+            </w:r>
+          </w:p>
+        </w:tc>
+        <w:tc>
+          <w:tcPr>
+            <w:tcW w:type="dxa" w:w="3776"/>
+            <w:vAlign w:val="center"/>
+            <w:tcMar>
+              <w:top w:w="80" w:type="dxa"/>
+              <w:start w:w="100" w:type="dxa"/>
+              <w:bottom w:w="80" w:type="dxa"/>
+              <w:end w:w="100" w:type="dxa"/>
+            </w:tcMar>
+          </w:tcPr>
+          <w:p>
+            <w:r/>
+            <w:r>
+              <w:rPr>
+                <w:rFonts w:ascii="Times New Roman" w:hAnsi="Times New Roman" w:eastAsia="標楷體"/>
+                <w:b w:val="0"/>
+                <w:sz w:val="18"/>
+              </w:rPr>
+              <w:t>abstract／metadata／題名層級</w:t>
+            </w:r>
+          </w:p>
+        </w:tc>
+        <w:tc>
+          <w:tcPr>
+            <w:tcW w:type="dxa" w:w="3920"/>
+            <w:vAlign w:val="center"/>
+            <w:tcMar>
+              <w:top w:w="80" w:type="dxa"/>
+              <w:start w:w="100" w:type="dxa"/>
+              <w:bottom w:w="80" w:type="dxa"/>
+              <w:end w:w="100" w:type="dxa"/>
+            </w:tcMar>
+          </w:tcPr>
+          <w:p>
+            <w:r/>
+            <w:r>
+              <w:rPr>
+                <w:rFonts w:ascii="Times New Roman" w:hAnsi="Times New Roman" w:eastAsia="標楷體"/>
+                <w:b w:val="0"/>
+                <w:sz w:val="18"/>
+              </w:rPr>
+              <w:t>只作背景或檢索線索；不得推論章節、圖表及未載數字</w:t>
+            </w:r>
+          </w:p>
+        </w:tc>
+      </w:tr>
+    </w:tbl>
+    <w:p>
+      <w:r>
+        <w:rPr>
+          <w:rFonts w:ascii="Times New Roman" w:hAnsi="Times New Roman" w:eastAsia="標楷體"/>
+          <w:b w:val="0"/>
+          <w:sz w:val="21"/>
+        </w:rPr>
+        <w:t>A† 表示 PDF 已存在但 FABLE 全文筆記尚待同步。正文引用採 Elsevier name-year；本檔為總庫，逐篇證據仍以 References/reading_notes/ 與原始 PDF 為準。</w:t>
+      </w:r>
+      <w:r>
+        <w:rPr>
+          <w:rFonts w:ascii="Times New Roman" w:hAnsi="Times New Roman" w:eastAsia="標楷體"/>
+          <w:b w:val="0"/>
+          <w:sz w:val="21"/>
+        </w:rPr>
+        <w:t xml:space="preserve">　</w:t>
+      </w:r>
+      <w:r>
+        <w:rPr>
+          <w:rFonts w:ascii="Times New Roman" w:hAnsi="Times New Roman" w:eastAsia="標楷體"/>
+          <w:b w:val="0"/>
+          <w:color w:val="000000"/>
+          <w:sz w:val="20"/>
+          <w:highlight w:val="yellow"/>
+        </w:rPr>
+        <w:t>【重點：核心因果句優先由 A/B 的不同研究團隊交叉支撐；C 不得承擔『前人如何做、結果多少』】</w:t>
       </w:r>
     </w:p>
     <w:p>
       <w:r>
         <w:rPr>
           <w:rFonts w:ascii="Times New Roman" w:hAnsi="Times New Roman" w:eastAsia="標楷體"/>
-          <w:b/>
-          <w:sz w:val="28"/>
+          <w:b w:val="0"/>
+          <w:sz w:val="21"/>
         </w:rPr>
-        <w:t>L1 水文→襯砌載重與劣化（8 篇，TUST 6）</w:t>
+        <w:t>L1–L6 只是檢索分箱，不是直接證據類別：Liu D. (2022) 是偏壓下 FRP 補強；Xin (2024) 與 Tian (2026) 是動力／地震坡隧案例；L5 同時包含依時性能與反分析；L6 多數為岩石 BPM 理論與標定，只有個別文獻直接處理混凝土。因此分箱名稱不得被拿來代替逐篇內容判讀。</w:t>
+      </w:r>
+      <w:r>
+        <w:rPr>
+          <w:rFonts w:ascii="Times New Roman" w:hAnsi="Times New Roman" w:eastAsia="標楷體"/>
+          <w:b w:val="0"/>
+          <w:sz w:val="21"/>
+        </w:rPr>
+        <w:t xml:space="preserve">　</w:t>
+      </w:r>
+      <w:r>
+        <w:rPr>
+          <w:rFonts w:ascii="Times New Roman" w:hAnsi="Times New Roman" w:eastAsia="標楷體"/>
+          <w:b w:val="0"/>
+          <w:color w:val="000000"/>
+          <w:sz w:val="20"/>
+          <w:highlight w:val="yellow"/>
+        </w:rPr>
+        <w:t>【重點：一篇文獻只能支撐其研究對象、荷載路徑、材料與方法實際涵蓋的命題】</w:t>
       </w:r>
     </w:p>
     <w:p>
       <w:pPr>
-        <w:ind w:left="360"/>
+        <w:pStyle w:val="Heading2"/>
+      </w:pPr>
+      <w:r>
+        <w:rPr>
+          <w:rFonts w:ascii="Times New Roman" w:hAnsi="Times New Roman" w:eastAsia="標楷體"/>
+          <w:b/>
+          <w:sz w:val="28"/>
+        </w:rPr>
+        <w:t>L1 隧道水力載重、排水劣化與襯砌反應（檢索分箱；8 篇，TUST 6）</w:t>
+      </w:r>
+    </w:p>
+    <w:p>
+      <w:pPr>
+        <w:spacing w:after="40" w:line="245" w:lineRule="auto"/>
+        <w:ind w:left="360" w:hanging="360"/>
       </w:pPr>
       <w:r>
         <w:rPr>
           <w:rFonts w:ascii="Times New Roman" w:hAnsi="Times New Roman" w:eastAsia="標楷體"/>
           <w:b w:val="0"/>
-          <w:sz w:val="20"/>
+          <w:sz w:val="18"/>
         </w:rPr>
-        <w:t>★ [TUST] (被引 94) Fahimifar, A.; Zareifard, M.R. (2009). A theoretical solution for analysis of tunnels below groundwater considering the hydraulic-mechanical coupling. Tunnelling and Underground Space Technology, 24(6), 634-646. https://doi.org/10.1016/j.tust.2009.06.002</w:t>
+        <w:t>[B] [TUST] Fahimifar, A.; Zareifard, M.R. (2009). A theoretical solution for analysis of tunnels below groundwater considering the hydraulic-mechanical coupling. Tunnelling and Underground Space Technology, 24(6), 634-646. https://doi.org/10.1016/j.tust.2009.06.002</w:t>
       </w:r>
     </w:p>
     <w:p>
       <w:pPr>
-        <w:ind w:left="360"/>
+        <w:spacing w:after="40" w:line="245" w:lineRule="auto"/>
+        <w:ind w:left="360" w:hanging="360"/>
       </w:pPr>
       <w:r>
         <w:rPr>
           <w:rFonts w:ascii="Times New Roman" w:hAnsi="Times New Roman" w:eastAsia="標楷體"/>
           <w:b w:val="0"/>
-          <w:sz w:val="20"/>
+          <w:sz w:val="18"/>
         </w:rPr>
-        <w:t>☆ [TUST] (被引 52) Tan Yuqi; Smith John V.; Li Chun-Qing; Currell Matthew; Wu Yufei (2018). Predicting external water pressure and cracking of a tunnel lining by measuring water inflow rate. Tunnelling and Underground Space Technology, 71, 115-125. https://doi.org/10.1016/j.tust.2017.08.015</w:t>
+        <w:t>[A] [TUST] Tan Yuqi; Smith John V.; Li Chun-Qing; Currell Matthew; Wu Yufei (2018). Predicting external water pressure and cracking of a tunnel lining by measuring water inflow rate. Tunnelling and Underground Space Technology, 71, 115-125. https://doi.org/10.1016/j.tust.2017.08.015</w:t>
       </w:r>
     </w:p>
     <w:p>
       <w:pPr>
-        <w:ind w:left="360"/>
+        <w:spacing w:after="40" w:line="245" w:lineRule="auto"/>
+        <w:ind w:left="360" w:hanging="360"/>
       </w:pPr>
       <w:r>
         <w:rPr>
           <w:rFonts w:ascii="Times New Roman" w:hAnsi="Times New Roman" w:eastAsia="標楷體"/>
           <w:b w:val="0"/>
-          <w:sz w:val="20"/>
+          <w:sz w:val="18"/>
         </w:rPr>
-        <w:t>★ [TUST] (被引 41) Chen, J., Hu, T., Hu, X., &amp; Jia, K. (2024). Study on the influence of crack depth on the safety of tunnel lining structure. Tunnelling and Underground Space Technology, 143, 105470. https://doi.org/10.1016/j.tust.2023.105470</w:t>
+        <w:t>[B] [TUST] Chen, J., Hu, T., Hu, X., &amp; Jia, K. (2024). Study on the influence of crack depth on the safety of tunnel lining structure. Tunnelling and Underground Space Technology, 143, 105470. https://doi.org/10.1016/j.tust.2023.105470</w:t>
       </w:r>
     </w:p>
     <w:p>
       <w:pPr>
-        <w:ind w:left="360"/>
+        <w:spacing w:after="40" w:line="245" w:lineRule="auto"/>
+        <w:ind w:left="360" w:hanging="360"/>
       </w:pPr>
       <w:r>
         <w:rPr>
           <w:rFonts w:ascii="Times New Roman" w:hAnsi="Times New Roman" w:eastAsia="標楷體"/>
           <w:b w:val="0"/>
-          <w:sz w:val="20"/>
+          <w:sz w:val="18"/>
         </w:rPr>
-        <w:t>☆ (被引 41) Zhang Sulei; Xu Qing; Yoo Chungsik; Min Bo; Liu Chang; Guan Xiaoming; Li Pengfei (2022). Lining cracking mechanism of old highway tunnels caused by drainage system deterioration: A case study of Liwaiao Tunnel, Ningbo, China. Engineering Failure Analysis, 137, 106270. https://doi.org/10.1016/j.engfailanal.2022.106270</w:t>
+        <w:t>[A] Zhang Sulei; Xu Qing; Yoo Chungsik; Min Bo; Liu Chang; Guan Xiaoming; Li Pengfei (2022). Lining cracking mechanism of old highway tunnels caused by drainage system deterioration: A case study of Liwaiao Tunnel, Ningbo, China. Engineering Failure Analysis, 137, 106270. https://doi.org/10.1016/j.engfailanal.2022.106270</w:t>
       </w:r>
     </w:p>
     <w:p>
       <w:pPr>
-        <w:ind w:left="360"/>
+        <w:spacing w:after="40" w:line="245" w:lineRule="auto"/>
+        <w:ind w:left="360" w:hanging="360"/>
       </w:pPr>
       <w:r>
         <w:rPr>
           <w:rFonts w:ascii="Times New Roman" w:hAnsi="Times New Roman" w:eastAsia="標楷體"/>
           <w:b w:val="0"/>
-          <w:sz w:val="20"/>
+          <w:sz w:val="18"/>
         </w:rPr>
-        <w:t>☆ [TUST] (被引 37) Sun Weixin; Han Fucheng; Zhang Yanmei; Zhang Wengang; Zhang Runhong; Su Weijia (2023). Experimental assessment of structural responses of tunnels under the groundwater level fluctuation. Tunnelling and Underground Space Technology, 137, 105138. https://doi.org/10.1016/j.tust.2023.105138</w:t>
+        <w:t>[A] [TUST] Sun Weixin; Han Fucheng; Zhang Yanmei; Zhang Wengang; Zhang Runhong; Su Weijia (2023). Experimental assessment of structural responses of tunnels under the groundwater level fluctuation. Tunnelling and Underground Space Technology, 137, 105138. https://doi.org/10.1016/j.tust.2023.105138</w:t>
       </w:r>
     </w:p>
     <w:p>
       <w:pPr>
-        <w:ind w:left="360"/>
+        <w:spacing w:after="40" w:line="245" w:lineRule="auto"/>
+        <w:ind w:left="360" w:hanging="360"/>
       </w:pPr>
       <w:r>
         <w:rPr>
           <w:rFonts w:ascii="Times New Roman" w:hAnsi="Times New Roman" w:eastAsia="標楷體"/>
           <w:b w:val="0"/>
-          <w:sz w:val="20"/>
+          <w:sz w:val="18"/>
         </w:rPr>
-        <w:t>☆ [TUST] (被引 34) Liu, D., Shang, Q., Li, M., Zuo, J., Gao, Y., &amp; Xu, F. (2022). Cracking behaviour of tunnel lining under bias pressure strengthened using FRP Grid-PCM method. Tunnelling and Underground Space Technology, 123, 104436. https://doi.org/10.1016/j.tust.2022.104436</w:t>
+        <w:t>[C] [TUST] Liu, D., Shang, Q., Li, M., Zuo, J., Gao, Y., &amp; Xu, F. (2022). Cracking behaviour of tunnel lining under bias pressure strengthened using FRP Grid-PCM method. Tunnelling and Underground Space Technology, 123, 104436. https://doi.org/10.1016/j.tust.2022.104436</w:t>
       </w:r>
     </w:p>
     <w:p>
       <w:pPr>
-        <w:ind w:left="360"/>
+        <w:spacing w:after="40" w:line="245" w:lineRule="auto"/>
+        <w:ind w:left="360" w:hanging="360"/>
       </w:pPr>
       <w:r>
         <w:rPr>
           <w:rFonts w:ascii="Times New Roman" w:hAnsi="Times New Roman" w:eastAsia="標楷體"/>
           <w:b w:val="0"/>
-          <w:sz w:val="20"/>
+          <w:sz w:val="18"/>
         </w:rPr>
-        <w:t>★ (被引 29) Tarifard, A.; Gorog, P.; Torok, A. (2022). Long-term assessment of creep and water effects on tunnel lining loads in weak rocks using displacement-based direct back analysis: an example from northwest of Iran. Geomechanics and Geophysics for Geo-Energy and Geo-Resources, 8(1), art. 31. https://doi.org/10.1007/s40948-022-00342-0</w:t>
+        <w:t>[B] Tarifard, A.; Gorog, P.; Torok, A. (2022). Long-term assessment of creep and water effects on tunnel lining loads in weak rocks using displacement-based direct back analysis: an example from northwest of Iran. Geomechanics and Geophysics for Geo-Energy and Geo-Resources, 8(1), art. 31. https://doi.org/10.1007/s40948-022-00342-0</w:t>
       </w:r>
     </w:p>
     <w:p>
       <w:pPr>
-        <w:ind w:left="360"/>
+        <w:spacing w:after="40" w:line="245" w:lineRule="auto"/>
+        <w:ind w:left="360" w:hanging="360"/>
       </w:pPr>
       <w:r>
         <w:rPr>
           <w:rFonts w:ascii="Times New Roman" w:hAnsi="Times New Roman" w:eastAsia="標楷體"/>
           <w:b w:val="0"/>
-          <w:sz w:val="20"/>
+          <w:sz w:val="18"/>
         </w:rPr>
-        <w:t>★ [TUST] (被引 0) An, P., Fan, L., Ma, S., Zhang, J., Huang, Z., &amp; Fu, H. (2026). Water pressure distribution around tunnels in pipeline-type karst and lining response characteristics induced by rainfall. Tunnelling and Underground Space Technology, 107691. https://doi.org/10.1016/j.tust.2026.107691</w:t>
+        <w:t>[B] [TUST] An, P., Fan, L., Ma, S., Zhang, J., Huang, Z., &amp; Fu, H. (2026). Water pressure distribution around tunnels in pipeline-type karst and lining response characteristics induced by rainfall. Tunnelling and Underground Space Technology, 107691. https://doi.org/10.1016/j.tust.2026.107691</w:t>
       </w:r>
     </w:p>
     <w:p>
+      <w:pPr>
+        <w:pStyle w:val="Heading2"/>
+      </w:pPr>
       <w:r>
         <w:rPr>
           <w:rFonts w:ascii="Times New Roman" w:hAnsi="Times New Roman" w:eastAsia="標楷體"/>
@@ -200,671 +740,745 @@
     </w:p>
     <w:p>
       <w:pPr>
-        <w:ind w:left="360"/>
+        <w:spacing w:after="40" w:line="245" w:lineRule="auto"/>
+        <w:ind w:left="360" w:hanging="360"/>
       </w:pPr>
       <w:r>
         <w:rPr>
           <w:rFonts w:ascii="Times New Roman" w:hAnsi="Times New Roman" w:eastAsia="標楷體"/>
           <w:b w:val="0"/>
-          <w:sz w:val="20"/>
+          <w:sz w:val="18"/>
         </w:rPr>
-        <w:t>★ (被引 178) Sulem, J.; Panet, M.; Guenot, A. (1987). An analytical solution for time-dependent displacements in a circular tunnel. International Journal of Rock Mechanics and Mining Sciences &amp; Geomechanics Abstracts, 24(3), 155-164. https://doi.org/10.1016/0148-9062(87)90523-7</w:t>
+        <w:t>[B] Sulem, J.; Panet, M.; Guenot, A. (1987). An analytical solution for time-dependent displacements in a circular tunnel. International Journal of Rock Mechanics and Mining Sciences &amp; Geomechanics Abstracts, 24(3), 155-164. https://doi.org/10.1016/0148-9062(87)90523-7</w:t>
       </w:r>
     </w:p>
     <w:p>
       <w:pPr>
-        <w:ind w:left="360"/>
+        <w:spacing w:after="40" w:line="245" w:lineRule="auto"/>
+        <w:ind w:left="360" w:hanging="360"/>
       </w:pPr>
       <w:r>
         <w:rPr>
           <w:rFonts w:ascii="Times New Roman" w:hAnsi="Times New Roman" w:eastAsia="標楷體"/>
           <w:b w:val="0"/>
-          <w:sz w:val="20"/>
+          <w:sz w:val="18"/>
         </w:rPr>
-        <w:t>★ [TUST] (被引 167) Paraskevopoulou, C.; Diederichs, M. (2018). Analysis of time-dependent deformation in tunnels using the Convergence-Confinement Method. Tunnelling and Underground Space Technology, 71, 62-80. https://doi.org/10.1016/j.tust.2017.07.001</w:t>
+        <w:t>[B] [TUST] Paraskevopoulou, C.; Diederichs, M. (2018). Analysis of time-dependent deformation in tunnels using the Convergence-Confinement Method. Tunnelling and Underground Space Technology, 71, 62-80. https://doi.org/10.1016/j.tust.2017.07.001</w:t>
       </w:r>
     </w:p>
     <w:p>
       <w:pPr>
-        <w:ind w:left="360"/>
+        <w:spacing w:after="40" w:line="245" w:lineRule="auto"/>
+        <w:ind w:left="360" w:hanging="360"/>
       </w:pPr>
       <w:r>
         <w:rPr>
           <w:rFonts w:ascii="Times New Roman" w:hAnsi="Times New Roman" w:eastAsia="標楷體"/>
           <w:b w:val="0"/>
-          <w:sz w:val="20"/>
+          <w:sz w:val="18"/>
         </w:rPr>
-        <w:t>★ (被引 31) Liu, B.; Song, Y.; Chu, Z. (2022). Time-dependent safety of lining structures of circular tunnels in weak rock strata. International Journal of Mining Science and Technology, 32(2), 323-334. https://doi.org/10.1016/j.ijmst.2021.12.003</w:t>
+        <w:t>[B] Liu, B.; Song, Y.; Chu, Z. (2022). Time-dependent safety of lining structures of circular tunnels in weak rock strata. International Journal of Mining Science and Technology, 32(2), 323-334. https://doi.org/10.1016/j.ijmst.2021.12.003</w:t>
       </w:r>
     </w:p>
     <w:p>
       <w:pPr>
-        <w:ind w:left="360"/>
+        <w:spacing w:after="40" w:line="245" w:lineRule="auto"/>
+        <w:ind w:left="360" w:hanging="360"/>
       </w:pPr>
       <w:r>
         <w:rPr>
           <w:rFonts w:ascii="Times New Roman" w:hAnsi="Times New Roman" w:eastAsia="標楷體"/>
           <w:b w:val="0"/>
-          <w:sz w:val="20"/>
+          <w:sz w:val="18"/>
         </w:rPr>
-        <w:t>☆ [TUST] (被引 29) Chang, Z., Yan, C., Xie, W., Lu, Z., Lan, H., &amp; Mei, H. (2024). Large-scale field tunnel model and time-dependent floor heave induced by humidification. Tunnelling and Underground Space Technology, 145, 105615. https://doi.org/10.1016/j.tust.2024.105615</w:t>
+        <w:t>[C] [TUST] Chang, Z., Yan, C., Xie, W., Lu, Z., Lan, H., &amp; Mei, H. (2024). Large-scale field tunnel model and time-dependent floor heave induced by humidification. Tunnelling and Underground Space Technology, 145, 105615. https://doi.org/10.1016/j.tust.2024.105615</w:t>
       </w:r>
     </w:p>
     <w:p>
       <w:pPr>
-        <w:ind w:left="360"/>
+        <w:spacing w:after="40" w:line="245" w:lineRule="auto"/>
+        <w:ind w:left="360" w:hanging="360"/>
       </w:pPr>
       <w:r>
         <w:rPr>
           <w:rFonts w:ascii="Times New Roman" w:hAnsi="Times New Roman" w:eastAsia="標楷體"/>
           <w:b w:val="0"/>
-          <w:sz w:val="20"/>
+          <w:sz w:val="18"/>
         </w:rPr>
-        <w:t>☆ [TUST] (被引 27) Wang, X., Iura, T., Jiang, Y., Wang, Z., &amp; Liu, R. (2021). Deformation and mechanical characteristics of tunneling in squeezing ground: A case study of the west section of the Tawarazaka Tunnel. Tunnelling and Underground Space Technology, 103697. https://doi.org/10.1016/j.tust.2020.103697</w:t>
+        <w:t>[A] [TUST] Wang, X., Iura, T., Jiang, Y., Wang, Z., &amp; Liu, R. (2021). Deformation and mechanical characteristics of tunneling in squeezing ground: A case study of the west section of the Tawarazaka Tunnel. Tunnelling and Underground Space Technology, 103697. https://doi.org/10.1016/j.tust.2020.103697</w:t>
       </w:r>
     </w:p>
     <w:p>
       <w:pPr>
-        <w:ind w:left="360"/>
+        <w:spacing w:after="40" w:line="245" w:lineRule="auto"/>
+        <w:ind w:left="360" w:hanging="360"/>
       </w:pPr>
       <w:r>
         <w:rPr>
           <w:rFonts w:ascii="Times New Roman" w:hAnsi="Times New Roman" w:eastAsia="標楷體"/>
           <w:b w:val="0"/>
-          <w:sz w:val="20"/>
+          <w:sz w:val="18"/>
         </w:rPr>
-        <w:t>★ [TUST] (被引 12) Zhang, S., Rodriguez-Dono, A., Song, F., &amp; Zhou, Z. (2025). Time-dependent tunnel deformations: Insights from in-situ tests and numerical analyses. Tunnelling and Underground Space Technology, 157, 106319. https://doi.org/10.1016/j.tust.2024.106319</w:t>
+        <w:t>[B] [TUST] Zhang, S., Rodriguez-Dono, A., Song, F., &amp; Zhou, Z. (2025). Time-dependent tunnel deformations: Insights from in-situ tests and numerical analyses. Tunnelling and Underground Space Technology, 157, 106319. https://doi.org/10.1016/j.tust.2024.106319</w:t>
       </w:r>
     </w:p>
     <w:p>
       <w:pPr>
-        <w:ind w:left="360"/>
+        <w:spacing w:after="40" w:line="245" w:lineRule="auto"/>
+        <w:ind w:left="360" w:hanging="360"/>
       </w:pPr>
       <w:r>
         <w:rPr>
           <w:rFonts w:ascii="Times New Roman" w:hAnsi="Times New Roman" w:eastAsia="標楷體"/>
           <w:b w:val="0"/>
-          <w:sz w:val="20"/>
+          <w:sz w:val="18"/>
         </w:rPr>
-        <w:t>☆ [TUST] (被引 2) Mao, Y., Liu, F., Li, Y., Zhao, F., He, M., &amp; Tao, Z. (2026). Deep tunnel deformation analysis based on large-scale physical test and fractional derivative creep model. Tunnelling and Underground Space Technology, 170, 107383. https://doi.org/10.1016/j.tust.2025.107383</w:t>
+        <w:t>[C] [TUST] Mao, Y., Liu, F., Li, Y., Zhao, F., He, M., &amp; Tao, Z. (2026). Deep tunnel deformation analysis based on large-scale physical test and fractional derivative creep model. Tunnelling and Underground Space Technology, 170, 107383. https://doi.org/10.1016/j.tust.2025.107383</w:t>
       </w:r>
     </w:p>
     <w:p>
       <w:pPr>
-        <w:ind w:left="360"/>
+        <w:spacing w:after="40" w:line="245" w:lineRule="auto"/>
+        <w:ind w:left="360" w:hanging="360"/>
       </w:pPr>
       <w:r>
         <w:rPr>
           <w:rFonts w:ascii="Times New Roman" w:hAnsi="Times New Roman" w:eastAsia="標楷體"/>
           <w:b w:val="0"/>
-          <w:sz w:val="20"/>
+          <w:sz w:val="18"/>
         </w:rPr>
-        <w:t>★ (被引 0) Tsai, C.-H., Li, H.-H., &amp; Wang, T.-T. (in review). Numerical simulation and mechanical interpretation of intermittent time-dependent deformation in tunnels. IJRMMS (投稿中),  (⚖ 引用方式待 TT)</w:t>
+        <w:t>[B*] Tsai, C.-H., Li, H.-H., &amp; Wang, T.-T. (in review). Numerical simulation and mechanical interpretation of intermittent time-dependent deformation in tunnels [Manuscript under review].</w:t>
       </w:r>
     </w:p>
     <w:p>
+      <w:pPr>
+        <w:pStyle w:val="Heading2"/>
+      </w:pPr>
       <w:r>
         <w:rPr>
           <w:rFonts w:ascii="Times New Roman" w:hAnsi="Times New Roman" w:eastAsia="標楷體"/>
           <w:b/>
           <w:sz w:val="28"/>
         </w:rPr>
-        <w:t>L3 連續-離散耦合與 BPM 襯砌（12 篇，TUST 6）</w:t>
+        <w:t>L3 連續–離散方法、FDEM 與 BPM 襯砌（檢索分箱；12 篇，TUST 6）</w:t>
       </w:r>
     </w:p>
     <w:p>
       <w:pPr>
-        <w:ind w:left="360"/>
+        <w:spacing w:after="40" w:line="245" w:lineRule="auto"/>
+        <w:ind w:left="360" w:hanging="360"/>
       </w:pPr>
       <w:r>
         <w:rPr>
           <w:rFonts w:ascii="Times New Roman" w:hAnsi="Times New Roman" w:eastAsia="標楷體"/>
           <w:b w:val="0"/>
-          <w:sz w:val="20"/>
+          <w:sz w:val="18"/>
         </w:rPr>
-        <w:t>☆ (被引 117) Vazaios, I.; Vlachopoulos, N.; Diederichs, M.S. (2019). Assessing fracturing mechanisms and evolution of excavation damaged zone of tunnels in interlocked rock masses at high stresses using a finite-discrete element approach. Journal of Rock Mechanics and Geotechnical Engineering, 11, 701-722. https://doi.org/10.1016/j.jrmge.2019.02.004</w:t>
+        <w:t>[A] Vazaios, I.; Vlachopoulos, N.; Diederichs, M.S. (2019). Assessing fracturing mechanisms and evolution of excavation damaged zone of tunnels in interlocked rock masses at high stresses using a finite-discrete element approach. Journal of Rock Mechanics and Geotechnical Engineering, 11, 701-722. https://doi.org/10.1016/j.jrmge.2019.02.004</w:t>
       </w:r>
     </w:p>
     <w:p>
       <w:pPr>
-        <w:ind w:left="360"/>
+        <w:spacing w:after="40" w:line="245" w:lineRule="auto"/>
+        <w:ind w:left="360" w:hanging="360"/>
       </w:pPr>
       <w:r>
         <w:rPr>
           <w:rFonts w:ascii="Times New Roman" w:hAnsi="Times New Roman" w:eastAsia="標楷體"/>
           <w:b w:val="0"/>
-          <w:sz w:val="20"/>
+          <w:sz w:val="18"/>
         </w:rPr>
-        <w:t>☆ (被引 109) Lisjak, Andrea; Tatone, Bryan S. A.; Mahabadi, Omid K.; Grasselli, Giovanni; Marschall, Paul; Lanyon, George W.; Vaissière, Rémi de la; Shao, Hua; Leung, Helen; Nussbaum, Christophe (2015). Hybrid Finite-Discrete Element Simulation of the EDZ Formation and Mechanical Sealing Process Around a Microtunnel in Opalinus Clay. Rock Mechanics and Rock Engineering, 49, 1849-1873. https://doi.org/10.1007/s00603-015-0847-2</w:t>
+        <w:t>[A] Lisjak, Andrea; Tatone, Bryan S. A.; Mahabadi, Omid K.; Grasselli, Giovanni; Marschall, Paul; Lanyon, George W.; Vaissière, Rémi de la; Shao, Hua; Leung, Helen; Nussbaum, Christophe (2015). Hybrid Finite-Discrete Element Simulation of the EDZ Formation and Mechanical Sealing Process Around a Microtunnel in Opalinus Clay. Rock Mechanics and Rock Engineering, 49, 1849-1873. https://doi.org/10.1007/s00603-015-0847-2</w:t>
       </w:r>
     </w:p>
     <w:p>
       <w:pPr>
-        <w:ind w:left="360"/>
+        <w:spacing w:after="40" w:line="245" w:lineRule="auto"/>
+        <w:ind w:left="360" w:hanging="360"/>
       </w:pPr>
       <w:r>
         <w:rPr>
           <w:rFonts w:ascii="Times New Roman" w:hAnsi="Times New Roman" w:eastAsia="標楷體"/>
           <w:b w:val="0"/>
-          <w:sz w:val="20"/>
+          <w:sz w:val="18"/>
         </w:rPr>
-        <w:t>☆ [TUST] (被引 92) Liu, Quansheng; Sun, Lei (2019). Simulation of coupled hydro-mechanical interactions during grouting process in fractured media based on the combined finite-discrete element method. Tunnelling and Underground Space Technology, 84, 472-486. https://doi.org/10.1016/j.tust.2018.11.018</w:t>
+        <w:t>[A†] [TUST] Liu, Quansheng; Sun, Lei (2019). Simulation of coupled hydro-mechanical interactions during grouting process in fractured media based on the combined finite-discrete element method. Tunnelling and Underground Space Technology, 84, 472-486. https://doi.org/10.1016/j.tust.2018.11.018</w:t>
       </w:r>
     </w:p>
     <w:p>
       <w:pPr>
-        <w:ind w:left="360"/>
+        <w:spacing w:after="40" w:line="245" w:lineRule="auto"/>
+        <w:ind w:left="360" w:hanging="360"/>
       </w:pPr>
       <w:r>
         <w:rPr>
           <w:rFonts w:ascii="Times New Roman" w:hAnsi="Times New Roman" w:eastAsia="標楷體"/>
           <w:b w:val="0"/>
-          <w:sz w:val="20"/>
+          <w:sz w:val="18"/>
         </w:rPr>
-        <w:t>☆ [TUST] (被引 62) Zhou, Zongqing; Gao, Tian; Sun, Jiwei; Gao, Chenglu; Bai, Songsong; Jin, Gaohan; Liu, Yuhan (2024). An FDM-DEM coupling method based on REV for stability analysis of tunnel surrounding rock. Tunnelling and Underground Space Technology, 152, 105917. https://doi.org/10.1016/j.tust.2024.105917</w:t>
+        <w:t>[A] [TUST] Zhou, Zongqing; Gao, Tian; Sun, Jiwei; Gao, Chenglu; Bai, Songsong; Jin, Gaohan; Liu, Yuhan (2024). An FDM-DEM coupling method based on REV for stability analysis of tunnel surrounding rock. Tunnelling and Underground Space Technology, 152, 105917. https://doi.org/10.1016/j.tust.2024.105917</w:t>
       </w:r>
     </w:p>
     <w:p>
       <w:pPr>
-        <w:ind w:left="360"/>
+        <w:spacing w:after="40" w:line="245" w:lineRule="auto"/>
+        <w:ind w:left="360" w:hanging="360"/>
       </w:pPr>
       <w:r>
         <w:rPr>
           <w:rFonts w:ascii="Times New Roman" w:hAnsi="Times New Roman" w:eastAsia="標楷體"/>
           <w:b w:val="0"/>
-          <w:sz w:val="20"/>
+          <w:sz w:val="18"/>
         </w:rPr>
-        <w:t>☆ (被引 52) Bai, Yifan; Li, Xiaojing; Yang, Weimin; Xu, Zhenhao; Lv, Mingying (2022). Multiscale analysis of tunnel surrounding rock disturbance: A PFC3D-FLAC3D coupling algorithm with the overlapping domain method. Computers and Geotechnics, 147, 104752. https://doi.org/10.1016/j.compgeo.2022.104752</w:t>
+        <w:t>[A] Bai, Yifan; Li, Xiaojing; Yang, Weimin; Xu, Zhenhao; Lv, Mingying (2022). Multiscale analysis of tunnel surrounding rock disturbance: A PFC3D-FLAC3D coupling algorithm with the overlapping domain method. Computers and Geotechnics, 147, 104752. https://doi.org/10.1016/j.compgeo.2022.104752</w:t>
       </w:r>
     </w:p>
     <w:p>
       <w:pPr>
-        <w:ind w:left="360"/>
+        <w:spacing w:after="40" w:line="245" w:lineRule="auto"/>
+        <w:ind w:left="360" w:hanging="360"/>
       </w:pPr>
       <w:r>
         <w:rPr>
           <w:rFonts w:ascii="Times New Roman" w:hAnsi="Times New Roman" w:eastAsia="標楷體"/>
           <w:b w:val="0"/>
-          <w:sz w:val="20"/>
+          <w:sz w:val="18"/>
         </w:rPr>
-        <w:t>☆ [TUST] (被引 38) Wang, Tuo; Huang, Hongwei; Zhang, Fengshou; Han, Yanhui (2020). DEM-continuum mechanics coupled modeling of slot-shaped breakout in high-porosity sandstone. Tunnelling and Underground Space Technology, 98, 103348. https://doi.org/10.1016/j.tust.2020.103348</w:t>
+        <w:t>[C] [TUST] Wang, Tuo; Huang, Hongwei; Zhang, Fengshou; Han, Yanhui (2020). DEM-continuum mechanics coupled modeling of slot-shaped breakout in high-porosity sandstone. Tunnelling and Underground Space Technology, 98, 103348. https://doi.org/10.1016/j.tust.2020.103348</w:t>
       </w:r>
     </w:p>
     <w:p>
       <w:pPr>
-        <w:ind w:left="360"/>
+        <w:spacing w:after="40" w:line="245" w:lineRule="auto"/>
+        <w:ind w:left="360" w:hanging="360"/>
       </w:pPr>
       <w:r>
         <w:rPr>
           <w:rFonts w:ascii="Times New Roman" w:hAnsi="Times New Roman" w:eastAsia="標楷體"/>
           <w:b w:val="0"/>
-          <w:sz w:val="20"/>
+          <w:sz w:val="18"/>
         </w:rPr>
-        <w:t>☆ (被引 37) Bai, Songsong; Zhou, Zongqing; Gao, Chenglu; Gao, Tian; Jin, Gaohan; Tao, Guangzhe (2025). An FDM–DEM bridging domain coupling simulation method considering blasting dynamic disturbance for tunnel excavation. Computational Particle Mechanics, 12, 3985-4001. https://doi.org/10.1007/s40571-025-01038-4</w:t>
+        <w:t>[C] Bai, Songsong; Zhou, Zongqing; Gao, Chenglu; Gao, Tian; Jin, Gaohan; Tao, Guangzhe (2025). An FDM–DEM bridging domain coupling simulation method considering blasting dynamic disturbance for tunnel excavation. Computational Particle Mechanics, 12, 3985-4001. https://doi.org/10.1007/s40571-025-01038-4</w:t>
       </w:r>
     </w:p>
     <w:p>
       <w:pPr>
-        <w:ind w:left="360"/>
+        <w:spacing w:after="40" w:line="245" w:lineRule="auto"/>
+        <w:ind w:left="360" w:hanging="360"/>
       </w:pPr>
       <w:r>
         <w:rPr>
           <w:rFonts w:ascii="Times New Roman" w:hAnsi="Times New Roman" w:eastAsia="標楷體"/>
           <w:b w:val="0"/>
-          <w:sz w:val="20"/>
+          <w:sz w:val="18"/>
         </w:rPr>
-        <w:t>★ [TUST] (被引 26) Yan, X., Yu, H., Chen, Z., Jiang, W., &amp; Li, T. (2023). A multiscale analysis of adjacent fault dislocation mechanism induced by tunnel excavation based on continuous-discrete coupling method. Tunnelling and Underground Space Technology, 140, 105263. https://doi.org/10.1016/j.tust.2023.105263</w:t>
+        <w:t>[B] [TUST] Yan, X., Yu, H., Chen, Z., Jiang, W., &amp; Li, T. (2023). A multiscale analysis of adjacent fault dislocation mechanism induced by tunnel excavation based on continuous-discrete coupling method. Tunnelling and Underground Space Technology, 140, 105263. https://doi.org/10.1016/j.tust.2023.105263</w:t>
       </w:r>
     </w:p>
     <w:p>
       <w:pPr>
-        <w:ind w:left="360"/>
+        <w:spacing w:after="40" w:line="245" w:lineRule="auto"/>
+        <w:ind w:left="360" w:hanging="360"/>
       </w:pPr>
       <w:r>
         <w:rPr>
           <w:rFonts w:ascii="Times New Roman" w:hAnsi="Times New Roman" w:eastAsia="標楷體"/>
           <w:b w:val="0"/>
-          <w:sz w:val="20"/>
+          <w:sz w:val="18"/>
         </w:rPr>
-        <w:t>☆ (被引 26) Liu, Chang; Zhang, Dingli; Fang, Qian; Zhang, Sulei; Sun, Zhenyu (2023). Investigation of progressive failure mechanism of tunnel lining with material defects using discrete element method. Theoretical and Applied Fracture Mechanics, 125, 103832. https://doi.org/10.1016/j.tafmec.2023.103832</w:t>
+        <w:t>[A] Liu, Chang; Zhang, Dingli; Fang, Qian; Zhang, Sulei; Sun, Zhenyu (2023). Investigation of progressive failure mechanism of tunnel lining with material defects using discrete element method. Theoretical and Applied Fracture Mechanics, 125, 103832. https://doi.org/10.1016/j.tafmec.2023.103832</w:t>
       </w:r>
     </w:p>
     <w:p>
       <w:pPr>
-        <w:ind w:left="360"/>
+        <w:spacing w:after="40" w:line="245" w:lineRule="auto"/>
+        <w:ind w:left="360" w:hanging="360"/>
       </w:pPr>
       <w:r>
         <w:rPr>
           <w:rFonts w:ascii="Times New Roman" w:hAnsi="Times New Roman" w:eastAsia="標楷體"/>
           <w:b w:val="0"/>
-          <w:sz w:val="20"/>
+          <w:sz w:val="18"/>
         </w:rPr>
-        <w:t>☆ (被引 21) Zheng, C.; Zhu, X.; Zhang, Z. (2024). Damage evolution of tunnel lining under creep action considering interlayer effect in gently inclined layered surrounding rock. Engineering Failure Analysis, 162, 108392. https://doi.org/10.1016/j.engfailanal.2024.108392</w:t>
+        <w:t>[A] Zheng, C.; Zhu, X.; Zhang, Z. (2024). Damage evolution of tunnel lining under creep action considering interlayer effect in gently inclined layered surrounding rock. Engineering Failure Analysis, 162, 108392. https://doi.org/10.1016/j.engfailanal.2024.108392</w:t>
       </w:r>
     </w:p>
     <w:p>
       <w:pPr>
-        <w:ind w:left="360"/>
+        <w:spacing w:after="40" w:line="245" w:lineRule="auto"/>
+        <w:ind w:left="360" w:hanging="360"/>
       </w:pPr>
       <w:r>
         <w:rPr>
           <w:rFonts w:ascii="Times New Roman" w:hAnsi="Times New Roman" w:eastAsia="標楷體"/>
           <w:b w:val="0"/>
-          <w:sz w:val="20"/>
+          <w:sz w:val="18"/>
         </w:rPr>
-        <w:t>☆ [TUST] (被引 12) Rasmussen, Leandro Lima; Min, Ki-Bok (2024). Hybrid lattice/discrete element analysis of spalling failure in rock tunnels. Tunnelling and Underground Space Technology, 153, 106034. https://doi.org/10.1016/j.tust.2024.106034</w:t>
+        <w:t>[C] [TUST] Rasmussen, Leandro Lima; Min, Ki-Bok (2024). Hybrid lattice/discrete element analysis of spalling failure in rock tunnels. Tunnelling and Underground Space Technology, 153, 106034. https://doi.org/10.1016/j.tust.2024.106034</w:t>
       </w:r>
     </w:p>
     <w:p>
       <w:pPr>
-        <w:ind w:left="360"/>
+        <w:spacing w:after="40" w:line="245" w:lineRule="auto"/>
+        <w:ind w:left="360" w:hanging="360"/>
       </w:pPr>
       <w:r>
         <w:rPr>
           <w:rFonts w:ascii="Times New Roman" w:hAnsi="Times New Roman" w:eastAsia="標楷體"/>
           <w:b w:val="0"/>
-          <w:sz w:val="20"/>
+          <w:sz w:val="18"/>
         </w:rPr>
-        <w:t>☆ [TUST] (被引 4) Wang, Z., Wang, J., Sun, G., Lin, S., Liu, Z., &amp; Zheng, H. (2026). Coupled thermo-mechanical simulation of lining cracking evolution and sealing system mechanical response in CAES lined rock caverns using FDEM. Tunnelling and Underground Space Technology, 107460. https://doi.org/10.1016/j.tust.2026.107460</w:t>
+        <w:t>[C] [TUST] Wang, Z., Wang, J., Sun, G., Lin, S., Liu, Z., &amp; Zheng, H. (2026). Coupled thermo-mechanical simulation of lining cracking evolution and sealing system mechanical response in CAES lined rock caverns using FDEM. Tunnelling and Underground Space Technology, 107460. https://doi.org/10.1016/j.tust.2026.107460</w:t>
       </w:r>
     </w:p>
     <w:p>
+      <w:pPr>
+        <w:pStyle w:val="Heading2"/>
+      </w:pPr>
       <w:r>
         <w:rPr>
           <w:rFonts w:ascii="Times New Roman" w:hAnsi="Times New Roman" w:eastAsia="標楷體"/>
           <w:b/>
           <w:sz w:val="28"/>
         </w:rPr>
-        <w:t>L4 隧道–邊坡互制與滲流 HM（10 篇，TUST 8）</w:t>
+        <w:t>L4 坡隧互制、水–岩／滲流 HM 與動力邊界案例（檢索分箱；10 篇，TUST 8）</w:t>
       </w:r>
     </w:p>
     <w:p>
       <w:pPr>
-        <w:ind w:left="360"/>
+        <w:spacing w:after="40" w:line="245" w:lineRule="auto"/>
+        <w:ind w:left="360" w:hanging="360"/>
       </w:pPr>
       <w:r>
         <w:rPr>
           <w:rFonts w:ascii="Times New Roman" w:hAnsi="Times New Roman" w:eastAsia="標楷體"/>
           <w:b w:val="0"/>
-          <w:sz w:val="20"/>
+          <w:sz w:val="18"/>
         </w:rPr>
-        <w:t>★ (被引 124) Yan, B.; Guo, Q.; Ren, F.; Cai, M. (2020). Modified Nishihara model and experimental verification of deep rock mass under the water-rock interaction. International Journal of Rock Mechanics and Mining Sciences, 128, 104250. https://doi.org/10.1016/j.ijrmms.2020.104250</w:t>
+        <w:t>[B] Yan, B.; Guo, Q.; Ren, F.; Cai, M. (2020). Modified Nishihara model and experimental verification of deep rock mass under the water-rock interaction. International Journal of Rock Mechanics and Mining Sciences, 128, 104250. https://doi.org/10.1016/j.ijrmms.2020.104250</w:t>
       </w:r>
     </w:p>
     <w:p>
       <w:pPr>
-        <w:ind w:left="360"/>
+        <w:spacing w:after="40" w:line="245" w:lineRule="auto"/>
+        <w:ind w:left="360" w:hanging="360"/>
       </w:pPr>
       <w:r>
         <w:rPr>
           <w:rFonts w:ascii="Times New Roman" w:hAnsi="Times New Roman" w:eastAsia="標楷體"/>
           <w:b w:val="0"/>
-          <w:sz w:val="20"/>
+          <w:sz w:val="18"/>
         </w:rPr>
-        <w:t>★ [TUST] (被引 94) Chiu Ya-Chu; Lee Chia-Han; Wang Tai-Tien (2017). Lining crack evolution of an operational tunnel influenced by slope instability. Tunnelling and Underground Space Technology, 65, 167-178. https://doi.org/10.1016/j.tust.2017.03.004</w:t>
+        <w:t>[B] [TUST] Chiu Ya-Chu; Lee Chia-Han; Wang Tai-Tien (2017). Lining crack evolution of an operational tunnel influenced by slope instability. Tunnelling and Underground Space Technology, 65, 167-178. https://doi.org/10.1016/j.tust.2017.03.004</w:t>
       </w:r>
     </w:p>
     <w:p>
       <w:pPr>
-        <w:ind w:left="360"/>
+        <w:spacing w:after="40" w:line="245" w:lineRule="auto"/>
+        <w:ind w:left="360" w:hanging="360"/>
       </w:pPr>
       <w:r>
         <w:rPr>
           <w:rFonts w:ascii="Times New Roman" w:hAnsi="Times New Roman" w:eastAsia="標楷體"/>
           <w:b w:val="0"/>
-          <w:sz w:val="20"/>
+          <w:sz w:val="18"/>
         </w:rPr>
-        <w:t>☆ [TUST] (被引 74) Tian, X., Song, Z., &amp; Zhang, Y. (2021). Monitoring and reinforcement of landslide induced by tunnel excavation: A case study from Xiamaixi tunnel. Tunnelling and Underground Space Technology, 110, 103796. https://doi.org/10.1016/j.tust.2020.103796</w:t>
+        <w:t>[A] [TUST] Tian, X., Song, Z., &amp; Zhang, Y. (2021). Monitoring and reinforcement of landslide induced by tunnel excavation: A case study from Xiamaixi tunnel. Tunnelling and Underground Space Technology, 110, 103796. https://doi.org/10.1016/j.tust.2020.103796</w:t>
       </w:r>
     </w:p>
     <w:p>
       <w:pPr>
-        <w:ind w:left="360"/>
+        <w:spacing w:after="40" w:line="245" w:lineRule="auto"/>
+        <w:ind w:left="360" w:hanging="360"/>
       </w:pPr>
       <w:r>
         <w:rPr>
           <w:rFonts w:ascii="Times New Roman" w:hAnsi="Times New Roman" w:eastAsia="標楷體"/>
           <w:b w:val="0"/>
-          <w:sz w:val="20"/>
+          <w:sz w:val="18"/>
         </w:rPr>
-        <w:t>☆ [TUST] (被引 44) Causse Lionel; Cojean Roger; Fleurisson Jean-Alain (2015). Interaction between tunnel and unstable slope - Influence of time-dependent behavior of a tunnel excavation in a deep-seated gravitational slope deformation. Tunnelling and Underground Space Technology, 50, 270-281. https://doi.org/10.1016/j.tust.2015.07.018</w:t>
+        <w:t>[A] [TUST] Causse Lionel; Cojean Roger; Fleurisson Jean-Alain (2015). Interaction between tunnel and unstable slope - Influence of time-dependent behavior of a tunnel excavation in a deep-seated gravitational slope deformation. Tunnelling and Underground Space Technology, 50, 270-281. https://doi.org/10.1016/j.tust.2015.07.018</w:t>
       </w:r>
     </w:p>
     <w:p>
       <w:pPr>
-        <w:ind w:left="360"/>
+        <w:spacing w:after="40" w:line="245" w:lineRule="auto"/>
+        <w:ind w:left="360" w:hanging="360"/>
       </w:pPr>
       <w:r>
         <w:rPr>
           <w:rFonts w:ascii="Times New Roman" w:hAnsi="Times New Roman" w:eastAsia="標楷體"/>
           <w:b w:val="0"/>
-          <w:sz w:val="20"/>
+          <w:sz w:val="18"/>
         </w:rPr>
-        <w:t>☆ [TUST] (被引 38) Yu Jun; Li Dongkai; Zheng Jingfan; Zhang Zhizhong; He Zhen; Fan Yong (2023). Analytical study on the seepage field of different drainage and pressure relief options for tunnels in high water-rich areas. Tunnelling and Underground Space Technology, 134, 105018. https://doi.org/10.1016/j.tust.2023.105018</w:t>
+        <w:t>[C] [TUST] Yu Jun; Li Dongkai; Zheng Jingfan; Zhang Zhizhong; He Zhen; Fan Yong (2023). Analytical study on the seepage field of different drainage and pressure relief options for tunnels in high water-rich areas. Tunnelling and Underground Space Technology, 134, 105018. https://doi.org/10.1016/j.tust.2023.105018</w:t>
       </w:r>
     </w:p>
     <w:p>
       <w:pPr>
-        <w:ind w:left="360"/>
+        <w:spacing w:after="40" w:line="245" w:lineRule="auto"/>
+        <w:ind w:left="360" w:hanging="360"/>
       </w:pPr>
       <w:r>
         <w:rPr>
           <w:rFonts w:ascii="Times New Roman" w:hAnsi="Times New Roman" w:eastAsia="標楷體"/>
           <w:b w:val="0"/>
-          <w:sz w:val="20"/>
+          <w:sz w:val="18"/>
         </w:rPr>
-        <w:t>☆ [TUST] (被引 33) Tang Kunjie; Qiu Junling; Lai Jinxing; Xue Fangchen; Wang Zhichao; Li Xing (2025). Experimental investigation on deformation-failure mechanisms of a shallow-bias large-section loess tunnel induced by rainfall. Tunnelling and Underground Space Technology, 157, 106253. https://doi.org/10.1016/j.tust.2024.106253</w:t>
+        <w:t>[C] [TUST] Tang Kunjie; Qiu Junling; Lai Jinxing; Xue Fangchen; Wang Zhichao; Li Xing (2025). Experimental investigation on deformation-failure mechanisms of a shallow-bias large-section loess tunnel induced by rainfall. Tunnelling and Underground Space Technology, 157, 106253. https://doi.org/10.1016/j.tust.2024.106253</w:t>
       </w:r>
     </w:p>
     <w:p>
       <w:pPr>
-        <w:ind w:left="360"/>
+        <w:spacing w:after="40" w:line="245" w:lineRule="auto"/>
+        <w:ind w:left="360" w:hanging="360"/>
       </w:pPr>
       <w:r>
         <w:rPr>
           <w:rFonts w:ascii="Times New Roman" w:hAnsi="Times New Roman" w:eastAsia="標楷體"/>
           <w:b w:val="0"/>
-          <w:sz w:val="20"/>
+          <w:sz w:val="18"/>
         </w:rPr>
-        <w:t>☆ [TUST] (被引 33) Jia Jingqi; Chen Yun; Luo Hao; Ma Guowei (2023). Seepage stability analysis of a deep-buried tunnel in fractured rocks based on a non-Darcy hydro-mechanical coupled method. Tunnelling and Underground Space Technology, 142, 105393. https://doi.org/10.1016/j.tust.2023.105393</w:t>
+        <w:t>[C] [TUST] Jia Jingqi; Chen Yun; Luo Hao; Ma Guowei (2023). Seepage stability analysis of a deep-buried tunnel in fractured rocks based on a non-Darcy hydro-mechanical coupled method. Tunnelling and Underground Space Technology, 142, 105393. https://doi.org/10.1016/j.tust.2023.105393</w:t>
       </w:r>
     </w:p>
     <w:p>
       <w:pPr>
-        <w:ind w:left="360"/>
+        <w:spacing w:after="40" w:line="245" w:lineRule="auto"/>
+        <w:ind w:left="360" w:hanging="360"/>
       </w:pPr>
       <w:r>
         <w:rPr>
           <w:rFonts w:ascii="Times New Roman" w:hAnsi="Times New Roman" w:eastAsia="標楷體"/>
           <w:b w:val="0"/>
-          <w:sz w:val="20"/>
+          <w:sz w:val="18"/>
         </w:rPr>
-        <w:t>★ (被引 30) Li, A.; Deng, H.; Zhang, H.; Jiang, M.; Liu, H.; Xiao, Y.; Wen, J. (2021). Developing a two-step improved damage creep constitutive model based on soft rock saturation-loss cycle triaxial creep test. Natural Hazards, 108, 2265-2281. https://doi.org/10.1007/s11069-021-04779-6</w:t>
+        <w:t>[B] Li, A.; Deng, H.; Zhang, H.; Jiang, M.; Liu, H.; Xiao, Y.; Wen, J. (2021). Developing a two-step improved damage creep constitutive model based on soft rock saturation-loss cycle triaxial creep test. Natural Hazards, 108, 2265-2281. https://doi.org/10.1007/s11069-021-04779-6</w:t>
       </w:r>
     </w:p>
     <w:p>
       <w:pPr>
-        <w:ind w:left="360"/>
+        <w:spacing w:after="40" w:line="245" w:lineRule="auto"/>
+        <w:ind w:left="360" w:hanging="360"/>
       </w:pPr>
       <w:r>
         <w:rPr>
           <w:rFonts w:ascii="Times New Roman" w:hAnsi="Times New Roman" w:eastAsia="標楷體"/>
           <w:b w:val="0"/>
-          <w:sz w:val="20"/>
+          <w:sz w:val="18"/>
         </w:rPr>
-        <w:t>☆ [TUST] (被引 28) Xin, C., Shuai, Y., Song, D., &amp; Liu, X. (2024). Dynamic interaction and failure mechanism in tunnel-slope systems: Mitigation insights from shaking table tests and numerical analysis. Tunnelling and Underground Space Technology, 152, 105940. https://doi.org/10.1016/j.tust.2024.105940</w:t>
+        <w:t>[A] [TUST] Xin, C., Shuai, Y., Song, D., &amp; Liu, X. (2024). Dynamic interaction and failure mechanism in tunnel-slope systems: Mitigation insights from shaking table tests and numerical analysis. Tunnelling and Underground Space Technology, 152, 105940. https://doi.org/10.1016/j.tust.2024.105940</w:t>
       </w:r>
     </w:p>
     <w:p>
       <w:pPr>
-        <w:ind w:left="360"/>
+        <w:spacing w:after="40" w:line="245" w:lineRule="auto"/>
+        <w:ind w:left="360" w:hanging="360"/>
       </w:pPr>
       <w:r>
         <w:rPr>
           <w:rFonts w:ascii="Times New Roman" w:hAnsi="Times New Roman" w:eastAsia="標楷體"/>
           <w:b w:val="0"/>
-          <w:sz w:val="20"/>
+          <w:sz w:val="18"/>
         </w:rPr>
-        <w:t>☆ [TUST] (被引 0) Tian, Y., Xin, C., Song, D., &amp; Liu, X. (2026). Dynamic failure mechanism of a high-steep rock mass slope containing a weak interlayer at the tunnel portal and damage evolution of lining subjected to strong earthquakes. Tunnelling and Underground Space Technology, 107586. https://doi.org/10.1016/j.tust.2026.107586</w:t>
+        <w:t>[A] [TUST] Tian, Y., Xin, C., Song, D., &amp; Liu, X. (2026). Dynamic failure mechanism of a high-steep rock mass slope containing a weak interlayer at the tunnel portal and damage evolution of lining subjected to strong earthquakes. Tunnelling and Underground Space Technology, 107586. https://doi.org/10.1016/j.tust.2026.107586</w:t>
       </w:r>
     </w:p>
     <w:p>
+      <w:pPr>
+        <w:pStyle w:val="Heading2"/>
+      </w:pPr>
       <w:r>
         <w:rPr>
           <w:rFonts w:ascii="Times New Roman" w:hAnsi="Times New Roman" w:eastAsia="標楷體"/>
           <w:b/>
           <w:sz w:val="28"/>
         </w:rPr>
-        <w:t>L5 營運隧道維養/案例（10 篇，TUST 6）</w:t>
+        <w:t>L5 營運、依時性能與維養案例（檢索分箱；11 篇，TUST 6）</w:t>
       </w:r>
     </w:p>
     <w:p>
       <w:pPr>
-        <w:ind w:left="360"/>
+        <w:spacing w:after="40" w:line="245" w:lineRule="auto"/>
+        <w:ind w:left="360" w:hanging="360"/>
       </w:pPr>
       <w:r>
         <w:rPr>
           <w:rFonts w:ascii="Times New Roman" w:hAnsi="Times New Roman" w:eastAsia="標楷體"/>
           <w:b w:val="0"/>
-          <w:sz w:val="20"/>
+          <w:sz w:val="18"/>
         </w:rPr>
-        <w:t>★ [TUST] (被引 181) Sharifzadeh, M.; Tarifard, A.; Moridi, M.A. (2013). Time-dependent behavior of tunnel lining in weak rock mass based on displacement back analysis method. Tunnelling and Underground Space Technology, 38, 348-356. https://doi.org/10.1016/j.tust.2013.07.014</w:t>
+        <w:t>[A†] Wang, T.-T. (2010). Characterizing crack patterns on tunnel linings associated with shear deformation induced by instability of neighboring slopes. Engineering Geology, 115, 80-95. https://doi.org/10.1016/j.enggeo.2010.06.010</w:t>
       </w:r>
     </w:p>
     <w:p>
       <w:pPr>
-        <w:ind w:left="360"/>
+        <w:spacing w:after="40" w:line="245" w:lineRule="auto"/>
+        <w:ind w:left="360" w:hanging="360"/>
       </w:pPr>
       <w:r>
         <w:rPr>
           <w:rFonts w:ascii="Times New Roman" w:hAnsi="Times New Roman" w:eastAsia="標楷體"/>
           <w:b w:val="0"/>
-          <w:sz w:val="20"/>
+          <w:sz w:val="18"/>
         </w:rPr>
-        <w:t>★ (被引 148) Barla, G.; Debernardi, D.; Sterpi, D. (2012). Time-Dependent Modeling of Tunnels in Squeezing Conditions. International Journal of Geomechanics, 12(6), 697-710. https://doi.org/10.1061/(ASCE)GM.1943-5622.0000163</w:t>
+        <w:t>[B] [TUST] Sharifzadeh, M.; Tarifard, A.; Moridi, M.A. (2013). Time-dependent behavior of tunnel lining in weak rock mass based on displacement back analysis method. Tunnelling and Underground Space Technology, 38, 348-356. https://doi.org/10.1016/j.tust.2013.07.014</w:t>
       </w:r>
     </w:p>
     <w:p>
       <w:pPr>
-        <w:ind w:left="360"/>
+        <w:spacing w:after="40" w:line="245" w:lineRule="auto"/>
+        <w:ind w:left="360" w:hanging="360"/>
       </w:pPr>
       <w:r>
         <w:rPr>
           <w:rFonts w:ascii="Times New Roman" w:hAnsi="Times New Roman" w:eastAsia="標楷體"/>
           <w:b w:val="0"/>
-          <w:sz w:val="20"/>
+          <w:sz w:val="18"/>
         </w:rPr>
-        <w:t>★ [TUST] (被引 59) Kovacevic, M.S.; Bacic, M.; Gavin, K.; Stipanovic, I. (2021). Assessment of long-term deformation of a tunnel in soft rock by utilizing particle swarm optimized neural network. Tunnelling and Underground Space Technology, 110, 103838. https://doi.org/10.1016/j.tust.2021.103838</w:t>
+        <w:t>[B] Barla, G.; Debernardi, D.; Sterpi, D. (2012). Time-Dependent Modeling of Tunnels in Squeezing Conditions. International Journal of Geomechanics, 12(6), 697-710. https://doi.org/10.1061/(ASCE)GM.1943-5622.0000163</w:t>
       </w:r>
     </w:p>
     <w:p>
       <w:pPr>
-        <w:ind w:left="360"/>
+        <w:spacing w:after="40" w:line="245" w:lineRule="auto"/>
+        <w:ind w:left="360" w:hanging="360"/>
       </w:pPr>
       <w:r>
         <w:rPr>
           <w:rFonts w:ascii="Times New Roman" w:hAnsi="Times New Roman" w:eastAsia="標楷體"/>
           <w:b w:val="0"/>
-          <w:sz w:val="20"/>
+          <w:sz w:val="18"/>
         </w:rPr>
-        <w:t>★ [TUST] (被引 50) Yin, Z.; Zhang, X.; Li, X.; Zhang, J.; Zhang, Q. (2022). Modified Burgers model of creep behavior of grouting-reinforced body and its long-term effect on tunnel operation. Tunnelling and Underground Space Technology, 127, 104537. https://doi.org/10.1016/j.tust.2022.104537</w:t>
+        <w:t>[B] [TUST] Kovacevic, M.S.; Bacic, M.; Gavin, K.; Stipanovic, I. (2021). Assessment of long-term deformation of a tunnel in soft rock by utilizing particle swarm optimized neural network. Tunnelling and Underground Space Technology, 110, 103838. https://doi.org/10.1016/j.tust.2021.103838</w:t>
       </w:r>
     </w:p>
     <w:p>
       <w:pPr>
-        <w:ind w:left="360"/>
+        <w:spacing w:after="40" w:line="245" w:lineRule="auto"/>
+        <w:ind w:left="360" w:hanging="360"/>
       </w:pPr>
       <w:r>
         <w:rPr>
           <w:rFonts w:ascii="Times New Roman" w:hAnsi="Times New Roman" w:eastAsia="標楷體"/>
           <w:b w:val="0"/>
-          <w:sz w:val="20"/>
+          <w:sz w:val="18"/>
         </w:rPr>
-        <w:t>★ (被引 32) Wang, Y.; Liu, Y.; Wang, Z.-F.; Zhang, X.; Hui, Y.; Li, J. (2023). Investigation on progressive failure process of tunnel lining induced by creep effect of surrounding rock: A case study. Engineering Failure Analysis, 144, 106946. https://doi.org/10.1016/j.engfailanal.2022.106946</w:t>
+        <w:t>[B] [TUST] Yin, Z.; Zhang, X.; Li, X.; Zhang, J.; Zhang, Q. (2022). Modified Burgers model of creep behavior of grouting-reinforced body and its long-term effect on tunnel operation. Tunnelling and Underground Space Technology, 127, 104537. https://doi.org/10.1016/j.tust.2022.104537</w:t>
       </w:r>
     </w:p>
     <w:p>
       <w:pPr>
-        <w:ind w:left="360"/>
+        <w:spacing w:after="40" w:line="245" w:lineRule="auto"/>
+        <w:ind w:left="360" w:hanging="360"/>
       </w:pPr>
       <w:r>
         <w:rPr>
           <w:rFonts w:ascii="Times New Roman" w:hAnsi="Times New Roman" w:eastAsia="標楷體"/>
           <w:b w:val="0"/>
-          <w:sz w:val="20"/>
+          <w:sz w:val="18"/>
         </w:rPr>
-        <w:t>★ (被引 25) Wu, K.; Song, J.; Zhao, N.; Shao, Z. (2024). Study on the time-dependent interaction between surrounding rock and yielding supports in deep soft rock tunnels. International Journal for Numerical and Analytical Methods in Geomechanics, 48(2), 566-587. https://doi.org/10.1002/nag.3650</w:t>
+        <w:t>[B] Wang, Y.; Liu, Y.; Wang, Z.-F.; Zhang, X.; Hui, Y.; Li, J. (2023). Investigation on progressive failure process of tunnel lining induced by creep effect of surrounding rock: A case study. Engineering Failure Analysis, 144, 106946. https://doi.org/10.1016/j.engfailanal.2022.106946</w:t>
       </w:r>
     </w:p>
     <w:p>
       <w:pPr>
-        <w:ind w:left="360"/>
+        <w:spacing w:after="40" w:line="245" w:lineRule="auto"/>
+        <w:ind w:left="360" w:hanging="360"/>
       </w:pPr>
       <w:r>
         <w:rPr>
           <w:rFonts w:ascii="Times New Roman" w:hAnsi="Times New Roman" w:eastAsia="標楷體"/>
           <w:b w:val="0"/>
-          <w:sz w:val="20"/>
+          <w:sz w:val="18"/>
         </w:rPr>
-        <w:t>☆ [TUST] (被引 22) Ou, X., Tang, C., Qu, T., Xu, S., Zhou, Y., &amp; Tian, J. (2025). Towards digitalized maintenance of operating tunnels: A text documents-based defect evaluation and visualization. Tunnelling and Underground Space Technology, 157, 106345. https://doi.org/10.1016/j.tust.2024.106345</w:t>
+        <w:t>[B] Wu, K.; Song, J.; Zhao, N.; Shao, Z. (2024). Study on the time-dependent interaction between surrounding rock and yielding supports in deep soft rock tunnels. International Journal for Numerical and Analytical Methods in Geomechanics, 48(2), 566-587. https://doi.org/10.1002/nag.3650</w:t>
       </w:r>
     </w:p>
     <w:p>
       <w:pPr>
-        <w:ind w:left="360"/>
+        <w:spacing w:after="40" w:line="245" w:lineRule="auto"/>
+        <w:ind w:left="360" w:hanging="360"/>
       </w:pPr>
       <w:r>
         <w:rPr>
           <w:rFonts w:ascii="Times New Roman" w:hAnsi="Times New Roman" w:eastAsia="標楷體"/>
           <w:b w:val="0"/>
-          <w:sz w:val="20"/>
+          <w:sz w:val="18"/>
         </w:rPr>
-        <w:t>★ (被引 19) Ma, G.; He, Z.; He, C.; Kang, X.; Wang, S.; Xu, G. (2023). Time-dependent performance assessment of mountain tunnels considering the hazards associated with squeezing so (full title: Time-dependent performance assessment of mountain tunnels considering the hazards associated with squeezing and nonuniform steel corrosion of RC lining). Computers and Geotechnics, 164, 105808. https://doi.org/10.1016/j.compgeo.2023.105808</w:t>
+        <w:t>[C] [TUST] Ou, X., Tang, C., Qu, T., Xu, S., Zhou, Y., &amp; Tian, J. (2025). Towards digitalized maintenance of operating tunnels: A text documents-based defect evaluation and visualization. Tunnelling and Underground Space Technology, 157, 106345. https://doi.org/10.1016/j.tust.2024.106345</w:t>
       </w:r>
     </w:p>
     <w:p>
       <w:pPr>
-        <w:ind w:left="360"/>
+        <w:spacing w:after="40" w:line="245" w:lineRule="auto"/>
+        <w:ind w:left="360" w:hanging="360"/>
       </w:pPr>
       <w:r>
         <w:rPr>
           <w:rFonts w:ascii="Times New Roman" w:hAnsi="Times New Roman" w:eastAsia="標楷體"/>
           <w:b w:val="0"/>
-          <w:sz w:val="20"/>
+          <w:sz w:val="18"/>
         </w:rPr>
-        <w:t>☆ [TUST] (被引 16) Moradi, P., Asadi, M. J., Ebrahimzadeh, N., &amp; Yarahmadi, B. (2021). Ilam tunnels inspection, maintenance, and rehabilitation: A case study. Tunnelling and Underground Space Technology, 110, 103814. https://doi.org/10.1016/j.tust.2021.103814</w:t>
+        <w:t>[B] Ma, G.; He, Z.; He, C.; Kang, X.; Wang, S.; Xu, G. (2023). Time-dependent performance assessment of mountain tunnels considering the hazards associated with squeezing and nonuniform steel corrosion of RC lining. Computers and Geotechnics, 164, 105808. https://doi.org/10.1016/j.compgeo.2023.105808</w:t>
       </w:r>
     </w:p>
     <w:p>
       <w:pPr>
-        <w:ind w:left="360"/>
+        <w:spacing w:after="40" w:line="245" w:lineRule="auto"/>
+        <w:ind w:left="360" w:hanging="360"/>
       </w:pPr>
       <w:r>
         <w:rPr>
           <w:rFonts w:ascii="Times New Roman" w:hAnsi="Times New Roman" w:eastAsia="標楷體"/>
           <w:b w:val="0"/>
-          <w:sz w:val="20"/>
+          <w:sz w:val="18"/>
         </w:rPr>
-        <w:t>★ [TUST] (被引 12) Wang, T.-T., Chiu, Y.-C., &amp; Li, K.-J. (2024). Index for assessing spalling in tunnel lining based on displacement monitoring and crack mapping. Tunnelling and Underground Space Technology, 153, 105975. https://doi.org/10.1016/j.tust.2024.105975</w:t>
+        <w:t>[C] [TUST] Moradi, P., Asadi, M. J., Ebrahimzadeh, N., &amp; Yarahmadi, B. (2021). Ilam tunnels inspection, maintenance, and rehabilitation: A case study. Tunnelling and Underground Space Technology, 110, 103814. https://doi.org/10.1016/j.tust.2021.103814</w:t>
       </w:r>
     </w:p>
     <w:p>
+      <w:pPr>
+        <w:spacing w:after="40" w:line="245" w:lineRule="auto"/>
+        <w:ind w:left="360" w:hanging="360"/>
+      </w:pPr>
+      <w:r>
+        <w:rPr>
+          <w:rFonts w:ascii="Times New Roman" w:hAnsi="Times New Roman" w:eastAsia="標楷體"/>
+          <w:b w:val="0"/>
+          <w:sz w:val="18"/>
+        </w:rPr>
+        <w:t>[B] [TUST] Wang, T.-T., Chiu, Y.-C., &amp; Li, K.-J. (2024). Index for assessing spalling in tunnel lining based on displacement monitoring and crack mapping. Tunnelling and Underground Space Technology, 153, 105975. https://doi.org/10.1016/j.tust.2024.105975</w:t>
+      </w:r>
+    </w:p>
+    <w:p>
+      <w:pPr>
+        <w:pStyle w:val="Heading2"/>
+      </w:pPr>
       <w:r>
         <w:rPr>
           <w:rFonts w:ascii="Times New Roman" w:hAnsi="Times New Roman" w:eastAsia="標楷體"/>
           <w:b/>
           <w:sz w:val="28"/>
         </w:rPr>
-        <w:t>L6 DEM/BPM 標定與混凝土開裂（8 篇，TUST 0）</w:t>
+        <w:t>L6 DEM／BPM 理論、標定與混凝土案例（檢索分箱；8 篇，TUST 0）</w:t>
       </w:r>
     </w:p>
     <w:p>
       <w:pPr>
-        <w:ind w:left="360"/>
+        <w:spacing w:after="40" w:line="245" w:lineRule="auto"/>
+        <w:ind w:left="360" w:hanging="360"/>
       </w:pPr>
       <w:r>
         <w:rPr>
           <w:rFonts w:ascii="Times New Roman" w:hAnsi="Times New Roman" w:eastAsia="標楷體"/>
           <w:b w:val="0"/>
-          <w:sz w:val="20"/>
+          <w:sz w:val="18"/>
         </w:rPr>
-        <w:t>☆ (被引 4545) D.O. Potyondy; P.A. Cundall (2004). A bonded-particle model for rock. International Journal of Rock Mechanics and Mining Sciences, 41, 1329-1364 (issue 8). https://doi.org/10.1016/j.ijrmms.2004.09.011</w:t>
+        <w:t>[A] D.O. Potyondy; P.A. Cundall (2004). A bonded-particle model for rock. International Journal of Rock Mechanics and Mining Sciences, 41, 1329-1364 (issue 8). https://doi.org/10.1016/j.ijrmms.2004.09.011</w:t>
       </w:r>
     </w:p>
     <w:p>
       <w:pPr>
-        <w:ind w:left="360"/>
+        <w:spacing w:after="40" w:line="245" w:lineRule="auto"/>
+        <w:ind w:left="360" w:hanging="360"/>
       </w:pPr>
       <w:r>
         <w:rPr>
           <w:rFonts w:ascii="Times New Roman" w:hAnsi="Times New Roman" w:eastAsia="標楷體"/>
           <w:b w:val="0"/>
-          <w:sz w:val="20"/>
+          <w:sz w:val="18"/>
         </w:rPr>
-        <w:t>☆ (被引 1014) N. Cho; C.D. Martin; D.C. Sego (2007). A clumped particle model for rock. International Journal of Rock Mechanics and Mining Sciences, 44, 997-1010 (issue 7). https://doi.org/10.1016/j.ijrmms.2007.02.002</w:t>
+        <w:t>[C] N. Cho; C.D. Martin; D.C. Sego (2007). A clumped particle model for rock. International Journal of Rock Mechanics and Mining Sciences, 44, 997-1010 (issue 7). https://doi.org/10.1016/j.ijrmms.2007.02.002</w:t>
       </w:r>
     </w:p>
     <w:p>
       <w:pPr>
-        <w:ind w:left="360"/>
+        <w:spacing w:after="40" w:line="245" w:lineRule="auto"/>
+        <w:ind w:left="360" w:hanging="360"/>
       </w:pPr>
       <w:r>
         <w:rPr>
           <w:rFonts w:ascii="Times New Roman" w:hAnsi="Times New Roman" w:eastAsia="標楷體"/>
           <w:b w:val="0"/>
-          <w:sz w:val="20"/>
+          <w:sz w:val="18"/>
         </w:rPr>
-        <w:t>★ (被引 860) Cai, M.; Kaiser, P.K.; Tasaka, Y.; Maejima, T.; Morioka, H.; Minami, M. (2004). Generalized crack initiation and crack damage stress thresholds of brittle rock masses near underground excavations. International Journal of Rock Mechanics and Mining Sciences, 41(5), 833-847. https://doi.org/10.1016/j.ijrmms.2004.02.001</w:t>
+        <w:t>[B] Cai, M.; Kaiser, P.K.; Tasaka, Y.; Maejima, T.; Morioka, H.; Minami, M. (2004). Generalized crack initiation and crack damage stress thresholds of brittle rock masses near underground excavations. International Journal of Rock Mechanics and Mining Sciences, 41(5), 833-847. https://doi.org/10.1016/j.ijrmms.2004.02.001</w:t>
       </w:r>
     </w:p>
     <w:p>
       <w:pPr>
-        <w:ind w:left="360"/>
+        <w:spacing w:after="40" w:line="245" w:lineRule="auto"/>
+        <w:ind w:left="360" w:hanging="360"/>
       </w:pPr>
       <w:r>
         <w:rPr>
           <w:rFonts w:ascii="Times New Roman" w:hAnsi="Times New Roman" w:eastAsia="標楷體"/>
           <w:b w:val="0"/>
-          <w:sz w:val="20"/>
+          <w:sz w:val="18"/>
         </w:rPr>
-        <w:t>☆ (被引 521) Jeoungseok Yoon (2007). Application of experimental design and optimization to PFC model calibration in uniaxial compression simulation. International Journal of Rock Mechanics and Mining Sciences, 44, 871-889 (issue 6). https://doi.org/10.1016/j.ijrmms.2007.01.004</w:t>
+        <w:t>[C] Jeoungseok Yoon (2007). Application of experimental design and optimization to PFC model calibration in uniaxial compression simulation. International Journal of Rock Mechanics and Mining Sciences, 44, 871-889 (issue 6). https://doi.org/10.1016/j.ijrmms.2007.01.004</w:t>
       </w:r>
     </w:p>
     <w:p>
       <w:pPr>
-        <w:ind w:left="360"/>
+        <w:spacing w:after="40" w:line="245" w:lineRule="auto"/>
+        <w:ind w:left="360" w:hanging="360"/>
       </w:pPr>
       <w:r>
         <w:rPr>
           <w:rFonts w:ascii="Times New Roman" w:hAnsi="Times New Roman" w:eastAsia="標楷體"/>
           <w:b w:val="0"/>
-          <w:sz w:val="20"/>
+          <w:sz w:val="18"/>
         </w:rPr>
-        <w:t>☆ (被引 388) David Oskar Potyondy (2015). The bonded-particle model as a tool for rock mechanics research and application: current trends and future directions. Geosystem Engineering, 18, 1-28 (issue 1). https://doi.org/10.1080/12269328.2014.998346</w:t>
+        <w:t>[C] David Oskar Potyondy (2015). The bonded-particle model as a tool for rock mechanics research and application: current trends and future directions. Geosystem Engineering, 18, 1-28 (issue 1). https://doi.org/10.1080/12269328.2014.998346</w:t>
       </w:r>
     </w:p>
     <w:p>
       <w:pPr>
-        <w:ind w:left="360"/>
+        <w:spacing w:after="40" w:line="245" w:lineRule="auto"/>
+        <w:ind w:left="360" w:hanging="360"/>
       </w:pPr>
       <w:r>
         <w:rPr>
           <w:rFonts w:ascii="Times New Roman" w:hAnsi="Times New Roman" w:eastAsia="標楷體"/>
           <w:b w:val="0"/>
-          <w:sz w:val="20"/>
+          <w:sz w:val="18"/>
         </w:rPr>
-        <w:t>☆ (被引 158) M. Nitka; J. Tejchman (2015). Modelling of concrete behaviour in uniaxial compression and tension with DEM. Granular Matter, 17, 145-164 (issue 1). https://doi.org/10.1007/s10035-015-0546-4</w:t>
+        <w:t>[C] M. Nitka; J. Tejchman (2015). Modelling of concrete behaviour in uniaxial compression and tension with DEM. Granular Matter, 17, 145-164 (issue 1). https://doi.org/10.1007/s10035-015-0546-4</w:t>
       </w:r>
     </w:p>
     <w:p>
       <w:pPr>
-        <w:ind w:left="360"/>
+        <w:spacing w:after="40" w:line="245" w:lineRule="auto"/>
+        <w:ind w:left="360" w:hanging="360"/>
       </w:pPr>
       <w:r>
         <w:rPr>
           <w:rFonts w:ascii="Times New Roman" w:hAnsi="Times New Roman" w:eastAsia="標楷體"/>
           <w:b w:val="0"/>
-          <w:sz w:val="20"/>
+          <w:sz w:val="18"/>
         </w:rPr>
-        <w:t>☆ (被引 114) Jun Peng; Louis Ngai Yuen Wong; Cee Ing Teh (2017). Effects of grain size-to-particle size ratio on micro-cracking behavior using a bonded-particle grain-based model. International Journal of Rock Mechanics and Mining Sciences, 100, 207-217. https://doi.org/10.1016/j.ijrmms.2017.10.004</w:t>
+        <w:t>[C] Jun Peng; Louis Ngai Yuen Wong; Cee Ing Teh (2017). Effects of grain size-to-particle size ratio on micro-cracking behavior using a bonded-particle grain-based model. International Journal of Rock Mechanics and Mining Sciences, 100, 207-217. https://doi.org/10.1016/j.ijrmms.2017.10.004</w:t>
       </w:r>
     </w:p>
     <w:p>
       <w:pPr>
-        <w:ind w:left="360"/>
+        <w:spacing w:after="40" w:line="245" w:lineRule="auto"/>
+        <w:ind w:left="360" w:hanging="360"/>
       </w:pPr>
       <w:r>
         <w:rPr>
           <w:rFonts w:ascii="Times New Roman" w:hAnsi="Times New Roman" w:eastAsia="標楷體"/>
           <w:b w:val="0"/>
-          <w:sz w:val="20"/>
+          <w:sz w:val="18"/>
         </w:rPr>
-        <w:t>★ (被引 10) Matthew Tsang; Ian Clark; Jurij Karlovšek (2023). Automating the Calibration of Flat-Jointed Bonded Particle Model Microproperties for the Rewan Sandstone Case Study. Rock Mechanics and Rock Engineering, 56, 6459-6480 (issue 9). https://doi.org/10.1007/s00603-023-03390-4</w:t>
+        <w:t>[B] Matthew Tsang; Ian Clark; Jurij Karlovšek (2023). Automating the Calibration of Flat-Jointed Bonded Particle Model Microproperties for the Rewan Sandstone Case Study. Rock Mechanics and Rock Engineering, 56, 6459-6480 (issue 9). https://doi.org/10.1007/s00603-023-03390-4</w:t>
       </w:r>
     </w:p>
     <w:sectPr>
       <w:pgSz w:w="12240" w:h="15840"/>
-      <w:pgMar w:top="1440" w:right="1800" w:bottom="1440" w:left="1800" w:header="720" w:footer="720" w:gutter="0"/>
+      <w:pgMar w:top="1224" w:right="1296" w:bottom="1224" w:left="1296" w:header="720" w:footer="720" w:gutter="0"/>
       <w:cols w:space="720"/>
       <w:docGrid w:linePitch="360"/>
     </w:sectPr>
@@ -1235,6 +1849,9 @@
     <w:name w:val="Normal"/>
     <w:qFormat/>
     <w:rsid w:val="00FC693F"/>
+    <w:pPr>
+      <w:spacing w:after="120" w:line="283" w:lineRule="auto"/>
+    </w:pPr>
     <w:rPr>
       <w:rFonts w:ascii="Times New Roman" w:hAnsi="Times New Roman" w:eastAsia="標楷體"/>
       <w:sz w:val="24"/>
@@ -1295,15 +1912,15 @@
     <w:pPr>
       <w:keepNext/>
       <w:keepLines/>
-      <w:spacing w:before="480" w:after="0"/>
+      <w:spacing w:before="200" w:after="100"/>
       <w:outlineLvl w:val="0"/>
     </w:pPr>
     <w:rPr>
-      <w:rFonts w:asciiTheme="majorHAnsi" w:eastAsiaTheme="majorEastAsia" w:hAnsiTheme="majorHAnsi" w:cstheme="majorBidi"/>
+      <w:rFonts w:asciiTheme="majorHAnsi" w:eastAsiaTheme="majorEastAsia" w:hAnsiTheme="majorHAnsi" w:cstheme="majorBidi" w:ascii="Times New Roman" w:hAnsi="Times New Roman" w:eastAsia="標楷體"/>
       <w:b/>
       <w:bCs/>
-      <w:color w:val="365F91" w:themeColor="accent1" w:themeShade="BF"/>
-      <w:sz w:val="28"/>
+      <w:color w:val="000000"/>
+      <w:sz w:val="32"/>
       <w:szCs w:val="28"/>
     </w:rPr>
   </w:style>
@@ -1319,15 +1936,15 @@
     <w:pPr>
       <w:keepNext/>
       <w:keepLines/>
-      <w:spacing w:before="200" w:after="0"/>
+      <w:spacing w:before="160" w:after="100"/>
       <w:outlineLvl w:val="1"/>
     </w:pPr>
     <w:rPr>
-      <w:rFonts w:asciiTheme="majorHAnsi" w:eastAsiaTheme="majorEastAsia" w:hAnsiTheme="majorHAnsi" w:cstheme="majorBidi"/>
+      <w:rFonts w:asciiTheme="majorHAnsi" w:eastAsiaTheme="majorEastAsia" w:hAnsiTheme="majorHAnsi" w:cstheme="majorBidi" w:ascii="Times New Roman" w:hAnsi="Times New Roman" w:eastAsia="標楷體"/>
       <w:b/>
       <w:bCs/>
-      <w:color w:val="4F81BD" w:themeColor="accent1"/>
-      <w:sz w:val="26"/>
+      <w:color w:val="000000"/>
+      <w:sz w:val="28"/>
       <w:szCs w:val="26"/>
     </w:rPr>
   </w:style>
@@ -1766,8 +2383,13 @@
       <w:numPr>
         <w:numId w:val="1"/>
       </w:numPr>
+      <w:spacing w:after="60"/>
       <w:contextualSpacing/>
     </w:pPr>
+    <w:rPr>
+      <w:rFonts w:ascii="Times New Roman" w:hAnsi="Times New Roman" w:eastAsia="標楷體"/>
+      <w:sz w:val="22"/>
+    </w:rPr>
   </w:style>
   <w:style w:type="paragraph" w:styleId="ListBullet2">
     <w:name w:val="List Bullet 2"/>
@@ -1805,8 +2427,13 @@
       <w:numPr>
         <w:numId w:val="5"/>
       </w:numPr>
+      <w:spacing w:after="60"/>
       <w:contextualSpacing/>
     </w:pPr>
+    <w:rPr>
+      <w:rFonts w:ascii="Times New Roman" w:hAnsi="Times New Roman" w:eastAsia="標楷體"/>
+      <w:sz w:val="22"/>
+    </w:rPr>
   </w:style>
   <w:style w:type="paragraph" w:styleId="ListNumber2">
     <w:name w:val="List Number 2"/>

--- a/07_SCI_TUST/Chapter00_總綱/02_參考文獻總集_APA.docx
+++ b/07_SCI_TUST/Chapter00_總綱/02_參考文獻總集_APA.docx
@@ -12,7 +12,7 @@
           <w:b/>
           <w:sz w:val="32"/>
         </w:rPr>
-        <w:t>參考文獻主庫與證據台帳（內部工作版；57 篇）</w:t>
+        <w:t>參考文獻主庫與證據台帳（內部工作版；59 篇）</w:t>
       </w:r>
     </w:p>
     <w:p>
@@ -22,7 +22,7 @@
           <w:b w:val="0"/>
           <w:sz w:val="22"/>
         </w:rPr>
-        <w:t>主庫目前為 57 篇，其中 TUST 31 篇。這一份是把書目、蒐集分箱與證據可用性放在一起的內部工作檔，不是可直接投稿的 APA 7 參考文獻表。正式寫稿時應另輸出純書目清單，移除 [A/B/B*/C]、[TUST] 與 L1–L6，並統一作者名、卷期、article number、online-first 狀態及 APA 標點；Crossref 驗證只證明書目存在，不等於全文已核讀。</w:t>
+        <w:t>主庫目前為 59 篇，其中 TUST 31 篇（53%）；全文精讀 50 篇（85%）。這一份是把書目、蒐集分箱與證據可用性放在一起的內部工作檔，不是可直接投稿的 APA 7 參考文獻表。正式寫稿時應另輸出純書目清單，移除 [A/B/B*/C]、[TUST] 與分類標頭，並統一作者名、卷期、article number、online-first 狀態及 APA 標點；Crossref 驗證只證明書目存在，不等於全文已核讀。</w:t>
       </w:r>
       <w:r>
         <w:rPr>
@@ -201,7 +201,7 @@
                 <w:b w:val="0"/>
                 <w:sz w:val="18"/>
               </w:rPr>
-              <w:t>17</w:t>
+              <w:t>27</w:t>
             </w:r>
           </w:p>
         </w:tc>
@@ -492,7 +492,7 @@
                 <w:b w:val="0"/>
                 <w:sz w:val="18"/>
               </w:rPr>
-              <w:t>17</w:t>
+              <w:t>9</w:t>
             </w:r>
           </w:p>
         </w:tc>
@@ -579,7 +579,7 @@
           <w:b w:val="0"/>
           <w:sz w:val="21"/>
         </w:rPr>
-        <w:t>L1–L6 只是檢索分箱，不是直接證據類別：Liu D. (2022) 是偏壓下 FRP 補強；Xin (2024) 與 Tian (2026) 是動力／地震坡隧案例；L5 同時包含依時性能與反分析；L6 多數為岩石 BPM 理論與標定，只有個別文獻直接處理混凝土。因此分箱名稱不得被拿來代替逐篇內容判讀。</w:t>
+        <w:t>分類（v3，2026-07-25）依本文題目之因果鏈與賣點對位，非主題關鍵字分箱：〔B1 驅動：地下水位變動〕→〔B2 機制：圍岩依時變形〕→〔D 結果：襯砌損傷〕，發生於〔A 對象：營運山岳隧道〕，以〔C1/C2 方法：跨尺度耦合與離散元標定〕研究，並以〔E 坡隧互制對照組〕界定本文縫隙。**每類標明判準與引用位置，歸屬可被逐篇檢核；但分類僅指出「該文獻在本文中的角色」，仍不得代替其研究對象、荷載路徑與材料的實際涵蓋範圍。**</w:t>
       </w:r>
       <w:r>
         <w:rPr>
@@ -597,7 +597,7 @@
           <w:sz w:val="20"/>
           <w:highlight w:val="yellow"/>
         </w:rPr>
-        <w:t>【重點：一篇文獻只能支撐其研究對象、荷載路徑、材料與方法實際涵蓋的命題】</w:t>
+        <w:t>【重點：分類＝引用位置；證據力仍依 A/B/C 分級與逐篇筆記判讀】</w:t>
       </w:r>
     </w:p>
     <w:p>
@@ -610,605 +610,27 @@
           <w:b/>
           <w:sz w:val="28"/>
         </w:rPr>
-        <w:t>L1 隧道水力載重、排水劣化與襯砌反應（檢索分箱；8 篇，TUST 6）</w:t>
+        <w:t>A｜對象：營運山岳隧道之病徵、監測、維養與對策（9 篇，TUST 7）</w:t>
       </w:r>
     </w:p>
     <w:p>
-      <w:pPr>
-        <w:spacing w:after="40" w:line="245" w:lineRule="auto"/>
-        <w:ind w:left="360" w:hanging="360"/>
-      </w:pPr>
       <w:r>
         <w:rPr>
           <w:rFonts w:ascii="Times New Roman" w:hAnsi="Times New Roman" w:eastAsia="標楷體"/>
           <w:b w:val="0"/>
-          <w:sz w:val="18"/>
+          <w:sz w:val="20"/>
         </w:rPr>
-        <w:t>[B] [TUST] Fahimifar, A.; Zareifard, M.R. (2009). A theoretical solution for analysis of tunnels below groundwater considering the hydraulic-mechanical coupling. Tunnelling and Underground Space Technology, 24(6), 634-646. https://doi.org/10.1016/j.tust.2009.06.002</w:t>
+        <w:t>判準：以特定隧道之現地病徵調查、監測反分析、維養制度或補強對策為貢獻主體</w:t>
       </w:r>
     </w:p>
     <w:p>
-      <w:pPr>
-        <w:spacing w:after="40" w:line="245" w:lineRule="auto"/>
-        <w:ind w:left="360" w:hanging="360"/>
-      </w:pPr>
       <w:r>
         <w:rPr>
           <w:rFonts w:ascii="Times New Roman" w:hAnsi="Times New Roman" w:eastAsia="標楷體"/>
           <w:b w:val="0"/>
-          <w:sz w:val="18"/>
+          <w:sz w:val="20"/>
         </w:rPr>
-        <w:t>[A] [TUST] Tan Yuqi; Smith John V.; Li Chun-Qing; Currell Matthew; Wu Yufei (2018). Predicting external water pressure and cracking of a tunnel lining by measuring water inflow rate. Tunnelling and Underground Space Technology, 71, 115-125. https://doi.org/10.1016/j.tust.2017.08.015</w:t>
-      </w:r>
-    </w:p>
-    <w:p>
-      <w:pPr>
-        <w:spacing w:after="40" w:line="245" w:lineRule="auto"/>
-        <w:ind w:left="360" w:hanging="360"/>
-      </w:pPr>
-      <w:r>
-        <w:rPr>
-          <w:rFonts w:ascii="Times New Roman" w:hAnsi="Times New Roman" w:eastAsia="標楷體"/>
-          <w:b w:val="0"/>
-          <w:sz w:val="18"/>
-        </w:rPr>
-        <w:t>[B] [TUST] Chen, J., Hu, T., Hu, X., &amp; Jia, K. (2024). Study on the influence of crack depth on the safety of tunnel lining structure. Tunnelling and Underground Space Technology, 143, 105470. https://doi.org/10.1016/j.tust.2023.105470</w:t>
-      </w:r>
-    </w:p>
-    <w:p>
-      <w:pPr>
-        <w:spacing w:after="40" w:line="245" w:lineRule="auto"/>
-        <w:ind w:left="360" w:hanging="360"/>
-      </w:pPr>
-      <w:r>
-        <w:rPr>
-          <w:rFonts w:ascii="Times New Roman" w:hAnsi="Times New Roman" w:eastAsia="標楷體"/>
-          <w:b w:val="0"/>
-          <w:sz w:val="18"/>
-        </w:rPr>
-        <w:t>[A] Zhang Sulei; Xu Qing; Yoo Chungsik; Min Bo; Liu Chang; Guan Xiaoming; Li Pengfei (2022). Lining cracking mechanism of old highway tunnels caused by drainage system deterioration: A case study of Liwaiao Tunnel, Ningbo, China. Engineering Failure Analysis, 137, 106270. https://doi.org/10.1016/j.engfailanal.2022.106270</w:t>
-      </w:r>
-    </w:p>
-    <w:p>
-      <w:pPr>
-        <w:spacing w:after="40" w:line="245" w:lineRule="auto"/>
-        <w:ind w:left="360" w:hanging="360"/>
-      </w:pPr>
-      <w:r>
-        <w:rPr>
-          <w:rFonts w:ascii="Times New Roman" w:hAnsi="Times New Roman" w:eastAsia="標楷體"/>
-          <w:b w:val="0"/>
-          <w:sz w:val="18"/>
-        </w:rPr>
-        <w:t>[A] [TUST] Sun Weixin; Han Fucheng; Zhang Yanmei; Zhang Wengang; Zhang Runhong; Su Weijia (2023). Experimental assessment of structural responses of tunnels under the groundwater level fluctuation. Tunnelling and Underground Space Technology, 137, 105138. https://doi.org/10.1016/j.tust.2023.105138</w:t>
-      </w:r>
-    </w:p>
-    <w:p>
-      <w:pPr>
-        <w:spacing w:after="40" w:line="245" w:lineRule="auto"/>
-        <w:ind w:left="360" w:hanging="360"/>
-      </w:pPr>
-      <w:r>
-        <w:rPr>
-          <w:rFonts w:ascii="Times New Roman" w:hAnsi="Times New Roman" w:eastAsia="標楷體"/>
-          <w:b w:val="0"/>
-          <w:sz w:val="18"/>
-        </w:rPr>
-        <w:t>[C] [TUST] Liu, D., Shang, Q., Li, M., Zuo, J., Gao, Y., &amp; Xu, F. (2022). Cracking behaviour of tunnel lining under bias pressure strengthened using FRP Grid-PCM method. Tunnelling and Underground Space Technology, 123, 104436. https://doi.org/10.1016/j.tust.2022.104436</w:t>
-      </w:r>
-    </w:p>
-    <w:p>
-      <w:pPr>
-        <w:spacing w:after="40" w:line="245" w:lineRule="auto"/>
-        <w:ind w:left="360" w:hanging="360"/>
-      </w:pPr>
-      <w:r>
-        <w:rPr>
-          <w:rFonts w:ascii="Times New Roman" w:hAnsi="Times New Roman" w:eastAsia="標楷體"/>
-          <w:b w:val="0"/>
-          <w:sz w:val="18"/>
-        </w:rPr>
-        <w:t>[B] Tarifard, A.; Gorog, P.; Torok, A. (2022). Long-term assessment of creep and water effects on tunnel lining loads in weak rocks using displacement-based direct back analysis: an example from northwest of Iran. Geomechanics and Geophysics for Geo-Energy and Geo-Resources, 8(1), art. 31. https://doi.org/10.1007/s40948-022-00342-0</w:t>
-      </w:r>
-    </w:p>
-    <w:p>
-      <w:pPr>
-        <w:spacing w:after="40" w:line="245" w:lineRule="auto"/>
-        <w:ind w:left="360" w:hanging="360"/>
-      </w:pPr>
-      <w:r>
-        <w:rPr>
-          <w:rFonts w:ascii="Times New Roman" w:hAnsi="Times New Roman" w:eastAsia="標楷體"/>
-          <w:b w:val="0"/>
-          <w:sz w:val="18"/>
-        </w:rPr>
-        <w:t>[B] [TUST] An, P., Fan, L., Ma, S., Zhang, J., Huang, Z., &amp; Fu, H. (2026). Water pressure distribution around tunnels in pipeline-type karst and lining response characteristics induced by rainfall. Tunnelling and Underground Space Technology, 107691. https://doi.org/10.1016/j.tust.2026.107691</w:t>
-      </w:r>
-    </w:p>
-    <w:p>
-      <w:pPr>
-        <w:pStyle w:val="Heading2"/>
-      </w:pPr>
-      <w:r>
-        <w:rPr>
-          <w:rFonts w:ascii="Times New Roman" w:hAnsi="Times New Roman" w:eastAsia="標楷體"/>
-          <w:b/>
-          <w:sz w:val="28"/>
-        </w:rPr>
-        <w:t>L2 依時變形與潛變本構（8 篇，TUST 5）</w:t>
-      </w:r>
-    </w:p>
-    <w:p>
-      <w:pPr>
-        <w:spacing w:after="40" w:line="245" w:lineRule="auto"/>
-        <w:ind w:left="360" w:hanging="360"/>
-      </w:pPr>
-      <w:r>
-        <w:rPr>
-          <w:rFonts w:ascii="Times New Roman" w:hAnsi="Times New Roman" w:eastAsia="標楷體"/>
-          <w:b w:val="0"/>
-          <w:sz w:val="18"/>
-        </w:rPr>
-        <w:t>[B] Sulem, J.; Panet, M.; Guenot, A. (1987). An analytical solution for time-dependent displacements in a circular tunnel. International Journal of Rock Mechanics and Mining Sciences &amp; Geomechanics Abstracts, 24(3), 155-164. https://doi.org/10.1016/0148-9062(87)90523-7</w:t>
-      </w:r>
-    </w:p>
-    <w:p>
-      <w:pPr>
-        <w:spacing w:after="40" w:line="245" w:lineRule="auto"/>
-        <w:ind w:left="360" w:hanging="360"/>
-      </w:pPr>
-      <w:r>
-        <w:rPr>
-          <w:rFonts w:ascii="Times New Roman" w:hAnsi="Times New Roman" w:eastAsia="標楷體"/>
-          <w:b w:val="0"/>
-          <w:sz w:val="18"/>
-        </w:rPr>
-        <w:t>[B] [TUST] Paraskevopoulou, C.; Diederichs, M. (2018). Analysis of time-dependent deformation in tunnels using the Convergence-Confinement Method. Tunnelling and Underground Space Technology, 71, 62-80. https://doi.org/10.1016/j.tust.2017.07.001</w:t>
-      </w:r>
-    </w:p>
-    <w:p>
-      <w:pPr>
-        <w:spacing w:after="40" w:line="245" w:lineRule="auto"/>
-        <w:ind w:left="360" w:hanging="360"/>
-      </w:pPr>
-      <w:r>
-        <w:rPr>
-          <w:rFonts w:ascii="Times New Roman" w:hAnsi="Times New Roman" w:eastAsia="標楷體"/>
-          <w:b w:val="0"/>
-          <w:sz w:val="18"/>
-        </w:rPr>
-        <w:t>[B] Liu, B.; Song, Y.; Chu, Z. (2022). Time-dependent safety of lining structures of circular tunnels in weak rock strata. International Journal of Mining Science and Technology, 32(2), 323-334. https://doi.org/10.1016/j.ijmst.2021.12.003</w:t>
-      </w:r>
-    </w:p>
-    <w:p>
-      <w:pPr>
-        <w:spacing w:after="40" w:line="245" w:lineRule="auto"/>
-        <w:ind w:left="360" w:hanging="360"/>
-      </w:pPr>
-      <w:r>
-        <w:rPr>
-          <w:rFonts w:ascii="Times New Roman" w:hAnsi="Times New Roman" w:eastAsia="標楷體"/>
-          <w:b w:val="0"/>
-          <w:sz w:val="18"/>
-        </w:rPr>
-        <w:t>[C] [TUST] Chang, Z., Yan, C., Xie, W., Lu, Z., Lan, H., &amp; Mei, H. (2024). Large-scale field tunnel model and time-dependent floor heave induced by humidification. Tunnelling and Underground Space Technology, 145, 105615. https://doi.org/10.1016/j.tust.2024.105615</w:t>
-      </w:r>
-    </w:p>
-    <w:p>
-      <w:pPr>
-        <w:spacing w:after="40" w:line="245" w:lineRule="auto"/>
-        <w:ind w:left="360" w:hanging="360"/>
-      </w:pPr>
-      <w:r>
-        <w:rPr>
-          <w:rFonts w:ascii="Times New Roman" w:hAnsi="Times New Roman" w:eastAsia="標楷體"/>
-          <w:b w:val="0"/>
-          <w:sz w:val="18"/>
-        </w:rPr>
-        <w:t>[A] [TUST] Wang, X., Iura, T., Jiang, Y., Wang, Z., &amp; Liu, R. (2021). Deformation and mechanical characteristics of tunneling in squeezing ground: A case study of the west section of the Tawarazaka Tunnel. Tunnelling and Underground Space Technology, 103697. https://doi.org/10.1016/j.tust.2020.103697</w:t>
-      </w:r>
-    </w:p>
-    <w:p>
-      <w:pPr>
-        <w:spacing w:after="40" w:line="245" w:lineRule="auto"/>
-        <w:ind w:left="360" w:hanging="360"/>
-      </w:pPr>
-      <w:r>
-        <w:rPr>
-          <w:rFonts w:ascii="Times New Roman" w:hAnsi="Times New Roman" w:eastAsia="標楷體"/>
-          <w:b w:val="0"/>
-          <w:sz w:val="18"/>
-        </w:rPr>
-        <w:t>[B] [TUST] Zhang, S., Rodriguez-Dono, A., Song, F., &amp; Zhou, Z. (2025). Time-dependent tunnel deformations: Insights from in-situ tests and numerical analyses. Tunnelling and Underground Space Technology, 157, 106319. https://doi.org/10.1016/j.tust.2024.106319</w:t>
-      </w:r>
-    </w:p>
-    <w:p>
-      <w:pPr>
-        <w:spacing w:after="40" w:line="245" w:lineRule="auto"/>
-        <w:ind w:left="360" w:hanging="360"/>
-      </w:pPr>
-      <w:r>
-        <w:rPr>
-          <w:rFonts w:ascii="Times New Roman" w:hAnsi="Times New Roman" w:eastAsia="標楷體"/>
-          <w:b w:val="0"/>
-          <w:sz w:val="18"/>
-        </w:rPr>
-        <w:t>[C] [TUST] Mao, Y., Liu, F., Li, Y., Zhao, F., He, M., &amp; Tao, Z. (2026). Deep tunnel deformation analysis based on large-scale physical test and fractional derivative creep model. Tunnelling and Underground Space Technology, 170, 107383. https://doi.org/10.1016/j.tust.2025.107383</w:t>
-      </w:r>
-    </w:p>
-    <w:p>
-      <w:pPr>
-        <w:spacing w:after="40" w:line="245" w:lineRule="auto"/>
-        <w:ind w:left="360" w:hanging="360"/>
-      </w:pPr>
-      <w:r>
-        <w:rPr>
-          <w:rFonts w:ascii="Times New Roman" w:hAnsi="Times New Roman" w:eastAsia="標楷體"/>
-          <w:b w:val="0"/>
-          <w:sz w:val="18"/>
-        </w:rPr>
-        <w:t>[B*] Tsai, C.-H., Li, H.-H., &amp; Wang, T.-T. (in review). Numerical simulation and mechanical interpretation of intermittent time-dependent deformation in tunnels [Manuscript under review].</w:t>
-      </w:r>
-    </w:p>
-    <w:p>
-      <w:pPr>
-        <w:pStyle w:val="Heading2"/>
-      </w:pPr>
-      <w:r>
-        <w:rPr>
-          <w:rFonts w:ascii="Times New Roman" w:hAnsi="Times New Roman" w:eastAsia="標楷體"/>
-          <w:b/>
-          <w:sz w:val="28"/>
-        </w:rPr>
-        <w:t>L3 連續–離散方法、FDEM 與 BPM 襯砌（檢索分箱；12 篇，TUST 6）</w:t>
-      </w:r>
-    </w:p>
-    <w:p>
-      <w:pPr>
-        <w:spacing w:after="40" w:line="245" w:lineRule="auto"/>
-        <w:ind w:left="360" w:hanging="360"/>
-      </w:pPr>
-      <w:r>
-        <w:rPr>
-          <w:rFonts w:ascii="Times New Roman" w:hAnsi="Times New Roman" w:eastAsia="標楷體"/>
-          <w:b w:val="0"/>
-          <w:sz w:val="18"/>
-        </w:rPr>
-        <w:t>[A] Vazaios, I.; Vlachopoulos, N.; Diederichs, M.S. (2019). Assessing fracturing mechanisms and evolution of excavation damaged zone of tunnels in interlocked rock masses at high stresses using a finite-discrete element approach. Journal of Rock Mechanics and Geotechnical Engineering, 11, 701-722. https://doi.org/10.1016/j.jrmge.2019.02.004</w:t>
-      </w:r>
-    </w:p>
-    <w:p>
-      <w:pPr>
-        <w:spacing w:after="40" w:line="245" w:lineRule="auto"/>
-        <w:ind w:left="360" w:hanging="360"/>
-      </w:pPr>
-      <w:r>
-        <w:rPr>
-          <w:rFonts w:ascii="Times New Roman" w:hAnsi="Times New Roman" w:eastAsia="標楷體"/>
-          <w:b w:val="0"/>
-          <w:sz w:val="18"/>
-        </w:rPr>
-        <w:t>[A] Lisjak, Andrea; Tatone, Bryan S. A.; Mahabadi, Omid K.; Grasselli, Giovanni; Marschall, Paul; Lanyon, George W.; Vaissière, Rémi de la; Shao, Hua; Leung, Helen; Nussbaum, Christophe (2015). Hybrid Finite-Discrete Element Simulation of the EDZ Formation and Mechanical Sealing Process Around a Microtunnel in Opalinus Clay. Rock Mechanics and Rock Engineering, 49, 1849-1873. https://doi.org/10.1007/s00603-015-0847-2</w:t>
-      </w:r>
-    </w:p>
-    <w:p>
-      <w:pPr>
-        <w:spacing w:after="40" w:line="245" w:lineRule="auto"/>
-        <w:ind w:left="360" w:hanging="360"/>
-      </w:pPr>
-      <w:r>
-        <w:rPr>
-          <w:rFonts w:ascii="Times New Roman" w:hAnsi="Times New Roman" w:eastAsia="標楷體"/>
-          <w:b w:val="0"/>
-          <w:sz w:val="18"/>
-        </w:rPr>
-        <w:t>[A†] [TUST] Liu, Quansheng; Sun, Lei (2019). Simulation of coupled hydro-mechanical interactions during grouting process in fractured media based on the combined finite-discrete element method. Tunnelling and Underground Space Technology, 84, 472-486. https://doi.org/10.1016/j.tust.2018.11.018</w:t>
-      </w:r>
-    </w:p>
-    <w:p>
-      <w:pPr>
-        <w:spacing w:after="40" w:line="245" w:lineRule="auto"/>
-        <w:ind w:left="360" w:hanging="360"/>
-      </w:pPr>
-      <w:r>
-        <w:rPr>
-          <w:rFonts w:ascii="Times New Roman" w:hAnsi="Times New Roman" w:eastAsia="標楷體"/>
-          <w:b w:val="0"/>
-          <w:sz w:val="18"/>
-        </w:rPr>
-        <w:t>[A] [TUST] Zhou, Zongqing; Gao, Tian; Sun, Jiwei; Gao, Chenglu; Bai, Songsong; Jin, Gaohan; Liu, Yuhan (2024). An FDM-DEM coupling method based on REV for stability analysis of tunnel surrounding rock. Tunnelling and Underground Space Technology, 152, 105917. https://doi.org/10.1016/j.tust.2024.105917</w:t>
-      </w:r>
-    </w:p>
-    <w:p>
-      <w:pPr>
-        <w:spacing w:after="40" w:line="245" w:lineRule="auto"/>
-        <w:ind w:left="360" w:hanging="360"/>
-      </w:pPr>
-      <w:r>
-        <w:rPr>
-          <w:rFonts w:ascii="Times New Roman" w:hAnsi="Times New Roman" w:eastAsia="標楷體"/>
-          <w:b w:val="0"/>
-          <w:sz w:val="18"/>
-        </w:rPr>
-        <w:t>[A] Bai, Yifan; Li, Xiaojing; Yang, Weimin; Xu, Zhenhao; Lv, Mingying (2022). Multiscale analysis of tunnel surrounding rock disturbance: A PFC3D-FLAC3D coupling algorithm with the overlapping domain method. Computers and Geotechnics, 147, 104752. https://doi.org/10.1016/j.compgeo.2022.104752</w:t>
-      </w:r>
-    </w:p>
-    <w:p>
-      <w:pPr>
-        <w:spacing w:after="40" w:line="245" w:lineRule="auto"/>
-        <w:ind w:left="360" w:hanging="360"/>
-      </w:pPr>
-      <w:r>
-        <w:rPr>
-          <w:rFonts w:ascii="Times New Roman" w:hAnsi="Times New Roman" w:eastAsia="標楷體"/>
-          <w:b w:val="0"/>
-          <w:sz w:val="18"/>
-        </w:rPr>
-        <w:t>[C] [TUST] Wang, Tuo; Huang, Hongwei; Zhang, Fengshou; Han, Yanhui (2020). DEM-continuum mechanics coupled modeling of slot-shaped breakout in high-porosity sandstone. Tunnelling and Underground Space Technology, 98, 103348. https://doi.org/10.1016/j.tust.2020.103348</w:t>
-      </w:r>
-    </w:p>
-    <w:p>
-      <w:pPr>
-        <w:spacing w:after="40" w:line="245" w:lineRule="auto"/>
-        <w:ind w:left="360" w:hanging="360"/>
-      </w:pPr>
-      <w:r>
-        <w:rPr>
-          <w:rFonts w:ascii="Times New Roman" w:hAnsi="Times New Roman" w:eastAsia="標楷體"/>
-          <w:b w:val="0"/>
-          <w:sz w:val="18"/>
-        </w:rPr>
-        <w:t>[C] Bai, Songsong; Zhou, Zongqing; Gao, Chenglu; Gao, Tian; Jin, Gaohan; Tao, Guangzhe (2025). An FDM–DEM bridging domain coupling simulation method considering blasting dynamic disturbance for tunnel excavation. Computational Particle Mechanics, 12, 3985-4001. https://doi.org/10.1007/s40571-025-01038-4</w:t>
-      </w:r>
-    </w:p>
-    <w:p>
-      <w:pPr>
-        <w:spacing w:after="40" w:line="245" w:lineRule="auto"/>
-        <w:ind w:left="360" w:hanging="360"/>
-      </w:pPr>
-      <w:r>
-        <w:rPr>
-          <w:rFonts w:ascii="Times New Roman" w:hAnsi="Times New Roman" w:eastAsia="標楷體"/>
-          <w:b w:val="0"/>
-          <w:sz w:val="18"/>
-        </w:rPr>
-        <w:t>[B] [TUST] Yan, X., Yu, H., Chen, Z., Jiang, W., &amp; Li, T. (2023). A multiscale analysis of adjacent fault dislocation mechanism induced by tunnel excavation based on continuous-discrete coupling method. Tunnelling and Underground Space Technology, 140, 105263. https://doi.org/10.1016/j.tust.2023.105263</w:t>
-      </w:r>
-    </w:p>
-    <w:p>
-      <w:pPr>
-        <w:spacing w:after="40" w:line="245" w:lineRule="auto"/>
-        <w:ind w:left="360" w:hanging="360"/>
-      </w:pPr>
-      <w:r>
-        <w:rPr>
-          <w:rFonts w:ascii="Times New Roman" w:hAnsi="Times New Roman" w:eastAsia="標楷體"/>
-          <w:b w:val="0"/>
-          <w:sz w:val="18"/>
-        </w:rPr>
-        <w:t>[A] Liu, Chang; Zhang, Dingli; Fang, Qian; Zhang, Sulei; Sun, Zhenyu (2023). Investigation of progressive failure mechanism of tunnel lining with material defects using discrete element method. Theoretical and Applied Fracture Mechanics, 125, 103832. https://doi.org/10.1016/j.tafmec.2023.103832</w:t>
-      </w:r>
-    </w:p>
-    <w:p>
-      <w:pPr>
-        <w:spacing w:after="40" w:line="245" w:lineRule="auto"/>
-        <w:ind w:left="360" w:hanging="360"/>
-      </w:pPr>
-      <w:r>
-        <w:rPr>
-          <w:rFonts w:ascii="Times New Roman" w:hAnsi="Times New Roman" w:eastAsia="標楷體"/>
-          <w:b w:val="0"/>
-          <w:sz w:val="18"/>
-        </w:rPr>
-        <w:t>[A] Zheng, C.; Zhu, X.; Zhang, Z. (2024). Damage evolution of tunnel lining under creep action considering interlayer effect in gently inclined layered surrounding rock. Engineering Failure Analysis, 162, 108392. https://doi.org/10.1016/j.engfailanal.2024.108392</w:t>
-      </w:r>
-    </w:p>
-    <w:p>
-      <w:pPr>
-        <w:spacing w:after="40" w:line="245" w:lineRule="auto"/>
-        <w:ind w:left="360" w:hanging="360"/>
-      </w:pPr>
-      <w:r>
-        <w:rPr>
-          <w:rFonts w:ascii="Times New Roman" w:hAnsi="Times New Roman" w:eastAsia="標楷體"/>
-          <w:b w:val="0"/>
-          <w:sz w:val="18"/>
-        </w:rPr>
-        <w:t>[C] [TUST] Rasmussen, Leandro Lima; Min, Ki-Bok (2024). Hybrid lattice/discrete element analysis of spalling failure in rock tunnels. Tunnelling and Underground Space Technology, 153, 106034. https://doi.org/10.1016/j.tust.2024.106034</w:t>
-      </w:r>
-    </w:p>
-    <w:p>
-      <w:pPr>
-        <w:spacing w:after="40" w:line="245" w:lineRule="auto"/>
-        <w:ind w:left="360" w:hanging="360"/>
-      </w:pPr>
-      <w:r>
-        <w:rPr>
-          <w:rFonts w:ascii="Times New Roman" w:hAnsi="Times New Roman" w:eastAsia="標楷體"/>
-          <w:b w:val="0"/>
-          <w:sz w:val="18"/>
-        </w:rPr>
-        <w:t>[C] [TUST] Wang, Z., Wang, J., Sun, G., Lin, S., Liu, Z., &amp; Zheng, H. (2026). Coupled thermo-mechanical simulation of lining cracking evolution and sealing system mechanical response in CAES lined rock caverns using FDEM. Tunnelling and Underground Space Technology, 107460. https://doi.org/10.1016/j.tust.2026.107460</w:t>
-      </w:r>
-    </w:p>
-    <w:p>
-      <w:pPr>
-        <w:pStyle w:val="Heading2"/>
-      </w:pPr>
-      <w:r>
-        <w:rPr>
-          <w:rFonts w:ascii="Times New Roman" w:hAnsi="Times New Roman" w:eastAsia="標楷體"/>
-          <w:b/>
-          <w:sz w:val="28"/>
-        </w:rPr>
-        <w:t>L4 坡隧互制、水–岩／滲流 HM 與動力邊界案例（檢索分箱；10 篇，TUST 8）</w:t>
-      </w:r>
-    </w:p>
-    <w:p>
-      <w:pPr>
-        <w:spacing w:after="40" w:line="245" w:lineRule="auto"/>
-        <w:ind w:left="360" w:hanging="360"/>
-      </w:pPr>
-      <w:r>
-        <w:rPr>
-          <w:rFonts w:ascii="Times New Roman" w:hAnsi="Times New Roman" w:eastAsia="標楷體"/>
-          <w:b w:val="0"/>
-          <w:sz w:val="18"/>
-        </w:rPr>
-        <w:t>[B] Yan, B.; Guo, Q.; Ren, F.; Cai, M. (2020). Modified Nishihara model and experimental verification of deep rock mass under the water-rock interaction. International Journal of Rock Mechanics and Mining Sciences, 128, 104250. https://doi.org/10.1016/j.ijrmms.2020.104250</w:t>
-      </w:r>
-    </w:p>
-    <w:p>
-      <w:pPr>
-        <w:spacing w:after="40" w:line="245" w:lineRule="auto"/>
-        <w:ind w:left="360" w:hanging="360"/>
-      </w:pPr>
-      <w:r>
-        <w:rPr>
-          <w:rFonts w:ascii="Times New Roman" w:hAnsi="Times New Roman" w:eastAsia="標楷體"/>
-          <w:b w:val="0"/>
-          <w:sz w:val="18"/>
-        </w:rPr>
-        <w:t>[B] [TUST] Chiu Ya-Chu; Lee Chia-Han; Wang Tai-Tien (2017). Lining crack evolution of an operational tunnel influenced by slope instability. Tunnelling and Underground Space Technology, 65, 167-178. https://doi.org/10.1016/j.tust.2017.03.004</w:t>
-      </w:r>
-    </w:p>
-    <w:p>
-      <w:pPr>
-        <w:spacing w:after="40" w:line="245" w:lineRule="auto"/>
-        <w:ind w:left="360" w:hanging="360"/>
-      </w:pPr>
-      <w:r>
-        <w:rPr>
-          <w:rFonts w:ascii="Times New Roman" w:hAnsi="Times New Roman" w:eastAsia="標楷體"/>
-          <w:b w:val="0"/>
-          <w:sz w:val="18"/>
-        </w:rPr>
-        <w:t>[A] [TUST] Tian, X., Song, Z., &amp; Zhang, Y. (2021). Monitoring and reinforcement of landslide induced by tunnel excavation: A case study from Xiamaixi tunnel. Tunnelling and Underground Space Technology, 110, 103796. https://doi.org/10.1016/j.tust.2020.103796</w:t>
-      </w:r>
-    </w:p>
-    <w:p>
-      <w:pPr>
-        <w:spacing w:after="40" w:line="245" w:lineRule="auto"/>
-        <w:ind w:left="360" w:hanging="360"/>
-      </w:pPr>
-      <w:r>
-        <w:rPr>
-          <w:rFonts w:ascii="Times New Roman" w:hAnsi="Times New Roman" w:eastAsia="標楷體"/>
-          <w:b w:val="0"/>
-          <w:sz w:val="18"/>
-        </w:rPr>
-        <w:t>[A] [TUST] Causse Lionel; Cojean Roger; Fleurisson Jean-Alain (2015). Interaction between tunnel and unstable slope - Influence of time-dependent behavior of a tunnel excavation in a deep-seated gravitational slope deformation. Tunnelling and Underground Space Technology, 50, 270-281. https://doi.org/10.1016/j.tust.2015.07.018</w:t>
-      </w:r>
-    </w:p>
-    <w:p>
-      <w:pPr>
-        <w:spacing w:after="40" w:line="245" w:lineRule="auto"/>
-        <w:ind w:left="360" w:hanging="360"/>
-      </w:pPr>
-      <w:r>
-        <w:rPr>
-          <w:rFonts w:ascii="Times New Roman" w:hAnsi="Times New Roman" w:eastAsia="標楷體"/>
-          <w:b w:val="0"/>
-          <w:sz w:val="18"/>
-        </w:rPr>
-        <w:t>[C] [TUST] Yu Jun; Li Dongkai; Zheng Jingfan; Zhang Zhizhong; He Zhen; Fan Yong (2023). Analytical study on the seepage field of different drainage and pressure relief options for tunnels in high water-rich areas. Tunnelling and Underground Space Technology, 134, 105018. https://doi.org/10.1016/j.tust.2023.105018</w:t>
-      </w:r>
-    </w:p>
-    <w:p>
-      <w:pPr>
-        <w:spacing w:after="40" w:line="245" w:lineRule="auto"/>
-        <w:ind w:left="360" w:hanging="360"/>
-      </w:pPr>
-      <w:r>
-        <w:rPr>
-          <w:rFonts w:ascii="Times New Roman" w:hAnsi="Times New Roman" w:eastAsia="標楷體"/>
-          <w:b w:val="0"/>
-          <w:sz w:val="18"/>
-        </w:rPr>
-        <w:t>[C] [TUST] Tang Kunjie; Qiu Junling; Lai Jinxing; Xue Fangchen; Wang Zhichao; Li Xing (2025). Experimental investigation on deformation-failure mechanisms of a shallow-bias large-section loess tunnel induced by rainfall. Tunnelling and Underground Space Technology, 157, 106253. https://doi.org/10.1016/j.tust.2024.106253</w:t>
-      </w:r>
-    </w:p>
-    <w:p>
-      <w:pPr>
-        <w:spacing w:after="40" w:line="245" w:lineRule="auto"/>
-        <w:ind w:left="360" w:hanging="360"/>
-      </w:pPr>
-      <w:r>
-        <w:rPr>
-          <w:rFonts w:ascii="Times New Roman" w:hAnsi="Times New Roman" w:eastAsia="標楷體"/>
-          <w:b w:val="0"/>
-          <w:sz w:val="18"/>
-        </w:rPr>
-        <w:t>[C] [TUST] Jia Jingqi; Chen Yun; Luo Hao; Ma Guowei (2023). Seepage stability analysis of a deep-buried tunnel in fractured rocks based on a non-Darcy hydro-mechanical coupled method. Tunnelling and Underground Space Technology, 142, 105393. https://doi.org/10.1016/j.tust.2023.105393</w:t>
-      </w:r>
-    </w:p>
-    <w:p>
-      <w:pPr>
-        <w:spacing w:after="40" w:line="245" w:lineRule="auto"/>
-        <w:ind w:left="360" w:hanging="360"/>
-      </w:pPr>
-      <w:r>
-        <w:rPr>
-          <w:rFonts w:ascii="Times New Roman" w:hAnsi="Times New Roman" w:eastAsia="標楷體"/>
-          <w:b w:val="0"/>
-          <w:sz w:val="18"/>
-        </w:rPr>
-        <w:t>[B] Li, A.; Deng, H.; Zhang, H.; Jiang, M.; Liu, H.; Xiao, Y.; Wen, J. (2021). Developing a two-step improved damage creep constitutive model based on soft rock saturation-loss cycle triaxial creep test. Natural Hazards, 108, 2265-2281. https://doi.org/10.1007/s11069-021-04779-6</w:t>
-      </w:r>
-    </w:p>
-    <w:p>
-      <w:pPr>
-        <w:spacing w:after="40" w:line="245" w:lineRule="auto"/>
-        <w:ind w:left="360" w:hanging="360"/>
-      </w:pPr>
-      <w:r>
-        <w:rPr>
-          <w:rFonts w:ascii="Times New Roman" w:hAnsi="Times New Roman" w:eastAsia="標楷體"/>
-          <w:b w:val="0"/>
-          <w:sz w:val="18"/>
-        </w:rPr>
-        <w:t>[A] [TUST] Xin, C., Shuai, Y., Song, D., &amp; Liu, X. (2024). Dynamic interaction and failure mechanism in tunnel-slope systems: Mitigation insights from shaking table tests and numerical analysis. Tunnelling and Underground Space Technology, 152, 105940. https://doi.org/10.1016/j.tust.2024.105940</w:t>
-      </w:r>
-    </w:p>
-    <w:p>
-      <w:pPr>
-        <w:spacing w:after="40" w:line="245" w:lineRule="auto"/>
-        <w:ind w:left="360" w:hanging="360"/>
-      </w:pPr>
-      <w:r>
-        <w:rPr>
-          <w:rFonts w:ascii="Times New Roman" w:hAnsi="Times New Roman" w:eastAsia="標楷體"/>
-          <w:b w:val="0"/>
-          <w:sz w:val="18"/>
-        </w:rPr>
-        <w:t>[A] [TUST] Tian, Y., Xin, C., Song, D., &amp; Liu, X. (2026). Dynamic failure mechanism of a high-steep rock mass slope containing a weak interlayer at the tunnel portal and damage evolution of lining subjected to strong earthquakes. Tunnelling and Underground Space Technology, 107586. https://doi.org/10.1016/j.tust.2026.107586</w:t>
-      </w:r>
-    </w:p>
-    <w:p>
-      <w:pPr>
-        <w:pStyle w:val="Heading2"/>
-      </w:pPr>
-      <w:r>
-        <w:rPr>
-          <w:rFonts w:ascii="Times New Roman" w:hAnsi="Times New Roman" w:eastAsia="標楷體"/>
-          <w:b/>
-          <w:sz w:val="28"/>
-        </w:rPr>
-        <w:t>L5 營運、依時性能與維養案例（檢索分箱；11 篇，TUST 6）</w:t>
-      </w:r>
-    </w:p>
-    <w:p>
-      <w:pPr>
-        <w:spacing w:after="40" w:line="245" w:lineRule="auto"/>
-        <w:ind w:left="360" w:hanging="360"/>
-      </w:pPr>
-      <w:r>
-        <w:rPr>
-          <w:rFonts w:ascii="Times New Roman" w:hAnsi="Times New Roman" w:eastAsia="標楷體"/>
-          <w:b w:val="0"/>
-          <w:sz w:val="18"/>
-        </w:rPr>
-        <w:t>[A†] Wang, T.-T. (2010). Characterizing crack patterns on tunnel linings associated with shear deformation induced by instability of neighboring slopes. Engineering Geology, 115, 80-95. https://doi.org/10.1016/j.enggeo.2010.06.010</w:t>
+        <w:t>引用位置：§1 P1（工程問題）、§3 研究案例、§5.3 工程含義　｜　對應賣點 1</w:t>
       </w:r>
     </w:p>
     <w:p>
@@ -1264,7 +686,7 @@
           <w:b w:val="0"/>
           <w:sz w:val="18"/>
         </w:rPr>
-        <w:t>[B] [TUST] Yin, Z.; Zhang, X.; Li, X.; Zhang, J.; Zhang, Q. (2022). Modified Burgers model of creep behavior of grouting-reinforced body and its long-term effect on tunnel operation. Tunnelling and Underground Space Technology, 127, 104537. https://doi.org/10.1016/j.tust.2022.104537</w:t>
+        <w:t>[C] [TUST] Yu Jun; Li Dongkai; Zheng Jingfan; Zhang Zhizhong; He Zhen; Fan Yong (2023). Analytical study on the seepage field of different drainage and pressure relief options for tunnels in high water-rich areas. Tunnelling and Underground Space Technology, 134, 105018. https://doi.org/10.1016/j.tust.2023.105018</w:t>
       </w:r>
     </w:p>
     <w:p>
@@ -1278,7 +700,7 @@
           <w:b w:val="0"/>
           <w:sz w:val="18"/>
         </w:rPr>
-        <w:t>[B] Wang, Y.; Liu, Y.; Wang, Z.-F.; Zhang, X.; Hui, Y.; Li, J. (2023). Investigation on progressive failure process of tunnel lining induced by creep effect of surrounding rock: A case study. Engineering Failure Analysis, 144, 106946. https://doi.org/10.1016/j.engfailanal.2022.106946</w:t>
+        <w:t>[C] [TUST] Liu, D., Shang, Q., Li, M., Zuo, J., Gao, Y., &amp; Xu, F. (2022). Cracking behaviour of tunnel lining under bias pressure strengthened using FRP Grid-PCM method. Tunnelling and Underground Space Technology, 123, 104436. https://doi.org/10.1016/j.tust.2022.104436</w:t>
       </w:r>
     </w:p>
     <w:p>
@@ -1292,7 +714,7 @@
           <w:b w:val="0"/>
           <w:sz w:val="18"/>
         </w:rPr>
-        <w:t>[B] Wu, K.; Song, J.; Zhao, N.; Shao, Z. (2024). Study on the time-dependent interaction between surrounding rock and yielding supports in deep soft rock tunnels. International Journal for Numerical and Analytical Methods in Geomechanics, 48(2), 566-587. https://doi.org/10.1002/nag.3650</w:t>
+        <w:t>[A] [TUST] Wang, X., Iura, T., Jiang, Y., Wang, Z., &amp; Liu, R. (2021). Deformation and mechanical characteristics of tunneling in squeezing ground: A case study of the west section of the Tawarazaka Tunnel. Tunnelling and Underground Space Technology, 103697. https://doi.org/10.1016/j.tust.2020.103697</w:t>
       </w:r>
     </w:p>
     <w:p>
@@ -1339,6 +761,39 @@
     </w:p>
     <w:p>
       <w:pPr>
+        <w:pStyle w:val="Heading2"/>
+      </w:pPr>
+      <w:r>
+        <w:rPr>
+          <w:rFonts w:ascii="Times New Roman" w:hAnsi="Times New Roman" w:eastAsia="標楷體"/>
+          <w:b/>
+          <w:sz w:val="28"/>
+        </w:rPr>
+        <w:t>B1｜驅動：地下水位變動、滲流與水—力作用（7 篇，TUST 7）</w:t>
+      </w:r>
+    </w:p>
+    <w:p>
+      <w:r>
+        <w:rPr>
+          <w:rFonts w:ascii="Times New Roman" w:hAnsi="Times New Roman" w:eastAsia="標楷體"/>
+          <w:b w:val="0"/>
+          <w:sz w:val="20"/>
+        </w:rPr>
+        <w:t>判準：以地下水位／降雨／滲流／外水壓為主要外部作用者</w:t>
+      </w:r>
+    </w:p>
+    <w:p>
+      <w:r>
+        <w:rPr>
+          <w:rFonts w:ascii="Times New Roman" w:hAnsi="Times New Roman" w:eastAsia="標楷體"/>
+          <w:b w:val="0"/>
+          <w:sz w:val="20"/>
+        </w:rPr>
+        <w:t>引用位置：§1 P2（驅動端文獻）、§3.1 場址水文、§4.1　｜　對應材料 5 之前半</w:t>
+      </w:r>
+    </w:p>
+    <w:p>
+      <w:pPr>
         <w:spacing w:after="40" w:line="245" w:lineRule="auto"/>
         <w:ind w:left="360" w:hanging="360"/>
       </w:pPr>
@@ -1348,7 +803,91 @@
           <w:b w:val="0"/>
           <w:sz w:val="18"/>
         </w:rPr>
-        <w:t>[B] [TUST] Wang, T.-T., Chiu, Y.-C., &amp; Li, K.-J. (2024). Index for assessing spalling in tunnel lining based on displacement monitoring and crack mapping. Tunnelling and Underground Space Technology, 153, 105975. https://doi.org/10.1016/j.tust.2024.105975</w:t>
+        <w:t>[B] [TUST] Fahimifar, A.; Zareifard, M.R. (2009). A theoretical solution for analysis of tunnels below groundwater considering the hydraulic-mechanical coupling. Tunnelling and Underground Space Technology, 24(6), 634-646. https://doi.org/10.1016/j.tust.2009.06.002</w:t>
+      </w:r>
+    </w:p>
+    <w:p>
+      <w:pPr>
+        <w:spacing w:after="40" w:line="245" w:lineRule="auto"/>
+        <w:ind w:left="360" w:hanging="360"/>
+      </w:pPr>
+      <w:r>
+        <w:rPr>
+          <w:rFonts w:ascii="Times New Roman" w:hAnsi="Times New Roman" w:eastAsia="標楷體"/>
+          <w:b w:val="0"/>
+          <w:sz w:val="18"/>
+        </w:rPr>
+        <w:t>[A] [TUST] Tan Yuqi; Smith John V.; Li Chun-Qing; Currell Matthew; Wu Yufei (2018). Predicting external water pressure and cracking of a tunnel lining by measuring water inflow rate. Tunnelling and Underground Space Technology, 71, 115-125. https://doi.org/10.1016/j.tust.2017.08.015</w:t>
+      </w:r>
+    </w:p>
+    <w:p>
+      <w:pPr>
+        <w:spacing w:after="40" w:line="245" w:lineRule="auto"/>
+        <w:ind w:left="360" w:hanging="360"/>
+      </w:pPr>
+      <w:r>
+        <w:rPr>
+          <w:rFonts w:ascii="Times New Roman" w:hAnsi="Times New Roman" w:eastAsia="標楷體"/>
+          <w:b w:val="0"/>
+          <w:sz w:val="18"/>
+        </w:rPr>
+        <w:t>[A] [TUST] Sun Weixin; Han Fucheng; Zhang Yanmei; Zhang Wengang; Zhang Runhong; Su Weijia (2023). Experimental assessment of structural responses of tunnels under the groundwater level fluctuation. Tunnelling and Underground Space Technology, 137, 105138. https://doi.org/10.1016/j.tust.2023.105138</w:t>
+      </w:r>
+    </w:p>
+    <w:p>
+      <w:pPr>
+        <w:spacing w:after="40" w:line="245" w:lineRule="auto"/>
+        <w:ind w:left="360" w:hanging="360"/>
+      </w:pPr>
+      <w:r>
+        <w:rPr>
+          <w:rFonts w:ascii="Times New Roman" w:hAnsi="Times New Roman" w:eastAsia="標楷體"/>
+          <w:b w:val="0"/>
+          <w:sz w:val="18"/>
+        </w:rPr>
+        <w:t>[A] [TUST] Tang Kunjie; Qiu Junling; Lai Jinxing; Xue Fangchen; Wang Zhichao; Li Xing (2025). Experimental investigation on deformation-failure mechanisms of a shallow-bias large-section loess tunnel induced by rainfall. Tunnelling and Underground Space Technology, 157, 106253. https://doi.org/10.1016/j.tust.2024.106253</w:t>
+      </w:r>
+    </w:p>
+    <w:p>
+      <w:pPr>
+        <w:spacing w:after="40" w:line="245" w:lineRule="auto"/>
+        <w:ind w:left="360" w:hanging="360"/>
+      </w:pPr>
+      <w:r>
+        <w:rPr>
+          <w:rFonts w:ascii="Times New Roman" w:hAnsi="Times New Roman" w:eastAsia="標楷體"/>
+          <w:b w:val="0"/>
+          <w:sz w:val="18"/>
+        </w:rPr>
+        <w:t>[C] [TUST] Jia Jingqi; Chen Yun; Luo Hao; Ma Guowei (2023). Seepage stability analysis of a deep-buried tunnel in fractured rocks based on a non-Darcy hydro-mechanical coupled method. Tunnelling and Underground Space Technology, 142, 105393. https://doi.org/10.1016/j.tust.2023.105393</w:t>
+      </w:r>
+    </w:p>
+    <w:p>
+      <w:pPr>
+        <w:spacing w:after="40" w:line="245" w:lineRule="auto"/>
+        <w:ind w:left="360" w:hanging="360"/>
+      </w:pPr>
+      <w:r>
+        <w:rPr>
+          <w:rFonts w:ascii="Times New Roman" w:hAnsi="Times New Roman" w:eastAsia="標楷體"/>
+          <w:b w:val="0"/>
+          <w:sz w:val="18"/>
+        </w:rPr>
+        <w:t>[A] [TUST] Chang, Z., Yan, C., Xie, W., Lu, Z., Lan, H., &amp; Mei, H. (2024). Large-scale field tunnel model experience and time-dependent floor heave induced by humidification. Tunnelling and Underground Space Technology, 145, 105615. https://doi.org/10.1016/j.tust.2024.105615</w:t>
+      </w:r>
+    </w:p>
+    <w:p>
+      <w:pPr>
+        <w:spacing w:after="40" w:line="245" w:lineRule="auto"/>
+        <w:ind w:left="360" w:hanging="360"/>
+      </w:pPr>
+      <w:r>
+        <w:rPr>
+          <w:rFonts w:ascii="Times New Roman" w:hAnsi="Times New Roman" w:eastAsia="標楷體"/>
+          <w:b w:val="0"/>
+          <w:sz w:val="18"/>
+        </w:rPr>
+        <w:t>[B] [TUST] An, P., Fan, L., Ma, S., Zhang, J., Huang, Z., &amp; Fu, H. (2026). Water pressure distribution around tunnels in pipeline-type karst and lining response characteristics induced by rainfall. Tunnelling and Underground Space Technology, 107691. https://doi.org/10.1016/j.tust.2026.107691</w:t>
       </w:r>
     </w:p>
     <w:p>
@@ -1361,7 +900,345 @@
           <w:b/>
           <w:sz w:val="28"/>
         </w:rPr>
-        <w:t>L6 DEM／BPM 理論、標定與混凝土案例（檢索分箱；8 篇，TUST 0）</w:t>
+        <w:t>B2｜機制：圍岩依時變形本構、應力門檻與參數率定（9 篇，TUST 4）</w:t>
+      </w:r>
+    </w:p>
+    <w:p>
+      <w:r>
+        <w:rPr>
+          <w:rFonts w:ascii="Times New Roman" w:hAnsi="Times New Roman" w:eastAsia="標楷體"/>
+          <w:b w:val="0"/>
+          <w:sz w:val="20"/>
+        </w:rPr>
+        <w:t>判準：以潛變／依時變形之本構模式、門檻準則或參數率定為貢獻主體</w:t>
+      </w:r>
+    </w:p>
+    <w:p>
+      <w:r>
+        <w:rPr>
+          <w:rFonts w:ascii="Times New Roman" w:hAnsi="Times New Roman" w:eastAsia="標楷體"/>
+          <w:b w:val="0"/>
+          <w:sz w:val="20"/>
+        </w:rPr>
+        <w:t>引用位置：§1 P2（機制端文獻）、§2.2 修正力學模式　｜　對應賣點 2、材料 3/5</w:t>
+      </w:r>
+    </w:p>
+    <w:p>
+      <w:pPr>
+        <w:spacing w:after="40" w:line="245" w:lineRule="auto"/>
+        <w:ind w:left="360" w:hanging="360"/>
+      </w:pPr>
+      <w:r>
+        <w:rPr>
+          <w:rFonts w:ascii="Times New Roman" w:hAnsi="Times New Roman" w:eastAsia="標楷體"/>
+          <w:b w:val="0"/>
+          <w:sz w:val="18"/>
+        </w:rPr>
+        <w:t>[B] Sulem, J.; Panet, M.; Guenot, A. (1987). An analytical solution for time-dependent displacements in a circular tunnel. International Journal of Rock Mechanics and Mining Sciences &amp; Geomechanics Abstracts, 24(3), 155-164. https://doi.org/10.1016/0148-9062(87)90523-7</w:t>
+      </w:r>
+    </w:p>
+    <w:p>
+      <w:pPr>
+        <w:spacing w:after="40" w:line="245" w:lineRule="auto"/>
+        <w:ind w:left="360" w:hanging="360"/>
+      </w:pPr>
+      <w:r>
+        <w:rPr>
+          <w:rFonts w:ascii="Times New Roman" w:hAnsi="Times New Roman" w:eastAsia="標楷體"/>
+          <w:b w:val="0"/>
+          <w:sz w:val="18"/>
+        </w:rPr>
+        <w:t>[B] [TUST] Paraskevopoulou, C.; Diederichs, M. (2018). Analysis of time-dependent deformation in tunnels using the Convergence-Confinement Method. Tunnelling and Underground Space Technology, 71, 62-80. https://doi.org/10.1016/j.tust.2017.07.001</w:t>
+      </w:r>
+    </w:p>
+    <w:p>
+      <w:pPr>
+        <w:spacing w:after="40" w:line="245" w:lineRule="auto"/>
+        <w:ind w:left="360" w:hanging="360"/>
+      </w:pPr>
+      <w:r>
+        <w:rPr>
+          <w:rFonts w:ascii="Times New Roman" w:hAnsi="Times New Roman" w:eastAsia="標楷體"/>
+          <w:b w:val="0"/>
+          <w:sz w:val="18"/>
+        </w:rPr>
+        <w:t>[B] Yan, B.; Guo, Q.; Ren, F.; Cai, M. (2020). Modified Nishihara model and experimental verification of deep rock mass under the water-rock interaction. International Journal of Rock Mechanics and Mining Sciences, 128, 104250. https://doi.org/10.1016/j.ijrmms.2020.104250</w:t>
+      </w:r>
+    </w:p>
+    <w:p>
+      <w:pPr>
+        <w:spacing w:after="40" w:line="245" w:lineRule="auto"/>
+        <w:ind w:left="360" w:hanging="360"/>
+      </w:pPr>
+      <w:r>
+        <w:rPr>
+          <w:rFonts w:ascii="Times New Roman" w:hAnsi="Times New Roman" w:eastAsia="標楷體"/>
+          <w:b w:val="0"/>
+          <w:sz w:val="18"/>
+        </w:rPr>
+        <w:t>[B] [TUST] Yin, Z.; Zhang, X.; Li, X.; Zhang, J.; Zhang, Q. (2022). Modified Burgers model of creep behavior of grouting-reinforced body and its long-term effect on tunnel operation. Tunnelling and Underground Space Technology, 127, 104537. https://doi.org/10.1016/j.tust.2022.104537</w:t>
+      </w:r>
+    </w:p>
+    <w:p>
+      <w:pPr>
+        <w:spacing w:after="40" w:line="245" w:lineRule="auto"/>
+        <w:ind w:left="360" w:hanging="360"/>
+      </w:pPr>
+      <w:r>
+        <w:rPr>
+          <w:rFonts w:ascii="Times New Roman" w:hAnsi="Times New Roman" w:eastAsia="標楷體"/>
+          <w:b w:val="0"/>
+          <w:sz w:val="18"/>
+        </w:rPr>
+        <w:t>[B] Li, A.; Deng, H.; Zhang, H.; Jiang, M.; Liu, H.; Xiao, Y.; Wen, J. (2021). Developing a two-step improved damage creep constitutive model based on soft rock saturation-loss cycle triaxial creep test. Natural Hazards, 108, 2265-2281. https://doi.org/10.1007/s11069-021-04779-6</w:t>
+      </w:r>
+    </w:p>
+    <w:p>
+      <w:pPr>
+        <w:spacing w:after="40" w:line="245" w:lineRule="auto"/>
+        <w:ind w:left="360" w:hanging="360"/>
+      </w:pPr>
+      <w:r>
+        <w:rPr>
+          <w:rFonts w:ascii="Times New Roman" w:hAnsi="Times New Roman" w:eastAsia="標楷體"/>
+          <w:b w:val="0"/>
+          <w:sz w:val="18"/>
+        </w:rPr>
+        <w:t>[B] Wu, K.; Song, J.; Zhao, N.; Shao, Z. (2024). Study on the time-dependent interaction between surrounding rock and yielding supports in deep soft rock tunnels. International Journal for Numerical and Analytical Methods in Geomechanics, 48(2), 566-587. https://doi.org/10.1002/nag.3650</w:t>
+      </w:r>
+    </w:p>
+    <w:p>
+      <w:pPr>
+        <w:spacing w:after="40" w:line="245" w:lineRule="auto"/>
+        <w:ind w:left="360" w:hanging="360"/>
+      </w:pPr>
+      <w:r>
+        <w:rPr>
+          <w:rFonts w:ascii="Times New Roman" w:hAnsi="Times New Roman" w:eastAsia="標楷體"/>
+          <w:b w:val="0"/>
+          <w:sz w:val="18"/>
+        </w:rPr>
+        <w:t>[B] [TUST] Zhang, S., Rodriguez-Dono, A., Song, F., &amp; Zhou, Z. (2025). Time-dependent tunnel deformations: Insights from in-situ tests and numerical analyses. Tunnelling and Underground Space Technology, 157, 106319. https://doi.org/10.1016/j.tust.2024.106319</w:t>
+      </w:r>
+    </w:p>
+    <w:p>
+      <w:pPr>
+        <w:spacing w:after="40" w:line="245" w:lineRule="auto"/>
+        <w:ind w:left="360" w:hanging="360"/>
+      </w:pPr>
+      <w:r>
+        <w:rPr>
+          <w:rFonts w:ascii="Times New Roman" w:hAnsi="Times New Roman" w:eastAsia="標楷體"/>
+          <w:b w:val="0"/>
+          <w:sz w:val="18"/>
+        </w:rPr>
+        <w:t>[C] [TUST] Mao, Y., Liu, F., Li, Y., Zhao, F., He, M., &amp; Tao, Z. (2026). Deep tunnel deformation analysis based on large-scale physical test and fractional derivative creep model. Tunnelling and Underground Space Technology, 170, 107383. https://doi.org/10.1016/j.tust.2025.107383</w:t>
+      </w:r>
+    </w:p>
+    <w:p>
+      <w:pPr>
+        <w:spacing w:after="40" w:line="245" w:lineRule="auto"/>
+        <w:ind w:left="360" w:hanging="360"/>
+      </w:pPr>
+      <w:r>
+        <w:rPr>
+          <w:rFonts w:ascii="Times New Roman" w:hAnsi="Times New Roman" w:eastAsia="標楷體"/>
+          <w:b w:val="0"/>
+          <w:sz w:val="18"/>
+        </w:rPr>
+        <w:t>[B*] Tsai, C.-H., Li, H.-H., &amp; Wang, T.-T. (in review). Numerical simulation and mechanical interpretation of intermittent time-dependent deformation in tunnels [Manuscript under review].</w:t>
+      </w:r>
+    </w:p>
+    <w:p>
+      <w:pPr>
+        <w:pStyle w:val="Heading2"/>
+      </w:pPr>
+      <w:r>
+        <w:rPr>
+          <w:rFonts w:ascii="Times New Roman" w:hAnsi="Times New Roman" w:eastAsia="標楷體"/>
+          <w:b/>
+          <w:sz w:val="28"/>
+        </w:rPr>
+        <w:t>C1｜方法：連續–離散耦合架構與跨尺度模擬（9 篇，TUST 5）</w:t>
+      </w:r>
+    </w:p>
+    <w:p>
+      <w:r>
+        <w:rPr>
+          <w:rFonts w:ascii="Times New Roman" w:hAnsi="Times New Roman" w:eastAsia="標楷體"/>
+          <w:b w:val="0"/>
+          <w:sz w:val="20"/>
+        </w:rPr>
+        <w:t>判準：以數值耦合方法本身（域劃分、介面交握、跨尺度傳遞）為貢獻主體</w:t>
+      </w:r>
+    </w:p>
+    <w:p>
+      <w:r>
+        <w:rPr>
+          <w:rFonts w:ascii="Times New Roman" w:hAnsi="Times New Roman" w:eastAsia="標楷體"/>
+          <w:b w:val="0"/>
+          <w:sz w:val="20"/>
+        </w:rPr>
+        <w:t>引用位置：§1 P3–P4（方法系譜與缺口）、§2.1 跨尺度架構　｜　對應賣點 3、4</w:t>
+      </w:r>
+    </w:p>
+    <w:p>
+      <w:pPr>
+        <w:spacing w:after="40" w:line="245" w:lineRule="auto"/>
+        <w:ind w:left="360" w:hanging="360"/>
+      </w:pPr>
+      <w:r>
+        <w:rPr>
+          <w:rFonts w:ascii="Times New Roman" w:hAnsi="Times New Roman" w:eastAsia="標楷體"/>
+          <w:b w:val="0"/>
+          <w:sz w:val="18"/>
+        </w:rPr>
+        <w:t>[A] Vazaios, I.; Vlachopoulos, N.; Diederichs, M.S. (2019). Assessing fracturing mechanisms and evolution of excavation damaged zone of tunnels in interlocked rock masses at high stresses using a finite-discrete element approach. Journal of Rock Mechanics and Geotechnical Engineering, 11, 701-722. https://doi.org/10.1016/j.jrmge.2019.02.004</w:t>
+      </w:r>
+    </w:p>
+    <w:p>
+      <w:pPr>
+        <w:spacing w:after="40" w:line="245" w:lineRule="auto"/>
+        <w:ind w:left="360" w:hanging="360"/>
+      </w:pPr>
+      <w:r>
+        <w:rPr>
+          <w:rFonts w:ascii="Times New Roman" w:hAnsi="Times New Roman" w:eastAsia="標楷體"/>
+          <w:b w:val="0"/>
+          <w:sz w:val="18"/>
+        </w:rPr>
+        <w:t>[A] Lisjak, Andrea; Tatone, Bryan S. A.; Mahabadi, Omid K.; Grasselli, Giovanni; Marschall, Paul; Lanyon, George W.; Vaissière, Rémi de la; Shao, Hua; Leung, Helen; Nussbaum, Christophe (2015). Hybrid Finite-Discrete Element Simulation of the EDZ Formation and Mechanical Sealing Process Around a Microtunnel in Opalinus Clay. Rock Mechanics and Rock Engineering, 49, 1849-1873. https://doi.org/10.1007/s00603-015-0847-2</w:t>
+      </w:r>
+    </w:p>
+    <w:p>
+      <w:pPr>
+        <w:spacing w:after="40" w:line="245" w:lineRule="auto"/>
+        <w:ind w:left="360" w:hanging="360"/>
+      </w:pPr>
+      <w:r>
+        <w:rPr>
+          <w:rFonts w:ascii="Times New Roman" w:hAnsi="Times New Roman" w:eastAsia="標楷體"/>
+          <w:b w:val="0"/>
+          <w:sz w:val="18"/>
+        </w:rPr>
+        <w:t>[A] [TUST] Liu, Quansheng; Sun, Lei (2019). Simulation of coupled hydro-mechanical interactions during grouting process in fractured media based on the combined finite-discrete element method. Tunnelling and Underground Space Technology, 84, 472-486. https://doi.org/10.1016/j.tust.2018.11.018</w:t>
+      </w:r>
+    </w:p>
+    <w:p>
+      <w:pPr>
+        <w:spacing w:after="40" w:line="245" w:lineRule="auto"/>
+        <w:ind w:left="360" w:hanging="360"/>
+      </w:pPr>
+      <w:r>
+        <w:rPr>
+          <w:rFonts w:ascii="Times New Roman" w:hAnsi="Times New Roman" w:eastAsia="標楷體"/>
+          <w:b w:val="0"/>
+          <w:sz w:val="18"/>
+        </w:rPr>
+        <w:t>[A] [TUST] Zhou, Zongqing; Gao, Tian; Sun, Jiwei; Gao, Chenglu; Bai, Songsong; Jin, Gaohan; Liu, Yuhan (2024). An FDM-DEM coupling method based on REV for stability analysis of tunnel surrounding rock. Tunnelling and Underground Space Technology, 152, 105917. https://doi.org/10.1016/j.tust.2024.105917</w:t>
+      </w:r>
+    </w:p>
+    <w:p>
+      <w:pPr>
+        <w:spacing w:after="40" w:line="245" w:lineRule="auto"/>
+        <w:ind w:left="360" w:hanging="360"/>
+      </w:pPr>
+      <w:r>
+        <w:rPr>
+          <w:rFonts w:ascii="Times New Roman" w:hAnsi="Times New Roman" w:eastAsia="標楷體"/>
+          <w:b w:val="0"/>
+          <w:sz w:val="18"/>
+        </w:rPr>
+        <w:t>[A] Bai, Yifan; Li, Xiaojing; Yang, Weimin; Xu, Zhenhao; Lv, Mingying (2022). Multiscale analysis of tunnel surrounding rock disturbance: A PFC3D-FLAC3D coupling algorithm with the overlapping domain method. Computers and Geotechnics, 147, 104752. https://doi.org/10.1016/j.compgeo.2022.104752</w:t>
+      </w:r>
+    </w:p>
+    <w:p>
+      <w:pPr>
+        <w:spacing w:after="40" w:line="245" w:lineRule="auto"/>
+        <w:ind w:left="360" w:hanging="360"/>
+      </w:pPr>
+      <w:r>
+        <w:rPr>
+          <w:rFonts w:ascii="Times New Roman" w:hAnsi="Times New Roman" w:eastAsia="標楷體"/>
+          <w:b w:val="0"/>
+          <w:sz w:val="18"/>
+        </w:rPr>
+        <w:t>[A] [TUST] Wang, Tuo; Huang, Hongwei; Zhang, Fengshou; Han, Yanhui (2020). DEM-continuum mechanics coupled modeling of slot-shaped breakout in high-porosity sandstone. Tunnelling and Underground Space Technology, 98, 103348. https://doi.org/10.1016/j.tust.2020.103348</w:t>
+      </w:r>
+    </w:p>
+    <w:p>
+      <w:pPr>
+        <w:spacing w:after="40" w:line="245" w:lineRule="auto"/>
+        <w:ind w:left="360" w:hanging="360"/>
+      </w:pPr>
+      <w:r>
+        <w:rPr>
+          <w:rFonts w:ascii="Times New Roman" w:hAnsi="Times New Roman" w:eastAsia="標楷體"/>
+          <w:b w:val="0"/>
+          <w:sz w:val="18"/>
+        </w:rPr>
+        <w:t>[A] Bai, Songsong; Zhou, Zongqing; Gao, Chenglu; Gao, Tian; Jin, Gaohan; Tao, Guangzhe (2025). An FDM–DEM bridging domain coupling simulation method considering blasting dynamic disturbance for tunnel excavation. Computational Particle Mechanics, 12, 3985-4001. https://doi.org/10.1007/s40571-025-01038-4</w:t>
+      </w:r>
+    </w:p>
+    <w:p>
+      <w:pPr>
+        <w:spacing w:after="40" w:line="245" w:lineRule="auto"/>
+        <w:ind w:left="360" w:hanging="360"/>
+      </w:pPr>
+      <w:r>
+        <w:rPr>
+          <w:rFonts w:ascii="Times New Roman" w:hAnsi="Times New Roman" w:eastAsia="標楷體"/>
+          <w:b w:val="0"/>
+          <w:sz w:val="18"/>
+        </w:rPr>
+        <w:t>[B] [TUST] Yan, X., Yu, H., Chen, Z., Jiang, W., &amp; Li, T. (2023). A multiscale analysis of adjacent fault dislocation mechanism induced by tunnel excavation based on continuous-discrete coupling method. Tunnelling and Underground Space Technology, 140, 105263. https://doi.org/10.1016/j.tust.2023.105263</w:t>
+      </w:r>
+    </w:p>
+    <w:p>
+      <w:pPr>
+        <w:spacing w:after="40" w:line="245" w:lineRule="auto"/>
+        <w:ind w:left="360" w:hanging="360"/>
+      </w:pPr>
+      <w:r>
+        <w:rPr>
+          <w:rFonts w:ascii="Times New Roman" w:hAnsi="Times New Roman" w:eastAsia="標楷體"/>
+          <w:b w:val="0"/>
+          <w:sz w:val="18"/>
+        </w:rPr>
+        <w:t>[A] [TUST] Rasmussen, Leandro Lima; Min, Ki-Bok (2024). Hybrid lattice/discrete element analysis of spalling failure in rock tunnels. Tunnelling and Underground Space Technology, 153, 106034. https://doi.org/10.1016/j.tust.2024.106034</w:t>
+      </w:r>
+    </w:p>
+    <w:p>
+      <w:pPr>
+        <w:pStyle w:val="Heading2"/>
+      </w:pPr>
+      <w:r>
+        <w:rPr>
+          <w:rFonts w:ascii="Times New Roman" w:hAnsi="Times New Roman" w:eastAsia="標楷體"/>
+          <w:b/>
+          <w:sz w:val="28"/>
+        </w:rPr>
+        <w:t>C2｜方法：離散元（BPM）標定與混凝土之離散表述（10 篇，TUST 0）</w:t>
+      </w:r>
+    </w:p>
+    <w:p>
+      <w:r>
+        <w:rPr>
+          <w:rFonts w:ascii="Times New Roman" w:hAnsi="Times New Roman" w:eastAsia="標楷體"/>
+          <w:b w:val="0"/>
+          <w:sz w:val="20"/>
+        </w:rPr>
+        <w:t>判準：以離散元微參數標定、內在缺陷修正或混凝土離散模擬為貢獻主體</w:t>
+      </w:r>
+    </w:p>
+    <w:p>
+      <w:r>
+        <w:rPr>
+          <w:rFonts w:ascii="Times New Roman" w:hAnsi="Times New Roman" w:eastAsia="標楷體"/>
+          <w:b w:val="0"/>
+          <w:sz w:val="20"/>
+        </w:rPr>
+        <w:t>引用位置：§2.3 襯砌離散模型與標定（四步論證鏈）　｜　對應賣點 4、材料 3</w:t>
       </w:r>
     </w:p>
     <w:p>
@@ -1389,7 +1266,7 @@
           <w:b w:val="0"/>
           <w:sz w:val="18"/>
         </w:rPr>
-        <w:t>[C] N. Cho; C.D. Martin; D.C. Sego (2007). A clumped particle model for rock. International Journal of Rock Mechanics and Mining Sciences, 44, 997-1010 (issue 7). https://doi.org/10.1016/j.ijrmms.2007.02.002</w:t>
+        <w:t>[A] N. Cho; C.D. Martin; D.C. Sego (2007). A clumped particle model for rock. International Journal of Rock Mechanics and Mining Sciences, 44, 997-1010 (issue 7). https://doi.org/10.1016/j.ijrmms.2007.02.002</w:t>
       </w:r>
     </w:p>
     <w:p>
@@ -1417,7 +1294,7 @@
           <w:b w:val="0"/>
           <w:sz w:val="18"/>
         </w:rPr>
-        <w:t>[C] Jeoungseok Yoon (2007). Application of experimental design and optimization to PFC model calibration in uniaxial compression simulation. International Journal of Rock Mechanics and Mining Sciences, 44, 871-889 (issue 6). https://doi.org/10.1016/j.ijrmms.2007.01.004</w:t>
+        <w:t>[A] Jeoungseok Yoon (2007). Application of experimental design and optimization to PFC model calibration in uniaxial compression simulation. International Journal of Rock Mechanics and Mining Sciences, 44, 871-889 (issue 6). https://doi.org/10.1016/j.ijrmms.2007.01.004</w:t>
       </w:r>
     </w:p>
     <w:p>
@@ -1432,6 +1309,34 @@
           <w:sz w:val="18"/>
         </w:rPr>
         <w:t>[C] David Oskar Potyondy (2015). The bonded-particle model as a tool for rock mechanics research and application: current trends and future directions. Geosystem Engineering, 18, 1-28 (issue 1). https://doi.org/10.1080/12269328.2014.998346</w:t>
+      </w:r>
+    </w:p>
+    <w:p>
+      <w:pPr>
+        <w:spacing w:after="40" w:line="245" w:lineRule="auto"/>
+        <w:ind w:left="360" w:hanging="360"/>
+      </w:pPr>
+      <w:r>
+        <w:rPr>
+          <w:rFonts w:ascii="Times New Roman" w:hAnsi="Times New Roman" w:eastAsia="標楷體"/>
+          <w:b w:val="0"/>
+          <w:sz w:val="18"/>
+        </w:rPr>
+        <w:t>[A] Wu, S., &amp; Xu, X. (2016). A study of three intrinsic problems of the classic discrete element method using flat-joint model. Rock Mechanics and Rock Engineering, 49, 1813-1830. https://doi.org/10.1007/s00603-015-0890-z</w:t>
+      </w:r>
+    </w:p>
+    <w:p>
+      <w:pPr>
+        <w:spacing w:after="40" w:line="245" w:lineRule="auto"/>
+        <w:ind w:left="360" w:hanging="360"/>
+      </w:pPr>
+      <w:r>
+        <w:rPr>
+          <w:rFonts w:ascii="Times New Roman" w:hAnsi="Times New Roman" w:eastAsia="標楷體"/>
+          <w:b w:val="0"/>
+          <w:sz w:val="18"/>
+        </w:rPr>
+        <w:t>[A] Nitka, M., &amp; Tejchman, J. (2018). A three-dimensional meso-scale approach to concrete fracture based on combined DEM with X-ray μCT images. Cement and Concrete Research, 107, 11-29. https://doi.org/10.1016/j.cemconres.2018.02.006</w:t>
       </w:r>
     </w:p>
     <w:p>
@@ -1474,6 +1379,282 @@
           <w:sz w:val="18"/>
         </w:rPr>
         <w:t>[B] Matthew Tsang; Ian Clark; Jurij Karlovšek (2023). Automating the Calibration of Flat-Jointed Bonded Particle Model Microproperties for the Rewan Sandstone Case Study. Rock Mechanics and Rock Engineering, 56, 6459-6480 (issue 9). https://doi.org/10.1007/s00603-023-03390-4</w:t>
+      </w:r>
+    </w:p>
+    <w:p>
+      <w:pPr>
+        <w:pStyle w:val="Heading2"/>
+      </w:pPr>
+      <w:r>
+        <w:rPr>
+          <w:rFonts w:ascii="Times New Roman" w:hAnsi="Times New Roman" w:eastAsia="標楷體"/>
+          <w:b/>
+          <w:sz w:val="28"/>
+        </w:rPr>
+        <w:t>D｜結果：襯砌受力、裂縫型態與損傷演化（11 篇，TUST 4）</w:t>
+      </w:r>
+    </w:p>
+    <w:p>
+      <w:r>
+        <w:rPr>
+          <w:rFonts w:ascii="Times New Roman" w:hAnsi="Times New Roman" w:eastAsia="標楷體"/>
+          <w:b w:val="0"/>
+          <w:sz w:val="20"/>
+        </w:rPr>
+        <w:t>判準：以襯砌之受力狀態、裂縫型態分類、損傷演化或壽命評估為貢獻主體</w:t>
+      </w:r>
+    </w:p>
+    <w:p>
+      <w:r>
+        <w:rPr>
+          <w:rFonts w:ascii="Times New Roman" w:hAnsi="Times New Roman" w:eastAsia="標楷體"/>
+          <w:b w:val="0"/>
+          <w:sz w:val="20"/>
+        </w:rPr>
+        <w:t>引用位置：§1 P2（現象端）、§4.2–4.3 成果與現地對照　｜　對應賣點 5、材料 1/6</w:t>
+      </w:r>
+    </w:p>
+    <w:p>
+      <w:pPr>
+        <w:spacing w:after="40" w:line="245" w:lineRule="auto"/>
+        <w:ind w:left="360" w:hanging="360"/>
+      </w:pPr>
+      <w:r>
+        <w:rPr>
+          <w:rFonts w:ascii="Times New Roman" w:hAnsi="Times New Roman" w:eastAsia="標楷體"/>
+          <w:b w:val="0"/>
+          <w:sz w:val="18"/>
+        </w:rPr>
+        <w:t>[A] Wang, T.-T. (2010). Characterizing crack patterns on tunnel linings associated with shear deformation induced by instability of neighboring slopes. Engineering Geology, 115, 80-95. https://doi.org/10.1016/j.enggeo.2010.06.010</w:t>
+      </w:r>
+    </w:p>
+    <w:p>
+      <w:pPr>
+        <w:spacing w:after="40" w:line="245" w:lineRule="auto"/>
+        <w:ind w:left="360" w:hanging="360"/>
+      </w:pPr>
+      <w:r>
+        <w:rPr>
+          <w:rFonts w:ascii="Times New Roman" w:hAnsi="Times New Roman" w:eastAsia="標楷體"/>
+          <w:b w:val="0"/>
+          <w:sz w:val="18"/>
+        </w:rPr>
+        <w:t>[B] [TUST] Chiu Ya-Chu; Lee Chia-Han; Wang Tai-Tien (2017). Lining crack evolution of an operational tunnel influenced by slope instability. Tunnelling and Underground Space Technology, 65, 167-178. https://doi.org/10.1016/j.tust.2017.03.004</w:t>
+      </w:r>
+    </w:p>
+    <w:p>
+      <w:pPr>
+        <w:spacing w:after="40" w:line="245" w:lineRule="auto"/>
+        <w:ind w:left="360" w:hanging="360"/>
+      </w:pPr>
+      <w:r>
+        <w:rPr>
+          <w:rFonts w:ascii="Times New Roman" w:hAnsi="Times New Roman" w:eastAsia="標楷體"/>
+          <w:b w:val="0"/>
+          <w:sz w:val="18"/>
+        </w:rPr>
+        <w:t>[B] [TUST] Chen, J., Hu, T., Hu, X., &amp; Jia, K. (2024). Study on the influence of crack depth on the safety of tunnel lining structure. Tunnelling and Underground Space Technology, 143, 105470. https://doi.org/10.1016/j.tust.2023.105470</w:t>
+      </w:r>
+    </w:p>
+    <w:p>
+      <w:pPr>
+        <w:spacing w:after="40" w:line="245" w:lineRule="auto"/>
+        <w:ind w:left="360" w:hanging="360"/>
+      </w:pPr>
+      <w:r>
+        <w:rPr>
+          <w:rFonts w:ascii="Times New Roman" w:hAnsi="Times New Roman" w:eastAsia="標楷體"/>
+          <w:b w:val="0"/>
+          <w:sz w:val="18"/>
+        </w:rPr>
+        <w:t>[A] Zhang Sulei; Xu Qing; Yoo Chungsik; Min Bo; Liu Chang; Guan Xiaoming; Li Pengfei (2022). Lining cracking mechanism of old highway tunnels caused by drainage system deterioration: A case study of Liwaiao Tunnel, Ningbo, China. Engineering Failure Analysis, 137, 106270. https://doi.org/10.1016/j.engfailanal.2022.106270</w:t>
+      </w:r>
+    </w:p>
+    <w:p>
+      <w:pPr>
+        <w:spacing w:after="40" w:line="245" w:lineRule="auto"/>
+        <w:ind w:left="360" w:hanging="360"/>
+      </w:pPr>
+      <w:r>
+        <w:rPr>
+          <w:rFonts w:ascii="Times New Roman" w:hAnsi="Times New Roman" w:eastAsia="標楷體"/>
+          <w:b w:val="0"/>
+          <w:sz w:val="18"/>
+        </w:rPr>
+        <w:t>[B] Wang, Y.; Liu, Y.; Wang, Z.-F.; Zhang, X.; Hui, Y.; Li, J. (2023). Investigation on progressive failure process of tunnel lining induced by creep effect of surrounding rock: A case study. Engineering Failure Analysis, 144, 106946. https://doi.org/10.1016/j.engfailanal.2022.106946</w:t>
+      </w:r>
+    </w:p>
+    <w:p>
+      <w:pPr>
+        <w:spacing w:after="40" w:line="245" w:lineRule="auto"/>
+        <w:ind w:left="360" w:hanging="360"/>
+      </w:pPr>
+      <w:r>
+        <w:rPr>
+          <w:rFonts w:ascii="Times New Roman" w:hAnsi="Times New Roman" w:eastAsia="標楷體"/>
+          <w:b w:val="0"/>
+          <w:sz w:val="18"/>
+        </w:rPr>
+        <w:t>[B] Liu, B.; Song, Y.; Chu, Z. (2022). Time-dependent safety of lining structures of circular tunnels in weak rock strata. International Journal of Mining Science and Technology, 32(2), 323-334. https://doi.org/10.1016/j.ijmst.2021.12.003</w:t>
+      </w:r>
+    </w:p>
+    <w:p>
+      <w:pPr>
+        <w:spacing w:after="40" w:line="245" w:lineRule="auto"/>
+        <w:ind w:left="360" w:hanging="360"/>
+      </w:pPr>
+      <w:r>
+        <w:rPr>
+          <w:rFonts w:ascii="Times New Roman" w:hAnsi="Times New Roman" w:eastAsia="標楷體"/>
+          <w:b w:val="0"/>
+          <w:sz w:val="18"/>
+        </w:rPr>
+        <w:t>[B] Tarifard, A.; Gorog, P.; Torok, A. (2022). Long-term assessment of creep and water effects on tunnel lining loads in weak rocks using displacement-based direct back analysis: an example from northwest of Iran. Geomechanics and Geophysics for Geo-Energy and Geo-Resources, 8(1), art. 31. https://doi.org/10.1007/s40948-022-00342-0</w:t>
+      </w:r>
+    </w:p>
+    <w:p>
+      <w:pPr>
+        <w:spacing w:after="40" w:line="245" w:lineRule="auto"/>
+        <w:ind w:left="360" w:hanging="360"/>
+      </w:pPr>
+      <w:r>
+        <w:rPr>
+          <w:rFonts w:ascii="Times New Roman" w:hAnsi="Times New Roman" w:eastAsia="標楷體"/>
+          <w:b w:val="0"/>
+          <w:sz w:val="18"/>
+        </w:rPr>
+        <w:t>[A] Liu, Chang; Zhang, Dingli; Fang, Qian; Zhang, Sulei; Sun, Zhenyu (2023). Investigation of progressive failure mechanism of tunnel lining with material defects using discrete element method. Theoretical and Applied Fracture Mechanics, 125, 103832. https://doi.org/10.1016/j.tafmec.2023.103832</w:t>
+      </w:r>
+    </w:p>
+    <w:p>
+      <w:pPr>
+        <w:spacing w:after="40" w:line="245" w:lineRule="auto"/>
+        <w:ind w:left="360" w:hanging="360"/>
+      </w:pPr>
+      <w:r>
+        <w:rPr>
+          <w:rFonts w:ascii="Times New Roman" w:hAnsi="Times New Roman" w:eastAsia="標楷體"/>
+          <w:b w:val="0"/>
+          <w:sz w:val="18"/>
+        </w:rPr>
+        <w:t>[A] Zheng, C.; Zhu, X.; Zhang, Z. (2024). Damage evolution of tunnel lining under creep action considering interlayer effect in gently inclined layered surrounding rock. Engineering Failure Analysis, 162, 108392. https://doi.org/10.1016/j.engfailanal.2024.108392</w:t>
+      </w:r>
+    </w:p>
+    <w:p>
+      <w:pPr>
+        <w:spacing w:after="40" w:line="245" w:lineRule="auto"/>
+        <w:ind w:left="360" w:hanging="360"/>
+      </w:pPr>
+      <w:r>
+        <w:rPr>
+          <w:rFonts w:ascii="Times New Roman" w:hAnsi="Times New Roman" w:eastAsia="標楷體"/>
+          <w:b w:val="0"/>
+          <w:sz w:val="18"/>
+        </w:rPr>
+        <w:t>[B] [TUST] Wang, T.-T., Chiu, Y.-C., &amp; Li, K.-J. (2024). Index for assessing spalling in tunnel lining based on displacement monitoring and crack mapping. Tunnelling and Underground Space Technology, 153, 105975. https://doi.org/10.1016/j.tust.2024.105975</w:t>
+      </w:r>
+    </w:p>
+    <w:p>
+      <w:pPr>
+        <w:spacing w:after="40" w:line="245" w:lineRule="auto"/>
+        <w:ind w:left="360" w:hanging="360"/>
+      </w:pPr>
+      <w:r>
+        <w:rPr>
+          <w:rFonts w:ascii="Times New Roman" w:hAnsi="Times New Roman" w:eastAsia="標楷體"/>
+          <w:b w:val="0"/>
+          <w:sz w:val="18"/>
+        </w:rPr>
+        <w:t>[A] [TUST] Wang, Z., Wang, J., Sun, G., Lin, S., Liu, Z., &amp; Zheng, H. (2026). Coupled thermo-mechanical simulation of lining cracking evolution and sealing system mechanical response in CAES lined rock caverns using FDEM. Tunnelling and Underground Space Technology, 107460. https://doi.org/10.1016/j.tust.2026.107460</w:t>
+      </w:r>
+    </w:p>
+    <w:p>
+      <w:pPr>
+        <w:pStyle w:val="Heading2"/>
+      </w:pPr>
+      <w:r>
+        <w:rPr>
+          <w:rFonts w:ascii="Times New Roman" w:hAnsi="Times New Roman" w:eastAsia="標楷體"/>
+          <w:b/>
+          <w:sz w:val="28"/>
+        </w:rPr>
+        <w:t>E｜坡隧系統互制：本研究定位之對照組（4 篇，TUST 4）</w:t>
+      </w:r>
+    </w:p>
+    <w:p>
+      <w:r>
+        <w:rPr>
+          <w:rFonts w:ascii="Times New Roman" w:hAnsi="Times New Roman" w:eastAsia="標楷體"/>
+          <w:b w:val="0"/>
+          <w:sz w:val="20"/>
+        </w:rPr>
+        <w:t>判準：以坡體與隧道之互制為主體（驅動為地震、開挖或重力，非水位循環）</w:t>
+      </w:r>
+    </w:p>
+    <w:p>
+      <w:r>
+        <w:rPr>
+          <w:rFonts w:ascii="Times New Roman" w:hAnsi="Times New Roman" w:eastAsia="標楷體"/>
+          <w:b w:val="0"/>
+          <w:sz w:val="20"/>
+        </w:rPr>
+        <w:t>引用位置：§1 P4（缺口證據：互制研究之驅動源多為地震／開挖）　｜　界定本文縫隙</w:t>
+      </w:r>
+    </w:p>
+    <w:p>
+      <w:pPr>
+        <w:spacing w:after="40" w:line="245" w:lineRule="auto"/>
+        <w:ind w:left="360" w:hanging="360"/>
+      </w:pPr>
+      <w:r>
+        <w:rPr>
+          <w:rFonts w:ascii="Times New Roman" w:hAnsi="Times New Roman" w:eastAsia="標楷體"/>
+          <w:b w:val="0"/>
+          <w:sz w:val="18"/>
+        </w:rPr>
+        <w:t>[A] [TUST] Tian, X., Song, Z., &amp; Zhang, Y. (2021). Monitoring and reinforcement of landslide induced by tunnel excavation: A case study from Xiamaixi tunnel. Tunnelling and Underground Space Technology, 110, 103796. https://doi.org/10.1016/j.tust.2020.103796</w:t>
+      </w:r>
+    </w:p>
+    <w:p>
+      <w:pPr>
+        <w:spacing w:after="40" w:line="245" w:lineRule="auto"/>
+        <w:ind w:left="360" w:hanging="360"/>
+      </w:pPr>
+      <w:r>
+        <w:rPr>
+          <w:rFonts w:ascii="Times New Roman" w:hAnsi="Times New Roman" w:eastAsia="標楷體"/>
+          <w:b w:val="0"/>
+          <w:sz w:val="18"/>
+        </w:rPr>
+        <w:t>[A] [TUST] Causse Lionel; Cojean Roger; Fleurisson Jean-Alain (2015). Interaction between tunnel and unstable slope - Influence of time-dependent behavior of a tunnel excavation in a deep-seated gravitational slope deformation. Tunnelling and Underground Space Technology, 50, 270-281. https://doi.org/10.1016/j.tust.2015.07.018</w:t>
+      </w:r>
+    </w:p>
+    <w:p>
+      <w:pPr>
+        <w:spacing w:after="40" w:line="245" w:lineRule="auto"/>
+        <w:ind w:left="360" w:hanging="360"/>
+      </w:pPr>
+      <w:r>
+        <w:rPr>
+          <w:rFonts w:ascii="Times New Roman" w:hAnsi="Times New Roman" w:eastAsia="標楷體"/>
+          <w:b w:val="0"/>
+          <w:sz w:val="18"/>
+        </w:rPr>
+        <w:t>[A] [TUST] Xin, C., Shuai, Y., Song, D., &amp; Liu, X. (2024). Dynamic interaction and failure mechanism in tunnel-slope systems: Mitigation insights from shaking table tests and numerical analysis. Tunnelling and Underground Space Technology, 152, 105940. https://doi.org/10.1016/j.tust.2024.105940</w:t>
+      </w:r>
+    </w:p>
+    <w:p>
+      <w:pPr>
+        <w:spacing w:after="40" w:line="245" w:lineRule="auto"/>
+        <w:ind w:left="360" w:hanging="360"/>
+      </w:pPr>
+      <w:r>
+        <w:rPr>
+          <w:rFonts w:ascii="Times New Roman" w:hAnsi="Times New Roman" w:eastAsia="標楷體"/>
+          <w:b w:val="0"/>
+          <w:sz w:val="18"/>
+        </w:rPr>
+        <w:t>[A] [TUST] Tian, Y., Xin, C., Song, D., &amp; Liu, X. (2026). Dynamic failure mechanism of a high-steep rock mass slope containing a weak interlayer at the tunnel portal and damage evolution of lining subjected to strong earthquakes. Tunnelling and Underground Space Technology, 107586. https://doi.org/10.1016/j.tust.2026.107586</w:t>
       </w:r>
     </w:p>
     <w:sectPr>

--- a/07_SCI_TUST/Chapter00_總綱/02_參考文獻總集_APA.docx
+++ b/07_SCI_TUST/Chapter00_總綱/02_參考文獻總集_APA.docx
@@ -579,7 +579,7 @@
           <w:b w:val="0"/>
           <w:sz w:val="21"/>
         </w:rPr>
-        <w:t>分類（v3，2026-07-25）依本文題目之因果鏈與賣點對位，非主題關鍵字分箱：〔B1 驅動：地下水位變動〕→〔B2 機制：圍岩依時變形〕→〔D 結果：襯砌損傷〕，發生於〔A 對象：營運山岳隧道〕，以〔C1/C2 方法：跨尺度耦合與離散元標定〕研究，並以〔E 坡隧互制對照組〕界定本文縫隙。**每類標明判準與引用位置，歸屬可被逐篇檢核；但分類僅指出「該文獻在本文中的角色」，仍不得代替其研究對象、荷載路徑與材料的實際涵蓋範圍。**</w:t>
+        <w:t>分類（v4，Wade 07-25 定義）：五類串成一條回顧主線——**營運隧道案例與監測 → 地下水及有效應力機制 → 圍岩依時力學模式 → 跨尺度數值傳遞 → 襯砌損傷與維護對策**；第 5 類因涵蓋面較廣再分 5A 受力與裂縫演化／5B 鍵結顆粒模型標定／5C 劣化與補強。每類標明蒐集範圍、支撐目的、檢索詞與本文引用位置，逐篇歸屬可檢核；一篇只放一類。分類指出「該文獻在本文中的角色」，仍不得代替其研究對象、荷載路徑與材料之實際涵蓋範圍。</w:t>
       </w:r>
       <w:r>
         <w:rPr>
@@ -597,7 +597,7 @@
           <w:sz w:val="20"/>
           <w:highlight w:val="yellow"/>
         </w:rPr>
-        <w:t>【重點：分類＝引用位置；證據力仍依 A/B/C 分級與逐篇筆記判讀】</w:t>
+        <w:t>【重點：分類＝回顧主線上的位置；證據力另依 A/B/C 分級與逐篇筆記判讀】</w:t>
       </w:r>
     </w:p>
     <w:p>
@@ -610,27 +610,49 @@
           <w:b/>
           <w:sz w:val="28"/>
         </w:rPr>
-        <w:t>A｜對象：營運山岳隧道之病徵、監測、維養與對策（9 篇，TUST 7）</w:t>
+        <w:t>1｜營運山岳隧道案例（長期變形與襯砌異狀）（9 篇，TUST 7）</w:t>
       </w:r>
     </w:p>
     <w:p>
+      <w:pPr>
+        <w:spacing w:after="20"/>
+        <w:ind w:left="240"/>
+      </w:pPr>
       <w:r>
         <w:rPr>
           <w:rFonts w:ascii="Times New Roman" w:hAnsi="Times New Roman" w:eastAsia="標楷體"/>
           <w:b w:val="0"/>
           <w:sz w:val="20"/>
         </w:rPr>
-        <w:t>判準：以特定隧道之現地病徵調查、監測反分析、維養制度或補強對策為貢獻主體</w:t>
+        <w:t>蒐集與支撐：蒐集營運隧道之長期監測、斷面變形、襯砌裂縫、滲漏水、修復紀錄及 LiDAR 檢測研究，用以建立阿里山 46 號隧道的工程背景、異狀分類與評估依據。既有研究常利用隧道斷面量測與現地檢測資料判釋周圍應力改變及結構狀態。</w:t>
       </w:r>
     </w:p>
     <w:p>
+      <w:pPr>
+        <w:spacing w:after="20"/>
+        <w:ind w:left="240"/>
+      </w:pPr>
       <w:r>
         <w:rPr>
           <w:rFonts w:ascii="Times New Roman" w:hAnsi="Times New Roman" w:eastAsia="標楷體"/>
           <w:b w:val="0"/>
           <w:sz w:val="20"/>
         </w:rPr>
-        <w:t>引用位置：§1 P1（工程問題）、§3 研究案例、§5.3 工程含義　｜　對應賣點 1</w:t>
+        <w:t>檢索詞：operational mountain tunnel、long-term tunnel deformation、tunnel lining inspection、lining crack、LiDAR tunnel monitoring</w:t>
+      </w:r>
+    </w:p>
+    <w:p>
+      <w:pPr>
+        <w:spacing w:after="20"/>
+        <w:ind w:left="240"/>
+      </w:pPr>
+      <w:r>
+        <w:rPr>
+          <w:rFonts w:ascii="Times New Roman" w:hAnsi="Times New Roman" w:eastAsia="標楷體"/>
+          <w:b w:val="0"/>
+          <w:sz w:val="20"/>
+        </w:rPr>
+        <w:t>引用位置：§1 P1 工程問題／§3 研究案例｜賣點 1、材料 1+2</w:t>
       </w:r>
     </w:p>
     <w:p>
@@ -672,7 +694,7 @@
           <w:b w:val="0"/>
           <w:sz w:val="18"/>
         </w:rPr>
-        <w:t>[B] [TUST] Kovacevic, M.S.; Bacic, M.; Gavin, K.; Stipanovic, I. (2021). Assessment of long-term deformation of a tunnel in soft rock by utilizing particle swarm optimized neural network. Tunnelling and Underground Space Technology, 110, 103838. https://doi.org/10.1016/j.tust.2021.103838</w:t>
+        <w:t>[A] Wang, T.-T. (2010). Characterizing crack patterns on tunnel linings associated with shear deformation induced by instability of neighboring slopes. Engineering Geology, 115, 80-95. https://doi.org/10.1016/j.enggeo.2010.06.010</w:t>
       </w:r>
     </w:p>
     <w:p>
@@ -686,7 +708,7 @@
           <w:b w:val="0"/>
           <w:sz w:val="18"/>
         </w:rPr>
-        <w:t>[C] [TUST] Yu Jun; Li Dongkai; Zheng Jingfan; Zhang Zhizhong; He Zhen; Fan Yong (2023). Analytical study on the seepage field of different drainage and pressure relief options for tunnels in high water-rich areas. Tunnelling and Underground Space Technology, 134, 105018. https://doi.org/10.1016/j.tust.2023.105018</w:t>
+        <w:t>[B] [TUST] Chiu Ya-Chu; Lee Chia-Han; Wang Tai-Tien (2017). Lining crack evolution of an operational tunnel influenced by slope instability. Tunnelling and Underground Space Technology, 65, 167-178. https://doi.org/10.1016/j.tust.2017.03.004</w:t>
       </w:r>
     </w:p>
     <w:p>
@@ -700,7 +722,7 @@
           <w:b w:val="0"/>
           <w:sz w:val="18"/>
         </w:rPr>
-        <w:t>[C] [TUST] Liu, D., Shang, Q., Li, M., Zuo, J., Gao, Y., &amp; Xu, F. (2022). Cracking behaviour of tunnel lining under bias pressure strengthened using FRP Grid-PCM method. Tunnelling and Underground Space Technology, 123, 104436. https://doi.org/10.1016/j.tust.2022.104436</w:t>
+        <w:t>[B] [TUST] Kovacevic, M.S.; Bacic, M.; Gavin, K.; Stipanovic, I. (2021). Assessment of long-term deformation of a tunnel in soft rock by utilizing particle swarm optimized neural network. Tunnelling and Underground Space Technology, 110, 103838. https://doi.org/10.1016/j.tust.2021.103838</w:t>
       </w:r>
     </w:p>
     <w:p>
@@ -742,7 +764,7 @@
           <w:b w:val="0"/>
           <w:sz w:val="18"/>
         </w:rPr>
-        <w:t>[B] Ma, G.; He, Z.; He, C.; Kang, X.; Wang, S.; Xu, G. (2023). Time-dependent performance assessment of mountain tunnels considering the hazards associated with squeezing and nonuniform steel corrosion of RC lining. Computers and Geotechnics, 164, 105808. https://doi.org/10.1016/j.compgeo.2023.105808</w:t>
+        <w:t>[C] [TUST] Moradi, P., Asadi, M. J., Ebrahimzadeh, N., &amp; Yarahmadi, B. (2021). Ilam tunnels inspection, maintenance, and rehabilitation: A case study. Tunnelling and Underground Space Technology, 110, 103814. https://doi.org/10.1016/j.tust.2021.103814</w:t>
       </w:r>
     </w:p>
     <w:p>
@@ -756,7 +778,7 @@
           <w:b w:val="0"/>
           <w:sz w:val="18"/>
         </w:rPr>
-        <w:t>[C] [TUST] Moradi, P., Asadi, M. J., Ebrahimzadeh, N., &amp; Yarahmadi, B. (2021). Ilam tunnels inspection, maintenance, and rehabilitation: A case study. Tunnelling and Underground Space Technology, 110, 103814. https://doi.org/10.1016/j.tust.2021.103814</w:t>
+        <w:t>[B] [TUST] Wang, T.-T., Chiu, Y.-C., &amp; Li, K.-J. (2024). Index for assessing spalling in tunnel lining based on displacement monitoring and crack mapping. Tunnelling and Underground Space Technology, 153, 105975. https://doi.org/10.1016/j.tust.2024.105975</w:t>
       </w:r>
     </w:p>
     <w:p>
@@ -769,27 +791,49 @@
           <w:b/>
           <w:sz w:val="28"/>
         </w:rPr>
-        <w:t>B1｜驅動：地下水位變動、滲流與水—力作用（7 篇，TUST 7）</w:t>
+        <w:t>2｜地下水位升降與坡地隧道水力作用（11 篇，TUST 11）</w:t>
       </w:r>
     </w:p>
     <w:p>
+      <w:pPr>
+        <w:spacing w:after="20"/>
+        <w:ind w:left="240"/>
+      </w:pPr>
       <w:r>
         <w:rPr>
           <w:rFonts w:ascii="Times New Roman" w:hAnsi="Times New Roman" w:eastAsia="標楷體"/>
           <w:b w:val="0"/>
           <w:sz w:val="20"/>
         </w:rPr>
-        <w:t>判準：以地下水位／降雨／滲流／外水壓為主要外部作用者</w:t>
+        <w:t>蒐集與支撐：蒐集地下水位變動、孔隙水壓、有效應力、非穩態滲流、坡體變形及坡隧互制研究，用以說明地下水位升降如何改變圍岩應力狀態，並作為跨尺度分析的外部驅動與邊界條件。地下水位變化會影響隧道長期結構反應、襯砌內力及周圍地盤變形。</w:t>
       </w:r>
     </w:p>
     <w:p>
+      <w:pPr>
+        <w:spacing w:after="20"/>
+        <w:ind w:left="240"/>
+      </w:pPr>
       <w:r>
         <w:rPr>
           <w:rFonts w:ascii="Times New Roman" w:hAnsi="Times New Roman" w:eastAsia="標楷體"/>
           <w:b w:val="0"/>
           <w:sz w:val="20"/>
         </w:rPr>
-        <w:t>引用位置：§1 P2（驅動端文獻）、§3.1 場址水文、§4.1　｜　對應材料 5 之前半</w:t>
+        <w:t>檢索詞：groundwater-level fluctuation、transient seepage、effective stress、hydro-mechanical interaction、slope-tunnel interaction</w:t>
+      </w:r>
+    </w:p>
+    <w:p>
+      <w:pPr>
+        <w:spacing w:after="20"/>
+        <w:ind w:left="240"/>
+      </w:pPr>
+      <w:r>
+        <w:rPr>
+          <w:rFonts w:ascii="Times New Roman" w:hAnsi="Times New Roman" w:eastAsia="標楷體"/>
+          <w:b w:val="0"/>
+          <w:sz w:val="20"/>
+        </w:rPr>
+        <w:t>引用位置：§1 P2 驅動端／§3.1 場址水文／§4.1｜材料 5（前半）</w:t>
       </w:r>
     </w:p>
     <w:p>
@@ -817,7 +861,35 @@
           <w:b w:val="0"/>
           <w:sz w:val="18"/>
         </w:rPr>
-        <w:t>[A] [TUST] Tan Yuqi; Smith John V.; Li Chun-Qing; Currell Matthew; Wu Yufei (2018). Predicting external water pressure and cracking of a tunnel lining by measuring water inflow rate. Tunnelling and Underground Space Technology, 71, 115-125. https://doi.org/10.1016/j.tust.2017.08.015</w:t>
+        <w:t>[A] [TUST] Tian, X., Song, Z., &amp; Zhang, Y. (2021). Monitoring and reinforcement of landslide induced by tunnel excavation: A case study from Xiamaixi tunnel. Tunnelling and Underground Space Technology, 110, 103796. https://doi.org/10.1016/j.tust.2020.103796</w:t>
+      </w:r>
+    </w:p>
+    <w:p>
+      <w:pPr>
+        <w:spacing w:after="40" w:line="245" w:lineRule="auto"/>
+        <w:ind w:left="360" w:hanging="360"/>
+      </w:pPr>
+      <w:r>
+        <w:rPr>
+          <w:rFonts w:ascii="Times New Roman" w:hAnsi="Times New Roman" w:eastAsia="標楷體"/>
+          <w:b w:val="0"/>
+          <w:sz w:val="18"/>
+        </w:rPr>
+        <w:t>[A] [TUST] Causse Lionel; Cojean Roger; Fleurisson Jean-Alain (2015). Interaction between tunnel and unstable slope - Influence of time-dependent behavior of a tunnel excavation in a deep-seated gravitational slope deformation. Tunnelling and Underground Space Technology, 50, 270-281. https://doi.org/10.1016/j.tust.2015.07.018</w:t>
+      </w:r>
+    </w:p>
+    <w:p>
+      <w:pPr>
+        <w:spacing w:after="40" w:line="245" w:lineRule="auto"/>
+        <w:ind w:left="360" w:hanging="360"/>
+      </w:pPr>
+      <w:r>
+        <w:rPr>
+          <w:rFonts w:ascii="Times New Roman" w:hAnsi="Times New Roman" w:eastAsia="標楷體"/>
+          <w:b w:val="0"/>
+          <w:sz w:val="18"/>
+        </w:rPr>
+        <w:t>[C] [TUST] Yu Jun; Li Dongkai; Zheng Jingfan; Zhang Zhizhong; He Zhen; Fan Yong (2023). Analytical study on the seepage field of different drainage and pressure relief options for tunnels in high water-rich areas. Tunnelling and Underground Space Technology, 134, 105018. https://doi.org/10.1016/j.tust.2023.105018</w:t>
       </w:r>
     </w:p>
     <w:p>
@@ -887,7 +959,35 @@
           <w:b w:val="0"/>
           <w:sz w:val="18"/>
         </w:rPr>
+        <w:t>[A] [TUST] Xin, C., Shuai, Y., Song, D., &amp; Liu, X. (2024). Dynamic interaction and failure mechanism in tunnel-slope systems: Mitigation insights from shaking table tests and numerical analysis. Tunnelling and Underground Space Technology, 152, 105940. https://doi.org/10.1016/j.tust.2024.105940</w:t>
+      </w:r>
+    </w:p>
+    <w:p>
+      <w:pPr>
+        <w:spacing w:after="40" w:line="245" w:lineRule="auto"/>
+        <w:ind w:left="360" w:hanging="360"/>
+      </w:pPr>
+      <w:r>
+        <w:rPr>
+          <w:rFonts w:ascii="Times New Roman" w:hAnsi="Times New Roman" w:eastAsia="標楷體"/>
+          <w:b w:val="0"/>
+          <w:sz w:val="18"/>
+        </w:rPr>
         <w:t>[B] [TUST] An, P., Fan, L., Ma, S., Zhang, J., Huang, Z., &amp; Fu, H. (2026). Water pressure distribution around tunnels in pipeline-type karst and lining response characteristics induced by rainfall. Tunnelling and Underground Space Technology, 107691. https://doi.org/10.1016/j.tust.2026.107691</w:t>
+      </w:r>
+    </w:p>
+    <w:p>
+      <w:pPr>
+        <w:spacing w:after="40" w:line="245" w:lineRule="auto"/>
+        <w:ind w:left="360" w:hanging="360"/>
+      </w:pPr>
+      <w:r>
+        <w:rPr>
+          <w:rFonts w:ascii="Times New Roman" w:hAnsi="Times New Roman" w:eastAsia="標楷體"/>
+          <w:b w:val="0"/>
+          <w:sz w:val="18"/>
+        </w:rPr>
+        <w:t>[A] [TUST] Tian, Y., Xin, C., Song, D., &amp; Liu, X. (2026). Dynamic failure mechanism of a high-steep rock mass slope containing a weak interlayer at the tunnel portal and damage evolution of lining subjected to strong earthquakes. Tunnelling and Underground Space Technology, 107586. https://doi.org/10.1016/j.tust.2026.107586</w:t>
       </w:r>
     </w:p>
     <w:p>
@@ -900,27 +1000,49 @@
           <w:b/>
           <w:sz w:val="28"/>
         </w:rPr>
-        <w:t>B2｜機制：圍岩依時變形本構、應力門檻與參數率定（9 篇，TUST 4）</w:t>
+        <w:t>3｜圍岩依時變形黏彈塑性模式（9 篇，TUST 4）</w:t>
       </w:r>
     </w:p>
     <w:p>
+      <w:pPr>
+        <w:spacing w:after="20"/>
+        <w:ind w:left="240"/>
+      </w:pPr>
       <w:r>
         <w:rPr>
           <w:rFonts w:ascii="Times New Roman" w:hAnsi="Times New Roman" w:eastAsia="標楷體"/>
           <w:b w:val="0"/>
           <w:sz w:val="20"/>
         </w:rPr>
-        <w:t>判準：以潛變／依時變形之本構模式、門檻準則或參數率定為貢獻主體</w:t>
+        <w:t>蒐集與支撐：蒐集岩石潛變、依時變形、啟動應力門檻、Burgers 模式、Mohr-Coulomb 塑性及水力劣化效應研究，用以支持 Modified Burgers-Mohr Model 的理論組成、參數率定與模式驗證。近期隧道研究亦持續發展考慮滲流、濕度與非線性黏塑性行為的本構模式。</w:t>
       </w:r>
     </w:p>
     <w:p>
+      <w:pPr>
+        <w:spacing w:after="20"/>
+        <w:ind w:left="240"/>
+      </w:pPr>
       <w:r>
         <w:rPr>
           <w:rFonts w:ascii="Times New Roman" w:hAnsi="Times New Roman" w:eastAsia="標楷體"/>
           <w:b w:val="0"/>
           <w:sz w:val="20"/>
         </w:rPr>
-        <w:t>引用位置：§1 P2（機制端文獻）、§2.2 修正力學模式　｜　對應賣點 2、材料 3/5</w:t>
+        <w:t>檢索詞：time-dependent deformation of surrounding rock、rock creep、stress threshold、visco-elasto-plastic model、Burgers-Mohr model</w:t>
+      </w:r>
+    </w:p>
+    <w:p>
+      <w:pPr>
+        <w:spacing w:after="20"/>
+        <w:ind w:left="240"/>
+      </w:pPr>
+      <w:r>
+        <w:rPr>
+          <w:rFonts w:ascii="Times New Roman" w:hAnsi="Times New Roman" w:eastAsia="標楷體"/>
+          <w:b w:val="0"/>
+          <w:sz w:val="20"/>
+        </w:rPr>
+        <w:t>引用位置：§1 P2 機制端／§2.2 修正力學模式｜賣點 2、材料 3+5</w:t>
       </w:r>
     </w:p>
     <w:p>
@@ -1059,27 +1181,49 @@
           <w:b/>
           <w:sz w:val="28"/>
         </w:rPr>
-        <w:t>C1｜方法：連續–離散耦合架構與跨尺度模擬（9 篇，TUST 5）</w:t>
+        <w:t>4｜多尺度三維地質模型與跨尺度數值模擬方法（9 篇，TUST 5）</w:t>
       </w:r>
     </w:p>
     <w:p>
+      <w:pPr>
+        <w:spacing w:after="20"/>
+        <w:ind w:left="240"/>
+      </w:pPr>
       <w:r>
         <w:rPr>
           <w:rFonts w:ascii="Times New Roman" w:hAnsi="Times New Roman" w:eastAsia="標楷體"/>
           <w:b w:val="0"/>
           <w:sz w:val="20"/>
         </w:rPr>
-        <w:t>判準：以數值耦合方法本身（域劃分、介面交握、跨尺度傳遞）為貢獻主體</w:t>
+        <w:t>蒐集與支撐：蒐集工程地質模型、地形與鑽孔資料整合、區域至近場模型縮尺、邊界狀態傳遞，以及有限差分、有限元素與離散元素整合方法，用以支持區域邊坡、隧道圍岩及襯砌結構三個尺度的串接。連續體與離散體方法已被應用於複雜地層隧道變形及圍岩支撐互制分析。</w:t>
       </w:r>
     </w:p>
     <w:p>
+      <w:pPr>
+        <w:spacing w:after="20"/>
+        <w:ind w:left="240"/>
+      </w:pPr>
       <w:r>
         <w:rPr>
           <w:rFonts w:ascii="Times New Roman" w:hAnsi="Times New Roman" w:eastAsia="標楷體"/>
           <w:b w:val="0"/>
           <w:sz w:val="20"/>
         </w:rPr>
-        <w:t>引用位置：§1 P3–P4（方法系譜與缺口）、§2.1 跨尺度架構　｜　對應賣點 3、4</w:t>
+        <w:t>檢索詞：3D engineering geological model、multiscale tunnel modelling、cross-scale state transfer、FLAC3D-PFC coupling、continuum-discrete modelling</w:t>
+      </w:r>
+    </w:p>
+    <w:p>
+      <w:pPr>
+        <w:spacing w:after="20"/>
+        <w:ind w:left="240"/>
+      </w:pPr>
+      <w:r>
+        <w:rPr>
+          <w:rFonts w:ascii="Times New Roman" w:hAnsi="Times New Roman" w:eastAsia="標楷體"/>
+          <w:b w:val="0"/>
+          <w:sz w:val="20"/>
+        </w:rPr>
+        <w:t>引用位置：§1 P3–P4 方法系譜與缺口／§2.1 跨尺度架構｜賣點 3+4、材料 4</w:t>
       </w:r>
     </w:p>
     <w:p>
@@ -1218,27 +1362,230 @@
           <w:b/>
           <w:sz w:val="28"/>
         </w:rPr>
-        <w:t>C2｜方法：離散元（BPM）標定與混凝土之離散表述（10 篇，TUST 0）</w:t>
+        <w:t>5A｜襯砌受力分布與裂縫演化（9 篇，TUST 3）</w:t>
       </w:r>
     </w:p>
     <w:p>
+      <w:pPr>
+        <w:spacing w:after="20"/>
+        <w:ind w:left="240"/>
+      </w:pPr>
       <w:r>
         <w:rPr>
           <w:rFonts w:ascii="Times New Roman" w:hAnsi="Times New Roman" w:eastAsia="標楷體"/>
           <w:b w:val="0"/>
           <w:sz w:val="20"/>
         </w:rPr>
-        <w:t>判準：以離散元微參數標定、內在缺陷修正或混凝土離散模擬為貢獻主體</w:t>
+        <w:t>蒐集與支撐：襯砌水壓作用、圍岩荷載傳遞、裂縫萌生與擴展、損傷力學與壽命評估。</w:t>
       </w:r>
     </w:p>
     <w:p>
+      <w:pPr>
+        <w:spacing w:after="20"/>
+        <w:ind w:left="240"/>
+      </w:pPr>
       <w:r>
         <w:rPr>
           <w:rFonts w:ascii="Times New Roman" w:hAnsi="Times New Roman" w:eastAsia="標楷體"/>
           <w:b w:val="0"/>
           <w:sz w:val="20"/>
         </w:rPr>
-        <w:t>引用位置：§2.3 襯砌離散模型與標定（四步論證鏈）　｜　對應賣點 4、材料 3</w:t>
+        <w:t>檢索詞：tunnel lining damage evolution、lining cracking、external water pressure on lining</w:t>
+      </w:r>
+    </w:p>
+    <w:p>
+      <w:pPr>
+        <w:spacing w:after="20"/>
+        <w:ind w:left="240"/>
+      </w:pPr>
+      <w:r>
+        <w:rPr>
+          <w:rFonts w:ascii="Times New Roman" w:hAnsi="Times New Roman" w:eastAsia="標楷體"/>
+          <w:b w:val="0"/>
+          <w:sz w:val="20"/>
+        </w:rPr>
+        <w:t>引用位置：§1 P2 現象端／§4.2–4.3 成果與現地對照｜賣點 5、材料 6</w:t>
+      </w:r>
+    </w:p>
+    <w:p>
+      <w:pPr>
+        <w:spacing w:after="40" w:line="245" w:lineRule="auto"/>
+        <w:ind w:left="360" w:hanging="360"/>
+      </w:pPr>
+      <w:r>
+        <w:rPr>
+          <w:rFonts w:ascii="Times New Roman" w:hAnsi="Times New Roman" w:eastAsia="標楷體"/>
+          <w:b w:val="0"/>
+          <w:sz w:val="18"/>
+        </w:rPr>
+        <w:t>[A] [TUST] Tan Yuqi; Smith John V.; Li Chun-Qing; Currell Matthew; Wu Yufei (2018). Predicting external water pressure and cracking of a tunnel lining by measuring water inflow rate. Tunnelling and Underground Space Technology, 71, 115-125. https://doi.org/10.1016/j.tust.2017.08.015</w:t>
+      </w:r>
+    </w:p>
+    <w:p>
+      <w:pPr>
+        <w:spacing w:after="40" w:line="245" w:lineRule="auto"/>
+        <w:ind w:left="360" w:hanging="360"/>
+      </w:pPr>
+      <w:r>
+        <w:rPr>
+          <w:rFonts w:ascii="Times New Roman" w:hAnsi="Times New Roman" w:eastAsia="標楷體"/>
+          <w:b w:val="0"/>
+          <w:sz w:val="18"/>
+        </w:rPr>
+        <w:t>[B] [TUST] Chen, J., Hu, T., Hu, X., &amp; Jia, K. (2024). Study on the influence of crack depth on the safety of tunnel lining structure. Tunnelling and Underground Space Technology, 143, 105470. https://doi.org/10.1016/j.tust.2023.105470</w:t>
+      </w:r>
+    </w:p>
+    <w:p>
+      <w:pPr>
+        <w:spacing w:after="40" w:line="245" w:lineRule="auto"/>
+        <w:ind w:left="360" w:hanging="360"/>
+      </w:pPr>
+      <w:r>
+        <w:rPr>
+          <w:rFonts w:ascii="Times New Roman" w:hAnsi="Times New Roman" w:eastAsia="標楷體"/>
+          <w:b w:val="0"/>
+          <w:sz w:val="18"/>
+        </w:rPr>
+        <w:t>[A] Zhang Sulei; Xu Qing; Yoo Chungsik; Min Bo; Liu Chang; Guan Xiaoming; Li Pengfei (2022). Lining cracking mechanism of old highway tunnels caused by drainage system deterioration: A case study of Liwaiao Tunnel, Ningbo, China. Engineering Failure Analysis, 137, 106270. https://doi.org/10.1016/j.engfailanal.2022.106270</w:t>
+      </w:r>
+    </w:p>
+    <w:p>
+      <w:pPr>
+        <w:spacing w:after="40" w:line="245" w:lineRule="auto"/>
+        <w:ind w:left="360" w:hanging="360"/>
+      </w:pPr>
+      <w:r>
+        <w:rPr>
+          <w:rFonts w:ascii="Times New Roman" w:hAnsi="Times New Roman" w:eastAsia="標楷體"/>
+          <w:b w:val="0"/>
+          <w:sz w:val="18"/>
+        </w:rPr>
+        <w:t>[B] Wang, Y.; Liu, Y.; Wang, Z.-F.; Zhang, X.; Hui, Y.; Li, J. (2023). Investigation on progressive failure process of tunnel lining induced by creep effect of surrounding rock: A case study. Engineering Failure Analysis, 144, 106946. https://doi.org/10.1016/j.engfailanal.2022.106946</w:t>
+      </w:r>
+    </w:p>
+    <w:p>
+      <w:pPr>
+        <w:spacing w:after="40" w:line="245" w:lineRule="auto"/>
+        <w:ind w:left="360" w:hanging="360"/>
+      </w:pPr>
+      <w:r>
+        <w:rPr>
+          <w:rFonts w:ascii="Times New Roman" w:hAnsi="Times New Roman" w:eastAsia="標楷體"/>
+          <w:b w:val="0"/>
+          <w:sz w:val="18"/>
+        </w:rPr>
+        <w:t>[B] Liu, B.; Song, Y.; Chu, Z. (2022). Time-dependent safety of lining structures of circular tunnels in weak rock strata. International Journal of Mining Science and Technology, 32(2), 323-334. https://doi.org/10.1016/j.ijmst.2021.12.003</w:t>
+      </w:r>
+    </w:p>
+    <w:p>
+      <w:pPr>
+        <w:spacing w:after="40" w:line="245" w:lineRule="auto"/>
+        <w:ind w:left="360" w:hanging="360"/>
+      </w:pPr>
+      <w:r>
+        <w:rPr>
+          <w:rFonts w:ascii="Times New Roman" w:hAnsi="Times New Roman" w:eastAsia="標楷體"/>
+          <w:b w:val="0"/>
+          <w:sz w:val="18"/>
+        </w:rPr>
+        <w:t>[B] Tarifard, A.; Gorog, P.; Torok, A. (2022). Long-term assessment of creep and water effects on tunnel lining loads in weak rocks using displacement-based direct back analysis: an example from northwest of Iran. Geomechanics and Geophysics for Geo-Energy and Geo-Resources, 8(1), art. 31. https://doi.org/10.1007/s40948-022-00342-0</w:t>
+      </w:r>
+    </w:p>
+    <w:p>
+      <w:pPr>
+        <w:spacing w:after="40" w:line="245" w:lineRule="auto"/>
+        <w:ind w:left="360" w:hanging="360"/>
+      </w:pPr>
+      <w:r>
+        <w:rPr>
+          <w:rFonts w:ascii="Times New Roman" w:hAnsi="Times New Roman" w:eastAsia="標楷體"/>
+          <w:b w:val="0"/>
+          <w:sz w:val="18"/>
+        </w:rPr>
+        <w:t>[A] Liu, Chang; Zhang, Dingli; Fang, Qian; Zhang, Sulei; Sun, Zhenyu (2023). Investigation of progressive failure mechanism of tunnel lining with material defects using discrete element method. Theoretical and Applied Fracture Mechanics, 125, 103832. https://doi.org/10.1016/j.tafmec.2023.103832</w:t>
+      </w:r>
+    </w:p>
+    <w:p>
+      <w:pPr>
+        <w:spacing w:after="40" w:line="245" w:lineRule="auto"/>
+        <w:ind w:left="360" w:hanging="360"/>
+      </w:pPr>
+      <w:r>
+        <w:rPr>
+          <w:rFonts w:ascii="Times New Roman" w:hAnsi="Times New Roman" w:eastAsia="標楷體"/>
+          <w:b w:val="0"/>
+          <w:sz w:val="18"/>
+        </w:rPr>
+        <w:t>[A] Zheng, C.; Zhu, X.; Zhang, Z. (2024). Damage evolution of tunnel lining under creep action considering interlayer effect in gently inclined layered surrounding rock. Engineering Failure Analysis, 162, 108392. https://doi.org/10.1016/j.engfailanal.2024.108392</w:t>
+      </w:r>
+    </w:p>
+    <w:p>
+      <w:pPr>
+        <w:spacing w:after="40" w:line="245" w:lineRule="auto"/>
+        <w:ind w:left="360" w:hanging="360"/>
+      </w:pPr>
+      <w:r>
+        <w:rPr>
+          <w:rFonts w:ascii="Times New Roman" w:hAnsi="Times New Roman" w:eastAsia="標楷體"/>
+          <w:b w:val="0"/>
+          <w:sz w:val="18"/>
+        </w:rPr>
+        <w:t>[A] [TUST] Wang, Z., Wang, J., Sun, G., Lin, S., Liu, Z., &amp; Zheng, H. (2026). Coupled thermo-mechanical simulation of lining cracking evolution and sealing system mechanical response in CAES lined rock caverns using FDEM. Tunnelling and Underground Space Technology, 107460. https://doi.org/10.1016/j.tust.2026.107460</w:t>
+      </w:r>
+    </w:p>
+    <w:p>
+      <w:pPr>
+        <w:pStyle w:val="Heading2"/>
+      </w:pPr>
+      <w:r>
+        <w:rPr>
+          <w:rFonts w:ascii="Times New Roman" w:hAnsi="Times New Roman" w:eastAsia="標楷體"/>
+          <w:b/>
+          <w:sz w:val="28"/>
+        </w:rPr>
+        <w:t>5B｜鍵結顆粒模型：離散表述與標定（10 篇，TUST 0）</w:t>
+      </w:r>
+    </w:p>
+    <w:p>
+      <w:pPr>
+        <w:spacing w:after="20"/>
+        <w:ind w:left="240"/>
+      </w:pPr>
+      <w:r>
+        <w:rPr>
+          <w:rFonts w:ascii="Times New Roman" w:hAnsi="Times New Roman" w:eastAsia="標楷體"/>
+          <w:b w:val="0"/>
+          <w:sz w:val="20"/>
+        </w:rPr>
+        <w:t>蒐集與支撐：鍵結顆粒模型之理論、微參數標定、內在缺陷修正與混凝土離散表述，用以支撐襯砌離散模型之建立與可信度論證（§2.3 四步論證鏈：問題→修正→我方選擇→混凝土依據）。</w:t>
+      </w:r>
+    </w:p>
+    <w:p>
+      <w:pPr>
+        <w:spacing w:after="20"/>
+        <w:ind w:left="240"/>
+      </w:pPr>
+      <w:r>
+        <w:rPr>
+          <w:rFonts w:ascii="Times New Roman" w:hAnsi="Times New Roman" w:eastAsia="標楷體"/>
+          <w:b w:val="0"/>
+          <w:sz w:val="20"/>
+        </w:rPr>
+        <w:t>檢索詞：bonded particle model、BPM calibration、flat-joint model、DEM concrete</w:t>
+      </w:r>
+    </w:p>
+    <w:p>
+      <w:pPr>
+        <w:spacing w:after="20"/>
+        <w:ind w:left="240"/>
+      </w:pPr>
+      <w:r>
+        <w:rPr>
+          <w:rFonts w:ascii="Times New Roman" w:hAnsi="Times New Roman" w:eastAsia="標楷體"/>
+          <w:b w:val="0"/>
+          <w:sz w:val="20"/>
+        </w:rPr>
+        <w:t>引用位置：§2.3 襯砌離散模型與標定｜賣點 4、材料 3</w:t>
       </w:r>
     </w:p>
     <w:p>
@@ -1391,27 +1738,49 @@
           <w:b/>
           <w:sz w:val="28"/>
         </w:rPr>
-        <w:t>D｜結果：襯砌受力、裂縫型態與損傷演化（11 篇，TUST 4）</w:t>
+        <w:t>5C｜結構劣化與補強維護對策（2 篇，TUST 1）</w:t>
       </w:r>
     </w:p>
     <w:p>
+      <w:pPr>
+        <w:spacing w:after="20"/>
+        <w:ind w:left="240"/>
+      </w:pPr>
       <w:r>
         <w:rPr>
           <w:rFonts w:ascii="Times New Roman" w:hAnsi="Times New Roman" w:eastAsia="標楷體"/>
           <w:b w:val="0"/>
           <w:sz w:val="20"/>
         </w:rPr>
-        <w:t>判準：以襯砌之受力狀態、裂縫型態分類、損傷演化或壽命評估為貢獻主體</w:t>
+        <w:t>蒐集與支撐：襯砌勁度折減、材料劣化與補強工法，用以支撐維護對策與工程含義之論述。</w:t>
       </w:r>
     </w:p>
     <w:p>
+      <w:pPr>
+        <w:spacing w:after="20"/>
+        <w:ind w:left="240"/>
+      </w:pPr>
       <w:r>
         <w:rPr>
           <w:rFonts w:ascii="Times New Roman" w:hAnsi="Times New Roman" w:eastAsia="標楷體"/>
           <w:b w:val="0"/>
           <w:sz w:val="20"/>
         </w:rPr>
-        <w:t>引用位置：§1 P2（現象端）、§4.2–4.3 成果與現地對照　｜　對應賣點 5、材料 1/6</w:t>
+        <w:t>檢索詞：lining stiffness degradation、tunnel rehabilitation、lining strengthening</w:t>
+      </w:r>
+    </w:p>
+    <w:p>
+      <w:pPr>
+        <w:spacing w:after="20"/>
+        <w:ind w:left="240"/>
+      </w:pPr>
+      <w:r>
+        <w:rPr>
+          <w:rFonts w:ascii="Times New Roman" w:hAnsi="Times New Roman" w:eastAsia="標楷體"/>
+          <w:b w:val="0"/>
+          <w:sz w:val="20"/>
+        </w:rPr>
+        <w:t>引用位置：§5.3 工程含義｜賣點 5（對策端）</w:t>
       </w:r>
     </w:p>
     <w:p>
@@ -1425,7 +1794,7 @@
           <w:b w:val="0"/>
           <w:sz w:val="18"/>
         </w:rPr>
-        <w:t>[A] Wang, T.-T. (2010). Characterizing crack patterns on tunnel linings associated with shear deformation induced by instability of neighboring slopes. Engineering Geology, 115, 80-95. https://doi.org/10.1016/j.enggeo.2010.06.010</w:t>
+        <w:t>[C] [TUST] Liu, D., Shang, Q., Li, M., Zuo, J., Gao, Y., &amp; Xu, F. (2022). Cracking behaviour of tunnel lining under bias pressure strengthened using FRP Grid-PCM method. Tunnelling and Underground Space Technology, 123, 104436. https://doi.org/10.1016/j.tust.2022.104436</w:t>
       </w:r>
     </w:p>
     <w:p>
@@ -1439,222 +1808,7 @@
           <w:b w:val="0"/>
           <w:sz w:val="18"/>
         </w:rPr>
-        <w:t>[B] [TUST] Chiu Ya-Chu; Lee Chia-Han; Wang Tai-Tien (2017). Lining crack evolution of an operational tunnel influenced by slope instability. Tunnelling and Underground Space Technology, 65, 167-178. https://doi.org/10.1016/j.tust.2017.03.004</w:t>
-      </w:r>
-    </w:p>
-    <w:p>
-      <w:pPr>
-        <w:spacing w:after="40" w:line="245" w:lineRule="auto"/>
-        <w:ind w:left="360" w:hanging="360"/>
-      </w:pPr>
-      <w:r>
-        <w:rPr>
-          <w:rFonts w:ascii="Times New Roman" w:hAnsi="Times New Roman" w:eastAsia="標楷體"/>
-          <w:b w:val="0"/>
-          <w:sz w:val="18"/>
-        </w:rPr>
-        <w:t>[B] [TUST] Chen, J., Hu, T., Hu, X., &amp; Jia, K. (2024). Study on the influence of crack depth on the safety of tunnel lining structure. Tunnelling and Underground Space Technology, 143, 105470. https://doi.org/10.1016/j.tust.2023.105470</w:t>
-      </w:r>
-    </w:p>
-    <w:p>
-      <w:pPr>
-        <w:spacing w:after="40" w:line="245" w:lineRule="auto"/>
-        <w:ind w:left="360" w:hanging="360"/>
-      </w:pPr>
-      <w:r>
-        <w:rPr>
-          <w:rFonts w:ascii="Times New Roman" w:hAnsi="Times New Roman" w:eastAsia="標楷體"/>
-          <w:b w:val="0"/>
-          <w:sz w:val="18"/>
-        </w:rPr>
-        <w:t>[A] Zhang Sulei; Xu Qing; Yoo Chungsik; Min Bo; Liu Chang; Guan Xiaoming; Li Pengfei (2022). Lining cracking mechanism of old highway tunnels caused by drainage system deterioration: A case study of Liwaiao Tunnel, Ningbo, China. Engineering Failure Analysis, 137, 106270. https://doi.org/10.1016/j.engfailanal.2022.106270</w:t>
-      </w:r>
-    </w:p>
-    <w:p>
-      <w:pPr>
-        <w:spacing w:after="40" w:line="245" w:lineRule="auto"/>
-        <w:ind w:left="360" w:hanging="360"/>
-      </w:pPr>
-      <w:r>
-        <w:rPr>
-          <w:rFonts w:ascii="Times New Roman" w:hAnsi="Times New Roman" w:eastAsia="標楷體"/>
-          <w:b w:val="0"/>
-          <w:sz w:val="18"/>
-        </w:rPr>
-        <w:t>[B] Wang, Y.; Liu, Y.; Wang, Z.-F.; Zhang, X.; Hui, Y.; Li, J. (2023). Investigation on progressive failure process of tunnel lining induced by creep effect of surrounding rock: A case study. Engineering Failure Analysis, 144, 106946. https://doi.org/10.1016/j.engfailanal.2022.106946</w:t>
-      </w:r>
-    </w:p>
-    <w:p>
-      <w:pPr>
-        <w:spacing w:after="40" w:line="245" w:lineRule="auto"/>
-        <w:ind w:left="360" w:hanging="360"/>
-      </w:pPr>
-      <w:r>
-        <w:rPr>
-          <w:rFonts w:ascii="Times New Roman" w:hAnsi="Times New Roman" w:eastAsia="標楷體"/>
-          <w:b w:val="0"/>
-          <w:sz w:val="18"/>
-        </w:rPr>
-        <w:t>[B] Liu, B.; Song, Y.; Chu, Z. (2022). Time-dependent safety of lining structures of circular tunnels in weak rock strata. International Journal of Mining Science and Technology, 32(2), 323-334. https://doi.org/10.1016/j.ijmst.2021.12.003</w:t>
-      </w:r>
-    </w:p>
-    <w:p>
-      <w:pPr>
-        <w:spacing w:after="40" w:line="245" w:lineRule="auto"/>
-        <w:ind w:left="360" w:hanging="360"/>
-      </w:pPr>
-      <w:r>
-        <w:rPr>
-          <w:rFonts w:ascii="Times New Roman" w:hAnsi="Times New Roman" w:eastAsia="標楷體"/>
-          <w:b w:val="0"/>
-          <w:sz w:val="18"/>
-        </w:rPr>
-        <w:t>[B] Tarifard, A.; Gorog, P.; Torok, A. (2022). Long-term assessment of creep and water effects on tunnel lining loads in weak rocks using displacement-based direct back analysis: an example from northwest of Iran. Geomechanics and Geophysics for Geo-Energy and Geo-Resources, 8(1), art. 31. https://doi.org/10.1007/s40948-022-00342-0</w:t>
-      </w:r>
-    </w:p>
-    <w:p>
-      <w:pPr>
-        <w:spacing w:after="40" w:line="245" w:lineRule="auto"/>
-        <w:ind w:left="360" w:hanging="360"/>
-      </w:pPr>
-      <w:r>
-        <w:rPr>
-          <w:rFonts w:ascii="Times New Roman" w:hAnsi="Times New Roman" w:eastAsia="標楷體"/>
-          <w:b w:val="0"/>
-          <w:sz w:val="18"/>
-        </w:rPr>
-        <w:t>[A] Liu, Chang; Zhang, Dingli; Fang, Qian; Zhang, Sulei; Sun, Zhenyu (2023). Investigation of progressive failure mechanism of tunnel lining with material defects using discrete element method. Theoretical and Applied Fracture Mechanics, 125, 103832. https://doi.org/10.1016/j.tafmec.2023.103832</w:t>
-      </w:r>
-    </w:p>
-    <w:p>
-      <w:pPr>
-        <w:spacing w:after="40" w:line="245" w:lineRule="auto"/>
-        <w:ind w:left="360" w:hanging="360"/>
-      </w:pPr>
-      <w:r>
-        <w:rPr>
-          <w:rFonts w:ascii="Times New Roman" w:hAnsi="Times New Roman" w:eastAsia="標楷體"/>
-          <w:b w:val="0"/>
-          <w:sz w:val="18"/>
-        </w:rPr>
-        <w:t>[A] Zheng, C.; Zhu, X.; Zhang, Z. (2024). Damage evolution of tunnel lining under creep action considering interlayer effect in gently inclined layered surrounding rock. Engineering Failure Analysis, 162, 108392. https://doi.org/10.1016/j.engfailanal.2024.108392</w:t>
-      </w:r>
-    </w:p>
-    <w:p>
-      <w:pPr>
-        <w:spacing w:after="40" w:line="245" w:lineRule="auto"/>
-        <w:ind w:left="360" w:hanging="360"/>
-      </w:pPr>
-      <w:r>
-        <w:rPr>
-          <w:rFonts w:ascii="Times New Roman" w:hAnsi="Times New Roman" w:eastAsia="標楷體"/>
-          <w:b w:val="0"/>
-          <w:sz w:val="18"/>
-        </w:rPr>
-        <w:t>[B] [TUST] Wang, T.-T., Chiu, Y.-C., &amp; Li, K.-J. (2024). Index for assessing spalling in tunnel lining based on displacement monitoring and crack mapping. Tunnelling and Underground Space Technology, 153, 105975. https://doi.org/10.1016/j.tust.2024.105975</w:t>
-      </w:r>
-    </w:p>
-    <w:p>
-      <w:pPr>
-        <w:spacing w:after="40" w:line="245" w:lineRule="auto"/>
-        <w:ind w:left="360" w:hanging="360"/>
-      </w:pPr>
-      <w:r>
-        <w:rPr>
-          <w:rFonts w:ascii="Times New Roman" w:hAnsi="Times New Roman" w:eastAsia="標楷體"/>
-          <w:b w:val="0"/>
-          <w:sz w:val="18"/>
-        </w:rPr>
-        <w:t>[A] [TUST] Wang, Z., Wang, J., Sun, G., Lin, S., Liu, Z., &amp; Zheng, H. (2026). Coupled thermo-mechanical simulation of lining cracking evolution and sealing system mechanical response in CAES lined rock caverns using FDEM. Tunnelling and Underground Space Technology, 107460. https://doi.org/10.1016/j.tust.2026.107460</w:t>
-      </w:r>
-    </w:p>
-    <w:p>
-      <w:pPr>
-        <w:pStyle w:val="Heading2"/>
-      </w:pPr>
-      <w:r>
-        <w:rPr>
-          <w:rFonts w:ascii="Times New Roman" w:hAnsi="Times New Roman" w:eastAsia="標楷體"/>
-          <w:b/>
-          <w:sz w:val="28"/>
-        </w:rPr>
-        <w:t>E｜坡隧系統互制：本研究定位之對照組（4 篇，TUST 4）</w:t>
-      </w:r>
-    </w:p>
-    <w:p>
-      <w:r>
-        <w:rPr>
-          <w:rFonts w:ascii="Times New Roman" w:hAnsi="Times New Roman" w:eastAsia="標楷體"/>
-          <w:b w:val="0"/>
-          <w:sz w:val="20"/>
-        </w:rPr>
-        <w:t>判準：以坡體與隧道之互制為主體（驅動為地震、開挖或重力，非水位循環）</w:t>
-      </w:r>
-    </w:p>
-    <w:p>
-      <w:r>
-        <w:rPr>
-          <w:rFonts w:ascii="Times New Roman" w:hAnsi="Times New Roman" w:eastAsia="標楷體"/>
-          <w:b w:val="0"/>
-          <w:sz w:val="20"/>
-        </w:rPr>
-        <w:t>引用位置：§1 P4（缺口證據：互制研究之驅動源多為地震／開挖）　｜　界定本文縫隙</w:t>
-      </w:r>
-    </w:p>
-    <w:p>
-      <w:pPr>
-        <w:spacing w:after="40" w:line="245" w:lineRule="auto"/>
-        <w:ind w:left="360" w:hanging="360"/>
-      </w:pPr>
-      <w:r>
-        <w:rPr>
-          <w:rFonts w:ascii="Times New Roman" w:hAnsi="Times New Roman" w:eastAsia="標楷體"/>
-          <w:b w:val="0"/>
-          <w:sz w:val="18"/>
-        </w:rPr>
-        <w:t>[A] [TUST] Tian, X., Song, Z., &amp; Zhang, Y. (2021). Monitoring and reinforcement of landslide induced by tunnel excavation: A case study from Xiamaixi tunnel. Tunnelling and Underground Space Technology, 110, 103796. https://doi.org/10.1016/j.tust.2020.103796</w:t>
-      </w:r>
-    </w:p>
-    <w:p>
-      <w:pPr>
-        <w:spacing w:after="40" w:line="245" w:lineRule="auto"/>
-        <w:ind w:left="360" w:hanging="360"/>
-      </w:pPr>
-      <w:r>
-        <w:rPr>
-          <w:rFonts w:ascii="Times New Roman" w:hAnsi="Times New Roman" w:eastAsia="標楷體"/>
-          <w:b w:val="0"/>
-          <w:sz w:val="18"/>
-        </w:rPr>
-        <w:t>[A] [TUST] Causse Lionel; Cojean Roger; Fleurisson Jean-Alain (2015). Interaction between tunnel and unstable slope - Influence of time-dependent behavior of a tunnel excavation in a deep-seated gravitational slope deformation. Tunnelling and Underground Space Technology, 50, 270-281. https://doi.org/10.1016/j.tust.2015.07.018</w:t>
-      </w:r>
-    </w:p>
-    <w:p>
-      <w:pPr>
-        <w:spacing w:after="40" w:line="245" w:lineRule="auto"/>
-        <w:ind w:left="360" w:hanging="360"/>
-      </w:pPr>
-      <w:r>
-        <w:rPr>
-          <w:rFonts w:ascii="Times New Roman" w:hAnsi="Times New Roman" w:eastAsia="標楷體"/>
-          <w:b w:val="0"/>
-          <w:sz w:val="18"/>
-        </w:rPr>
-        <w:t>[A] [TUST] Xin, C., Shuai, Y., Song, D., &amp; Liu, X. (2024). Dynamic interaction and failure mechanism in tunnel-slope systems: Mitigation insights from shaking table tests and numerical analysis. Tunnelling and Underground Space Technology, 152, 105940. https://doi.org/10.1016/j.tust.2024.105940</w:t>
-      </w:r>
-    </w:p>
-    <w:p>
-      <w:pPr>
-        <w:spacing w:after="40" w:line="245" w:lineRule="auto"/>
-        <w:ind w:left="360" w:hanging="360"/>
-      </w:pPr>
-      <w:r>
-        <w:rPr>
-          <w:rFonts w:ascii="Times New Roman" w:hAnsi="Times New Roman" w:eastAsia="標楷體"/>
-          <w:b w:val="0"/>
-          <w:sz w:val="18"/>
-        </w:rPr>
-        <w:t>[A] [TUST] Tian, Y., Xin, C., Song, D., &amp; Liu, X. (2026). Dynamic failure mechanism of a high-steep rock mass slope containing a weak interlayer at the tunnel portal and damage evolution of lining subjected to strong earthquakes. Tunnelling and Underground Space Technology, 107586. https://doi.org/10.1016/j.tust.2026.107586</w:t>
+        <w:t>[B] Ma, G.; He, Z.; He, C.; Kang, X.; Wang, S.; Xu, G. (2023). Time-dependent performance assessment of mountain tunnels considering the hazards associated with squeezing and nonuniform steel corrosion of RC lining. Computers and Geotechnics, 164, 105808. https://doi.org/10.1016/j.compgeo.2023.105808</w:t>
       </w:r>
     </w:p>
     <w:sectPr>

--- a/07_SCI_TUST/Chapter00_總綱/02_參考文獻總集_APA.docx
+++ b/07_SCI_TUST/Chapter00_總綱/02_參考文獻總集_APA.docx
@@ -579,7 +579,7 @@
           <w:b w:val="0"/>
           <w:sz w:val="21"/>
         </w:rPr>
-        <w:t>分類（v4，Wade 07-25 定義）：五類串成一條回顧主線——**營運隧道案例與監測 → 地下水及有效應力機制 → 圍岩依時力學模式 → 跨尺度數值傳遞 → 襯砌損傷與維護對策**；第 5 類因涵蓋面較廣再分 5A 受力與裂縫演化／5B 鍵結顆粒模型標定／5C 劣化與補強。每類標明蒐集範圍、支撐目的、檢索詞與本文引用位置，逐篇歸屬可檢核；一篇只放一類。分類指出「該文獻在本文中的角色」，仍不得代替其研究對象、荷載路徑與材料之實際涵蓋範圍。</w:t>
+        <w:t>分類（v5，Wade 07-25 定義＋子類）：五類串成一條回顧主線——**營運隧道案例與監測 → 地下水及有效應力機制 → 圍岩依時力學模式 → 跨尺度數值傳遞 → 襯砌損傷與維護對策**。每類再分子類，一個子類＝一個明確的寫作角色（判準＋引用位置），一篇只放一個子類；分類指出「該文獻在本文中的角色」，仍不得代替其研究對象、荷載路徑與材料之實際涵蓋範圍。</w:t>
       </w:r>
       <w:r>
         <w:rPr>
@@ -597,7 +597,35 @@
           <w:sz w:val="20"/>
           <w:highlight w:val="yellow"/>
         </w:rPr>
-        <w:t>【重點：分類＝回顧主線上的位置；證據力另依 A/B/C 分級與逐篇筆記判讀】</w:t>
+        <w:t>【重點：子類＝寫作角色；證據力另依 A/B/C 分級與逐篇筆記判讀】</w:t>
+      </w:r>
+    </w:p>
+    <w:p>
+      <w:r>
+        <w:rPr>
+          <w:rFonts w:ascii="Times New Roman" w:hAnsi="Times New Roman" w:eastAsia="標楷體"/>
+          <w:b w:val="0"/>
+          <w:sz w:val="21"/>
+        </w:rPr>
+        <w:t>⚠ 已知缺口：子類 4C（三維工程地質模型建置）目前 0 篇——賣點 3「多尺度三維地質模型」在前言將無文獻支撐，建議補 2–3 篇（檢索詞：3D engineering geological model／geological modelling with borehole integration）。</w:t>
+      </w:r>
+      <w:r>
+        <w:rPr>
+          <w:rFonts w:ascii="Times New Roman" w:hAnsi="Times New Roman" w:eastAsia="標楷體"/>
+          <w:b w:val="0"/>
+          <w:sz w:val="21"/>
+        </w:rPr>
+        <w:t xml:space="preserve">　</w:t>
+      </w:r>
+      <w:r>
+        <w:rPr>
+          <w:rFonts w:ascii="Times New Roman" w:hAnsi="Times New Roman" w:eastAsia="標楷體"/>
+          <w:b w:val="0"/>
+          <w:color w:val="000000"/>
+          <w:sz w:val="20"/>
+          <w:highlight w:val="yellow"/>
+        </w:rPr>
+        <w:t>【重點：缺口已標示，待補】</w:t>
       </w:r>
     </w:p>
     <w:p>
@@ -616,27 +644,27 @@
     <w:p>
       <w:pPr>
         <w:spacing w:after="20"/>
-        <w:ind w:left="240"/>
+        <w:ind w:left="320"/>
       </w:pPr>
       <w:r>
         <w:rPr>
           <w:rFonts w:ascii="Times New Roman" w:hAnsi="Times New Roman" w:eastAsia="標楷體"/>
           <w:b w:val="0"/>
-          <w:sz w:val="20"/>
+          <w:sz w:val="19"/>
         </w:rPr>
-        <w:t>蒐集與支撐：蒐集營運隧道之長期監測、斷面變形、襯砌裂縫、滲漏水、修復紀錄及 LiDAR 檢測研究，用以建立阿里山 46 號隧道的工程背景、異狀分類與評估依據。既有研究常利用隧道斷面量測與現地檢測資料判釋周圍應力改變及結構狀態。</w:t>
+        <w:t>蒐集與支撐：蒐集營運隧道之長期監測、斷面變形、襯砌裂縫、滲漏水、修復紀錄及 LiDAR 檢測研究，用以建立阿里山 46 號隧道的工程背景、異狀分類與評估依據。</w:t>
       </w:r>
     </w:p>
     <w:p>
       <w:pPr>
         <w:spacing w:after="20"/>
-        <w:ind w:left="240"/>
+        <w:ind w:left="320"/>
       </w:pPr>
       <w:r>
         <w:rPr>
           <w:rFonts w:ascii="Times New Roman" w:hAnsi="Times New Roman" w:eastAsia="標楷體"/>
           <w:b w:val="0"/>
-          <w:sz w:val="20"/>
+          <w:sz w:val="19"/>
         </w:rPr>
         <w:t>檢索詞：operational mountain tunnel、long-term tunnel deformation、tunnel lining inspection、lining crack、LiDAR tunnel monitoring</w:t>
       </w:r>
@@ -644,15 +672,58 @@
     <w:p>
       <w:pPr>
         <w:spacing w:after="20"/>
-        <w:ind w:left="240"/>
+        <w:ind w:left="320"/>
       </w:pPr>
       <w:r>
         <w:rPr>
           <w:rFonts w:ascii="Times New Roman" w:hAnsi="Times New Roman" w:eastAsia="標楷體"/>
           <w:b w:val="0"/>
-          <w:sz w:val="20"/>
+          <w:sz w:val="19"/>
         </w:rPr>
-        <w:t>引用位置：§1 P1 工程問題／§3 研究案例｜賣點 1、材料 1+2</w:t>
+        <w:t>對應：賣點 1、材料 1+2</w:t>
+      </w:r>
+    </w:p>
+    <w:p>
+      <w:pPr>
+        <w:keepNext/>
+        <w:spacing w:before="120" w:after="40"/>
+        <w:ind w:left="160"/>
+      </w:pPr>
+      <w:r>
+        <w:rPr>
+          <w:rFonts w:ascii="Times New Roman" w:hAnsi="Times New Roman" w:eastAsia="標楷體"/>
+          <w:b/>
+          <w:sz w:val="24"/>
+        </w:rPr>
+        <w:t>1A｜現地監測與長期變形反分析（4 篇，TUST 3）</w:t>
+      </w:r>
+    </w:p>
+    <w:p>
+      <w:pPr>
+        <w:spacing w:after="20"/>
+        <w:ind w:left="320"/>
+      </w:pPr>
+      <w:r>
+        <w:rPr>
+          <w:rFonts w:ascii="Times New Roman" w:hAnsi="Times New Roman" w:eastAsia="標楷體"/>
+          <w:b w:val="0"/>
+          <w:sz w:val="19"/>
+        </w:rPr>
+        <w:t>判準：以監測資料反推參數或驗證長期行為之隧道案例</w:t>
+      </w:r>
+    </w:p>
+    <w:p>
+      <w:pPr>
+        <w:spacing w:after="20"/>
+        <w:ind w:left="320"/>
+      </w:pPr>
+      <w:r>
+        <w:rPr>
+          <w:rFonts w:ascii="Times New Roman" w:hAnsi="Times New Roman" w:eastAsia="標楷體"/>
+          <w:b w:val="0"/>
+          <w:sz w:val="19"/>
+        </w:rPr>
+        <w:t>引用位置：§3 研究案例；§2.2 參數率定之先例</w:t>
       </w:r>
     </w:p>
     <w:p>
@@ -694,6 +765,77 @@
           <w:b w:val="0"/>
           <w:sz w:val="18"/>
         </w:rPr>
+        <w:t>[B] [TUST] Kovacevic, M.S.; Bacic, M.; Gavin, K.; Stipanovic, I. (2021). Assessment of long-term deformation of a tunnel in soft rock by utilizing particle swarm optimized neural network. Tunnelling and Underground Space Technology, 110, 103838. https://doi.org/10.1016/j.tust.2021.103838</w:t>
+      </w:r>
+    </w:p>
+    <w:p>
+      <w:pPr>
+        <w:spacing w:after="40" w:line="245" w:lineRule="auto"/>
+        <w:ind w:left="360" w:hanging="360"/>
+      </w:pPr>
+      <w:r>
+        <w:rPr>
+          <w:rFonts w:ascii="Times New Roman" w:hAnsi="Times New Roman" w:eastAsia="標楷體"/>
+          <w:b w:val="0"/>
+          <w:sz w:val="18"/>
+        </w:rPr>
+        <w:t>[A] [TUST] Wang, X., Iura, T., Jiang, Y., Wang, Z., &amp; Liu, R. (2021). Deformation and mechanical characteristics of tunneling in squeezing ground: A case study of the west section of the Tawarazaka Tunnel. Tunnelling and Underground Space Technology, 103697. https://doi.org/10.1016/j.tust.2020.103697</w:t>
+      </w:r>
+    </w:p>
+    <w:p>
+      <w:pPr>
+        <w:keepNext/>
+        <w:spacing w:before="120" w:after="40"/>
+        <w:ind w:left="160"/>
+      </w:pPr>
+      <w:r>
+        <w:rPr>
+          <w:rFonts w:ascii="Times New Roman" w:hAnsi="Times New Roman" w:eastAsia="標楷體"/>
+          <w:b/>
+          <w:sz w:val="24"/>
+        </w:rPr>
+        <w:t>1B｜襯砌異狀之調查、型態分類與評估指標（3 篇，TUST 2）</w:t>
+      </w:r>
+    </w:p>
+    <w:p>
+      <w:pPr>
+        <w:spacing w:after="20"/>
+        <w:ind w:left="320"/>
+      </w:pPr>
+      <w:r>
+        <w:rPr>
+          <w:rFonts w:ascii="Times New Roman" w:hAnsi="Times New Roman" w:eastAsia="標楷體"/>
+          <w:b w:val="0"/>
+          <w:sz w:val="19"/>
+        </w:rPr>
+        <w:t>判準：以襯砌裂縫／剝落之型態學與評估準則為貢獻主體</w:t>
+      </w:r>
+    </w:p>
+    <w:p>
+      <w:pPr>
+        <w:spacing w:after="20"/>
+        <w:ind w:left="320"/>
+      </w:pPr>
+      <w:r>
+        <w:rPr>
+          <w:rFonts w:ascii="Times New Roman" w:hAnsi="Times New Roman" w:eastAsia="標楷體"/>
+          <w:b w:val="0"/>
+          <w:sz w:val="19"/>
+        </w:rPr>
+        <w:t>引用位置：§1 P1 共識句；§4.3 現地對照之語彙來源（★本團隊系譜）</w:t>
+      </w:r>
+    </w:p>
+    <w:p>
+      <w:pPr>
+        <w:spacing w:after="40" w:line="245" w:lineRule="auto"/>
+        <w:ind w:left="360" w:hanging="360"/>
+      </w:pPr>
+      <w:r>
+        <w:rPr>
+          <w:rFonts w:ascii="Times New Roman" w:hAnsi="Times New Roman" w:eastAsia="標楷體"/>
+          <w:b w:val="0"/>
+          <w:sz w:val="18"/>
+        </w:rPr>
         <w:t>[A] Wang, T.-T. (2010). Characterizing crack patterns on tunnel linings associated with shear deformation induced by instability of neighboring slopes. Engineering Geology, 115, 80-95. https://doi.org/10.1016/j.enggeo.2010.06.010</w:t>
       </w:r>
     </w:p>
@@ -722,21 +864,50 @@
           <w:b w:val="0"/>
           <w:sz w:val="18"/>
         </w:rPr>
-        <w:t>[B] [TUST] Kovacevic, M.S.; Bacic, M.; Gavin, K.; Stipanovic, I. (2021). Assessment of long-term deformation of a tunnel in soft rock by utilizing particle swarm optimized neural network. Tunnelling and Underground Space Technology, 110, 103838. https://doi.org/10.1016/j.tust.2021.103838</w:t>
+        <w:t>[B] [TUST] Wang, T.-T., Chiu, Y.-C., &amp; Li, K.-J. (2024). Index for assessing spalling in tunnel lining based on displacement monitoring and crack mapping. Tunnelling and Underground Space Technology, 153, 105975. https://doi.org/10.1016/j.tust.2024.105975</w:t>
       </w:r>
     </w:p>
     <w:p>
       <w:pPr>
-        <w:spacing w:after="40" w:line="245" w:lineRule="auto"/>
-        <w:ind w:left="360" w:hanging="360"/>
+        <w:keepNext/>
+        <w:spacing w:before="120" w:after="40"/>
+        <w:ind w:left="160"/>
+      </w:pPr>
+      <w:r>
+        <w:rPr>
+          <w:rFonts w:ascii="Times New Roman" w:hAnsi="Times New Roman" w:eastAsia="標楷體"/>
+          <w:b/>
+          <w:sz w:val="24"/>
+        </w:rPr>
+        <w:t>1C｜檢測維養制度與實務（2 篇，TUST 2）</w:t>
+      </w:r>
+    </w:p>
+    <w:p>
+      <w:pPr>
+        <w:spacing w:after="20"/>
+        <w:ind w:left="320"/>
       </w:pPr>
       <w:r>
         <w:rPr>
           <w:rFonts w:ascii="Times New Roman" w:hAnsi="Times New Roman" w:eastAsia="標楷體"/>
           <w:b w:val="0"/>
-          <w:sz w:val="18"/>
+          <w:sz w:val="19"/>
         </w:rPr>
-        <w:t>[A] [TUST] Wang, X., Iura, T., Jiang, Y., Wang, Z., &amp; Liu, R. (2021). Deformation and mechanical characteristics of tunneling in squeezing ground: A case study of the west section of the Tawarazaka Tunnel. Tunnelling and Underground Space Technology, 103697. https://doi.org/10.1016/j.tust.2020.103697</w:t>
+        <w:t>判準：以營運隧道之檢測、維養、修復流程為貢獻主體</w:t>
+      </w:r>
+    </w:p>
+    <w:p>
+      <w:pPr>
+        <w:spacing w:after="20"/>
+        <w:ind w:left="320"/>
+      </w:pPr>
+      <w:r>
+        <w:rPr>
+          <w:rFonts w:ascii="Times New Roman" w:hAnsi="Times New Roman" w:eastAsia="標楷體"/>
+          <w:b w:val="0"/>
+          <w:sz w:val="19"/>
+        </w:rPr>
+        <w:t>引用位置：§1 P1 工程重要性；§5.3 工程含義</w:t>
       </w:r>
     </w:p>
     <w:p>
@@ -769,20 +940,6 @@
     </w:p>
     <w:p>
       <w:pPr>
-        <w:spacing w:after="40" w:line="245" w:lineRule="auto"/>
-        <w:ind w:left="360" w:hanging="360"/>
-      </w:pPr>
-      <w:r>
-        <w:rPr>
-          <w:rFonts w:ascii="Times New Roman" w:hAnsi="Times New Roman" w:eastAsia="標楷體"/>
-          <w:b w:val="0"/>
-          <w:sz w:val="18"/>
-        </w:rPr>
-        <w:t>[B] [TUST] Wang, T.-T., Chiu, Y.-C., &amp; Li, K.-J. (2024). Index for assessing spalling in tunnel lining based on displacement monitoring and crack mapping. Tunnelling and Underground Space Technology, 153, 105975. https://doi.org/10.1016/j.tust.2024.105975</w:t>
-      </w:r>
-    </w:p>
-    <w:p>
-      <w:pPr>
         <w:pStyle w:val="Heading2"/>
       </w:pPr>
       <w:r>
@@ -797,27 +954,27 @@
     <w:p>
       <w:pPr>
         <w:spacing w:after="20"/>
-        <w:ind w:left="240"/>
+        <w:ind w:left="320"/>
       </w:pPr>
       <w:r>
         <w:rPr>
           <w:rFonts w:ascii="Times New Roman" w:hAnsi="Times New Roman" w:eastAsia="標楷體"/>
           <w:b w:val="0"/>
-          <w:sz w:val="20"/>
+          <w:sz w:val="19"/>
         </w:rPr>
-        <w:t>蒐集與支撐：蒐集地下水位變動、孔隙水壓、有效應力、非穩態滲流、坡體變形及坡隧互制研究，用以說明地下水位升降如何改變圍岩應力狀態，並作為跨尺度分析的外部驅動與邊界條件。地下水位變化會影響隧道長期結構反應、襯砌內力及周圍地盤變形。</w:t>
+        <w:t>蒐集與支撐：蒐集地下水位變動、孔隙水壓、有效應力、非穩態滲流、坡體變形及坡隧互制研究，用以說明地下水位升降如何改變圍岩應力狀態，並作為跨尺度分析的外部驅動與邊界條件。</w:t>
       </w:r>
     </w:p>
     <w:p>
       <w:pPr>
         <w:spacing w:after="20"/>
-        <w:ind w:left="240"/>
+        <w:ind w:left="320"/>
       </w:pPr>
       <w:r>
         <w:rPr>
           <w:rFonts w:ascii="Times New Roman" w:hAnsi="Times New Roman" w:eastAsia="標楷體"/>
           <w:b w:val="0"/>
-          <w:sz w:val="20"/>
+          <w:sz w:val="19"/>
         </w:rPr>
         <w:t>檢索詞：groundwater-level fluctuation、transient seepage、effective stress、hydro-mechanical interaction、slope-tunnel interaction</w:t>
       </w:r>
@@ -825,15 +982,58 @@
     <w:p>
       <w:pPr>
         <w:spacing w:after="20"/>
-        <w:ind w:left="240"/>
+        <w:ind w:left="320"/>
       </w:pPr>
       <w:r>
         <w:rPr>
           <w:rFonts w:ascii="Times New Roman" w:hAnsi="Times New Roman" w:eastAsia="標楷體"/>
           <w:b w:val="0"/>
-          <w:sz w:val="20"/>
+          <w:sz w:val="19"/>
         </w:rPr>
-        <w:t>引用位置：§1 P2 驅動端／§3.1 場址水文／§4.1｜材料 5（前半）</w:t>
+        <w:t>對應：材料 5（前半）</w:t>
+      </w:r>
+    </w:p>
+    <w:p>
+      <w:pPr>
+        <w:keepNext/>
+        <w:spacing w:before="120" w:after="40"/>
+        <w:ind w:left="160"/>
+      </w:pPr>
+      <w:r>
+        <w:rPr>
+          <w:rFonts w:ascii="Times New Roman" w:hAnsi="Times New Roman" w:eastAsia="標楷體"/>
+          <w:b/>
+          <w:sz w:val="24"/>
+        </w:rPr>
+        <w:t>2A｜滲流場與水—力耦合分析（4 篇，TUST 4）</w:t>
+      </w:r>
+    </w:p>
+    <w:p>
+      <w:pPr>
+        <w:spacing w:after="20"/>
+        <w:ind w:left="320"/>
+      </w:pPr>
+      <w:r>
+        <w:rPr>
+          <w:rFonts w:ascii="Times New Roman" w:hAnsi="Times New Roman" w:eastAsia="標楷體"/>
+          <w:b w:val="0"/>
+          <w:sz w:val="19"/>
+        </w:rPr>
+        <w:t>判準：以滲流場、外水壓或 HM 耦合之解析／數值解為貢獻主體</w:t>
+      </w:r>
+    </w:p>
+    <w:p>
+      <w:pPr>
+        <w:spacing w:after="20"/>
+        <w:ind w:left="320"/>
+      </w:pPr>
+      <w:r>
+        <w:rPr>
+          <w:rFonts w:ascii="Times New Roman" w:hAnsi="Times New Roman" w:eastAsia="標楷體"/>
+          <w:b w:val="0"/>
+          <w:sz w:val="19"/>
+        </w:rPr>
+        <w:t>引用位置：§1 P2 驅動端；§3.1 水文設定；§5.2 量級對照</w:t>
       </w:r>
     </w:p>
     <w:p>
@@ -861,6 +1061,176 @@
           <w:b w:val="0"/>
           <w:sz w:val="18"/>
         </w:rPr>
+        <w:t>[C] [TUST] Yu Jun; Li Dongkai; Zheng Jingfan; Zhang Zhizhong; He Zhen; Fan Yong (2023). Analytical study on the seepage field of different drainage and pressure relief options for tunnels in high water-rich areas. Tunnelling and Underground Space Technology, 134, 105018. https://doi.org/10.1016/j.tust.2023.105018</w:t>
+      </w:r>
+    </w:p>
+    <w:p>
+      <w:pPr>
+        <w:spacing w:after="40" w:line="245" w:lineRule="auto"/>
+        <w:ind w:left="360" w:hanging="360"/>
+      </w:pPr>
+      <w:r>
+        <w:rPr>
+          <w:rFonts w:ascii="Times New Roman" w:hAnsi="Times New Roman" w:eastAsia="標楷體"/>
+          <w:b w:val="0"/>
+          <w:sz w:val="18"/>
+        </w:rPr>
+        <w:t>[C] [TUST] Jia Jingqi; Chen Yun; Luo Hao; Ma Guowei (2023). Seepage stability analysis of a deep-buried tunnel in fractured rocks based on a non-Darcy hydro-mechanical coupled method. Tunnelling and Underground Space Technology, 142, 105393. https://doi.org/10.1016/j.tust.2023.105393</w:t>
+      </w:r>
+    </w:p>
+    <w:p>
+      <w:pPr>
+        <w:spacing w:after="40" w:line="245" w:lineRule="auto"/>
+        <w:ind w:left="360" w:hanging="360"/>
+      </w:pPr>
+      <w:r>
+        <w:rPr>
+          <w:rFonts w:ascii="Times New Roman" w:hAnsi="Times New Roman" w:eastAsia="標楷體"/>
+          <w:b w:val="0"/>
+          <w:sz w:val="18"/>
+        </w:rPr>
+        <w:t>[B] [TUST] An, P., Fan, L., Ma, S., Zhang, J., Huang, Z., &amp; Fu, H. (2026). Water pressure distribution around tunnels in pipeline-type karst and lining response characteristics induced by rainfall. Tunnelling and Underground Space Technology, 107691. https://doi.org/10.1016/j.tust.2026.107691</w:t>
+      </w:r>
+    </w:p>
+    <w:p>
+      <w:pPr>
+        <w:keepNext/>
+        <w:spacing w:before="120" w:after="40"/>
+        <w:ind w:left="160"/>
+      </w:pPr>
+      <w:r>
+        <w:rPr>
+          <w:rFonts w:ascii="Times New Roman" w:hAnsi="Times New Roman" w:eastAsia="標楷體"/>
+          <w:b/>
+          <w:sz w:val="24"/>
+        </w:rPr>
+        <w:t>2B｜水位變動之結構響應實證（試驗與現地）（3 篇，TUST 3）</w:t>
+      </w:r>
+    </w:p>
+    <w:p>
+      <w:pPr>
+        <w:spacing w:after="20"/>
+        <w:ind w:left="320"/>
+      </w:pPr>
+      <w:r>
+        <w:rPr>
+          <w:rFonts w:ascii="Times New Roman" w:hAnsi="Times New Roman" w:eastAsia="標楷體"/>
+          <w:b w:val="0"/>
+          <w:sz w:val="19"/>
+        </w:rPr>
+        <w:t>判準：以模型試驗或現地實測證實水（位）作用者</w:t>
+      </w:r>
+    </w:p>
+    <w:p>
+      <w:pPr>
+        <w:spacing w:after="20"/>
+        <w:ind w:left="320"/>
+      </w:pPr>
+      <w:r>
+        <w:rPr>
+          <w:rFonts w:ascii="Times New Roman" w:hAnsi="Times New Roman" w:eastAsia="標楷體"/>
+          <w:b w:val="0"/>
+          <w:sz w:val="19"/>
+        </w:rPr>
+        <w:t>引用位置：§1 P2 驅動端實證；§2.1 循環邊界條件之正當性（★單循環不可逆性）</w:t>
+      </w:r>
+    </w:p>
+    <w:p>
+      <w:pPr>
+        <w:spacing w:after="40" w:line="245" w:lineRule="auto"/>
+        <w:ind w:left="360" w:hanging="360"/>
+      </w:pPr>
+      <w:r>
+        <w:rPr>
+          <w:rFonts w:ascii="Times New Roman" w:hAnsi="Times New Roman" w:eastAsia="標楷體"/>
+          <w:b w:val="0"/>
+          <w:sz w:val="18"/>
+        </w:rPr>
+        <w:t>[A] [TUST] Sun Weixin; Han Fucheng; Zhang Yanmei; Zhang Wengang; Zhang Runhong; Su Weijia (2023). Experimental assessment of structural responses of tunnels under the groundwater level fluctuation. Tunnelling and Underground Space Technology, 137, 105138. https://doi.org/10.1016/j.tust.2023.105138</w:t>
+      </w:r>
+    </w:p>
+    <w:p>
+      <w:pPr>
+        <w:spacing w:after="40" w:line="245" w:lineRule="auto"/>
+        <w:ind w:left="360" w:hanging="360"/>
+      </w:pPr>
+      <w:r>
+        <w:rPr>
+          <w:rFonts w:ascii="Times New Roman" w:hAnsi="Times New Roman" w:eastAsia="標楷體"/>
+          <w:b w:val="0"/>
+          <w:sz w:val="18"/>
+        </w:rPr>
+        <w:t>[A] [TUST] Tang Kunjie; Qiu Junling; Lai Jinxing; Xue Fangchen; Wang Zhichao; Li Xing (2025). Experimental investigation on deformation-failure mechanisms of a shallow-bias large-section loess tunnel induced by rainfall. Tunnelling and Underground Space Technology, 157, 106253. https://doi.org/10.1016/j.tust.2024.106253</w:t>
+      </w:r>
+    </w:p>
+    <w:p>
+      <w:pPr>
+        <w:spacing w:after="40" w:line="245" w:lineRule="auto"/>
+        <w:ind w:left="360" w:hanging="360"/>
+      </w:pPr>
+      <w:r>
+        <w:rPr>
+          <w:rFonts w:ascii="Times New Roman" w:hAnsi="Times New Roman" w:eastAsia="標楷體"/>
+          <w:b w:val="0"/>
+          <w:sz w:val="18"/>
+        </w:rPr>
+        <w:t>[A] [TUST] Chang, Z., Yan, C., Xie, W., Lu, Z., Lan, H., &amp; Mei, H. (2024). Large-scale field tunnel model experience and time-dependent floor heave induced by humidification. Tunnelling and Underground Space Technology, 145, 105615. https://doi.org/10.1016/j.tust.2024.105615</w:t>
+      </w:r>
+    </w:p>
+    <w:p>
+      <w:pPr>
+        <w:keepNext/>
+        <w:spacing w:before="120" w:after="40"/>
+        <w:ind w:left="160"/>
+      </w:pPr>
+      <w:r>
+        <w:rPr>
+          <w:rFonts w:ascii="Times New Roman" w:hAnsi="Times New Roman" w:eastAsia="標楷體"/>
+          <w:b/>
+          <w:sz w:val="24"/>
+        </w:rPr>
+        <w:t>2C｜坡隧系統互制（本文定位之對照組）（4 篇，TUST 4）</w:t>
+      </w:r>
+    </w:p>
+    <w:p>
+      <w:pPr>
+        <w:spacing w:after="20"/>
+        <w:ind w:left="320"/>
+      </w:pPr>
+      <w:r>
+        <w:rPr>
+          <w:rFonts w:ascii="Times New Roman" w:hAnsi="Times New Roman" w:eastAsia="標楷體"/>
+          <w:b w:val="0"/>
+          <w:sz w:val="19"/>
+        </w:rPr>
+        <w:t>判準：以坡體與隧道互制為主體，驅動為地震／開挖／重力</w:t>
+      </w:r>
+    </w:p>
+    <w:p>
+      <w:pPr>
+        <w:spacing w:after="20"/>
+        <w:ind w:left="320"/>
+      </w:pPr>
+      <w:r>
+        <w:rPr>
+          <w:rFonts w:ascii="Times New Roman" w:hAnsi="Times New Roman" w:eastAsia="標楷體"/>
+          <w:b w:val="0"/>
+          <w:sz w:val="19"/>
+        </w:rPr>
+        <w:t>引用位置：§1 P4 缺口證據：互制研究之驅動源鮮少為水位循環</w:t>
+      </w:r>
+    </w:p>
+    <w:p>
+      <w:pPr>
+        <w:spacing w:after="40" w:line="245" w:lineRule="auto"/>
+        <w:ind w:left="360" w:hanging="360"/>
+      </w:pPr>
+      <w:r>
+        <w:rPr>
+          <w:rFonts w:ascii="Times New Roman" w:hAnsi="Times New Roman" w:eastAsia="標楷體"/>
+          <w:b w:val="0"/>
+          <w:sz w:val="18"/>
+        </w:rPr>
         <w:t>[A] [TUST] Tian, X., Song, Z., &amp; Zhang, Y. (2021). Monitoring and reinforcement of landslide induced by tunnel excavation: A case study from Xiamaixi tunnel. Tunnelling and Underground Space Technology, 110, 103796. https://doi.org/10.1016/j.tust.2020.103796</w:t>
       </w:r>
     </w:p>
@@ -889,91 +1259,7 @@
           <w:b w:val="0"/>
           <w:sz w:val="18"/>
         </w:rPr>
-        <w:t>[C] [TUST] Yu Jun; Li Dongkai; Zheng Jingfan; Zhang Zhizhong; He Zhen; Fan Yong (2023). Analytical study on the seepage field of different drainage and pressure relief options for tunnels in high water-rich areas. Tunnelling and Underground Space Technology, 134, 105018. https://doi.org/10.1016/j.tust.2023.105018</w:t>
-      </w:r>
-    </w:p>
-    <w:p>
-      <w:pPr>
-        <w:spacing w:after="40" w:line="245" w:lineRule="auto"/>
-        <w:ind w:left="360" w:hanging="360"/>
-      </w:pPr>
-      <w:r>
-        <w:rPr>
-          <w:rFonts w:ascii="Times New Roman" w:hAnsi="Times New Roman" w:eastAsia="標楷體"/>
-          <w:b w:val="0"/>
-          <w:sz w:val="18"/>
-        </w:rPr>
-        <w:t>[A] [TUST] Sun Weixin; Han Fucheng; Zhang Yanmei; Zhang Wengang; Zhang Runhong; Su Weijia (2023). Experimental assessment of structural responses of tunnels under the groundwater level fluctuation. Tunnelling and Underground Space Technology, 137, 105138. https://doi.org/10.1016/j.tust.2023.105138</w:t>
-      </w:r>
-    </w:p>
-    <w:p>
-      <w:pPr>
-        <w:spacing w:after="40" w:line="245" w:lineRule="auto"/>
-        <w:ind w:left="360" w:hanging="360"/>
-      </w:pPr>
-      <w:r>
-        <w:rPr>
-          <w:rFonts w:ascii="Times New Roman" w:hAnsi="Times New Roman" w:eastAsia="標楷體"/>
-          <w:b w:val="0"/>
-          <w:sz w:val="18"/>
-        </w:rPr>
-        <w:t>[A] [TUST] Tang Kunjie; Qiu Junling; Lai Jinxing; Xue Fangchen; Wang Zhichao; Li Xing (2025). Experimental investigation on deformation-failure mechanisms of a shallow-bias large-section loess tunnel induced by rainfall. Tunnelling and Underground Space Technology, 157, 106253. https://doi.org/10.1016/j.tust.2024.106253</w:t>
-      </w:r>
-    </w:p>
-    <w:p>
-      <w:pPr>
-        <w:spacing w:after="40" w:line="245" w:lineRule="auto"/>
-        <w:ind w:left="360" w:hanging="360"/>
-      </w:pPr>
-      <w:r>
-        <w:rPr>
-          <w:rFonts w:ascii="Times New Roman" w:hAnsi="Times New Roman" w:eastAsia="標楷體"/>
-          <w:b w:val="0"/>
-          <w:sz w:val="18"/>
-        </w:rPr>
-        <w:t>[C] [TUST] Jia Jingqi; Chen Yun; Luo Hao; Ma Guowei (2023). Seepage stability analysis of a deep-buried tunnel in fractured rocks based on a non-Darcy hydro-mechanical coupled method. Tunnelling and Underground Space Technology, 142, 105393. https://doi.org/10.1016/j.tust.2023.105393</w:t>
-      </w:r>
-    </w:p>
-    <w:p>
-      <w:pPr>
-        <w:spacing w:after="40" w:line="245" w:lineRule="auto"/>
-        <w:ind w:left="360" w:hanging="360"/>
-      </w:pPr>
-      <w:r>
-        <w:rPr>
-          <w:rFonts w:ascii="Times New Roman" w:hAnsi="Times New Roman" w:eastAsia="標楷體"/>
-          <w:b w:val="0"/>
-          <w:sz w:val="18"/>
-        </w:rPr>
-        <w:t>[A] [TUST] Chang, Z., Yan, C., Xie, W., Lu, Z., Lan, H., &amp; Mei, H. (2024). Large-scale field tunnel model experience and time-dependent floor heave induced by humidification. Tunnelling and Underground Space Technology, 145, 105615. https://doi.org/10.1016/j.tust.2024.105615</w:t>
-      </w:r>
-    </w:p>
-    <w:p>
-      <w:pPr>
-        <w:spacing w:after="40" w:line="245" w:lineRule="auto"/>
-        <w:ind w:left="360" w:hanging="360"/>
-      </w:pPr>
-      <w:r>
-        <w:rPr>
-          <w:rFonts w:ascii="Times New Roman" w:hAnsi="Times New Roman" w:eastAsia="標楷體"/>
-          <w:b w:val="0"/>
-          <w:sz w:val="18"/>
-        </w:rPr>
         <w:t>[A] [TUST] Xin, C., Shuai, Y., Song, D., &amp; Liu, X. (2024). Dynamic interaction and failure mechanism in tunnel-slope systems: Mitigation insights from shaking table tests and numerical analysis. Tunnelling and Underground Space Technology, 152, 105940. https://doi.org/10.1016/j.tust.2024.105940</w:t>
-      </w:r>
-    </w:p>
-    <w:p>
-      <w:pPr>
-        <w:spacing w:after="40" w:line="245" w:lineRule="auto"/>
-        <w:ind w:left="360" w:hanging="360"/>
-      </w:pPr>
-      <w:r>
-        <w:rPr>
-          <w:rFonts w:ascii="Times New Roman" w:hAnsi="Times New Roman" w:eastAsia="標楷體"/>
-          <w:b w:val="0"/>
-          <w:sz w:val="18"/>
-        </w:rPr>
-        <w:t>[B] [TUST] An, P., Fan, L., Ma, S., Zhang, J., Huang, Z., &amp; Fu, H. (2026). Water pressure distribution around tunnels in pipeline-type karst and lining response characteristics induced by rainfall. Tunnelling and Underground Space Technology, 107691. https://doi.org/10.1016/j.tust.2026.107691</w:t>
       </w:r>
     </w:p>
     <w:p>
@@ -1006,27 +1292,27 @@
     <w:p>
       <w:pPr>
         <w:spacing w:after="20"/>
-        <w:ind w:left="240"/>
+        <w:ind w:left="320"/>
       </w:pPr>
       <w:r>
         <w:rPr>
           <w:rFonts w:ascii="Times New Roman" w:hAnsi="Times New Roman" w:eastAsia="標楷體"/>
           <w:b w:val="0"/>
-          <w:sz w:val="20"/>
+          <w:sz w:val="19"/>
         </w:rPr>
-        <w:t>蒐集與支撐：蒐集岩石潛變、依時變形、啟動應力門檻、Burgers 模式、Mohr-Coulomb 塑性及水力劣化效應研究，用以支持 Modified Burgers-Mohr Model 的理論組成、參數率定與模式驗證。近期隧道研究亦持續發展考慮滲流、濕度與非線性黏塑性行為的本構模式。</w:t>
+        <w:t>蒐集與支撐：蒐集岩石潛變、依時變形、啟動應力門檻、Burgers 模式、Mohr-Coulomb 塑性及水力劣化效應研究，用以支持 Modified Burgers-Mohr Model 的理論組成、參數率定與模式驗證。</w:t>
       </w:r>
     </w:p>
     <w:p>
       <w:pPr>
         <w:spacing w:after="20"/>
-        <w:ind w:left="240"/>
+        <w:ind w:left="320"/>
       </w:pPr>
       <w:r>
         <w:rPr>
           <w:rFonts w:ascii="Times New Roman" w:hAnsi="Times New Roman" w:eastAsia="標楷體"/>
           <w:b w:val="0"/>
-          <w:sz w:val="20"/>
+          <w:sz w:val="19"/>
         </w:rPr>
         <w:t>檢索詞：time-dependent deformation of surrounding rock、rock creep、stress threshold、visco-elasto-plastic model、Burgers-Mohr model</w:t>
       </w:r>
@@ -1034,15 +1320,58 @@
     <w:p>
       <w:pPr>
         <w:spacing w:after="20"/>
-        <w:ind w:left="240"/>
+        <w:ind w:left="320"/>
       </w:pPr>
       <w:r>
         <w:rPr>
           <w:rFonts w:ascii="Times New Roman" w:hAnsi="Times New Roman" w:eastAsia="標楷體"/>
           <w:b w:val="0"/>
-          <w:sz w:val="20"/>
+          <w:sz w:val="19"/>
         </w:rPr>
-        <w:t>引用位置：§1 P2 機制端／§2.2 修正力學模式｜賣點 2、材料 3+5</w:t>
+        <w:t>對應：賣點 2、材料 3+5</w:t>
+      </w:r>
+    </w:p>
+    <w:p>
+      <w:pPr>
+        <w:keepNext/>
+        <w:spacing w:before="120" w:after="40"/>
+        <w:ind w:left="160"/>
+      </w:pPr>
+      <w:r>
+        <w:rPr>
+          <w:rFonts w:ascii="Times New Roman" w:hAnsi="Times New Roman" w:eastAsia="標楷體"/>
+          <w:b/>
+          <w:sz w:val="24"/>
+        </w:rPr>
+        <w:t>3A｜依時變形之解析理論與收斂—拘限系譜（3 篇，TUST 1）</w:t>
+      </w:r>
+    </w:p>
+    <w:p>
+      <w:pPr>
+        <w:spacing w:after="20"/>
+        <w:ind w:left="320"/>
+      </w:pPr>
+      <w:r>
+        <w:rPr>
+          <w:rFonts w:ascii="Times New Roman" w:hAnsi="Times New Roman" w:eastAsia="標楷體"/>
+          <w:b w:val="0"/>
+          <w:sz w:val="19"/>
+        </w:rPr>
+        <w:t>判準：以解析解或 CCM 架構描述依時收斂為貢獻主體</w:t>
+      </w:r>
+    </w:p>
+    <w:p>
+      <w:pPr>
+        <w:spacing w:after="20"/>
+        <w:ind w:left="320"/>
+      </w:pPr>
+      <w:r>
+        <w:rPr>
+          <w:rFonts w:ascii="Times New Roman" w:hAnsi="Times New Roman" w:eastAsia="標楷體"/>
+          <w:b w:val="0"/>
+          <w:sz w:val="19"/>
+        </w:rPr>
+        <w:t>引用位置：§1 P2 機制端之系譜句；§2.2 理論定位</w:t>
       </w:r>
     </w:p>
     <w:p>
@@ -1084,7 +1413,50 @@
           <w:b w:val="0"/>
           <w:sz w:val="18"/>
         </w:rPr>
-        <w:t>[B] Yan, B.; Guo, Q.; Ren, F.; Cai, M. (2020). Modified Nishihara model and experimental verification of deep rock mass under the water-rock interaction. International Journal of Rock Mechanics and Mining Sciences, 128, 104250. https://doi.org/10.1016/j.ijrmms.2020.104250</w:t>
+        <w:t>[B] Wu, K.; Song, J.; Zhao, N.; Shao, Z. (2024). Study on the time-dependent interaction between surrounding rock and yielding supports in deep soft rock tunnels. International Journal for Numerical and Analytical Methods in Geomechanics, 48(2), 566-587. https://doi.org/10.1002/nag.3650</w:t>
+      </w:r>
+    </w:p>
+    <w:p>
+      <w:pPr>
+        <w:keepNext/>
+        <w:spacing w:before="120" w:after="40"/>
+        <w:ind w:left="160"/>
+      </w:pPr>
+      <w:r>
+        <w:rPr>
+          <w:rFonts w:ascii="Times New Roman" w:hAnsi="Times New Roman" w:eastAsia="標楷體"/>
+          <w:b/>
+          <w:sz w:val="24"/>
+        </w:rPr>
+        <w:t>3B｜黏彈塑本構模式與應力門檻（4 篇，TUST 3）</w:t>
+      </w:r>
+    </w:p>
+    <w:p>
+      <w:pPr>
+        <w:spacing w:after="20"/>
+        <w:ind w:left="320"/>
+      </w:pPr>
+      <w:r>
+        <w:rPr>
+          <w:rFonts w:ascii="Times New Roman" w:hAnsi="Times New Roman" w:eastAsia="標楷體"/>
+          <w:b w:val="0"/>
+          <w:sz w:val="19"/>
+        </w:rPr>
+        <w:t>判準：以本構模式之建立、修正或門檻準則為貢獻主體</w:t>
+      </w:r>
+    </w:p>
+    <w:p>
+      <w:pPr>
+        <w:spacing w:after="20"/>
+        <w:ind w:left="320"/>
+      </w:pPr>
+      <w:r>
+        <w:rPr>
+          <w:rFonts w:ascii="Times New Roman" w:hAnsi="Times New Roman" w:eastAsia="標楷體"/>
+          <w:b w:val="0"/>
+          <w:sz w:val="19"/>
+        </w:rPr>
+        <w:t>引用位置：§2.2 修正力學模式（★前作滯動門檻）</w:t>
       </w:r>
     </w:p>
     <w:p>
@@ -1112,34 +1484,6 @@
           <w:b w:val="0"/>
           <w:sz w:val="18"/>
         </w:rPr>
-        <w:t>[B] Li, A.; Deng, H.; Zhang, H.; Jiang, M.; Liu, H.; Xiao, Y.; Wen, J. (2021). Developing a two-step improved damage creep constitutive model based on soft rock saturation-loss cycle triaxial creep test. Natural Hazards, 108, 2265-2281. https://doi.org/10.1007/s11069-021-04779-6</w:t>
-      </w:r>
-    </w:p>
-    <w:p>
-      <w:pPr>
-        <w:spacing w:after="40" w:line="245" w:lineRule="auto"/>
-        <w:ind w:left="360" w:hanging="360"/>
-      </w:pPr>
-      <w:r>
-        <w:rPr>
-          <w:rFonts w:ascii="Times New Roman" w:hAnsi="Times New Roman" w:eastAsia="標楷體"/>
-          <w:b w:val="0"/>
-          <w:sz w:val="18"/>
-        </w:rPr>
-        <w:t>[B] Wu, K.; Song, J.; Zhao, N.; Shao, Z. (2024). Study on the time-dependent interaction between surrounding rock and yielding supports in deep soft rock tunnels. International Journal for Numerical and Analytical Methods in Geomechanics, 48(2), 566-587. https://doi.org/10.1002/nag.3650</w:t>
-      </w:r>
-    </w:p>
-    <w:p>
-      <w:pPr>
-        <w:spacing w:after="40" w:line="245" w:lineRule="auto"/>
-        <w:ind w:left="360" w:hanging="360"/>
-      </w:pPr>
-      <w:r>
-        <w:rPr>
-          <w:rFonts w:ascii="Times New Roman" w:hAnsi="Times New Roman" w:eastAsia="標楷體"/>
-          <w:b w:val="0"/>
-          <w:sz w:val="18"/>
-        </w:rPr>
         <w:t>[B] [TUST] Zhang, S., Rodriguez-Dono, A., Song, F., &amp; Zhou, Z. (2025). Time-dependent tunnel deformations: Insights from in-situ tests and numerical analyses. Tunnelling and Underground Space Technology, 157, 106319. https://doi.org/10.1016/j.tust.2024.106319</w:t>
       </w:r>
     </w:p>
@@ -1173,6 +1517,77 @@
     </w:p>
     <w:p>
       <w:pPr>
+        <w:keepNext/>
+        <w:spacing w:before="120" w:after="40"/>
+        <w:ind w:left="160"/>
+      </w:pPr>
+      <w:r>
+        <w:rPr>
+          <w:rFonts w:ascii="Times New Roman" w:hAnsi="Times New Roman" w:eastAsia="標楷體"/>
+          <w:b/>
+          <w:sz w:val="24"/>
+        </w:rPr>
+        <w:t>3C｜水力劣化之潛變本構（水×依時）（2 篇，TUST 0）</w:t>
+      </w:r>
+    </w:p>
+    <w:p>
+      <w:pPr>
+        <w:spacing w:after="20"/>
+        <w:ind w:left="320"/>
+      </w:pPr>
+      <w:r>
+        <w:rPr>
+          <w:rFonts w:ascii="Times New Roman" w:hAnsi="Times New Roman" w:eastAsia="標楷體"/>
+          <w:b w:val="0"/>
+          <w:sz w:val="19"/>
+        </w:rPr>
+        <w:t>判準：以水—岩作用或乾濕循環之潛變劣化本構為貢獻主體</w:t>
+      </w:r>
+    </w:p>
+    <w:p>
+      <w:pPr>
+        <w:spacing w:after="20"/>
+        <w:ind w:left="320"/>
+      </w:pPr>
+      <w:r>
+        <w:rPr>
+          <w:rFonts w:ascii="Times New Roman" w:hAnsi="Times New Roman" w:eastAsia="標楷體"/>
+          <w:b w:val="0"/>
+          <w:sz w:val="19"/>
+        </w:rPr>
+        <w:t>引用位置：§1 P2 連接驅動與機制之關鍵；§2.2 濕化效應之依據</w:t>
+      </w:r>
+    </w:p>
+    <w:p>
+      <w:pPr>
+        <w:spacing w:after="40" w:line="245" w:lineRule="auto"/>
+        <w:ind w:left="360" w:hanging="360"/>
+      </w:pPr>
+      <w:r>
+        <w:rPr>
+          <w:rFonts w:ascii="Times New Roman" w:hAnsi="Times New Roman" w:eastAsia="標楷體"/>
+          <w:b w:val="0"/>
+          <w:sz w:val="18"/>
+        </w:rPr>
+        <w:t>[B] Yan, B.; Guo, Q.; Ren, F.; Cai, M. (2020). Modified Nishihara model and experimental verification of deep rock mass under the water-rock interaction. International Journal of Rock Mechanics and Mining Sciences, 128, 104250. https://doi.org/10.1016/j.ijrmms.2020.104250</w:t>
+      </w:r>
+    </w:p>
+    <w:p>
+      <w:pPr>
+        <w:spacing w:after="40" w:line="245" w:lineRule="auto"/>
+        <w:ind w:left="360" w:hanging="360"/>
+      </w:pPr>
+      <w:r>
+        <w:rPr>
+          <w:rFonts w:ascii="Times New Roman" w:hAnsi="Times New Roman" w:eastAsia="標楷體"/>
+          <w:b w:val="0"/>
+          <w:sz w:val="18"/>
+        </w:rPr>
+        <w:t>[B] Li, A.; Deng, H.; Zhang, H.; Jiang, M.; Liu, H.; Xiao, Y.; Wen, J. (2021). Developing a two-step improved damage creep constitutive model based on soft rock saturation-loss cycle triaxial creep test. Natural Hazards, 108, 2265-2281. https://doi.org/10.1007/s11069-021-04779-6</w:t>
+      </w:r>
+    </w:p>
+    <w:p>
+      <w:pPr>
         <w:pStyle w:val="Heading2"/>
       </w:pPr>
       <w:r>
@@ -1187,27 +1602,27 @@
     <w:p>
       <w:pPr>
         <w:spacing w:after="20"/>
-        <w:ind w:left="240"/>
+        <w:ind w:left="320"/>
       </w:pPr>
       <w:r>
         <w:rPr>
           <w:rFonts w:ascii="Times New Roman" w:hAnsi="Times New Roman" w:eastAsia="標楷體"/>
           <w:b w:val="0"/>
-          <w:sz w:val="20"/>
+          <w:sz w:val="19"/>
         </w:rPr>
-        <w:t>蒐集與支撐：蒐集工程地質模型、地形與鑽孔資料整合、區域至近場模型縮尺、邊界狀態傳遞，以及有限差分、有限元素與離散元素整合方法，用以支持區域邊坡、隧道圍岩及襯砌結構三個尺度的串接。連續體與離散體方法已被應用於複雜地層隧道變形及圍岩支撐互制分析。</w:t>
+        <w:t>蒐集與支撐：蒐集工程地質模型、地形與鑽孔資料整合、區域至近場模型縮尺、邊界狀態傳遞，以及有限差分、有限元素與離散元素整合方法，用以支持區域邊坡、隧道圍岩及襯砌結構三個尺度的串接。</w:t>
       </w:r>
     </w:p>
     <w:p>
       <w:pPr>
         <w:spacing w:after="20"/>
-        <w:ind w:left="240"/>
+        <w:ind w:left="320"/>
       </w:pPr>
       <w:r>
         <w:rPr>
           <w:rFonts w:ascii="Times New Roman" w:hAnsi="Times New Roman" w:eastAsia="標楷體"/>
           <w:b w:val="0"/>
-          <w:sz w:val="20"/>
+          <w:sz w:val="19"/>
         </w:rPr>
         <w:t>檢索詞：3D engineering geological model、multiscale tunnel modelling、cross-scale state transfer、FLAC3D-PFC coupling、continuum-discrete modelling</w:t>
       </w:r>
@@ -1215,15 +1630,171 @@
     <w:p>
       <w:pPr>
         <w:spacing w:after="20"/>
-        <w:ind w:left="240"/>
+        <w:ind w:left="320"/>
       </w:pPr>
       <w:r>
         <w:rPr>
           <w:rFonts w:ascii="Times New Roman" w:hAnsi="Times New Roman" w:eastAsia="標楷體"/>
           <w:b w:val="0"/>
-          <w:sz w:val="20"/>
+          <w:sz w:val="19"/>
         </w:rPr>
-        <w:t>引用位置：§1 P3–P4 方法系譜與缺口／§2.1 跨尺度架構｜賣點 3+4、材料 4</w:t>
+        <w:t>對應：賣點 3+4、材料 4</w:t>
+      </w:r>
+    </w:p>
+    <w:p>
+      <w:pPr>
+        <w:keepNext/>
+        <w:spacing w:before="120" w:after="40"/>
+        <w:ind w:left="160"/>
+      </w:pPr>
+      <w:r>
+        <w:rPr>
+          <w:rFonts w:ascii="Times New Roman" w:hAnsi="Times New Roman" w:eastAsia="標楷體"/>
+          <w:b/>
+          <w:sz w:val="24"/>
+        </w:rPr>
+        <w:t>4A｜連續–離散耦合架構與跨尺度狀態傳遞（5 篇，TUST 3）</w:t>
+      </w:r>
+    </w:p>
+    <w:p>
+      <w:pPr>
+        <w:spacing w:after="20"/>
+        <w:ind w:left="320"/>
+      </w:pPr>
+      <w:r>
+        <w:rPr>
+          <w:rFonts w:ascii="Times New Roman" w:hAnsi="Times New Roman" w:eastAsia="標楷體"/>
+          <w:b w:val="0"/>
+          <w:sz w:val="19"/>
+        </w:rPr>
+        <w:t>判準：以耦合方法本身（域劃分、介面交握、傳遞律）為貢獻主體</w:t>
+      </w:r>
+    </w:p>
+    <w:p>
+      <w:pPr>
+        <w:spacing w:after="20"/>
+        <w:ind w:left="320"/>
+      </w:pPr>
+      <w:r>
+        <w:rPr>
+          <w:rFonts w:ascii="Times New Roman" w:hAnsi="Times New Roman" w:eastAsia="標楷體"/>
+          <w:b w:val="0"/>
+          <w:sz w:val="19"/>
+        </w:rPr>
+        <w:t>引用位置：§1 P3 方法系譜；§2.1 跨尺度架構與介面（★Wang 2020 力與力矩雙平衡）</w:t>
+      </w:r>
+    </w:p>
+    <w:p>
+      <w:pPr>
+        <w:spacing w:after="40" w:line="245" w:lineRule="auto"/>
+        <w:ind w:left="360" w:hanging="360"/>
+      </w:pPr>
+      <w:r>
+        <w:rPr>
+          <w:rFonts w:ascii="Times New Roman" w:hAnsi="Times New Roman" w:eastAsia="標楷體"/>
+          <w:b w:val="0"/>
+          <w:sz w:val="18"/>
+        </w:rPr>
+        <w:t>[A] [TUST] Zhou, Zongqing; Gao, Tian; Sun, Jiwei; Gao, Chenglu; Bai, Songsong; Jin, Gaohan; Liu, Yuhan (2024). An FDM-DEM coupling method based on REV for stability analysis of tunnel surrounding rock. Tunnelling and Underground Space Technology, 152, 105917. https://doi.org/10.1016/j.tust.2024.105917</w:t>
+      </w:r>
+    </w:p>
+    <w:p>
+      <w:pPr>
+        <w:spacing w:after="40" w:line="245" w:lineRule="auto"/>
+        <w:ind w:left="360" w:hanging="360"/>
+      </w:pPr>
+      <w:r>
+        <w:rPr>
+          <w:rFonts w:ascii="Times New Roman" w:hAnsi="Times New Roman" w:eastAsia="標楷體"/>
+          <w:b w:val="0"/>
+          <w:sz w:val="18"/>
+        </w:rPr>
+        <w:t>[A] Bai, Yifan; Li, Xiaojing; Yang, Weimin; Xu, Zhenhao; Lv, Mingying (2022). Multiscale analysis of tunnel surrounding rock disturbance: A PFC3D-FLAC3D coupling algorithm with the overlapping domain method. Computers and Geotechnics, 147, 104752. https://doi.org/10.1016/j.compgeo.2022.104752</w:t>
+      </w:r>
+    </w:p>
+    <w:p>
+      <w:pPr>
+        <w:spacing w:after="40" w:line="245" w:lineRule="auto"/>
+        <w:ind w:left="360" w:hanging="360"/>
+      </w:pPr>
+      <w:r>
+        <w:rPr>
+          <w:rFonts w:ascii="Times New Roman" w:hAnsi="Times New Roman" w:eastAsia="標楷體"/>
+          <w:b w:val="0"/>
+          <w:sz w:val="18"/>
+        </w:rPr>
+        <w:t>[A] [TUST] Wang, Tuo; Huang, Hongwei; Zhang, Fengshou; Han, Yanhui (2020). DEM-continuum mechanics coupled modeling of slot-shaped breakout in high-porosity sandstone. Tunnelling and Underground Space Technology, 98, 103348. https://doi.org/10.1016/j.tust.2020.103348</w:t>
+      </w:r>
+    </w:p>
+    <w:p>
+      <w:pPr>
+        <w:spacing w:after="40" w:line="245" w:lineRule="auto"/>
+        <w:ind w:left="360" w:hanging="360"/>
+      </w:pPr>
+      <w:r>
+        <w:rPr>
+          <w:rFonts w:ascii="Times New Roman" w:hAnsi="Times New Roman" w:eastAsia="標楷體"/>
+          <w:b w:val="0"/>
+          <w:sz w:val="18"/>
+        </w:rPr>
+        <w:t>[A] Bai, Songsong; Zhou, Zongqing; Gao, Chenglu; Gao, Tian; Jin, Gaohan; Tao, Guangzhe (2025). An FDM–DEM bridging domain coupling simulation method considering blasting dynamic disturbance for tunnel excavation. Computational Particle Mechanics, 12, 3985-4001. https://doi.org/10.1007/s40571-025-01038-4</w:t>
+      </w:r>
+    </w:p>
+    <w:p>
+      <w:pPr>
+        <w:spacing w:after="40" w:line="245" w:lineRule="auto"/>
+        <w:ind w:left="360" w:hanging="360"/>
+      </w:pPr>
+      <w:r>
+        <w:rPr>
+          <w:rFonts w:ascii="Times New Roman" w:hAnsi="Times New Roman" w:eastAsia="標楷體"/>
+          <w:b w:val="0"/>
+          <w:sz w:val="18"/>
+        </w:rPr>
+        <w:t>[B] [TUST] Yan, X., Yu, H., Chen, Z., Jiang, W., &amp; Li, T. (2023). A multiscale analysis of adjacent fault dislocation mechanism induced by tunnel excavation based on continuous-discrete coupling method. Tunnelling and Underground Space Technology, 140, 105263. https://doi.org/10.1016/j.tust.2023.105263</w:t>
+      </w:r>
+    </w:p>
+    <w:p>
+      <w:pPr>
+        <w:keepNext/>
+        <w:spacing w:before="120" w:after="40"/>
+        <w:ind w:left="160"/>
+      </w:pPr>
+      <w:r>
+        <w:rPr>
+          <w:rFonts w:ascii="Times New Roman" w:hAnsi="Times New Roman" w:eastAsia="標楷體"/>
+          <w:b/>
+          <w:sz w:val="24"/>
+        </w:rPr>
+        <w:t>4B｜離散／混合方法之隧道破壞與水力應用（4 篇，TUST 2）</w:t>
+      </w:r>
+    </w:p>
+    <w:p>
+      <w:pPr>
+        <w:spacing w:after="20"/>
+        <w:ind w:left="320"/>
+      </w:pPr>
+      <w:r>
+        <w:rPr>
+          <w:rFonts w:ascii="Times New Roman" w:hAnsi="Times New Roman" w:eastAsia="標楷體"/>
+          <w:b w:val="0"/>
+          <w:sz w:val="19"/>
+        </w:rPr>
+        <w:t>判準：以 FDEM／混合法模擬 EDZ、剝落或水力過程為貢獻主體</w:t>
+      </w:r>
+    </w:p>
+    <w:p>
+      <w:pPr>
+        <w:spacing w:after="20"/>
+        <w:ind w:left="320"/>
+      </w:pPr>
+      <w:r>
+        <w:rPr>
+          <w:rFonts w:ascii="Times New Roman" w:hAnsi="Times New Roman" w:eastAsia="標楷體"/>
+          <w:b w:val="0"/>
+          <w:sz w:val="19"/>
+        </w:rPr>
+        <w:t>引用位置：§1 P3–P4；§2.3 驗證階梯之先例</w:t>
       </w:r>
     </w:p>
     <w:p>
@@ -1279,77 +1850,50 @@
           <w:b w:val="0"/>
           <w:sz w:val="18"/>
         </w:rPr>
-        <w:t>[A] [TUST] Zhou, Zongqing; Gao, Tian; Sun, Jiwei; Gao, Chenglu; Bai, Songsong; Jin, Gaohan; Liu, Yuhan (2024). An FDM-DEM coupling method based on REV for stability analysis of tunnel surrounding rock. Tunnelling and Underground Space Technology, 152, 105917. https://doi.org/10.1016/j.tust.2024.105917</w:t>
+        <w:t>[A] [TUST] Rasmussen, Leandro Lima; Min, Ki-Bok (2024). Hybrid lattice/discrete element analysis of spalling failure in rock tunnels. Tunnelling and Underground Space Technology, 153, 106034. https://doi.org/10.1016/j.tust.2024.106034</w:t>
       </w:r>
     </w:p>
     <w:p>
       <w:pPr>
-        <w:spacing w:after="40" w:line="245" w:lineRule="auto"/>
-        <w:ind w:left="360" w:hanging="360"/>
+        <w:keepNext/>
+        <w:spacing w:before="120" w:after="40"/>
+        <w:ind w:left="160"/>
+      </w:pPr>
+      <w:r>
+        <w:rPr>
+          <w:rFonts w:ascii="Times New Roman" w:hAnsi="Times New Roman" w:eastAsia="標楷體"/>
+          <w:b/>
+          <w:sz w:val="24"/>
+        </w:rPr>
+        <w:t>4C｜三維工程地質模型建置（0 篇｜⚠ 缺口）</w:t>
+      </w:r>
+    </w:p>
+    <w:p>
+      <w:pPr>
+        <w:spacing w:after="20"/>
+        <w:ind w:left="320"/>
       </w:pPr>
       <w:r>
         <w:rPr>
           <w:rFonts w:ascii="Times New Roman" w:hAnsi="Times New Roman" w:eastAsia="標楷體"/>
           <w:b w:val="0"/>
-          <w:sz w:val="18"/>
+          <w:sz w:val="19"/>
         </w:rPr>
-        <w:t>[A] Bai, Yifan; Li, Xiaojing; Yang, Weimin; Xu, Zhenhao; Lv, Mingying (2022). Multiscale analysis of tunnel surrounding rock disturbance: A PFC3D-FLAC3D coupling algorithm with the overlapping domain method. Computers and Geotechnics, 147, 104752. https://doi.org/10.1016/j.compgeo.2022.104752</w:t>
+        <w:t>判準：以地形／鑽孔／開挖面資料整合建置三維工程地質模型為貢獻主體</w:t>
       </w:r>
     </w:p>
     <w:p>
       <w:pPr>
-        <w:spacing w:after="40" w:line="245" w:lineRule="auto"/>
-        <w:ind w:left="360" w:hanging="360"/>
+        <w:spacing w:after="20"/>
+        <w:ind w:left="320"/>
       </w:pPr>
       <w:r>
         <w:rPr>
           <w:rFonts w:ascii="Times New Roman" w:hAnsi="Times New Roman" w:eastAsia="標楷體"/>
           <w:b w:val="0"/>
-          <w:sz w:val="18"/>
+          <w:sz w:val="19"/>
         </w:rPr>
-        <w:t>[A] [TUST] Wang, Tuo; Huang, Hongwei; Zhang, Fengshou; Han, Yanhui (2020). DEM-continuum mechanics coupled modeling of slot-shaped breakout in high-porosity sandstone. Tunnelling and Underground Space Technology, 98, 103348. https://doi.org/10.1016/j.tust.2020.103348</w:t>
-      </w:r>
-    </w:p>
-    <w:p>
-      <w:pPr>
-        <w:spacing w:after="40" w:line="245" w:lineRule="auto"/>
-        <w:ind w:left="360" w:hanging="360"/>
-      </w:pPr>
-      <w:r>
-        <w:rPr>
-          <w:rFonts w:ascii="Times New Roman" w:hAnsi="Times New Roman" w:eastAsia="標楷體"/>
-          <w:b w:val="0"/>
-          <w:sz w:val="18"/>
-        </w:rPr>
-        <w:t>[A] Bai, Songsong; Zhou, Zongqing; Gao, Chenglu; Gao, Tian; Jin, Gaohan; Tao, Guangzhe (2025). An FDM–DEM bridging domain coupling simulation method considering blasting dynamic disturbance for tunnel excavation. Computational Particle Mechanics, 12, 3985-4001. https://doi.org/10.1007/s40571-025-01038-4</w:t>
-      </w:r>
-    </w:p>
-    <w:p>
-      <w:pPr>
-        <w:spacing w:after="40" w:line="245" w:lineRule="auto"/>
-        <w:ind w:left="360" w:hanging="360"/>
-      </w:pPr>
-      <w:r>
-        <w:rPr>
-          <w:rFonts w:ascii="Times New Roman" w:hAnsi="Times New Roman" w:eastAsia="標楷體"/>
-          <w:b w:val="0"/>
-          <w:sz w:val="18"/>
-        </w:rPr>
-        <w:t>[B] [TUST] Yan, X., Yu, H., Chen, Z., Jiang, W., &amp; Li, T. (2023). A multiscale analysis of adjacent fault dislocation mechanism induced by tunnel excavation based on continuous-discrete coupling method. Tunnelling and Underground Space Technology, 140, 105263. https://doi.org/10.1016/j.tust.2023.105263</w:t>
-      </w:r>
-    </w:p>
-    <w:p>
-      <w:pPr>
-        <w:spacing w:after="40" w:line="245" w:lineRule="auto"/>
-        <w:ind w:left="360" w:hanging="360"/>
-      </w:pPr>
-      <w:r>
-        <w:rPr>
-          <w:rFonts w:ascii="Times New Roman" w:hAnsi="Times New Roman" w:eastAsia="標楷體"/>
-          <w:b w:val="0"/>
-          <w:sz w:val="18"/>
-        </w:rPr>
-        <w:t>[A] [TUST] Rasmussen, Leandro Lima; Min, Ki-Bok (2024). Hybrid lattice/discrete element analysis of spalling failure in rock tunnels. Tunnelling and Underground Space Technology, 153, 106034. https://doi.org/10.1016/j.tust.2024.106034</w:t>
+        <w:t>引用位置：§2.1、§3.3 地質模型；⚠ 目前無文獻，建議以檢索詞「3D engineering geological model／geological modelling borehole integration」補 2–3 篇，否則賣點 3（多尺度三維地質模型）在前言將無文獻支撐</w:t>
       </w:r>
     </w:p>
     <w:p>
@@ -1362,49 +1906,92 @@
           <w:b/>
           <w:sz w:val="28"/>
         </w:rPr>
-        <w:t>5A｜襯砌受力分布與裂縫演化（9 篇，TUST 3）</w:t>
+        <w:t>5｜隧道襯砌的受力分布、裂縫演化與維護對策（21 篇，TUST 4）</w:t>
       </w:r>
     </w:p>
     <w:p>
       <w:pPr>
         <w:spacing w:after="20"/>
-        <w:ind w:left="240"/>
+        <w:ind w:left="320"/>
       </w:pPr>
       <w:r>
         <w:rPr>
           <w:rFonts w:ascii="Times New Roman" w:hAnsi="Times New Roman" w:eastAsia="標楷體"/>
           <w:b w:val="0"/>
-          <w:sz w:val="20"/>
+          <w:sz w:val="19"/>
         </w:rPr>
-        <w:t>蒐集與支撐：襯砌水壓作用、圍岩荷載傳遞、裂縫萌生與擴展、損傷力學與壽命評估。</w:t>
+        <w:t>蒐集與支撐：蒐集襯砌水壓作用、圍岩荷載傳遞、裂縫萌生與擴展、損傷力學、鍵結顆粒模型、勁度折減、結構劣化及補強方法，用以支撐襯砌受力分析、裂縫空間分布、損傷演化與維護對策。</w:t>
       </w:r>
     </w:p>
     <w:p>
       <w:pPr>
         <w:spacing w:after="20"/>
-        <w:ind w:left="240"/>
+        <w:ind w:left="320"/>
       </w:pPr>
       <w:r>
         <w:rPr>
           <w:rFonts w:ascii="Times New Roman" w:hAnsi="Times New Roman" w:eastAsia="標楷體"/>
           <w:b w:val="0"/>
-          <w:sz w:val="20"/>
+          <w:sz w:val="19"/>
         </w:rPr>
-        <w:t>檢索詞：tunnel lining damage evolution、lining cracking、external water pressure on lining</w:t>
+        <w:t>檢索詞：tunnel lining damage evolution、lining cracking、bonded particle model、lining stiffness degradation、tunnel rehabilitation</w:t>
       </w:r>
     </w:p>
     <w:p>
       <w:pPr>
         <w:spacing w:after="20"/>
-        <w:ind w:left="240"/>
+        <w:ind w:left="320"/>
       </w:pPr>
       <w:r>
         <w:rPr>
           <w:rFonts w:ascii="Times New Roman" w:hAnsi="Times New Roman" w:eastAsia="標楷體"/>
           <w:b w:val="0"/>
-          <w:sz w:val="20"/>
+          <w:sz w:val="19"/>
         </w:rPr>
-        <w:t>引用位置：§1 P2 現象端／§4.2–4.3 成果與現地對照｜賣點 5、材料 6</w:t>
+        <w:t>對應：賣點 5、材料 6</w:t>
+      </w:r>
+    </w:p>
+    <w:p>
+      <w:pPr>
+        <w:keepNext/>
+        <w:spacing w:before="120" w:after="40"/>
+        <w:ind w:left="160"/>
+      </w:pPr>
+      <w:r>
+        <w:rPr>
+          <w:rFonts w:ascii="Times New Roman" w:hAnsi="Times New Roman" w:eastAsia="標楷體"/>
+          <w:b/>
+          <w:sz w:val="24"/>
+        </w:rPr>
+        <w:t>5A｜襯砌受力分布與外水壓作用（4 篇，TUST 2）</w:t>
+      </w:r>
+    </w:p>
+    <w:p>
+      <w:pPr>
+        <w:spacing w:after="20"/>
+        <w:ind w:left="320"/>
+      </w:pPr>
+      <w:r>
+        <w:rPr>
+          <w:rFonts w:ascii="Times New Roman" w:hAnsi="Times New Roman" w:eastAsia="標楷體"/>
+          <w:b w:val="0"/>
+          <w:sz w:val="19"/>
+        </w:rPr>
+        <w:t>判準：以襯砌內力、外水壓或安全評估為貢獻主體</w:t>
+      </w:r>
+    </w:p>
+    <w:p>
+      <w:pPr>
+        <w:spacing w:after="20"/>
+        <w:ind w:left="320"/>
+      </w:pPr>
+      <w:r>
+        <w:rPr>
+          <w:rFonts w:ascii="Times New Roman" w:hAnsi="Times New Roman" w:eastAsia="標楷體"/>
+          <w:b w:val="0"/>
+          <w:sz w:val="19"/>
+        </w:rPr>
+        <w:t>引用位置：§1 P2 現象端；§4.2 外壓與內力型態</w:t>
       </w:r>
     </w:p>
     <w:p>
@@ -1446,6 +2033,77 @@
           <w:b w:val="0"/>
           <w:sz w:val="18"/>
         </w:rPr>
+        <w:t>[B] Liu, B.; Song, Y.; Chu, Z. (2022). Time-dependent safety of lining structures of circular tunnels in weak rock strata. International Journal of Mining Science and Technology, 32(2), 323-334. https://doi.org/10.1016/j.ijmst.2021.12.003</w:t>
+      </w:r>
+    </w:p>
+    <w:p>
+      <w:pPr>
+        <w:spacing w:after="40" w:line="245" w:lineRule="auto"/>
+        <w:ind w:left="360" w:hanging="360"/>
+      </w:pPr>
+      <w:r>
+        <w:rPr>
+          <w:rFonts w:ascii="Times New Roman" w:hAnsi="Times New Roman" w:eastAsia="標楷體"/>
+          <w:b w:val="0"/>
+          <w:sz w:val="18"/>
+        </w:rPr>
+        <w:t>[B] Tarifard, A.; Gorog, P.; Torok, A. (2022). Long-term assessment of creep and water effects on tunnel lining loads in weak rocks using displacement-based direct back analysis: an example from northwest of Iran. Geomechanics and Geophysics for Geo-Energy and Geo-Resources, 8(1), art. 31. https://doi.org/10.1007/s40948-022-00342-0</w:t>
+      </w:r>
+    </w:p>
+    <w:p>
+      <w:pPr>
+        <w:keepNext/>
+        <w:spacing w:before="120" w:after="40"/>
+        <w:ind w:left="160"/>
+      </w:pPr>
+      <w:r>
+        <w:rPr>
+          <w:rFonts w:ascii="Times New Roman" w:hAnsi="Times New Roman" w:eastAsia="標楷體"/>
+          <w:b/>
+          <w:sz w:val="24"/>
+        </w:rPr>
+        <w:t>5B｜襯砌開裂機制與損傷演化（含離散模擬應用）（5 篇，TUST 1）</w:t>
+      </w:r>
+    </w:p>
+    <w:p>
+      <w:pPr>
+        <w:spacing w:after="20"/>
+        <w:ind w:left="320"/>
+      </w:pPr>
+      <w:r>
+        <w:rPr>
+          <w:rFonts w:ascii="Times New Roman" w:hAnsi="Times New Roman" w:eastAsia="標楷體"/>
+          <w:b w:val="0"/>
+          <w:sz w:val="19"/>
+        </w:rPr>
+        <w:t>判準：以襯砌裂縫萌生擴展、損傷演化過程為貢獻主體</w:t>
+      </w:r>
+    </w:p>
+    <w:p>
+      <w:pPr>
+        <w:spacing w:after="20"/>
+        <w:ind w:left="320"/>
+      </w:pPr>
+      <w:r>
+        <w:rPr>
+          <w:rFonts w:ascii="Times New Roman" w:hAnsi="Times New Roman" w:eastAsia="標楷體"/>
+          <w:b w:val="0"/>
+          <w:sz w:val="19"/>
+        </w:rPr>
+        <w:t>引用位置：§1 P2 現象端；§4.2–4.3（★Zheng 2024 模板、Liu 2023 最近似）</w:t>
+      </w:r>
+    </w:p>
+    <w:p>
+      <w:pPr>
+        <w:spacing w:after="40" w:line="245" w:lineRule="auto"/>
+        <w:ind w:left="360" w:hanging="360"/>
+      </w:pPr>
+      <w:r>
+        <w:rPr>
+          <w:rFonts w:ascii="Times New Roman" w:hAnsi="Times New Roman" w:eastAsia="標楷體"/>
+          <w:b w:val="0"/>
+          <w:sz w:val="18"/>
+        </w:rPr>
         <w:t>[A] Zhang Sulei; Xu Qing; Yoo Chungsik; Min Bo; Liu Chang; Guan Xiaoming; Li Pengfei (2022). Lining cracking mechanism of old highway tunnels caused by drainage system deterioration: A case study of Liwaiao Tunnel, Ningbo, China. Engineering Failure Analysis, 137, 106270. https://doi.org/10.1016/j.engfailanal.2022.106270</w:t>
       </w:r>
     </w:p>
@@ -1474,34 +2132,6 @@
           <w:b w:val="0"/>
           <w:sz w:val="18"/>
         </w:rPr>
-        <w:t>[B] Liu, B.; Song, Y.; Chu, Z. (2022). Time-dependent safety of lining structures of circular tunnels in weak rock strata. International Journal of Mining Science and Technology, 32(2), 323-334. https://doi.org/10.1016/j.ijmst.2021.12.003</w:t>
-      </w:r>
-    </w:p>
-    <w:p>
-      <w:pPr>
-        <w:spacing w:after="40" w:line="245" w:lineRule="auto"/>
-        <w:ind w:left="360" w:hanging="360"/>
-      </w:pPr>
-      <w:r>
-        <w:rPr>
-          <w:rFonts w:ascii="Times New Roman" w:hAnsi="Times New Roman" w:eastAsia="標楷體"/>
-          <w:b w:val="0"/>
-          <w:sz w:val="18"/>
-        </w:rPr>
-        <w:t>[B] Tarifard, A.; Gorog, P.; Torok, A. (2022). Long-term assessment of creep and water effects on tunnel lining loads in weak rocks using displacement-based direct back analysis: an example from northwest of Iran. Geomechanics and Geophysics for Geo-Energy and Geo-Resources, 8(1), art. 31. https://doi.org/10.1007/s40948-022-00342-0</w:t>
-      </w:r>
-    </w:p>
-    <w:p>
-      <w:pPr>
-        <w:spacing w:after="40" w:line="245" w:lineRule="auto"/>
-        <w:ind w:left="360" w:hanging="360"/>
-      </w:pPr>
-      <w:r>
-        <w:rPr>
-          <w:rFonts w:ascii="Times New Roman" w:hAnsi="Times New Roman" w:eastAsia="標楷體"/>
-          <w:b w:val="0"/>
-          <w:sz w:val="18"/>
-        </w:rPr>
         <w:t>[A] Liu, Chang; Zhang, Dingli; Fang, Qian; Zhang, Sulei; Sun, Zhenyu (2023). Investigation of progressive failure mechanism of tunnel lining with material defects using discrete element method. Theoretical and Applied Fracture Mechanics, 125, 103832. https://doi.org/10.1016/j.tafmec.2023.103832</w:t>
       </w:r>
     </w:p>
@@ -1535,57 +2165,45 @@
     </w:p>
     <w:p>
       <w:pPr>
-        <w:pStyle w:val="Heading2"/>
+        <w:keepNext/>
+        <w:spacing w:before="120" w:after="40"/>
+        <w:ind w:left="160"/>
       </w:pPr>
       <w:r>
         <w:rPr>
           <w:rFonts w:ascii="Times New Roman" w:hAnsi="Times New Roman" w:eastAsia="標楷體"/>
           <w:b/>
-          <w:sz w:val="28"/>
+          <w:sz w:val="24"/>
         </w:rPr>
-        <w:t>5B｜鍵結顆粒模型：離散表述與標定（10 篇，TUST 0）</w:t>
+        <w:t>5C｜鍵結顆粒模型：理論、標定與混凝土表述（10 篇，TUST 0）</w:t>
       </w:r>
     </w:p>
     <w:p>
       <w:pPr>
         <w:spacing w:after="20"/>
-        <w:ind w:left="240"/>
+        <w:ind w:left="320"/>
       </w:pPr>
       <w:r>
         <w:rPr>
           <w:rFonts w:ascii="Times New Roman" w:hAnsi="Times New Roman" w:eastAsia="標楷體"/>
           <w:b w:val="0"/>
-          <w:sz w:val="20"/>
+          <w:sz w:val="19"/>
         </w:rPr>
-        <w:t>蒐集與支撐：鍵結顆粒模型之理論、微參數標定、內在缺陷修正與混凝土離散表述，用以支撐襯砌離散模型之建立與可信度論證（§2.3 四步論證鏈：問題→修正→我方選擇→混凝土依據）。</w:t>
+        <w:t>判準：以 BPM 理論、微參數標定或混凝土離散表述為貢獻主體</w:t>
       </w:r>
     </w:p>
     <w:p>
       <w:pPr>
         <w:spacing w:after="20"/>
-        <w:ind w:left="240"/>
+        <w:ind w:left="320"/>
       </w:pPr>
       <w:r>
         <w:rPr>
           <w:rFonts w:ascii="Times New Roman" w:hAnsi="Times New Roman" w:eastAsia="標楷體"/>
           <w:b w:val="0"/>
-          <w:sz w:val="20"/>
+          <w:sz w:val="19"/>
         </w:rPr>
-        <w:t>檢索詞：bonded particle model、BPM calibration、flat-joint model、DEM concrete</w:t>
-      </w:r>
-    </w:p>
-    <w:p>
-      <w:pPr>
-        <w:spacing w:after="20"/>
-        <w:ind w:left="240"/>
-      </w:pPr>
-      <w:r>
-        <w:rPr>
-          <w:rFonts w:ascii="Times New Roman" w:hAnsi="Times New Roman" w:eastAsia="標楷體"/>
-          <w:b w:val="0"/>
-          <w:sz w:val="20"/>
-        </w:rPr>
-        <w:t>引用位置：§2.3 襯砌離散模型與標定｜賣點 4、材料 3</w:t>
+        <w:t>引用位置：§2.3 四步論證鏈：問題→修正→我方選擇→混凝土依據</w:t>
       </w:r>
     </w:p>
     <w:p>
@@ -1730,57 +2348,45 @@
     </w:p>
     <w:p>
       <w:pPr>
-        <w:pStyle w:val="Heading2"/>
+        <w:keepNext/>
+        <w:spacing w:before="120" w:after="40"/>
+        <w:ind w:left="160"/>
       </w:pPr>
       <w:r>
         <w:rPr>
           <w:rFonts w:ascii="Times New Roman" w:hAnsi="Times New Roman" w:eastAsia="標楷體"/>
           <w:b/>
-          <w:sz w:val="28"/>
+          <w:sz w:val="24"/>
         </w:rPr>
-        <w:t>5C｜結構劣化與補強維護對策（2 篇，TUST 1）</w:t>
+        <w:t>5D｜結構劣化與補強維護對策（2 篇，TUST 1）</w:t>
       </w:r>
     </w:p>
     <w:p>
       <w:pPr>
         <w:spacing w:after="20"/>
-        <w:ind w:left="240"/>
+        <w:ind w:left="320"/>
       </w:pPr>
       <w:r>
         <w:rPr>
           <w:rFonts w:ascii="Times New Roman" w:hAnsi="Times New Roman" w:eastAsia="標楷體"/>
           <w:b w:val="0"/>
-          <w:sz w:val="20"/>
+          <w:sz w:val="19"/>
         </w:rPr>
-        <w:t>蒐集與支撐：襯砌勁度折減、材料劣化與補強工法，用以支撐維護對策與工程含義之論述。</w:t>
+        <w:t>判準：以勁度折減、材料劣化或補強工法為貢獻主體</w:t>
       </w:r>
     </w:p>
     <w:p>
       <w:pPr>
         <w:spacing w:after="20"/>
-        <w:ind w:left="240"/>
+        <w:ind w:left="320"/>
       </w:pPr>
       <w:r>
         <w:rPr>
           <w:rFonts w:ascii="Times New Roman" w:hAnsi="Times New Roman" w:eastAsia="標楷體"/>
           <w:b w:val="0"/>
-          <w:sz w:val="20"/>
+          <w:sz w:val="19"/>
         </w:rPr>
-        <w:t>檢索詞：lining stiffness degradation、tunnel rehabilitation、lining strengthening</w:t>
-      </w:r>
-    </w:p>
-    <w:p>
-      <w:pPr>
-        <w:spacing w:after="20"/>
-        <w:ind w:left="240"/>
-      </w:pPr>
-      <w:r>
-        <w:rPr>
-          <w:rFonts w:ascii="Times New Roman" w:hAnsi="Times New Roman" w:eastAsia="標楷體"/>
-          <w:b w:val="0"/>
-          <w:sz w:val="20"/>
-        </w:rPr>
-        <w:t>引用位置：§5.3 工程含義｜賣點 5（對策端）</w:t>
+        <w:t>引用位置：§5.3 工程含義與對策</w:t>
       </w:r>
     </w:p>
     <w:p>

--- a/07_SCI_TUST/Chapter00_總綱/02_參考文獻總集_APA.docx
+++ b/07_SCI_TUST/Chapter00_總綱/02_參考文獻總集_APA.docx
@@ -12,7 +12,7 @@
           <w:b/>
           <w:sz w:val="32"/>
         </w:rPr>
-        <w:t>參考文獻主庫與證據台帳（內部工作版；59 篇）</w:t>
+        <w:t>參考文獻主庫與證據台帳（內部工作版；71 篇）</w:t>
       </w:r>
     </w:p>
     <w:p>
@@ -22,7 +22,7 @@
           <w:b w:val="0"/>
           <w:sz w:val="22"/>
         </w:rPr>
-        <w:t>主庫目前為 59 篇，其中 TUST 31 篇（53%）；全文精讀 50 篇（85%）。這一份是把書目、蒐集分箱與證據可用性放在一起的內部工作檔，不是可直接投稿的 APA 7 參考文獻表。正式寫稿時應另輸出純書目清單，移除 [A/B/B*/C]、[TUST] 與分類標頭，並統一作者名、卷期、article number、online-first 狀態及 APA 標點；Crossref 驗證只證明書目存在，不等於全文已核讀。</w:t>
+        <w:t>主庫目前為 71 篇，其中 TUST 32 篇（45%）；全文精讀 50 篇（70%）；另 12 篇取自本機藏書（case／analyze／model）尚待精讀。這一份是把書目、蒐集分箱與證據可用性放在一起的內部工作檔，不是可直接投稿的 APA 7 參考文獻表。正式寫稿時應另輸出純書目清單，移除 [A/B/B*/C]、[TUST] 與分類標頭，並統一作者名、卷期、article number、online-first 狀態及 APA 標點；Crossref 驗證只證明書目存在，不等於全文已核讀。</w:t>
       </w:r>
       <w:r>
         <w:rPr>
@@ -492,7 +492,7 @@
                 <w:b w:val="0"/>
                 <w:sz w:val="18"/>
               </w:rPr>
-              <w:t>9</w:t>
+              <w:t>21</w:t>
             </w:r>
           </w:p>
         </w:tc>
@@ -515,7 +515,7 @@
                 <w:b w:val="0"/>
                 <w:sz w:val="18"/>
               </w:rPr>
-              <w:t>abstract／metadata／題名層級</w:t>
+              <w:t>abstract／metadata（含 12 篇本機 PDF 待讀）／題名層級</w:t>
             </w:r>
           </w:p>
         </w:tc>
@@ -579,7 +579,7 @@
           <w:b w:val="0"/>
           <w:sz w:val="21"/>
         </w:rPr>
-        <w:t>分類（v5，Wade 07-25 定義＋子類）：五類串成一條回顧主線——**營運隧道案例與監測 → 地下水及有效應力機制 → 圍岩依時力學模式 → 跨尺度數值傳遞 → 襯砌損傷與維護對策**。每類再分子類，一個子類＝一個明確的寫作角色（判準＋引用位置），一篇只放一個子類；分類指出「該文獻在本文中的角色」，仍不得代替其研究對象、荷載路徑與材料之實際涵蓋範圍。</w:t>
+        <w:t>分類（v6，Wade 07-25 定義之六類）：**營運隧道案例 → 圍岩依時變形 → 水力耦合分析 → 三維地質模型 → 跨尺度數值方法 → 襯砌受力與損傷**，與六大賣點逐一對位。每子類含判準與引用位置，一篇只放一個子類；分類指出「該文獻在本文中的角色」，仍不得代替其研究對象、荷載路徑與材料之實際涵蓋範圍。</w:t>
       </w:r>
       <w:r>
         <w:rPr>
@@ -607,7 +607,7 @@
           <w:b w:val="0"/>
           <w:sz w:val="21"/>
         </w:rPr>
-        <w:t>⚠ 已知缺口：子類 4C（三維工程地質模型建置）目前 0 篇——賣點 3「多尺度三維地質模型」在前言將無文獻支撐，建議補 2–3 篇（檢索詞：3D engineering geological model／geological modelling with borehole integration）。</w:t>
+        <w:t>⚠ 兩處缺口：**第 4 類（三維地質模型）目前 0 篇**——賣點 3 在前言將無文獻可引，須以「3D engineering geological model／geological modelling with borehole integration／implicit geological modelling」補 4–6 篇；**子類 3A（近場滲流解析）僅 4 篇**，建議再補 3–4 篇以撐起水力耦合之驅動端論述。</w:t>
       </w:r>
       <w:r>
         <w:rPr>
@@ -625,7 +625,7 @@
           <w:sz w:val="20"/>
           <w:highlight w:val="yellow"/>
         </w:rPr>
-        <w:t>【重點：缺口已標示，待補】</w:t>
+        <w:t>【重點：4 類全缺、3A 偏薄——為目前兩個必補項】</w:t>
       </w:r>
     </w:p>
     <w:p>
@@ -638,7 +638,7 @@
           <w:b/>
           <w:sz w:val="28"/>
         </w:rPr>
-        <w:t>1｜營運山岳隧道案例（長期變形與襯砌異狀）（9 篇，TUST 7）</w:t>
+        <w:t>1｜營運隧道案例（18 篇，TUST 12）</w:t>
       </w:r>
     </w:p>
     <w:p>
@@ -652,7 +652,7 @@
           <w:b w:val="0"/>
           <w:sz w:val="19"/>
         </w:rPr>
-        <w:t>蒐集與支撐：蒐集營運隧道之長期監測、斷面變形、襯砌裂縫、滲漏水、修復紀錄及 LiDAR 檢測研究，用以建立阿里山 46 號隧道的工程背景、異狀分類與評估依據。</w:t>
+        <w:t>蒐集與支撐：營運中隧道之長期監測、變形、地下水位與襯砌異狀實證，建立本文工程背景與異狀分類依據。</w:t>
       </w:r>
     </w:p>
     <w:p>
@@ -666,7 +666,22 @@
           <w:b w:val="0"/>
           <w:sz w:val="19"/>
         </w:rPr>
-        <w:t>檢索詞：operational mountain tunnel、long-term tunnel deformation、tunnel lining inspection、lining crack、LiDAR tunnel monitoring</w:t>
+        <w:t>檢索詞：operational mountain tunnel、long-term tunnel deformation、tunnel lining inspection、LiDAR tunnel monitoring</w:t>
+      </w:r>
+    </w:p>
+    <w:p>
+      <w:pPr>
+        <w:keepNext/>
+        <w:spacing w:before="120" w:after="40"/>
+        <w:ind w:left="160"/>
+      </w:pPr>
+      <w:r>
+        <w:rPr>
+          <w:rFonts w:ascii="Times New Roman" w:hAnsi="Times New Roman" w:eastAsia="標楷體"/>
+          <w:b/>
+          <w:sz w:val="24"/>
+        </w:rPr>
+        <w:t>1A｜依時變形（7 篇，TUST 4）</w:t>
       </w:r>
     </w:p>
     <w:p>
@@ -680,22 +695,7 @@
           <w:b w:val="0"/>
           <w:sz w:val="19"/>
         </w:rPr>
-        <w:t>對應：賣點 1、材料 1+2</w:t>
-      </w:r>
-    </w:p>
-    <w:p>
-      <w:pPr>
-        <w:keepNext/>
-        <w:spacing w:before="120" w:after="40"/>
-        <w:ind w:left="160"/>
-      </w:pPr>
-      <w:r>
-        <w:rPr>
-          <w:rFonts w:ascii="Times New Roman" w:hAnsi="Times New Roman" w:eastAsia="標楷體"/>
-          <w:b/>
-          <w:sz w:val="24"/>
-        </w:rPr>
-        <w:t>1A｜現地監測與長期變形反分析（4 篇，TUST 3）</w:t>
+        <w:t>判準：隧道呈現長期依時變形之實測案例與反分析</w:t>
       </w:r>
     </w:p>
     <w:p>
@@ -709,21 +709,7 @@
           <w:b w:val="0"/>
           <w:sz w:val="19"/>
         </w:rPr>
-        <w:t>判準：以監測資料反推參數或驗證長期行為之隧道案例</w:t>
-      </w:r>
-    </w:p>
-    <w:p>
-      <w:pPr>
-        <w:spacing w:after="20"/>
-        <w:ind w:left="320"/>
-      </w:pPr>
-      <w:r>
-        <w:rPr>
-          <w:rFonts w:ascii="Times New Roman" w:hAnsi="Times New Roman" w:eastAsia="標楷體"/>
-          <w:b w:val="0"/>
-          <w:sz w:val="19"/>
-        </w:rPr>
-        <w:t>引用位置：§3 研究案例；§2.2 參數率定之先例</w:t>
+        <w:t>引用位置：§1 P1、§3 案例（源：Wade 藏書 case/）</w:t>
       </w:r>
     </w:p>
     <w:p>
@@ -765,6 +751,20 @@
           <w:b w:val="0"/>
           <w:sz w:val="18"/>
         </w:rPr>
+        <w:t>[C] Yu, J., Liu, G., Cai, Y., Zhou, J., Liu, S., &amp; Tu, B. (2020). Time-dependent deformation mechanism for swelling soft-rock tunnels in coal mines and its mathematical deduction. International Journal of Geomechanics, 20(3), 04019186. https://doi.org/10.1061/(ASCE)GM.1943-5622.0001594</w:t>
+      </w:r>
+    </w:p>
+    <w:p>
+      <w:pPr>
+        <w:spacing w:after="40" w:line="245" w:lineRule="auto"/>
+        <w:ind w:left="360" w:hanging="360"/>
+      </w:pPr>
+      <w:r>
+        <w:rPr>
+          <w:rFonts w:ascii="Times New Roman" w:hAnsi="Times New Roman" w:eastAsia="標楷體"/>
+          <w:b w:val="0"/>
+          <w:sz w:val="18"/>
+        </w:rPr>
         <w:t>[B] [TUST] Kovacevic, M.S.; Bacic, M.; Gavin, K.; Stipanovic, I. (2021). Assessment of long-term deformation of a tunnel in soft rock by utilizing particle swarm optimized neural network. Tunnelling and Underground Space Technology, 110, 103838. https://doi.org/10.1016/j.tust.2021.103838</w:t>
       </w:r>
     </w:p>
@@ -784,6 +784,34 @@
     </w:p>
     <w:p>
       <w:pPr>
+        <w:spacing w:after="40" w:line="245" w:lineRule="auto"/>
+        <w:ind w:left="360" w:hanging="360"/>
+      </w:pPr>
+      <w:r>
+        <w:rPr>
+          <w:rFonts w:ascii="Times New Roman" w:hAnsi="Times New Roman" w:eastAsia="標楷體"/>
+          <w:b w:val="0"/>
+          <w:sz w:val="18"/>
+        </w:rPr>
+        <w:t>[C] Yong, R., Nie, D., Ma, C., Du, S., Wang, Q., &amp; Ye, J. (2024). Time-dependent behavior of reinforcement rock unit anchored by energy-absorbing bolt. International Journal of Rock Mechanics and Mining Sciences, 174, 105629. https://doi.org/10.1016/j.ijrmms.2023.105629</w:t>
+      </w:r>
+    </w:p>
+    <w:p>
+      <w:pPr>
+        <w:spacing w:after="40" w:line="245" w:lineRule="auto"/>
+        <w:ind w:left="360" w:hanging="360"/>
+      </w:pPr>
+      <w:r>
+        <w:rPr>
+          <w:rFonts w:ascii="Times New Roman" w:hAnsi="Times New Roman" w:eastAsia="標楷體"/>
+          <w:b w:val="0"/>
+          <w:sz w:val="18"/>
+        </w:rPr>
+        <w:t>[B] [TUST] Zhang, S., Rodriguez-Dono, A., Song, F., &amp; Zhou, Z. (2025). Time-dependent tunnel deformations: Insights from in-situ tests and numerical analyses. Tunnelling and Underground Space Technology, 157, 106319. https://doi.org/10.1016/j.tust.2024.106319</w:t>
+      </w:r>
+    </w:p>
+    <w:p>
+      <w:pPr>
         <w:keepNext/>
         <w:spacing w:before="120" w:after="40"/>
         <w:ind w:left="160"/>
@@ -794,7 +822,7 @@
           <w:b/>
           <w:sz w:val="24"/>
         </w:rPr>
-        <w:t>1B｜襯砌異狀之調查、型態分類與評估指標（3 篇，TUST 2）</w:t>
+        <w:t>1B｜地下水位（2 篇，TUST 0）</w:t>
       </w:r>
     </w:p>
     <w:p>
@@ -808,7 +836,7 @@
           <w:b w:val="0"/>
           <w:sz w:val="19"/>
         </w:rPr>
-        <w:t>判準：以襯砌裂縫／剝落之型態學與評估準則為貢獻主體</w:t>
+        <w:t>判準：案例中地下水位／排水狀態對隧道與襯砌之影響</w:t>
       </w:r>
     </w:p>
     <w:p>
@@ -822,7 +850,78 @@
           <w:b w:val="0"/>
           <w:sz w:val="19"/>
         </w:rPr>
-        <w:t>引用位置：§1 P1 共識句；§4.3 現地對照之語彙來源（★本團隊系譜）</w:t>
+        <w:t>引用位置：§1 P1、§3.1 場址水文</w:t>
+      </w:r>
+    </w:p>
+    <w:p>
+      <w:pPr>
+        <w:spacing w:after="40" w:line="245" w:lineRule="auto"/>
+        <w:ind w:left="360" w:hanging="360"/>
+      </w:pPr>
+      <w:r>
+        <w:rPr>
+          <w:rFonts w:ascii="Times New Roman" w:hAnsi="Times New Roman" w:eastAsia="標楷體"/>
+          <w:b w:val="0"/>
+          <w:sz w:val="18"/>
+        </w:rPr>
+        <w:t>[A] Zhang Sulei; Xu Qing; Yoo Chungsik; Min Bo; Liu Chang; Guan Xiaoming; Li Pengfei (2022). Lining cracking mechanism of old highway tunnels caused by drainage system deterioration: A case study of Liwaiao Tunnel, Ningbo, China. Engineering Failure Analysis, 137, 106270. https://doi.org/10.1016/j.engfailanal.2022.106270</w:t>
+      </w:r>
+    </w:p>
+    <w:p>
+      <w:pPr>
+        <w:spacing w:after="40" w:line="245" w:lineRule="auto"/>
+        <w:ind w:left="360" w:hanging="360"/>
+      </w:pPr>
+      <w:r>
+        <w:rPr>
+          <w:rFonts w:ascii="Times New Roman" w:hAnsi="Times New Roman" w:eastAsia="標楷體"/>
+          <w:b w:val="0"/>
+          <w:sz w:val="18"/>
+        </w:rPr>
+        <w:t>[B] Tarifard, A.; Gorog, P.; Torok, A. (2022). Long-term assessment of creep and water effects on tunnel lining loads in weak rocks using displacement-based direct back analysis: an example from northwest of Iran. Geomechanics and Geophysics for Geo-Energy and Geo-Resources, 8(1), art. 31. https://doi.org/10.1007/s40948-022-00342-0</w:t>
+      </w:r>
+    </w:p>
+    <w:p>
+      <w:pPr>
+        <w:keepNext/>
+        <w:spacing w:before="120" w:after="40"/>
+        <w:ind w:left="160"/>
+      </w:pPr>
+      <w:r>
+        <w:rPr>
+          <w:rFonts w:ascii="Times New Roman" w:hAnsi="Times New Roman" w:eastAsia="標楷體"/>
+          <w:b/>
+          <w:sz w:val="24"/>
+        </w:rPr>
+        <w:t>1C｜襯砌異狀（5 篇，TUST 4）</w:t>
+      </w:r>
+    </w:p>
+    <w:p>
+      <w:pPr>
+        <w:spacing w:after="20"/>
+        <w:ind w:left="320"/>
+      </w:pPr>
+      <w:r>
+        <w:rPr>
+          <w:rFonts w:ascii="Times New Roman" w:hAnsi="Times New Roman" w:eastAsia="標楷體"/>
+          <w:b w:val="0"/>
+          <w:sz w:val="19"/>
+        </w:rPr>
+        <w:t>判準：襯砌裂縫／剝落之調查、型態分類與評估指標</w:t>
+      </w:r>
+    </w:p>
+    <w:p>
+      <w:pPr>
+        <w:spacing w:after="20"/>
+        <w:ind w:left="320"/>
+      </w:pPr>
+      <w:r>
+        <w:rPr>
+          <w:rFonts w:ascii="Times New Roman" w:hAnsi="Times New Roman" w:eastAsia="標楷體"/>
+          <w:b w:val="0"/>
+          <w:sz w:val="19"/>
+        </w:rPr>
+        <w:t>引用位置：§1 P1、§4.3 對照語彙（★本團隊系譜）</w:t>
       </w:r>
     </w:p>
     <w:p>
@@ -864,63 +963,6 @@
           <w:b w:val="0"/>
           <w:sz w:val="18"/>
         </w:rPr>
-        <w:t>[B] [TUST] Wang, T.-T., Chiu, Y.-C., &amp; Li, K.-J. (2024). Index for assessing spalling in tunnel lining based on displacement monitoring and crack mapping. Tunnelling and Underground Space Technology, 153, 105975. https://doi.org/10.1016/j.tust.2024.105975</w:t>
-      </w:r>
-    </w:p>
-    <w:p>
-      <w:pPr>
-        <w:keepNext/>
-        <w:spacing w:before="120" w:after="40"/>
-        <w:ind w:left="160"/>
-      </w:pPr>
-      <w:r>
-        <w:rPr>
-          <w:rFonts w:ascii="Times New Roman" w:hAnsi="Times New Roman" w:eastAsia="標楷體"/>
-          <w:b/>
-          <w:sz w:val="24"/>
-        </w:rPr>
-        <w:t>1C｜檢測維養制度與實務（2 篇，TUST 2）</w:t>
-      </w:r>
-    </w:p>
-    <w:p>
-      <w:pPr>
-        <w:spacing w:after="20"/>
-        <w:ind w:left="320"/>
-      </w:pPr>
-      <w:r>
-        <w:rPr>
-          <w:rFonts w:ascii="Times New Roman" w:hAnsi="Times New Roman" w:eastAsia="標楷體"/>
-          <w:b w:val="0"/>
-          <w:sz w:val="19"/>
-        </w:rPr>
-        <w:t>判準：以營運隧道之檢測、維養、修復流程為貢獻主體</w:t>
-      </w:r>
-    </w:p>
-    <w:p>
-      <w:pPr>
-        <w:spacing w:after="20"/>
-        <w:ind w:left="320"/>
-      </w:pPr>
-      <w:r>
-        <w:rPr>
-          <w:rFonts w:ascii="Times New Roman" w:hAnsi="Times New Roman" w:eastAsia="標楷體"/>
-          <w:b w:val="0"/>
-          <w:sz w:val="19"/>
-        </w:rPr>
-        <w:t>引用位置：§1 P1 工程重要性；§5.3 工程含義</w:t>
-      </w:r>
-    </w:p>
-    <w:p>
-      <w:pPr>
-        <w:spacing w:after="40" w:line="245" w:lineRule="auto"/>
-        <w:ind w:left="360" w:hanging="360"/>
-      </w:pPr>
-      <w:r>
-        <w:rPr>
-          <w:rFonts w:ascii="Times New Roman" w:hAnsi="Times New Roman" w:eastAsia="標楷體"/>
-          <w:b w:val="0"/>
-          <w:sz w:val="18"/>
-        </w:rPr>
         <w:t>[C] [TUST] Ou, X., Tang, C., Qu, T., Xu, S., Zhou, Y., &amp; Tian, J. (2025). Towards digitalized maintenance of operating tunnels: A text documents-based defect evaluation and visualization. Tunnelling and Underground Space Technology, 157, 106345. https://doi.org/10.1016/j.tust.2024.106345</w:t>
       </w:r>
     </w:p>
@@ -940,6 +982,119 @@
     </w:p>
     <w:p>
       <w:pPr>
+        <w:spacing w:after="40" w:line="245" w:lineRule="auto"/>
+        <w:ind w:left="360" w:hanging="360"/>
+      </w:pPr>
+      <w:r>
+        <w:rPr>
+          <w:rFonts w:ascii="Times New Roman" w:hAnsi="Times New Roman" w:eastAsia="標楷體"/>
+          <w:b w:val="0"/>
+          <w:sz w:val="18"/>
+        </w:rPr>
+        <w:t>[B] [TUST] Wang, T.-T., Chiu, Y.-C., &amp; Li, K.-J. (2024). Index for assessing spalling in tunnel lining based on displacement monitoring and crack mapping. Tunnelling and Underground Space Technology, 153, 105975. https://doi.org/10.1016/j.tust.2024.105975</w:t>
+      </w:r>
+    </w:p>
+    <w:p>
+      <w:pPr>
+        <w:keepNext/>
+        <w:spacing w:before="120" w:after="40"/>
+        <w:ind w:left="160"/>
+      </w:pPr>
+      <w:r>
+        <w:rPr>
+          <w:rFonts w:ascii="Times New Roman" w:hAnsi="Times New Roman" w:eastAsia="標楷體"/>
+          <w:b/>
+          <w:sz w:val="24"/>
+        </w:rPr>
+        <w:t>1D｜坡隧系統互制（缺口對照）（4 篇，TUST 4）</w:t>
+      </w:r>
+    </w:p>
+    <w:p>
+      <w:pPr>
+        <w:spacing w:after="20"/>
+        <w:ind w:left="320"/>
+      </w:pPr>
+      <w:r>
+        <w:rPr>
+          <w:rFonts w:ascii="Times New Roman" w:hAnsi="Times New Roman" w:eastAsia="標楷體"/>
+          <w:b w:val="0"/>
+          <w:sz w:val="19"/>
+        </w:rPr>
+        <w:t>判準：坡體與隧道互制案例，驅動為地震／開挖／重力</w:t>
+      </w:r>
+    </w:p>
+    <w:p>
+      <w:pPr>
+        <w:spacing w:after="20"/>
+        <w:ind w:left="320"/>
+      </w:pPr>
+      <w:r>
+        <w:rPr>
+          <w:rFonts w:ascii="Times New Roman" w:hAnsi="Times New Roman" w:eastAsia="標楷體"/>
+          <w:b w:val="0"/>
+          <w:sz w:val="19"/>
+        </w:rPr>
+        <w:t>引用位置：§1 P4 缺口證據：互制研究之驅動源鮮少為水位循環</w:t>
+      </w:r>
+    </w:p>
+    <w:p>
+      <w:pPr>
+        <w:spacing w:after="40" w:line="245" w:lineRule="auto"/>
+        <w:ind w:left="360" w:hanging="360"/>
+      </w:pPr>
+      <w:r>
+        <w:rPr>
+          <w:rFonts w:ascii="Times New Roman" w:hAnsi="Times New Roman" w:eastAsia="標楷體"/>
+          <w:b w:val="0"/>
+          <w:sz w:val="18"/>
+        </w:rPr>
+        <w:t>[A] [TUST] Tian, X., Song, Z., &amp; Zhang, Y. (2021). Monitoring and reinforcement of landslide induced by tunnel excavation: A case study from Xiamaixi tunnel. Tunnelling and Underground Space Technology, 110, 103796. https://doi.org/10.1016/j.tust.2020.103796</w:t>
+      </w:r>
+    </w:p>
+    <w:p>
+      <w:pPr>
+        <w:spacing w:after="40" w:line="245" w:lineRule="auto"/>
+        <w:ind w:left="360" w:hanging="360"/>
+      </w:pPr>
+      <w:r>
+        <w:rPr>
+          <w:rFonts w:ascii="Times New Roman" w:hAnsi="Times New Roman" w:eastAsia="標楷體"/>
+          <w:b w:val="0"/>
+          <w:sz w:val="18"/>
+        </w:rPr>
+        <w:t>[A] [TUST] Causse Lionel; Cojean Roger; Fleurisson Jean-Alain (2015). Interaction between tunnel and unstable slope - Influence of time-dependent behavior of a tunnel excavation in a deep-seated gravitational slope deformation. Tunnelling and Underground Space Technology, 50, 270-281. https://doi.org/10.1016/j.tust.2015.07.018</w:t>
+      </w:r>
+    </w:p>
+    <w:p>
+      <w:pPr>
+        <w:spacing w:after="40" w:line="245" w:lineRule="auto"/>
+        <w:ind w:left="360" w:hanging="360"/>
+      </w:pPr>
+      <w:r>
+        <w:rPr>
+          <w:rFonts w:ascii="Times New Roman" w:hAnsi="Times New Roman" w:eastAsia="標楷體"/>
+          <w:b w:val="0"/>
+          <w:sz w:val="18"/>
+        </w:rPr>
+        <w:t>[A] [TUST] Xin, C., Shuai, Y., Song, D., &amp; Liu, X. (2024). Dynamic interaction and failure mechanism in tunnel-slope systems: Mitigation insights from shaking table tests and numerical analysis. Tunnelling and Underground Space Technology, 152, 105940. https://doi.org/10.1016/j.tust.2024.105940</w:t>
+      </w:r>
+    </w:p>
+    <w:p>
+      <w:pPr>
+        <w:spacing w:after="40" w:line="245" w:lineRule="auto"/>
+        <w:ind w:left="360" w:hanging="360"/>
+      </w:pPr>
+      <w:r>
+        <w:rPr>
+          <w:rFonts w:ascii="Times New Roman" w:hAnsi="Times New Roman" w:eastAsia="標楷體"/>
+          <w:b w:val="0"/>
+          <w:sz w:val="18"/>
+        </w:rPr>
+        <w:t>[A] [TUST] Tian, Y., Xin, C., Song, D., &amp; Liu, X. (2026). Dynamic failure mechanism of a high-steep rock mass slope containing a weak interlayer at the tunnel portal and damage evolution of lining subjected to strong earthquakes. Tunnelling and Underground Space Technology, 107586. https://doi.org/10.1016/j.tust.2026.107586</w:t>
+      </w:r>
+    </w:p>
+    <w:p>
+      <w:pPr>
         <w:pStyle w:val="Heading2"/>
       </w:pPr>
       <w:r>
@@ -948,7 +1103,7 @@
           <w:b/>
           <w:sz w:val="28"/>
         </w:rPr>
-        <w:t>2｜地下水位升降與坡地隧道水力作用（11 篇，TUST 11）</w:t>
+        <w:t>2｜圍岩依時變形（19 篇，TUST 4）</w:t>
       </w:r>
     </w:p>
     <w:p>
@@ -962,7 +1117,7 @@
           <w:b w:val="0"/>
           <w:sz w:val="19"/>
         </w:rPr>
-        <w:t>蒐集與支撐：蒐集地下水位變動、孔隙水壓、有效應力、非穩態滲流、坡體變形及坡隧互制研究，用以說明地下水位升降如何改變圍岩應力狀態，並作為跨尺度分析的外部驅動與邊界條件。</w:t>
+        <w:t>蒐集與支撐：岩石潛變、依時收斂與黏彈塑本構之理論與模式，支持 Modified Burgers-Mohr Model 之理論組成、參數率定與模式驗證。</w:t>
       </w:r>
     </w:p>
     <w:p>
@@ -976,7 +1131,22 @@
           <w:b w:val="0"/>
           <w:sz w:val="19"/>
         </w:rPr>
-        <w:t>檢索詞：groundwater-level fluctuation、transient seepage、effective stress、hydro-mechanical interaction、slope-tunnel interaction</w:t>
+        <w:t>檢索詞：time-dependent deformation of surrounding rock、rock creep、stress threshold、visco-elasto-plastic model、Burgers-Mohr model</w:t>
+      </w:r>
+    </w:p>
+    <w:p>
+      <w:pPr>
+        <w:keepNext/>
+        <w:spacing w:before="120" w:after="40"/>
+        <w:ind w:left="160"/>
+      </w:pPr>
+      <w:r>
+        <w:rPr>
+          <w:rFonts w:ascii="Times New Roman" w:hAnsi="Times New Roman" w:eastAsia="標楷體"/>
+          <w:b/>
+          <w:sz w:val="24"/>
+        </w:rPr>
+        <w:t>2A｜閉合收斂解析（11 篇，TUST 2）</w:t>
       </w:r>
     </w:p>
     <w:p>
@@ -990,7 +1160,175 @@
           <w:b w:val="0"/>
           <w:sz w:val="19"/>
         </w:rPr>
-        <w:t>對應：材料 5（前半）</w:t>
+        <w:t>判準：以解析解描述隧道依時收斂與圍岩—支撐互制</w:t>
+      </w:r>
+    </w:p>
+    <w:p>
+      <w:pPr>
+        <w:spacing w:after="20"/>
+        <w:ind w:left="320"/>
+      </w:pPr>
+      <w:r>
+        <w:rPr>
+          <w:rFonts w:ascii="Times New Roman" w:hAnsi="Times New Roman" w:eastAsia="標楷體"/>
+          <w:b w:val="0"/>
+          <w:sz w:val="19"/>
+        </w:rPr>
+        <w:t>引用位置：§1 P2 系譜句、§2.2 理論定位（源：Wade 藏書 analyze/）</w:t>
+      </w:r>
+    </w:p>
+    <w:p>
+      <w:pPr>
+        <w:spacing w:after="40" w:line="245" w:lineRule="auto"/>
+        <w:ind w:left="360" w:hanging="360"/>
+      </w:pPr>
+      <w:r>
+        <w:rPr>
+          <w:rFonts w:ascii="Times New Roman" w:hAnsi="Times New Roman" w:eastAsia="標楷體"/>
+          <w:b w:val="0"/>
+          <w:sz w:val="18"/>
+        </w:rPr>
+        <w:t>[B] Sulem, J.; Panet, M.; Guenot, A. (1987). An analytical solution for time-dependent displacements in a circular tunnel. International Journal of Rock Mechanics and Mining Sciences &amp; Geomechanics Abstracts, 24(3), 155-164. https://doi.org/10.1016/0148-9062(87)90523-7</w:t>
+      </w:r>
+    </w:p>
+    <w:p>
+      <w:pPr>
+        <w:spacing w:after="40" w:line="245" w:lineRule="auto"/>
+        <w:ind w:left="360" w:hanging="360"/>
+      </w:pPr>
+      <w:r>
+        <w:rPr>
+          <w:rFonts w:ascii="Times New Roman" w:hAnsi="Times New Roman" w:eastAsia="標楷體"/>
+          <w:b w:val="0"/>
+          <w:sz w:val="18"/>
+        </w:rPr>
+        <w:t>[B] [TUST] Paraskevopoulou, C.; Diederichs, M. (2018). Analysis of time-dependent deformation in tunnels using the Convergence-Confinement Method. Tunnelling and Underground Space Technology, 71, 62-80. https://doi.org/10.1016/j.tust.2017.07.001</w:t>
+      </w:r>
+    </w:p>
+    <w:p>
+      <w:pPr>
+        <w:spacing w:after="40" w:line="245" w:lineRule="auto"/>
+        <w:ind w:left="360" w:hanging="360"/>
+      </w:pPr>
+      <w:r>
+        <w:rPr>
+          <w:rFonts w:ascii="Times New Roman" w:hAnsi="Times New Roman" w:eastAsia="標楷體"/>
+          <w:b w:val="0"/>
+          <w:sz w:val="18"/>
+        </w:rPr>
+        <w:t>[C] [TUST] Fahimifar, A., Monshizadeh Tehrani, F., Hedayat, A., &amp; Vakilzadeh, A. (2010). Analytical solution for the excavation of circular tunnels in a visco-elastic Burger's material under hydrostatic stress field. Tunnelling and Underground Space Technology, 25(4), 297-304. https://doi.org/10.1016/j.tust.2010.01.002</w:t>
+      </w:r>
+    </w:p>
+    <w:p>
+      <w:pPr>
+        <w:spacing w:after="40" w:line="245" w:lineRule="auto"/>
+        <w:ind w:left="360" w:hanging="360"/>
+      </w:pPr>
+      <w:r>
+        <w:rPr>
+          <w:rFonts w:ascii="Times New Roman" w:hAnsi="Times New Roman" w:eastAsia="標楷體"/>
+          <w:b w:val="0"/>
+          <w:sz w:val="18"/>
+        </w:rPr>
+        <w:t>[C] Nomikos, P., Rahmannejad, R., &amp; Sofianos, A. (2011). Supported axisymmetric tunnels within linear viscoelastic Burgers rocks. Rock Mechanics and Rock Engineering, 44(5), 553-564. https://doi.org/10.1007/s00603-011-0159-0</w:t>
+      </w:r>
+    </w:p>
+    <w:p>
+      <w:pPr>
+        <w:spacing w:after="40" w:line="245" w:lineRule="auto"/>
+        <w:ind w:left="360" w:hanging="360"/>
+      </w:pPr>
+      <w:r>
+        <w:rPr>
+          <w:rFonts w:ascii="Times New Roman" w:hAnsi="Times New Roman" w:eastAsia="標楷體"/>
+          <w:b w:val="0"/>
+          <w:sz w:val="18"/>
+        </w:rPr>
+        <w:t>[C] Do, D.-P., Tran, N.-T., Mai, V.-T., Hoxha, D., &amp; Vu, M.-N. (2020). Time-dependent reliability analysis of deep tunnel in the viscoelastic Burger rock with sequential installation of liners. Rock Mechanics and Rock Engineering, 53(3), 1259-1285. https://doi.org/10.1007/s00603-019-01975-6</w:t>
+      </w:r>
+    </w:p>
+    <w:p>
+      <w:pPr>
+        <w:spacing w:after="40" w:line="245" w:lineRule="auto"/>
+        <w:ind w:left="360" w:hanging="360"/>
+      </w:pPr>
+      <w:r>
+        <w:rPr>
+          <w:rFonts w:ascii="Times New Roman" w:hAnsi="Times New Roman" w:eastAsia="標楷體"/>
+          <w:b w:val="0"/>
+          <w:sz w:val="18"/>
+        </w:rPr>
+        <w:t>[C] Chu, Z., Wu, Z., Liu, Q., &amp; Liu, B. (2021). Analytical solution for lined circular tunnels in deep viscoelastic Burgers rock considering the longitudinal discontinuous excavation and sequential installation of liners. Journal of Engineering Mechanics, 147(4), 04021009. https://doi.org/10.1061/(ASCE)EM.1943-7889.0001912</w:t>
+      </w:r>
+    </w:p>
+    <w:p>
+      <w:pPr>
+        <w:spacing w:after="40" w:line="245" w:lineRule="auto"/>
+        <w:ind w:left="360" w:hanging="360"/>
+      </w:pPr>
+      <w:r>
+        <w:rPr>
+          <w:rFonts w:ascii="Times New Roman" w:hAnsi="Times New Roman" w:eastAsia="標楷體"/>
+          <w:b w:val="0"/>
+          <w:sz w:val="18"/>
+        </w:rPr>
+        <w:t>[C] Arora, K., &amp; Gutierrez, M. (2021). Viscous-elastic-plastic response of tunnels in squeezing ground conditions: Analytical modeling and validation. International Journal of Rock Mechanics and Mining Sciences, 146, 104888. https://doi.org/10.1016/j.ijrmms.2021.104888</w:t>
+      </w:r>
+    </w:p>
+    <w:p>
+      <w:pPr>
+        <w:spacing w:after="40" w:line="245" w:lineRule="auto"/>
+        <w:ind w:left="360" w:hanging="360"/>
+      </w:pPr>
+      <w:r>
+        <w:rPr>
+          <w:rFonts w:ascii="Times New Roman" w:hAnsi="Times New Roman" w:eastAsia="標楷體"/>
+          <w:b w:val="0"/>
+          <w:sz w:val="18"/>
+        </w:rPr>
+        <w:t>[B] Liu, B.; Song, Y.; Chu, Z. (2022). Time-dependent safety of lining structures of circular tunnels in weak rock strata. International Journal of Mining Science and Technology, 32(2), 323-334. https://doi.org/10.1016/j.ijmst.2021.12.003</w:t>
+      </w:r>
+    </w:p>
+    <w:p>
+      <w:pPr>
+        <w:spacing w:after="40" w:line="245" w:lineRule="auto"/>
+        <w:ind w:left="360" w:hanging="360"/>
+      </w:pPr>
+      <w:r>
+        <w:rPr>
+          <w:rFonts w:ascii="Times New Roman" w:hAnsi="Times New Roman" w:eastAsia="標楷體"/>
+          <w:b w:val="0"/>
+          <w:sz w:val="18"/>
+        </w:rPr>
+        <w:t>[B] Wu, K.; Song, J.; Zhao, N.; Shao, Z. (2024). Study on the time-dependent interaction between surrounding rock and yielding supports in deep soft rock tunnels. International Journal for Numerical and Analytical Methods in Geomechanics, 48(2), 566-587. https://doi.org/10.1002/nag.3650</w:t>
+      </w:r>
+    </w:p>
+    <w:p>
+      <w:pPr>
+        <w:spacing w:after="40" w:line="245" w:lineRule="auto"/>
+        <w:ind w:left="360" w:hanging="360"/>
+      </w:pPr>
+      <w:r>
+        <w:rPr>
+          <w:rFonts w:ascii="Times New Roman" w:hAnsi="Times New Roman" w:eastAsia="標楷體"/>
+          <w:b w:val="0"/>
+          <w:sz w:val="18"/>
+        </w:rPr>
+        <w:t>[C] Hu, X., &amp; Gutierrez, M. (2023). Viscoelastic Burger's model for tunnels supported with tangentially yielding liner. Journal of Rock Mechanics and Geotechnical Engineering, 15(4), 826-837. https://doi.org/10.1016/j.jrmge.2022.07.013</w:t>
+      </w:r>
+    </w:p>
+    <w:p>
+      <w:pPr>
+        <w:spacing w:after="40" w:line="245" w:lineRule="auto"/>
+        <w:ind w:left="360" w:hanging="360"/>
+      </w:pPr>
+      <w:r>
+        <w:rPr>
+          <w:rFonts w:ascii="Times New Roman" w:hAnsi="Times New Roman" w:eastAsia="標楷體"/>
+          <w:b w:val="0"/>
+          <w:sz w:val="18"/>
+        </w:rPr>
+        <w:t>[C] Hu, X., &amp; Gutierrez, M. (2022). Analytical model for deep tunnel with an adaptive support system in a viscoelastic-Burger's rock. Transportation Geotechnics, 35, 100775. https://doi.org/10.1016/j.trgeo.2022.100775</w:t>
       </w:r>
     </w:p>
     <w:p>
@@ -1005,7 +1343,7 @@
           <w:b/>
           <w:sz w:val="24"/>
         </w:rPr>
-        <w:t>2A｜滲流場與水—力耦合分析（4 篇，TUST 4）</w:t>
+        <w:t>2B｜修正力學模式（8 篇，TUST 2）</w:t>
       </w:r>
     </w:p>
     <w:p>
@@ -1019,7 +1357,7 @@
           <w:b w:val="0"/>
           <w:sz w:val="19"/>
         </w:rPr>
-        <w:t>判準：以滲流場、外水壓或 HM 耦合之解析／數值解為貢獻主體</w:t>
+        <w:t>判準：以本構模式之修正、應力門檻或水力劣化為貢獻主體</w:t>
       </w:r>
     </w:p>
     <w:p>
@@ -1033,7 +1371,203 @@
           <w:b w:val="0"/>
           <w:sz w:val="19"/>
         </w:rPr>
-        <w:t>引用位置：§1 P2 驅動端；§3.1 水文設定；§5.2 量級對照</w:t>
+        <w:t>引用位置：§2.2 修正力學模式（源：Wade 藏書 model/；★前作滯動門檻）</w:t>
+      </w:r>
+    </w:p>
+    <w:p>
+      <w:pPr>
+        <w:spacing w:after="40" w:line="245" w:lineRule="auto"/>
+        <w:ind w:left="360" w:hanging="360"/>
+      </w:pPr>
+      <w:r>
+        <w:rPr>
+          <w:rFonts w:ascii="Times New Roman" w:hAnsi="Times New Roman" w:eastAsia="標楷體"/>
+          <w:b w:val="0"/>
+          <w:sz w:val="18"/>
+        </w:rPr>
+        <w:t>[B] Yan, B.; Guo, Q.; Ren, F.; Cai, M. (2020). Modified Nishihara model and experimental verification of deep rock mass under the water-rock interaction. International Journal of Rock Mechanics and Mining Sciences, 128, 104250. https://doi.org/10.1016/j.ijrmms.2020.104250</w:t>
+      </w:r>
+    </w:p>
+    <w:p>
+      <w:pPr>
+        <w:spacing w:after="40" w:line="245" w:lineRule="auto"/>
+        <w:ind w:left="360" w:hanging="360"/>
+      </w:pPr>
+      <w:r>
+        <w:rPr>
+          <w:rFonts w:ascii="Times New Roman" w:hAnsi="Times New Roman" w:eastAsia="標楷體"/>
+          <w:b w:val="0"/>
+          <w:sz w:val="18"/>
+        </w:rPr>
+        <w:t>[C] Lin, H., Zhang, X., Cao, R., &amp; Wen, Z. (2020). Improved nonlinear Burgers shear creep model based on the time-dependent shear strength for rock. Environmental Earth Sciences, 79(6), 149. https://doi.org/10.1007/s12665-020-8896-6</w:t>
+      </w:r>
+    </w:p>
+    <w:p>
+      <w:pPr>
+        <w:spacing w:after="40" w:line="245" w:lineRule="auto"/>
+        <w:ind w:left="360" w:hanging="360"/>
+      </w:pPr>
+      <w:r>
+        <w:rPr>
+          <w:rFonts w:ascii="Times New Roman" w:hAnsi="Times New Roman" w:eastAsia="標楷體"/>
+          <w:b w:val="0"/>
+          <w:sz w:val="18"/>
+        </w:rPr>
+        <w:t>[C] Tarifard, A., Török, Á., &amp; Görög, P. (2024). Review of the creep constitutive models for rocks and the application of creep analysis in geomechanics. Rock Mechanics and Rock Engineering, 57(10), 7727-7757. https://doi.org/10.1007/s00603-024-03939-x</w:t>
+      </w:r>
+    </w:p>
+    <w:p>
+      <w:pPr>
+        <w:spacing w:after="40" w:line="245" w:lineRule="auto"/>
+        <w:ind w:left="360" w:hanging="360"/>
+      </w:pPr>
+      <w:r>
+        <w:rPr>
+          <w:rFonts w:ascii="Times New Roman" w:hAnsi="Times New Roman" w:eastAsia="標楷體"/>
+          <w:b w:val="0"/>
+          <w:sz w:val="18"/>
+        </w:rPr>
+        <w:t>[B] [TUST] Yin, Z.; Zhang, X.; Li, X.; Zhang, J.; Zhang, Q. (2022). Modified Burgers model of creep behavior of grouting-reinforced body and its long-term effect on tunnel operation. Tunnelling and Underground Space Technology, 127, 104537. https://doi.org/10.1016/j.tust.2022.104537</w:t>
+      </w:r>
+    </w:p>
+    <w:p>
+      <w:pPr>
+        <w:spacing w:after="40" w:line="245" w:lineRule="auto"/>
+        <w:ind w:left="360" w:hanging="360"/>
+      </w:pPr>
+      <w:r>
+        <w:rPr>
+          <w:rFonts w:ascii="Times New Roman" w:hAnsi="Times New Roman" w:eastAsia="標楷體"/>
+          <w:b w:val="0"/>
+          <w:sz w:val="18"/>
+        </w:rPr>
+        <w:t>[C] Li, A., Deng, H., Zhang, H., Liu, H., &amp; Jiang, M. (2021). The shear-creep behavior of the weak interlayer mudstone in a red-bed soft rock in acidic environments and its modeling with an improved Burgers model. Mechanics of Time-Dependent Materials, 27, 1-18. https://doi.org/10.1007/s11043-021-09523-y</w:t>
+      </w:r>
+    </w:p>
+    <w:p>
+      <w:pPr>
+        <w:spacing w:after="40" w:line="245" w:lineRule="auto"/>
+        <w:ind w:left="360" w:hanging="360"/>
+      </w:pPr>
+      <w:r>
+        <w:rPr>
+          <w:rFonts w:ascii="Times New Roman" w:hAnsi="Times New Roman" w:eastAsia="標楷體"/>
+          <w:b w:val="0"/>
+          <w:sz w:val="18"/>
+        </w:rPr>
+        <w:t>[B] Li, A.; Deng, H.; Zhang, H.; Jiang, M.; Liu, H.; Xiao, Y.; Wen, J. (2021). Developing a two-step improved damage creep constitutive model based on soft rock saturation-loss cycle triaxial creep test. Natural Hazards, 108, 2265-2281. https://doi.org/10.1007/s11069-021-04779-6</w:t>
+      </w:r>
+    </w:p>
+    <w:p>
+      <w:pPr>
+        <w:spacing w:after="40" w:line="245" w:lineRule="auto"/>
+        <w:ind w:left="360" w:hanging="360"/>
+      </w:pPr>
+      <w:r>
+        <w:rPr>
+          <w:rFonts w:ascii="Times New Roman" w:hAnsi="Times New Roman" w:eastAsia="標楷體"/>
+          <w:b w:val="0"/>
+          <w:sz w:val="18"/>
+        </w:rPr>
+        <w:t>[C] [TUST] Mao, Y., Liu, F., Li, Y., Zhao, F., He, M., &amp; Tao, Z. (2026). Deep tunnel deformation analysis based on large-scale physical test and fractional derivative creep model. Tunnelling and Underground Space Technology, 170, 107383. https://doi.org/10.1016/j.tust.2025.107383</w:t>
+      </w:r>
+    </w:p>
+    <w:p>
+      <w:pPr>
+        <w:spacing w:after="40" w:line="245" w:lineRule="auto"/>
+        <w:ind w:left="360" w:hanging="360"/>
+      </w:pPr>
+      <w:r>
+        <w:rPr>
+          <w:rFonts w:ascii="Times New Roman" w:hAnsi="Times New Roman" w:eastAsia="標楷體"/>
+          <w:b w:val="0"/>
+          <w:sz w:val="18"/>
+        </w:rPr>
+        <w:t>[B*] Tsai, C.-H., Li, H.-H., &amp; Wang, T.-T. (in review). Numerical simulation and mechanical interpretation of intermittent time-dependent deformation in tunnels [Manuscript under review].</w:t>
+      </w:r>
+    </w:p>
+    <w:p>
+      <w:pPr>
+        <w:pStyle w:val="Heading2"/>
+      </w:pPr>
+      <w:r>
+        <w:rPr>
+          <w:rFonts w:ascii="Times New Roman" w:hAnsi="Times New Roman" w:eastAsia="標楷體"/>
+          <w:b/>
+          <w:sz w:val="28"/>
+        </w:rPr>
+        <w:t>3｜水力耦合分析（7 篇，TUST 7）</w:t>
+      </w:r>
+    </w:p>
+    <w:p>
+      <w:pPr>
+        <w:spacing w:after="20"/>
+        <w:ind w:left="320"/>
+      </w:pPr>
+      <w:r>
+        <w:rPr>
+          <w:rFonts w:ascii="Times New Roman" w:hAnsi="Times New Roman" w:eastAsia="標楷體"/>
+          <w:b w:val="0"/>
+          <w:sz w:val="19"/>
+        </w:rPr>
+        <w:t>蒐集與支撐：地下水滲流場、有效應力與水位變動之力學效應，作為跨尺度分析之外部驅動與邊界條件。</w:t>
+      </w:r>
+    </w:p>
+    <w:p>
+      <w:pPr>
+        <w:spacing w:after="20"/>
+        <w:ind w:left="320"/>
+      </w:pPr>
+      <w:r>
+        <w:rPr>
+          <w:rFonts w:ascii="Times New Roman" w:hAnsi="Times New Roman" w:eastAsia="標楷體"/>
+          <w:b w:val="0"/>
+          <w:sz w:val="19"/>
+        </w:rPr>
+        <w:t>檢索詞：hydro-mechanical coupling、transient seepage、effective stress、groundwater-level fluctuation</w:t>
+      </w:r>
+    </w:p>
+    <w:p>
+      <w:pPr>
+        <w:keepNext/>
+        <w:spacing w:before="120" w:after="40"/>
+        <w:ind w:left="160"/>
+      </w:pPr>
+      <w:r>
+        <w:rPr>
+          <w:rFonts w:ascii="Times New Roman" w:hAnsi="Times New Roman" w:eastAsia="標楷體"/>
+          <w:b/>
+          <w:sz w:val="24"/>
+        </w:rPr>
+        <w:t>3A｜近場滲流解析（4 篇，TUST 4）</w:t>
+      </w:r>
+    </w:p>
+    <w:p>
+      <w:pPr>
+        <w:spacing w:after="20"/>
+        <w:ind w:left="320"/>
+      </w:pPr>
+      <w:r>
+        <w:rPr>
+          <w:rFonts w:ascii="Times New Roman" w:hAnsi="Times New Roman" w:eastAsia="標楷體"/>
+          <w:b w:val="0"/>
+          <w:sz w:val="19"/>
+        </w:rPr>
+        <w:t>判準：隧道近場滲流場、外水壓與水力—力學耦合之解析／數值解</w:t>
+      </w:r>
+    </w:p>
+    <w:p>
+      <w:pPr>
+        <w:spacing w:after="20"/>
+        <w:ind w:left="320"/>
+      </w:pPr>
+      <w:r>
+        <w:rPr>
+          <w:rFonts w:ascii="Times New Roman" w:hAnsi="Times New Roman" w:eastAsia="標楷體"/>
+          <w:b w:val="0"/>
+          <w:sz w:val="19"/>
+        </w:rPr>
+        <w:t>引用位置：§1 P2 驅動端、§3.1、§5.2 量級對照　⚠ 需擴充（目前僅 4 篇）</w:t>
       </w:r>
     </w:p>
     <w:p>
@@ -1104,7 +1638,7 @@
           <w:b/>
           <w:sz w:val="24"/>
         </w:rPr>
-        <w:t>2B｜水位變動之結構響應實證（試驗與現地）（3 篇，TUST 3）</w:t>
+        <w:t>3B｜地下水位變動（3 篇，TUST 3）</w:t>
       </w:r>
     </w:p>
     <w:p>
@@ -1118,7 +1652,7 @@
           <w:b w:val="0"/>
           <w:sz w:val="19"/>
         </w:rPr>
-        <w:t>判準：以模型試驗或現地實測證實水（位）作用者</w:t>
+        <w:t>判準：水位升降之結構響應實證（模型試驗與現地）</w:t>
       </w:r>
     </w:p>
     <w:p>
@@ -1132,7 +1666,7 @@
           <w:b w:val="0"/>
           <w:sz w:val="19"/>
         </w:rPr>
-        <w:t>引用位置：§1 P2 驅動端實證；§2.1 循環邊界條件之正當性（★單循環不可逆性）</w:t>
+        <w:t>引用位置：§2.1 循環邊界條件之正當性（★單循環不可逆性）</w:t>
       </w:r>
     </w:p>
     <w:p>
@@ -1179,6 +1713,47 @@
     </w:p>
     <w:p>
       <w:pPr>
+        <w:pStyle w:val="Heading2"/>
+      </w:pPr>
+      <w:r>
+        <w:rPr>
+          <w:rFonts w:ascii="Times New Roman" w:hAnsi="Times New Roman" w:eastAsia="標楷體"/>
+          <w:b/>
+          <w:sz w:val="28"/>
+        </w:rPr>
+        <w:t>4｜三維地質模型（0 篇，TUST 0）　⚠ 全類 0 篇，亟需蒐集</w:t>
+      </w:r>
+    </w:p>
+    <w:p>
+      <w:pPr>
+        <w:spacing w:after="20"/>
+        <w:ind w:left="320"/>
+      </w:pPr>
+      <w:r>
+        <w:rPr>
+          <w:rFonts w:ascii="Times New Roman" w:hAnsi="Times New Roman" w:eastAsia="標楷體"/>
+          <w:b w:val="0"/>
+          <w:sz w:val="19"/>
+        </w:rPr>
+        <w:t>蒐集與支撐：多源地質資料整合、區域至場址尺度模型建置，以及地質模型轉為數值模型之量化程序。</w:t>
+      </w:r>
+    </w:p>
+    <w:p>
+      <w:pPr>
+        <w:spacing w:after="20"/>
+        <w:ind w:left="320"/>
+      </w:pPr>
+      <w:r>
+        <w:rPr>
+          <w:rFonts w:ascii="Times New Roman" w:hAnsi="Times New Roman" w:eastAsia="標楷體"/>
+          <w:b w:val="0"/>
+          <w:sz w:val="19"/>
+        </w:rPr>
+        <w:t>檢索詞：3D engineering geological model、geological modelling with borehole integration、implicit geological modelling、geological model discretization</w:t>
+      </w:r>
+    </w:p>
+    <w:p>
+      <w:pPr>
         <w:keepNext/>
         <w:spacing w:before="120" w:after="40"/>
         <w:ind w:left="160"/>
@@ -1189,7 +1764,7 @@
           <w:b/>
           <w:sz w:val="24"/>
         </w:rPr>
-        <w:t>2C｜坡隧系統互制（本文定位之對照組）（4 篇，TUST 4）</w:t>
+        <w:t>4A｜多源地質資料整合（0 篇，TUST 0）　⚠ 待蒐集</w:t>
       </w:r>
     </w:p>
     <w:p>
@@ -1203,7 +1778,7 @@
           <w:b w:val="0"/>
           <w:sz w:val="19"/>
         </w:rPr>
-        <w:t>判準：以坡體與隧道互制為主體，驅動為地震／開挖／重力</w:t>
+        <w:t>判準：地形、鑽孔、開挖面影像等多源資料之整合建模</w:t>
       </w:r>
     </w:p>
     <w:p>
@@ -1217,63 +1792,93 @@
           <w:b w:val="0"/>
           <w:sz w:val="19"/>
         </w:rPr>
-        <w:t>引用位置：§1 P4 缺口證據：互制研究之驅動源鮮少為水位循環</w:t>
+        <w:t>引用位置：§2.1、§3.3</w:t>
       </w:r>
     </w:p>
     <w:p>
       <w:pPr>
-        <w:spacing w:after="40" w:line="245" w:lineRule="auto"/>
-        <w:ind w:left="360" w:hanging="360"/>
+        <w:keepNext/>
+        <w:spacing w:before="120" w:after="40"/>
+        <w:ind w:left="160"/>
+      </w:pPr>
+      <w:r>
+        <w:rPr>
+          <w:rFonts w:ascii="Times New Roman" w:hAnsi="Times New Roman" w:eastAsia="標楷體"/>
+          <w:b/>
+          <w:sz w:val="24"/>
+        </w:rPr>
+        <w:t>4B｜區域尺度—場址尺度（0 篇，TUST 0）　⚠ 待蒐集</w:t>
+      </w:r>
+    </w:p>
+    <w:p>
+      <w:pPr>
+        <w:spacing w:after="20"/>
+        <w:ind w:left="320"/>
       </w:pPr>
       <w:r>
         <w:rPr>
           <w:rFonts w:ascii="Times New Roman" w:hAnsi="Times New Roman" w:eastAsia="標楷體"/>
           <w:b w:val="0"/>
-          <w:sz w:val="18"/>
+          <w:sz w:val="19"/>
         </w:rPr>
-        <w:t>[A] [TUST] Tian, X., Song, Z., &amp; Zhang, Y. (2021). Monitoring and reinforcement of landslide induced by tunnel excavation: A case study from Xiamaixi tunnel. Tunnelling and Underground Space Technology, 110, 103796. https://doi.org/10.1016/j.tust.2020.103796</w:t>
+        <w:t>判準：區域至場址尺度之模型範圍界定與縮尺</w:t>
       </w:r>
     </w:p>
     <w:p>
       <w:pPr>
-        <w:spacing w:after="40" w:line="245" w:lineRule="auto"/>
-        <w:ind w:left="360" w:hanging="360"/>
+        <w:spacing w:after="20"/>
+        <w:ind w:left="320"/>
       </w:pPr>
       <w:r>
         <w:rPr>
           <w:rFonts w:ascii="Times New Roman" w:hAnsi="Times New Roman" w:eastAsia="標楷體"/>
           <w:b w:val="0"/>
-          <w:sz w:val="18"/>
+          <w:sz w:val="19"/>
         </w:rPr>
-        <w:t>[A] [TUST] Causse Lionel; Cojean Roger; Fleurisson Jean-Alain (2015). Interaction between tunnel and unstable slope - Influence of time-dependent behavior of a tunnel excavation in a deep-seated gravitational slope deformation. Tunnelling and Underground Space Technology, 50, 270-281. https://doi.org/10.1016/j.tust.2015.07.018</w:t>
+        <w:t>引用位置：§3.3</w:t>
       </w:r>
     </w:p>
     <w:p>
       <w:pPr>
-        <w:spacing w:after="40" w:line="245" w:lineRule="auto"/>
-        <w:ind w:left="360" w:hanging="360"/>
+        <w:keepNext/>
+        <w:spacing w:before="120" w:after="40"/>
+        <w:ind w:left="160"/>
+      </w:pPr>
+      <w:r>
+        <w:rPr>
+          <w:rFonts w:ascii="Times New Roman" w:hAnsi="Times New Roman" w:eastAsia="標楷體"/>
+          <w:b/>
+          <w:sz w:val="24"/>
+        </w:rPr>
+        <w:t>4C｜地質模型數值量化（0 篇，TUST 0）　⚠ 待蒐集</w:t>
+      </w:r>
+    </w:p>
+    <w:p>
+      <w:pPr>
+        <w:spacing w:after="20"/>
+        <w:ind w:left="320"/>
       </w:pPr>
       <w:r>
         <w:rPr>
           <w:rFonts w:ascii="Times New Roman" w:hAnsi="Times New Roman" w:eastAsia="標楷體"/>
           <w:b w:val="0"/>
-          <w:sz w:val="18"/>
+          <w:sz w:val="19"/>
         </w:rPr>
-        <w:t>[A] [TUST] Xin, C., Shuai, Y., Song, D., &amp; Liu, X. (2024). Dynamic interaction and failure mechanism in tunnel-slope systems: Mitigation insights from shaking table tests and numerical analysis. Tunnelling and Underground Space Technology, 152, 105940. https://doi.org/10.1016/j.tust.2024.105940</w:t>
+        <w:t>判準：地質模型轉為數值網格／材料分區之量化程序</w:t>
       </w:r>
     </w:p>
     <w:p>
       <w:pPr>
-        <w:spacing w:after="40" w:line="245" w:lineRule="auto"/>
-        <w:ind w:left="360" w:hanging="360"/>
+        <w:spacing w:after="20"/>
+        <w:ind w:left="320"/>
       </w:pPr>
       <w:r>
         <w:rPr>
           <w:rFonts w:ascii="Times New Roman" w:hAnsi="Times New Roman" w:eastAsia="標楷體"/>
           <w:b w:val="0"/>
-          <w:sz w:val="18"/>
+          <w:sz w:val="19"/>
         </w:rPr>
-        <w:t>[A] [TUST] Tian, Y., Xin, C., Song, D., &amp; Liu, X. (2026). Dynamic failure mechanism of a high-steep rock mass slope containing a weak interlayer at the tunnel portal and damage evolution of lining subjected to strong earthquakes. Tunnelling and Underground Space Technology, 107586. https://doi.org/10.1016/j.tust.2026.107586</w:t>
+        <w:t>引用位置：§2.1</w:t>
       </w:r>
     </w:p>
     <w:p>
@@ -1286,7 +1891,7 @@
           <w:b/>
           <w:sz w:val="28"/>
         </w:rPr>
-        <w:t>3｜圍岩依時變形黏彈塑性模式（9 篇，TUST 4）</w:t>
+        <w:t>5｜跨尺度數值方法（19 篇，TUST 5）</w:t>
       </w:r>
     </w:p>
     <w:p>
@@ -1300,7 +1905,7 @@
           <w:b w:val="0"/>
           <w:sz w:val="19"/>
         </w:rPr>
-        <w:t>蒐集與支撐：蒐集岩石潛變、依時變形、啟動應力門檻、Burgers 模式、Mohr-Coulomb 塑性及水力劣化效應研究，用以支持 Modified Burgers-Mohr Model 的理論組成、參數率定與模式驗證。</w:t>
+        <w:t>蒐集與支撐：區域邊坡、隧道圍岩與襯砌三尺度之串接方法：物理量傳遞、連續—離散耦合與離散模型率定回饋。</w:t>
       </w:r>
     </w:p>
     <w:p>
@@ -1314,7 +1919,22 @@
           <w:b w:val="0"/>
           <w:sz w:val="19"/>
         </w:rPr>
-        <w:t>檢索詞：time-dependent deformation of surrounding rock、rock creep、stress threshold、visco-elasto-plastic model、Burgers-Mohr model</w:t>
+        <w:t>檢索詞：multiscale tunnel modelling、cross-scale state transfer、FLAC3D-PFC coupling、continuum-discrete modelling、bonded particle model</w:t>
+      </w:r>
+    </w:p>
+    <w:p>
+      <w:pPr>
+        <w:keepNext/>
+        <w:spacing w:before="120" w:after="40"/>
+        <w:ind w:left="160"/>
+      </w:pPr>
+      <w:r>
+        <w:rPr>
+          <w:rFonts w:ascii="Times New Roman" w:hAnsi="Times New Roman" w:eastAsia="標楷體"/>
+          <w:b/>
+          <w:sz w:val="24"/>
+        </w:rPr>
+        <w:t>5A｜跨尺度物理量傳遞（5 篇，TUST 3）</w:t>
       </w:r>
     </w:p>
     <w:p>
@@ -1328,22 +1948,7 @@
           <w:b w:val="0"/>
           <w:sz w:val="19"/>
         </w:rPr>
-        <w:t>對應：賣點 2、材料 3+5</w:t>
-      </w:r>
-    </w:p>
-    <w:p>
-      <w:pPr>
-        <w:keepNext/>
-        <w:spacing w:before="120" w:after="40"/>
-        <w:ind w:left="160"/>
-      </w:pPr>
-      <w:r>
-        <w:rPr>
-          <w:rFonts w:ascii="Times New Roman" w:hAnsi="Times New Roman" w:eastAsia="標楷體"/>
-          <w:b/>
-          <w:sz w:val="24"/>
-        </w:rPr>
-        <w:t>3A｜依時變形之解析理論與收斂—拘限系譜（3 篇，TUST 1）</w:t>
+        <w:t>判準：以域劃分、介面交握與狀態量傳遞為貢獻主體</w:t>
       </w:r>
     </w:p>
     <w:p>
@@ -1357,331 +1962,7 @@
           <w:b w:val="0"/>
           <w:sz w:val="19"/>
         </w:rPr>
-        <w:t>判準：以解析解或 CCM 架構描述依時收斂為貢獻主體</w:t>
-      </w:r>
-    </w:p>
-    <w:p>
-      <w:pPr>
-        <w:spacing w:after="20"/>
-        <w:ind w:left="320"/>
-      </w:pPr>
-      <w:r>
-        <w:rPr>
-          <w:rFonts w:ascii="Times New Roman" w:hAnsi="Times New Roman" w:eastAsia="標楷體"/>
-          <w:b w:val="0"/>
-          <w:sz w:val="19"/>
-        </w:rPr>
-        <w:t>引用位置：§1 P2 機制端之系譜句；§2.2 理論定位</w:t>
-      </w:r>
-    </w:p>
-    <w:p>
-      <w:pPr>
-        <w:spacing w:after="40" w:line="245" w:lineRule="auto"/>
-        <w:ind w:left="360" w:hanging="360"/>
-      </w:pPr>
-      <w:r>
-        <w:rPr>
-          <w:rFonts w:ascii="Times New Roman" w:hAnsi="Times New Roman" w:eastAsia="標楷體"/>
-          <w:b w:val="0"/>
-          <w:sz w:val="18"/>
-        </w:rPr>
-        <w:t>[B] Sulem, J.; Panet, M.; Guenot, A. (1987). An analytical solution for time-dependent displacements in a circular tunnel. International Journal of Rock Mechanics and Mining Sciences &amp; Geomechanics Abstracts, 24(3), 155-164. https://doi.org/10.1016/0148-9062(87)90523-7</w:t>
-      </w:r>
-    </w:p>
-    <w:p>
-      <w:pPr>
-        <w:spacing w:after="40" w:line="245" w:lineRule="auto"/>
-        <w:ind w:left="360" w:hanging="360"/>
-      </w:pPr>
-      <w:r>
-        <w:rPr>
-          <w:rFonts w:ascii="Times New Roman" w:hAnsi="Times New Roman" w:eastAsia="標楷體"/>
-          <w:b w:val="0"/>
-          <w:sz w:val="18"/>
-        </w:rPr>
-        <w:t>[B] [TUST] Paraskevopoulou, C.; Diederichs, M. (2018). Analysis of time-dependent deformation in tunnels using the Convergence-Confinement Method. Tunnelling and Underground Space Technology, 71, 62-80. https://doi.org/10.1016/j.tust.2017.07.001</w:t>
-      </w:r>
-    </w:p>
-    <w:p>
-      <w:pPr>
-        <w:spacing w:after="40" w:line="245" w:lineRule="auto"/>
-        <w:ind w:left="360" w:hanging="360"/>
-      </w:pPr>
-      <w:r>
-        <w:rPr>
-          <w:rFonts w:ascii="Times New Roman" w:hAnsi="Times New Roman" w:eastAsia="標楷體"/>
-          <w:b w:val="0"/>
-          <w:sz w:val="18"/>
-        </w:rPr>
-        <w:t>[B] Wu, K.; Song, J.; Zhao, N.; Shao, Z. (2024). Study on the time-dependent interaction between surrounding rock and yielding supports in deep soft rock tunnels. International Journal for Numerical and Analytical Methods in Geomechanics, 48(2), 566-587. https://doi.org/10.1002/nag.3650</w:t>
-      </w:r>
-    </w:p>
-    <w:p>
-      <w:pPr>
-        <w:keepNext/>
-        <w:spacing w:before="120" w:after="40"/>
-        <w:ind w:left="160"/>
-      </w:pPr>
-      <w:r>
-        <w:rPr>
-          <w:rFonts w:ascii="Times New Roman" w:hAnsi="Times New Roman" w:eastAsia="標楷體"/>
-          <w:b/>
-          <w:sz w:val="24"/>
-        </w:rPr>
-        <w:t>3B｜黏彈塑本構模式與應力門檻（4 篇，TUST 3）</w:t>
-      </w:r>
-    </w:p>
-    <w:p>
-      <w:pPr>
-        <w:spacing w:after="20"/>
-        <w:ind w:left="320"/>
-      </w:pPr>
-      <w:r>
-        <w:rPr>
-          <w:rFonts w:ascii="Times New Roman" w:hAnsi="Times New Roman" w:eastAsia="標楷體"/>
-          <w:b w:val="0"/>
-          <w:sz w:val="19"/>
-        </w:rPr>
-        <w:t>判準：以本構模式之建立、修正或門檻準則為貢獻主體</w:t>
-      </w:r>
-    </w:p>
-    <w:p>
-      <w:pPr>
-        <w:spacing w:after="20"/>
-        <w:ind w:left="320"/>
-      </w:pPr>
-      <w:r>
-        <w:rPr>
-          <w:rFonts w:ascii="Times New Roman" w:hAnsi="Times New Roman" w:eastAsia="標楷體"/>
-          <w:b w:val="0"/>
-          <w:sz w:val="19"/>
-        </w:rPr>
-        <w:t>引用位置：§2.2 修正力學模式（★前作滯動門檻）</w:t>
-      </w:r>
-    </w:p>
-    <w:p>
-      <w:pPr>
-        <w:spacing w:after="40" w:line="245" w:lineRule="auto"/>
-        <w:ind w:left="360" w:hanging="360"/>
-      </w:pPr>
-      <w:r>
-        <w:rPr>
-          <w:rFonts w:ascii="Times New Roman" w:hAnsi="Times New Roman" w:eastAsia="標楷體"/>
-          <w:b w:val="0"/>
-          <w:sz w:val="18"/>
-        </w:rPr>
-        <w:t>[B] [TUST] Yin, Z.; Zhang, X.; Li, X.; Zhang, J.; Zhang, Q. (2022). Modified Burgers model of creep behavior of grouting-reinforced body and its long-term effect on tunnel operation. Tunnelling and Underground Space Technology, 127, 104537. https://doi.org/10.1016/j.tust.2022.104537</w:t>
-      </w:r>
-    </w:p>
-    <w:p>
-      <w:pPr>
-        <w:spacing w:after="40" w:line="245" w:lineRule="auto"/>
-        <w:ind w:left="360" w:hanging="360"/>
-      </w:pPr>
-      <w:r>
-        <w:rPr>
-          <w:rFonts w:ascii="Times New Roman" w:hAnsi="Times New Roman" w:eastAsia="標楷體"/>
-          <w:b w:val="0"/>
-          <w:sz w:val="18"/>
-        </w:rPr>
-        <w:t>[B] [TUST] Zhang, S., Rodriguez-Dono, A., Song, F., &amp; Zhou, Z. (2025). Time-dependent tunnel deformations: Insights from in-situ tests and numerical analyses. Tunnelling and Underground Space Technology, 157, 106319. https://doi.org/10.1016/j.tust.2024.106319</w:t>
-      </w:r>
-    </w:p>
-    <w:p>
-      <w:pPr>
-        <w:spacing w:after="40" w:line="245" w:lineRule="auto"/>
-        <w:ind w:left="360" w:hanging="360"/>
-      </w:pPr>
-      <w:r>
-        <w:rPr>
-          <w:rFonts w:ascii="Times New Roman" w:hAnsi="Times New Roman" w:eastAsia="標楷體"/>
-          <w:b w:val="0"/>
-          <w:sz w:val="18"/>
-        </w:rPr>
-        <w:t>[C] [TUST] Mao, Y., Liu, F., Li, Y., Zhao, F., He, M., &amp; Tao, Z. (2026). Deep tunnel deformation analysis based on large-scale physical test and fractional derivative creep model. Tunnelling and Underground Space Technology, 170, 107383. https://doi.org/10.1016/j.tust.2025.107383</w:t>
-      </w:r>
-    </w:p>
-    <w:p>
-      <w:pPr>
-        <w:spacing w:after="40" w:line="245" w:lineRule="auto"/>
-        <w:ind w:left="360" w:hanging="360"/>
-      </w:pPr>
-      <w:r>
-        <w:rPr>
-          <w:rFonts w:ascii="Times New Roman" w:hAnsi="Times New Roman" w:eastAsia="標楷體"/>
-          <w:b w:val="0"/>
-          <w:sz w:val="18"/>
-        </w:rPr>
-        <w:t>[B*] Tsai, C.-H., Li, H.-H., &amp; Wang, T.-T. (in review). Numerical simulation and mechanical interpretation of intermittent time-dependent deformation in tunnels [Manuscript under review].</w:t>
-      </w:r>
-    </w:p>
-    <w:p>
-      <w:pPr>
-        <w:keepNext/>
-        <w:spacing w:before="120" w:after="40"/>
-        <w:ind w:left="160"/>
-      </w:pPr>
-      <w:r>
-        <w:rPr>
-          <w:rFonts w:ascii="Times New Roman" w:hAnsi="Times New Roman" w:eastAsia="標楷體"/>
-          <w:b/>
-          <w:sz w:val="24"/>
-        </w:rPr>
-        <w:t>3C｜水力劣化之潛變本構（水×依時）（2 篇，TUST 0）</w:t>
-      </w:r>
-    </w:p>
-    <w:p>
-      <w:pPr>
-        <w:spacing w:after="20"/>
-        <w:ind w:left="320"/>
-      </w:pPr>
-      <w:r>
-        <w:rPr>
-          <w:rFonts w:ascii="Times New Roman" w:hAnsi="Times New Roman" w:eastAsia="標楷體"/>
-          <w:b w:val="0"/>
-          <w:sz w:val="19"/>
-        </w:rPr>
-        <w:t>判準：以水—岩作用或乾濕循環之潛變劣化本構為貢獻主體</w:t>
-      </w:r>
-    </w:p>
-    <w:p>
-      <w:pPr>
-        <w:spacing w:after="20"/>
-        <w:ind w:left="320"/>
-      </w:pPr>
-      <w:r>
-        <w:rPr>
-          <w:rFonts w:ascii="Times New Roman" w:hAnsi="Times New Roman" w:eastAsia="標楷體"/>
-          <w:b w:val="0"/>
-          <w:sz w:val="19"/>
-        </w:rPr>
-        <w:t>引用位置：§1 P2 連接驅動與機制之關鍵；§2.2 濕化效應之依據</w:t>
-      </w:r>
-    </w:p>
-    <w:p>
-      <w:pPr>
-        <w:spacing w:after="40" w:line="245" w:lineRule="auto"/>
-        <w:ind w:left="360" w:hanging="360"/>
-      </w:pPr>
-      <w:r>
-        <w:rPr>
-          <w:rFonts w:ascii="Times New Roman" w:hAnsi="Times New Roman" w:eastAsia="標楷體"/>
-          <w:b w:val="0"/>
-          <w:sz w:val="18"/>
-        </w:rPr>
-        <w:t>[B] Yan, B.; Guo, Q.; Ren, F.; Cai, M. (2020). Modified Nishihara model and experimental verification of deep rock mass under the water-rock interaction. International Journal of Rock Mechanics and Mining Sciences, 128, 104250. https://doi.org/10.1016/j.ijrmms.2020.104250</w:t>
-      </w:r>
-    </w:p>
-    <w:p>
-      <w:pPr>
-        <w:spacing w:after="40" w:line="245" w:lineRule="auto"/>
-        <w:ind w:left="360" w:hanging="360"/>
-      </w:pPr>
-      <w:r>
-        <w:rPr>
-          <w:rFonts w:ascii="Times New Roman" w:hAnsi="Times New Roman" w:eastAsia="標楷體"/>
-          <w:b w:val="0"/>
-          <w:sz w:val="18"/>
-        </w:rPr>
-        <w:t>[B] Li, A.; Deng, H.; Zhang, H.; Jiang, M.; Liu, H.; Xiao, Y.; Wen, J. (2021). Developing a two-step improved damage creep constitutive model based on soft rock saturation-loss cycle triaxial creep test. Natural Hazards, 108, 2265-2281. https://doi.org/10.1007/s11069-021-04779-6</w:t>
-      </w:r>
-    </w:p>
-    <w:p>
-      <w:pPr>
-        <w:pStyle w:val="Heading2"/>
-      </w:pPr>
-      <w:r>
-        <w:rPr>
-          <w:rFonts w:ascii="Times New Roman" w:hAnsi="Times New Roman" w:eastAsia="標楷體"/>
-          <w:b/>
-          <w:sz w:val="28"/>
-        </w:rPr>
-        <w:t>4｜多尺度三維地質模型與跨尺度數值模擬方法（9 篇，TUST 5）</w:t>
-      </w:r>
-    </w:p>
-    <w:p>
-      <w:pPr>
-        <w:spacing w:after="20"/>
-        <w:ind w:left="320"/>
-      </w:pPr>
-      <w:r>
-        <w:rPr>
-          <w:rFonts w:ascii="Times New Roman" w:hAnsi="Times New Roman" w:eastAsia="標楷體"/>
-          <w:b w:val="0"/>
-          <w:sz w:val="19"/>
-        </w:rPr>
-        <w:t>蒐集與支撐：蒐集工程地質模型、地形與鑽孔資料整合、區域至近場模型縮尺、邊界狀態傳遞，以及有限差分、有限元素與離散元素整合方法，用以支持區域邊坡、隧道圍岩及襯砌結構三個尺度的串接。</w:t>
-      </w:r>
-    </w:p>
-    <w:p>
-      <w:pPr>
-        <w:spacing w:after="20"/>
-        <w:ind w:left="320"/>
-      </w:pPr>
-      <w:r>
-        <w:rPr>
-          <w:rFonts w:ascii="Times New Roman" w:hAnsi="Times New Roman" w:eastAsia="標楷體"/>
-          <w:b w:val="0"/>
-          <w:sz w:val="19"/>
-        </w:rPr>
-        <w:t>檢索詞：3D engineering geological model、multiscale tunnel modelling、cross-scale state transfer、FLAC3D-PFC coupling、continuum-discrete modelling</w:t>
-      </w:r>
-    </w:p>
-    <w:p>
-      <w:pPr>
-        <w:spacing w:after="20"/>
-        <w:ind w:left="320"/>
-      </w:pPr>
-      <w:r>
-        <w:rPr>
-          <w:rFonts w:ascii="Times New Roman" w:hAnsi="Times New Roman" w:eastAsia="標楷體"/>
-          <w:b w:val="0"/>
-          <w:sz w:val="19"/>
-        </w:rPr>
-        <w:t>對應：賣點 3+4、材料 4</w:t>
-      </w:r>
-    </w:p>
-    <w:p>
-      <w:pPr>
-        <w:keepNext/>
-        <w:spacing w:before="120" w:after="40"/>
-        <w:ind w:left="160"/>
-      </w:pPr>
-      <w:r>
-        <w:rPr>
-          <w:rFonts w:ascii="Times New Roman" w:hAnsi="Times New Roman" w:eastAsia="標楷體"/>
-          <w:b/>
-          <w:sz w:val="24"/>
-        </w:rPr>
-        <w:t>4A｜連續–離散耦合架構與跨尺度狀態傳遞（5 篇，TUST 3）</w:t>
-      </w:r>
-    </w:p>
-    <w:p>
-      <w:pPr>
-        <w:spacing w:after="20"/>
-        <w:ind w:left="320"/>
-      </w:pPr>
-      <w:r>
-        <w:rPr>
-          <w:rFonts w:ascii="Times New Roman" w:hAnsi="Times New Roman" w:eastAsia="標楷體"/>
-          <w:b w:val="0"/>
-          <w:sz w:val="19"/>
-        </w:rPr>
-        <w:t>判準：以耦合方法本身（域劃分、介面交握、傳遞律）為貢獻主體</w:t>
-      </w:r>
-    </w:p>
-    <w:p>
-      <w:pPr>
-        <w:spacing w:after="20"/>
-        <w:ind w:left="320"/>
-      </w:pPr>
-      <w:r>
-        <w:rPr>
-          <w:rFonts w:ascii="Times New Roman" w:hAnsi="Times New Roman" w:eastAsia="標楷體"/>
-          <w:b w:val="0"/>
-          <w:sz w:val="19"/>
-        </w:rPr>
-        <w:t>引用位置：§1 P3 方法系譜；§2.1 跨尺度架構與介面（★Wang 2020 力與力矩雙平衡）</w:t>
+        <w:t>引用位置：§2.1 跨尺度架構（★Wang 2020 力與力矩雙平衡）</w:t>
       </w:r>
     </w:p>
     <w:p>
@@ -1766,7 +2047,7 @@
           <w:b/>
           <w:sz w:val="24"/>
         </w:rPr>
-        <w:t>4B｜離散／混合方法之隧道破壞與水力應用（4 篇，TUST 2）</w:t>
+        <w:t>5B｜連續體—離散體耦合（4 篇，TUST 2）</w:t>
       </w:r>
     </w:p>
     <w:p>
@@ -1780,7 +2061,7 @@
           <w:b w:val="0"/>
           <w:sz w:val="19"/>
         </w:rPr>
-        <w:t>判準：以 FDEM／混合法模擬 EDZ、剝落或水力過程為貢獻主體</w:t>
+        <w:t>判準：以連續／離散混合方法模擬隧道破壞或水力過程</w:t>
       </w:r>
     </w:p>
     <w:p>
@@ -1794,7 +2075,7 @@
           <w:b w:val="0"/>
           <w:sz w:val="19"/>
         </w:rPr>
-        <w:t>引用位置：§1 P3–P4；§2.3 驗證階梯之先例</w:t>
+        <w:t>引用位置：§1 P3–P4 方法系譜、§2.3 驗證階梯</w:t>
       </w:r>
     </w:p>
     <w:p>
@@ -1865,7 +2146,7 @@
           <w:b/>
           <w:sz w:val="24"/>
         </w:rPr>
-        <w:t>4C｜三維工程地質模型建置（0 篇｜⚠ 缺口）</w:t>
+        <w:t>5C｜BPM 率定與回饋（10 篇，TUST 0）</w:t>
       </w:r>
     </w:p>
     <w:p>
@@ -1879,7 +2160,7 @@
           <w:b w:val="0"/>
           <w:sz w:val="19"/>
         </w:rPr>
-        <w:t>判準：以地形／鑽孔／開挖面資料整合建置三維工程地質模型為貢獻主體</w:t>
+        <w:t>判準：鍵結顆粒模型之理論、微參數率定、內在缺陷修正與混凝土表述</w:t>
       </w:r>
     </w:p>
     <w:p>
@@ -1893,7 +2174,147 @@
           <w:b w:val="0"/>
           <w:sz w:val="19"/>
         </w:rPr>
-        <w:t>引用位置：§2.1、§3.3 地質模型；⚠ 目前無文獻，建議以檢索詞「3D engineering geological model／geological modelling borehole integration」補 2–3 篇，否則賣點 3（多尺度三維地質模型）在前言將無文獻支撐</w:t>
+        <w:t>引用位置：§2.3 四步論證鏈：問題→修正→我方選擇→混凝土依據</w:t>
+      </w:r>
+    </w:p>
+    <w:p>
+      <w:pPr>
+        <w:spacing w:after="40" w:line="245" w:lineRule="auto"/>
+        <w:ind w:left="360" w:hanging="360"/>
+      </w:pPr>
+      <w:r>
+        <w:rPr>
+          <w:rFonts w:ascii="Times New Roman" w:hAnsi="Times New Roman" w:eastAsia="標楷體"/>
+          <w:b w:val="0"/>
+          <w:sz w:val="18"/>
+        </w:rPr>
+        <w:t>[A] D.O. Potyondy; P.A. Cundall (2004). A bonded-particle model for rock. International Journal of Rock Mechanics and Mining Sciences, 41, 1329-1364 (issue 8). https://doi.org/10.1016/j.ijrmms.2004.09.011</w:t>
+      </w:r>
+    </w:p>
+    <w:p>
+      <w:pPr>
+        <w:spacing w:after="40" w:line="245" w:lineRule="auto"/>
+        <w:ind w:left="360" w:hanging="360"/>
+      </w:pPr>
+      <w:r>
+        <w:rPr>
+          <w:rFonts w:ascii="Times New Roman" w:hAnsi="Times New Roman" w:eastAsia="標楷體"/>
+          <w:b w:val="0"/>
+          <w:sz w:val="18"/>
+        </w:rPr>
+        <w:t>[A] N. Cho; C.D. Martin; D.C. Sego (2007). A clumped particle model for rock. International Journal of Rock Mechanics and Mining Sciences, 44, 997-1010 (issue 7). https://doi.org/10.1016/j.ijrmms.2007.02.002</w:t>
+      </w:r>
+    </w:p>
+    <w:p>
+      <w:pPr>
+        <w:spacing w:after="40" w:line="245" w:lineRule="auto"/>
+        <w:ind w:left="360" w:hanging="360"/>
+      </w:pPr>
+      <w:r>
+        <w:rPr>
+          <w:rFonts w:ascii="Times New Roman" w:hAnsi="Times New Roman" w:eastAsia="標楷體"/>
+          <w:b w:val="0"/>
+          <w:sz w:val="18"/>
+        </w:rPr>
+        <w:t>[B] Cai, M.; Kaiser, P.K.; Tasaka, Y.; Maejima, T.; Morioka, H.; Minami, M. (2004). Generalized crack initiation and crack damage stress thresholds of brittle rock masses near underground excavations. International Journal of Rock Mechanics and Mining Sciences, 41(5), 833-847. https://doi.org/10.1016/j.ijrmms.2004.02.001</w:t>
+      </w:r>
+    </w:p>
+    <w:p>
+      <w:pPr>
+        <w:spacing w:after="40" w:line="245" w:lineRule="auto"/>
+        <w:ind w:left="360" w:hanging="360"/>
+      </w:pPr>
+      <w:r>
+        <w:rPr>
+          <w:rFonts w:ascii="Times New Roman" w:hAnsi="Times New Roman" w:eastAsia="標楷體"/>
+          <w:b w:val="0"/>
+          <w:sz w:val="18"/>
+        </w:rPr>
+        <w:t>[A] Jeoungseok Yoon (2007). Application of experimental design and optimization to PFC model calibration in uniaxial compression simulation. International Journal of Rock Mechanics and Mining Sciences, 44, 871-889 (issue 6). https://doi.org/10.1016/j.ijrmms.2007.01.004</w:t>
+      </w:r>
+    </w:p>
+    <w:p>
+      <w:pPr>
+        <w:spacing w:after="40" w:line="245" w:lineRule="auto"/>
+        <w:ind w:left="360" w:hanging="360"/>
+      </w:pPr>
+      <w:r>
+        <w:rPr>
+          <w:rFonts w:ascii="Times New Roman" w:hAnsi="Times New Roman" w:eastAsia="標楷體"/>
+          <w:b w:val="0"/>
+          <w:sz w:val="18"/>
+        </w:rPr>
+        <w:t>[C] David Oskar Potyondy (2015). The bonded-particle model as a tool for rock mechanics research and application: current trends and future directions. Geosystem Engineering, 18, 1-28 (issue 1). https://doi.org/10.1080/12269328.2014.998346</w:t>
+      </w:r>
+    </w:p>
+    <w:p>
+      <w:pPr>
+        <w:spacing w:after="40" w:line="245" w:lineRule="auto"/>
+        <w:ind w:left="360" w:hanging="360"/>
+      </w:pPr>
+      <w:r>
+        <w:rPr>
+          <w:rFonts w:ascii="Times New Roman" w:hAnsi="Times New Roman" w:eastAsia="標楷體"/>
+          <w:b w:val="0"/>
+          <w:sz w:val="18"/>
+        </w:rPr>
+        <w:t>[A] Wu, S., &amp; Xu, X. (2016). A study of three intrinsic problems of the classic discrete element method using flat-joint model. Rock Mechanics and Rock Engineering, 49, 1813-1830. https://doi.org/10.1007/s00603-015-0890-z</w:t>
+      </w:r>
+    </w:p>
+    <w:p>
+      <w:pPr>
+        <w:spacing w:after="40" w:line="245" w:lineRule="auto"/>
+        <w:ind w:left="360" w:hanging="360"/>
+      </w:pPr>
+      <w:r>
+        <w:rPr>
+          <w:rFonts w:ascii="Times New Roman" w:hAnsi="Times New Roman" w:eastAsia="標楷體"/>
+          <w:b w:val="0"/>
+          <w:sz w:val="18"/>
+        </w:rPr>
+        <w:t>[A] Nitka, M., &amp; Tejchman, J. (2018). A three-dimensional meso-scale approach to concrete fracture based on combined DEM with X-ray μCT images. Cement and Concrete Research, 107, 11-29. https://doi.org/10.1016/j.cemconres.2018.02.006</w:t>
+      </w:r>
+    </w:p>
+    <w:p>
+      <w:pPr>
+        <w:spacing w:after="40" w:line="245" w:lineRule="auto"/>
+        <w:ind w:left="360" w:hanging="360"/>
+      </w:pPr>
+      <w:r>
+        <w:rPr>
+          <w:rFonts w:ascii="Times New Roman" w:hAnsi="Times New Roman" w:eastAsia="標楷體"/>
+          <w:b w:val="0"/>
+          <w:sz w:val="18"/>
+        </w:rPr>
+        <w:t>[C] M. Nitka; J. Tejchman (2015). Modelling of concrete behaviour in uniaxial compression and tension with DEM. Granular Matter, 17, 145-164 (issue 1). https://doi.org/10.1007/s10035-015-0546-4</w:t>
+      </w:r>
+    </w:p>
+    <w:p>
+      <w:pPr>
+        <w:spacing w:after="40" w:line="245" w:lineRule="auto"/>
+        <w:ind w:left="360" w:hanging="360"/>
+      </w:pPr>
+      <w:r>
+        <w:rPr>
+          <w:rFonts w:ascii="Times New Roman" w:hAnsi="Times New Roman" w:eastAsia="標楷體"/>
+          <w:b w:val="0"/>
+          <w:sz w:val="18"/>
+        </w:rPr>
+        <w:t>[C] Jun Peng; Louis Ngai Yuen Wong; Cee Ing Teh (2017). Effects of grain size-to-particle size ratio on micro-cracking behavior using a bonded-particle grain-based model. International Journal of Rock Mechanics and Mining Sciences, 100, 207-217. https://doi.org/10.1016/j.ijrmms.2017.10.004</w:t>
+      </w:r>
+    </w:p>
+    <w:p>
+      <w:pPr>
+        <w:spacing w:after="40" w:line="245" w:lineRule="auto"/>
+        <w:ind w:left="360" w:hanging="360"/>
+      </w:pPr>
+      <w:r>
+        <w:rPr>
+          <w:rFonts w:ascii="Times New Roman" w:hAnsi="Times New Roman" w:eastAsia="標楷體"/>
+          <w:b w:val="0"/>
+          <w:sz w:val="18"/>
+        </w:rPr>
+        <w:t>[B] Matthew Tsang; Ian Clark; Jurij Karlovšek (2023). Automating the Calibration of Flat-Jointed Bonded Particle Model Microproperties for the Rewan Sandstone Case Study. Rock Mechanics and Rock Engineering, 56, 6459-6480 (issue 9). https://doi.org/10.1007/s00603-023-03390-4</w:t>
       </w:r>
     </w:p>
     <w:p>
@@ -1906,7 +2327,7 @@
           <w:b/>
           <w:sz w:val="28"/>
         </w:rPr>
-        <w:t>5｜隧道襯砌的受力分布、裂縫演化與維護對策（21 篇，TUST 4）</w:t>
+        <w:t>6｜襯砌受力與損傷（8 篇，TUST 4）</w:t>
       </w:r>
     </w:p>
     <w:p>
@@ -1920,7 +2341,7 @@
           <w:b w:val="0"/>
           <w:sz w:val="19"/>
         </w:rPr>
-        <w:t>蒐集與支撐：蒐集襯砌水壓作用、圍岩荷載傳遞、裂縫萌生與擴展、損傷力學、鍵結顆粒模型、勁度折減、結構劣化及補強方法，用以支撐襯砌受力分析、裂縫空間分布、損傷演化與維護對策。</w:t>
+        <w:t>蒐集與支撐：襯砌所受岩壓與水壓之演化、裂縫萌生擴展與損傷演化，以及補強維護對策。</w:t>
       </w:r>
     </w:p>
     <w:p>
@@ -1934,7 +2355,22 @@
           <w:b w:val="0"/>
           <w:sz w:val="19"/>
         </w:rPr>
-        <w:t>檢索詞：tunnel lining damage evolution、lining cracking、bonded particle model、lining stiffness degradation、tunnel rehabilitation</w:t>
+        <w:t>檢索詞：tunnel lining damage evolution、lining cracking、external water pressure on lining、lining stiffness degradation、tunnel rehabilitation</w:t>
+      </w:r>
+    </w:p>
+    <w:p>
+      <w:pPr>
+        <w:keepNext/>
+        <w:spacing w:before="120" w:after="40"/>
+        <w:ind w:left="160"/>
+      </w:pPr>
+      <w:r>
+        <w:rPr>
+          <w:rFonts w:ascii="Times New Roman" w:hAnsi="Times New Roman" w:eastAsia="標楷體"/>
+          <w:b/>
+          <w:sz w:val="24"/>
+        </w:rPr>
+        <w:t>6A｜岩壓與水壓演化（2 篇，TUST 2）</w:t>
       </w:r>
     </w:p>
     <w:p>
@@ -1948,22 +2384,7 @@
           <w:b w:val="0"/>
           <w:sz w:val="19"/>
         </w:rPr>
-        <w:t>對應：賣點 5、材料 6</w:t>
-      </w:r>
-    </w:p>
-    <w:p>
-      <w:pPr>
-        <w:keepNext/>
-        <w:spacing w:before="120" w:after="40"/>
-        <w:ind w:left="160"/>
-      </w:pPr>
-      <w:r>
-        <w:rPr>
-          <w:rFonts w:ascii="Times New Roman" w:hAnsi="Times New Roman" w:eastAsia="標楷體"/>
-          <w:b/>
-          <w:sz w:val="24"/>
-        </w:rPr>
-        <w:t>5A｜襯砌受力分布與外水壓作用（4 篇，TUST 2）</w:t>
+        <w:t>判準：以襯砌所受荷載（岩壓／外水壓）之演化為貢獻主體</w:t>
       </w:r>
     </w:p>
     <w:p>
@@ -1977,21 +2398,7 @@
           <w:b w:val="0"/>
           <w:sz w:val="19"/>
         </w:rPr>
-        <w:t>判準：以襯砌內力、外水壓或安全評估為貢獻主體</w:t>
-      </w:r>
-    </w:p>
-    <w:p>
-      <w:pPr>
-        <w:spacing w:after="20"/>
-        <w:ind w:left="320"/>
-      </w:pPr>
-      <w:r>
-        <w:rPr>
-          <w:rFonts w:ascii="Times New Roman" w:hAnsi="Times New Roman" w:eastAsia="標楷體"/>
-          <w:b w:val="0"/>
-          <w:sz w:val="19"/>
-        </w:rPr>
-        <w:t>引用位置：§1 P2 現象端；§4.2 外壓與內力型態</w:t>
+        <w:t>引用位置：§1 P2 現象端、§4.2 外壓與內力型態</w:t>
       </w:r>
     </w:p>
     <w:p>
@@ -2024,34 +2431,6 @@
     </w:p>
     <w:p>
       <w:pPr>
-        <w:spacing w:after="40" w:line="245" w:lineRule="auto"/>
-        <w:ind w:left="360" w:hanging="360"/>
-      </w:pPr>
-      <w:r>
-        <w:rPr>
-          <w:rFonts w:ascii="Times New Roman" w:hAnsi="Times New Roman" w:eastAsia="標楷體"/>
-          <w:b w:val="0"/>
-          <w:sz w:val="18"/>
-        </w:rPr>
-        <w:t>[B] Liu, B.; Song, Y.; Chu, Z. (2022). Time-dependent safety of lining structures of circular tunnels in weak rock strata. International Journal of Mining Science and Technology, 32(2), 323-334. https://doi.org/10.1016/j.ijmst.2021.12.003</w:t>
-      </w:r>
-    </w:p>
-    <w:p>
-      <w:pPr>
-        <w:spacing w:after="40" w:line="245" w:lineRule="auto"/>
-        <w:ind w:left="360" w:hanging="360"/>
-      </w:pPr>
-      <w:r>
-        <w:rPr>
-          <w:rFonts w:ascii="Times New Roman" w:hAnsi="Times New Roman" w:eastAsia="標楷體"/>
-          <w:b w:val="0"/>
-          <w:sz w:val="18"/>
-        </w:rPr>
-        <w:t>[B] Tarifard, A.; Gorog, P.; Torok, A. (2022). Long-term assessment of creep and water effects on tunnel lining loads in weak rocks using displacement-based direct back analysis: an example from northwest of Iran. Geomechanics and Geophysics for Geo-Energy and Geo-Resources, 8(1), art. 31. https://doi.org/10.1007/s40948-022-00342-0</w:t>
-      </w:r>
-    </w:p>
-    <w:p>
-      <w:pPr>
         <w:keepNext/>
         <w:spacing w:before="120" w:after="40"/>
         <w:ind w:left="160"/>
@@ -2062,7 +2441,7 @@
           <w:b/>
           <w:sz w:val="24"/>
         </w:rPr>
-        <w:t>5B｜襯砌開裂機制與損傷演化（含離散模擬應用）（5 篇，TUST 1）</w:t>
+        <w:t>6B｜裂縫與損傷演化（4 篇，TUST 1）</w:t>
       </w:r>
     </w:p>
     <w:p>
@@ -2090,21 +2469,7 @@
           <w:b w:val="0"/>
           <w:sz w:val="19"/>
         </w:rPr>
-        <w:t>引用位置：§1 P2 現象端；§4.2–4.3（★Zheng 2024 模板、Liu 2023 最近似）</w:t>
-      </w:r>
-    </w:p>
-    <w:p>
-      <w:pPr>
-        <w:spacing w:after="40" w:line="245" w:lineRule="auto"/>
-        <w:ind w:left="360" w:hanging="360"/>
-      </w:pPr>
-      <w:r>
-        <w:rPr>
-          <w:rFonts w:ascii="Times New Roman" w:hAnsi="Times New Roman" w:eastAsia="標楷體"/>
-          <w:b w:val="0"/>
-          <w:sz w:val="18"/>
-        </w:rPr>
-        <w:t>[A] Zhang Sulei; Xu Qing; Yoo Chungsik; Min Bo; Liu Chang; Guan Xiaoming; Li Pengfei (2022). Lining cracking mechanism of old highway tunnels caused by drainage system deterioration: A case study of Liwaiao Tunnel, Ningbo, China. Engineering Failure Analysis, 137, 106270. https://doi.org/10.1016/j.engfailanal.2022.106270</w:t>
+        <w:t>引用位置：§4.2–4.3（★Zheng 2024 模板、Liu 2023 最近似）</w:t>
       </w:r>
     </w:p>
     <w:p>
@@ -2175,7 +2540,7 @@
           <w:b/>
           <w:sz w:val="24"/>
         </w:rPr>
-        <w:t>5C｜鍵結顆粒模型：理論、標定與混凝土表述（10 篇，TUST 0）</w:t>
+        <w:t>6C｜補強與維護對策（2 篇，TUST 1）</w:t>
       </w:r>
     </w:p>
     <w:p>
@@ -2189,190 +2554,7 @@
           <w:b w:val="0"/>
           <w:sz w:val="19"/>
         </w:rPr>
-        <w:t>判準：以 BPM 理論、微參數標定或混凝土離散表述為貢獻主體</w:t>
-      </w:r>
-    </w:p>
-    <w:p>
-      <w:pPr>
-        <w:spacing w:after="20"/>
-        <w:ind w:left="320"/>
-      </w:pPr>
-      <w:r>
-        <w:rPr>
-          <w:rFonts w:ascii="Times New Roman" w:hAnsi="Times New Roman" w:eastAsia="標楷體"/>
-          <w:b w:val="0"/>
-          <w:sz w:val="19"/>
-        </w:rPr>
-        <w:t>引用位置：§2.3 四步論證鏈：問題→修正→我方選擇→混凝土依據</w:t>
-      </w:r>
-    </w:p>
-    <w:p>
-      <w:pPr>
-        <w:spacing w:after="40" w:line="245" w:lineRule="auto"/>
-        <w:ind w:left="360" w:hanging="360"/>
-      </w:pPr>
-      <w:r>
-        <w:rPr>
-          <w:rFonts w:ascii="Times New Roman" w:hAnsi="Times New Roman" w:eastAsia="標楷體"/>
-          <w:b w:val="0"/>
-          <w:sz w:val="18"/>
-        </w:rPr>
-        <w:t>[A] D.O. Potyondy; P.A. Cundall (2004). A bonded-particle model for rock. International Journal of Rock Mechanics and Mining Sciences, 41, 1329-1364 (issue 8). https://doi.org/10.1016/j.ijrmms.2004.09.011</w:t>
-      </w:r>
-    </w:p>
-    <w:p>
-      <w:pPr>
-        <w:spacing w:after="40" w:line="245" w:lineRule="auto"/>
-        <w:ind w:left="360" w:hanging="360"/>
-      </w:pPr>
-      <w:r>
-        <w:rPr>
-          <w:rFonts w:ascii="Times New Roman" w:hAnsi="Times New Roman" w:eastAsia="標楷體"/>
-          <w:b w:val="0"/>
-          <w:sz w:val="18"/>
-        </w:rPr>
-        <w:t>[A] N. Cho; C.D. Martin; D.C. Sego (2007). A clumped particle model for rock. International Journal of Rock Mechanics and Mining Sciences, 44, 997-1010 (issue 7). https://doi.org/10.1016/j.ijrmms.2007.02.002</w:t>
-      </w:r>
-    </w:p>
-    <w:p>
-      <w:pPr>
-        <w:spacing w:after="40" w:line="245" w:lineRule="auto"/>
-        <w:ind w:left="360" w:hanging="360"/>
-      </w:pPr>
-      <w:r>
-        <w:rPr>
-          <w:rFonts w:ascii="Times New Roman" w:hAnsi="Times New Roman" w:eastAsia="標楷體"/>
-          <w:b w:val="0"/>
-          <w:sz w:val="18"/>
-        </w:rPr>
-        <w:t>[B] Cai, M.; Kaiser, P.K.; Tasaka, Y.; Maejima, T.; Morioka, H.; Minami, M. (2004). Generalized crack initiation and crack damage stress thresholds of brittle rock masses near underground excavations. International Journal of Rock Mechanics and Mining Sciences, 41(5), 833-847. https://doi.org/10.1016/j.ijrmms.2004.02.001</w:t>
-      </w:r>
-    </w:p>
-    <w:p>
-      <w:pPr>
-        <w:spacing w:after="40" w:line="245" w:lineRule="auto"/>
-        <w:ind w:left="360" w:hanging="360"/>
-      </w:pPr>
-      <w:r>
-        <w:rPr>
-          <w:rFonts w:ascii="Times New Roman" w:hAnsi="Times New Roman" w:eastAsia="標楷體"/>
-          <w:b w:val="0"/>
-          <w:sz w:val="18"/>
-        </w:rPr>
-        <w:t>[A] Jeoungseok Yoon (2007). Application of experimental design and optimization to PFC model calibration in uniaxial compression simulation. International Journal of Rock Mechanics and Mining Sciences, 44, 871-889 (issue 6). https://doi.org/10.1016/j.ijrmms.2007.01.004</w:t>
-      </w:r>
-    </w:p>
-    <w:p>
-      <w:pPr>
-        <w:spacing w:after="40" w:line="245" w:lineRule="auto"/>
-        <w:ind w:left="360" w:hanging="360"/>
-      </w:pPr>
-      <w:r>
-        <w:rPr>
-          <w:rFonts w:ascii="Times New Roman" w:hAnsi="Times New Roman" w:eastAsia="標楷體"/>
-          <w:b w:val="0"/>
-          <w:sz w:val="18"/>
-        </w:rPr>
-        <w:t>[C] David Oskar Potyondy (2015). The bonded-particle model as a tool for rock mechanics research and application: current trends and future directions. Geosystem Engineering, 18, 1-28 (issue 1). https://doi.org/10.1080/12269328.2014.998346</w:t>
-      </w:r>
-    </w:p>
-    <w:p>
-      <w:pPr>
-        <w:spacing w:after="40" w:line="245" w:lineRule="auto"/>
-        <w:ind w:left="360" w:hanging="360"/>
-      </w:pPr>
-      <w:r>
-        <w:rPr>
-          <w:rFonts w:ascii="Times New Roman" w:hAnsi="Times New Roman" w:eastAsia="標楷體"/>
-          <w:b w:val="0"/>
-          <w:sz w:val="18"/>
-        </w:rPr>
-        <w:t>[A] Wu, S., &amp; Xu, X. (2016). A study of three intrinsic problems of the classic discrete element method using flat-joint model. Rock Mechanics and Rock Engineering, 49, 1813-1830. https://doi.org/10.1007/s00603-015-0890-z</w:t>
-      </w:r>
-    </w:p>
-    <w:p>
-      <w:pPr>
-        <w:spacing w:after="40" w:line="245" w:lineRule="auto"/>
-        <w:ind w:left="360" w:hanging="360"/>
-      </w:pPr>
-      <w:r>
-        <w:rPr>
-          <w:rFonts w:ascii="Times New Roman" w:hAnsi="Times New Roman" w:eastAsia="標楷體"/>
-          <w:b w:val="0"/>
-          <w:sz w:val="18"/>
-        </w:rPr>
-        <w:t>[A] Nitka, M., &amp; Tejchman, J. (2018). A three-dimensional meso-scale approach to concrete fracture based on combined DEM with X-ray μCT images. Cement and Concrete Research, 107, 11-29. https://doi.org/10.1016/j.cemconres.2018.02.006</w:t>
-      </w:r>
-    </w:p>
-    <w:p>
-      <w:pPr>
-        <w:spacing w:after="40" w:line="245" w:lineRule="auto"/>
-        <w:ind w:left="360" w:hanging="360"/>
-      </w:pPr>
-      <w:r>
-        <w:rPr>
-          <w:rFonts w:ascii="Times New Roman" w:hAnsi="Times New Roman" w:eastAsia="標楷體"/>
-          <w:b w:val="0"/>
-          <w:sz w:val="18"/>
-        </w:rPr>
-        <w:t>[C] M. Nitka; J. Tejchman (2015). Modelling of concrete behaviour in uniaxial compression and tension with DEM. Granular Matter, 17, 145-164 (issue 1). https://doi.org/10.1007/s10035-015-0546-4</w:t>
-      </w:r>
-    </w:p>
-    <w:p>
-      <w:pPr>
-        <w:spacing w:after="40" w:line="245" w:lineRule="auto"/>
-        <w:ind w:left="360" w:hanging="360"/>
-      </w:pPr>
-      <w:r>
-        <w:rPr>
-          <w:rFonts w:ascii="Times New Roman" w:hAnsi="Times New Roman" w:eastAsia="標楷體"/>
-          <w:b w:val="0"/>
-          <w:sz w:val="18"/>
-        </w:rPr>
-        <w:t>[C] Jun Peng; Louis Ngai Yuen Wong; Cee Ing Teh (2017). Effects of grain size-to-particle size ratio on micro-cracking behavior using a bonded-particle grain-based model. International Journal of Rock Mechanics and Mining Sciences, 100, 207-217. https://doi.org/10.1016/j.ijrmms.2017.10.004</w:t>
-      </w:r>
-    </w:p>
-    <w:p>
-      <w:pPr>
-        <w:spacing w:after="40" w:line="245" w:lineRule="auto"/>
-        <w:ind w:left="360" w:hanging="360"/>
-      </w:pPr>
-      <w:r>
-        <w:rPr>
-          <w:rFonts w:ascii="Times New Roman" w:hAnsi="Times New Roman" w:eastAsia="標楷體"/>
-          <w:b w:val="0"/>
-          <w:sz w:val="18"/>
-        </w:rPr>
-        <w:t>[B] Matthew Tsang; Ian Clark; Jurij Karlovšek (2023). Automating the Calibration of Flat-Jointed Bonded Particle Model Microproperties for the Rewan Sandstone Case Study. Rock Mechanics and Rock Engineering, 56, 6459-6480 (issue 9). https://doi.org/10.1007/s00603-023-03390-4</w:t>
-      </w:r>
-    </w:p>
-    <w:p>
-      <w:pPr>
-        <w:keepNext/>
-        <w:spacing w:before="120" w:after="40"/>
-        <w:ind w:left="160"/>
-      </w:pPr>
-      <w:r>
-        <w:rPr>
-          <w:rFonts w:ascii="Times New Roman" w:hAnsi="Times New Roman" w:eastAsia="標楷體"/>
-          <w:b/>
-          <w:sz w:val="24"/>
-        </w:rPr>
-        <w:t>5D｜結構劣化與補強維護對策（2 篇，TUST 1）</w:t>
-      </w:r>
-    </w:p>
-    <w:p>
-      <w:pPr>
-        <w:spacing w:after="20"/>
-        <w:ind w:left="320"/>
-      </w:pPr>
-      <w:r>
-        <w:rPr>
-          <w:rFonts w:ascii="Times New Roman" w:hAnsi="Times New Roman" w:eastAsia="標楷體"/>
-          <w:b w:val="0"/>
-          <w:sz w:val="19"/>
-        </w:rPr>
-        <w:t>判準：以勁度折減、材料劣化或補強工法為貢獻主體</w:t>
+        <w:t>判準：以劣化評估、補強工法或維護決策為貢獻主體</w:t>
       </w:r>
     </w:p>
     <w:p>

--- a/07_SCI_TUST/Chapter00_總綱/02_參考文獻總集_APA.docx
+++ b/07_SCI_TUST/Chapter00_總綱/02_參考文獻總集_APA.docx
@@ -12,7 +12,7 @@
           <w:b/>
           <w:sz w:val="32"/>
         </w:rPr>
-        <w:t>參考文獻主庫與證據台帳（內部工作版；71 篇）</w:t>
+        <w:t>參考文獻主庫與證據台帳（內部工作版；88 篇）</w:t>
       </w:r>
     </w:p>
     <w:p>
@@ -22,7 +22,7 @@
           <w:b w:val="0"/>
           <w:sz w:val="22"/>
         </w:rPr>
-        <w:t>主庫目前為 71 篇，其中 TUST 32 篇（45%）；全文精讀 50 篇（70%）；另 12 篇取自本機藏書（case／analyze／model）尚待精讀。這一份是把書目、蒐集分箱與證據可用性放在一起的內部工作檔，不是可直接投稿的 APA 7 參考文獻表。正式寫稿時應另輸出純書目清單，移除 [A/B/B*/C]、[TUST] 與分類標頭，並統一作者名、卷期、article number、online-first 狀態及 APA 標點；Crossref 驗證只證明書目存在，不等於全文已核讀。</w:t>
+        <w:t>主庫目前為 88 篇（工作庫，非投稿清單），其中 TUST 39 篇（44%）；全文精讀 50 篇。投稿時應自本庫精選 55–65 篇成正式清單，屆時再把 TUST 佔比拉回 50% 以上。這一份是把書目、蒐集分箱與證據可用性放在一起的內部工作檔，不是可直接投稿的 APA 7 參考文獻表。正式寫稿時應另輸出純書目清單，移除 [A/B/B*/C]、[TUST] 與分類標頭，並統一作者名、卷期、article number、online-first 狀態及 APA 標點；Crossref 驗證只證明書目存在，不等於全文已核讀。</w:t>
       </w:r>
       <w:r>
         <w:rPr>
@@ -492,7 +492,7 @@
                 <w:b w:val="0"/>
                 <w:sz w:val="18"/>
               </w:rPr>
-              <w:t>21</w:t>
+              <w:t>38</w:t>
             </w:r>
           </w:p>
         </w:tc>
@@ -515,7 +515,7 @@
                 <w:b w:val="0"/>
                 <w:sz w:val="18"/>
               </w:rPr>
-              <w:t>abstract／metadata（含 12 篇本機 PDF 待讀）／題名層級</w:t>
+              <w:t>abstract／metadata；含本機 PDF 待讀與新蒐集未精讀者</w:t>
             </w:r>
           </w:p>
         </w:tc>
@@ -607,7 +607,7 @@
           <w:b w:val="0"/>
           <w:sz w:val="21"/>
         </w:rPr>
-        <w:t>⚠ 兩處缺口：**第 4 類（三維地質模型）目前 0 篇**——賣點 3 在前言將無文獻可引，須以「3D engineering geological model／geological modelling with borehole integration／implicit geological modelling」補 4–6 篇；**子類 3A（近場滲流解析）僅 4 篇**，建議再補 3–4 篇以撐起水力耦合之驅動端論述。</w:t>
+        <w:t>缺口進度（07-25）：**第 4 類三維地質模型已自 0 補至 12 篇**（4A/4B/4C 各 4 篇，含 IAEG Commission 25 之工程地質模型定義、深埋隧道模型橫向範圍量化判準、I-BIM 地質→數值端到端轉換、地層界面不確定性）；**子類 3A 近場滲流解析自 4 補至 9 篇**（含水下圓形隧道穩態滲流解析、含滲流力之地盤反應曲線、水力—力學全耦合應變軟化解）。全數 Crossref 逐 DOI 驗證、僅收 Q1、零 MDPI 與預印本。</w:t>
       </w:r>
       <w:r>
         <w:rPr>
@@ -625,7 +625,7 @@
           <w:sz w:val="20"/>
           <w:highlight w:val="yellow"/>
         </w:rPr>
-        <w:t>【重點：4 類全缺、3A 偏薄——為目前兩個必補項】</w:t>
+        <w:t>【重點：兩處缺口已補齊；投稿前再依主線精選成正式清單】</w:t>
       </w:r>
     </w:p>
     <w:p>
@@ -1496,7 +1496,7 @@
           <w:b/>
           <w:sz w:val="28"/>
         </w:rPr>
-        <w:t>3｜水力耦合分析（7 篇，TUST 7）</w:t>
+        <w:t>3｜水力耦合分析（12 篇，TUST 10）</w:t>
       </w:r>
     </w:p>
     <w:p>
@@ -1539,7 +1539,7 @@
           <w:b/>
           <w:sz w:val="24"/>
         </w:rPr>
-        <w:t>3A｜近場滲流解析（4 篇，TUST 4）</w:t>
+        <w:t>3A｜近場滲流解析（9 篇，TUST 7）</w:t>
       </w:r>
     </w:p>
     <w:p>
@@ -1628,6 +1628,76 @@
     </w:p>
     <w:p>
       <w:pPr>
+        <w:spacing w:after="40" w:line="245" w:lineRule="auto"/>
+        <w:ind w:left="360" w:hanging="360"/>
+      </w:pPr>
+      <w:r>
+        <w:rPr>
+          <w:rFonts w:ascii="Times New Roman" w:hAnsi="Times New Roman" w:eastAsia="標楷體"/>
+          <w:b w:val="0"/>
+          <w:sz w:val="18"/>
+        </w:rPr>
+        <w:t>[C] [TUST] Huangfu, M., Wang, M. S., Tan, Z. S., &amp; Wang, X. Y. (2010). Analytical solutions for steady seepage into an underwater circular tunnel. Tunnelling and Underground Space Technology, 25 (4), 391-396. https://doi.org/10.1016/j.tust.2010.02.002</w:t>
+      </w:r>
+    </w:p>
+    <w:p>
+      <w:pPr>
+        <w:spacing w:after="40" w:line="245" w:lineRule="auto"/>
+        <w:ind w:left="360" w:hanging="360"/>
+      </w:pPr>
+      <w:r>
+        <w:rPr>
+          <w:rFonts w:ascii="Times New Roman" w:hAnsi="Times New Roman" w:eastAsia="標楷體"/>
+          <w:b w:val="0"/>
+          <w:sz w:val="18"/>
+        </w:rPr>
+        <w:t>[C] [TUST] Shin, Y. J., Kim, B. M., Shin, J. H., &amp; Lee, I. M. (2010). The ground reaction curve of underwater tunnels considering seepage forces. Tunnelling and Underground Space Technology, 25 (4), 315-324. https://doi.org/10.1016/j.tust.2010.01.005</w:t>
+      </w:r>
+    </w:p>
+    <w:p>
+      <w:pPr>
+        <w:spacing w:after="40" w:line="245" w:lineRule="auto"/>
+        <w:ind w:left="360" w:hanging="360"/>
+      </w:pPr>
+      <w:r>
+        <w:rPr>
+          <w:rFonts w:ascii="Times New Roman" w:hAnsi="Times New Roman" w:eastAsia="標楷體"/>
+          <w:b w:val="0"/>
+          <w:sz w:val="18"/>
+        </w:rPr>
+        <w:t>[C] [TUST] Zhang, Q., Shao, C., Wang, H. Y., Jiang, B. S., Jiang, Y. J., &amp; Liu, R. C. (2020). A fully coupled hydraulic-mechanical solution of a circular tunnel in strain-softening rock masses. Tunnelling and Underground Space Technology, 99, 103375. https://doi.org/10.1016/j.tust.2020.103375</w:t>
+      </w:r>
+    </w:p>
+    <w:p>
+      <w:pPr>
+        <w:spacing w:after="40" w:line="245" w:lineRule="auto"/>
+        <w:ind w:left="360" w:hanging="360"/>
+      </w:pPr>
+      <w:r>
+        <w:rPr>
+          <w:rFonts w:ascii="Times New Roman" w:hAnsi="Times New Roman" w:eastAsia="標楷體"/>
+          <w:b w:val="0"/>
+          <w:sz w:val="18"/>
+        </w:rPr>
+        <w:t>[C] Luo, S., Xu, M., Kang, X., Li, X., &amp; Rao, L. (2022). Analytical solution of external water pressure on deep tunnel lining in horizontally layered hydrogeological structures. Bulletin of Engineering Geology and the Environment, 81 (6), 253. https://doi.org/10.1007/s10064-022-02741-9</w:t>
+      </w:r>
+    </w:p>
+    <w:p>
+      <w:pPr>
+        <w:spacing w:after="40" w:line="245" w:lineRule="auto"/>
+        <w:ind w:left="360" w:hanging="360"/>
+      </w:pPr>
+      <w:r>
+        <w:rPr>
+          <w:rFonts w:ascii="Times New Roman" w:hAnsi="Times New Roman" w:eastAsia="標楷體"/>
+          <w:b w:val="0"/>
+          <w:sz w:val="18"/>
+        </w:rPr>
+        <w:t>[C] Wei, T., Wang, C., Zhao, Y., Bi, J., &amp; Zhang, Y. (2025). A new semi–analytical method for elastic–strain softening circular tunnel with hydraulic–mechanical coupling. Engineering Geology, 344, 107826. https://doi.org/10.1016/j.enggeo.2024.107826</w:t>
+      </w:r>
+    </w:p>
+    <w:p>
+      <w:pPr>
         <w:keepNext/>
         <w:spacing w:before="120" w:after="40"/>
         <w:ind w:left="160"/>
@@ -1721,7 +1791,7 @@
           <w:b/>
           <w:sz w:val="28"/>
         </w:rPr>
-        <w:t>4｜三維地質模型（0 篇，TUST 0）　⚠ 全類 0 篇，亟需蒐集</w:t>
+        <w:t>4｜三維地質模型（12 篇，TUST 4）</w:t>
       </w:r>
     </w:p>
     <w:p>
@@ -1764,7 +1834,7 @@
           <w:b/>
           <w:sz w:val="24"/>
         </w:rPr>
-        <w:t>4A｜多源地質資料整合（0 篇，TUST 0）　⚠ 待蒐集</w:t>
+        <w:t>4A｜多源地質資料整合（4 篇，TUST 2）</w:t>
       </w:r>
     </w:p>
     <w:p>
@@ -1797,6 +1867,62 @@
     </w:p>
     <w:p>
       <w:pPr>
+        <w:spacing w:after="40" w:line="245" w:lineRule="auto"/>
+        <w:ind w:left="360" w:hanging="360"/>
+      </w:pPr>
+      <w:r>
+        <w:rPr>
+          <w:rFonts w:ascii="Times New Roman" w:hAnsi="Times New Roman" w:eastAsia="標楷體"/>
+          <w:b w:val="0"/>
+          <w:sz w:val="18"/>
+        </w:rPr>
+        <w:t>[C] [TUST] Shi, C., &amp; Wang, Y. (2022). Data-driven construction of Three-dimensional subsurface geological models from limited Site-specific boreholes and prior geological knowledge for underground digital twin. Tunnelling and Underground Space Technology, 126, 104493. https://doi.org/10.1016/j.tust.2022.104493</w:t>
+      </w:r>
+    </w:p>
+    <w:p>
+      <w:pPr>
+        <w:spacing w:after="40" w:line="245" w:lineRule="auto"/>
+        <w:ind w:left="360" w:hanging="360"/>
+      </w:pPr>
+      <w:r>
+        <w:rPr>
+          <w:rFonts w:ascii="Times New Roman" w:hAnsi="Times New Roman" w:eastAsia="標楷體"/>
+          <w:b w:val="0"/>
+          <w:sz w:val="18"/>
+        </w:rPr>
+        <w:t>[C] [TUST] Pan, D., Xu, Z., Lu, X., Zhou, L., &amp; Li, H. (2020). 3D scene and geological modeling using integrated multi-source spatial data: Methodology, challenges, and suggestions. Tunnelling and Underground Space Technology, 100, 103393. https://doi.org/10.1016/j.tust.2020.103393</w:t>
+      </w:r>
+    </w:p>
+    <w:p>
+      <w:pPr>
+        <w:spacing w:after="40" w:line="245" w:lineRule="auto"/>
+        <w:ind w:left="360" w:hanging="360"/>
+      </w:pPr>
+      <w:r>
+        <w:rPr>
+          <w:rFonts w:ascii="Times New Roman" w:hAnsi="Times New Roman" w:eastAsia="標楷體"/>
+          <w:b w:val="0"/>
+          <w:sz w:val="18"/>
+        </w:rPr>
+        <w:t>[C] Guo, J., Wang, X., Wang, J., Dai, X., Wu, L., &amp; Li, C., et al. (2021). Three-dimensional geological modeling and spatial analysis from geotechnical borehole data using an implicit surface and marching tetrahedra algorithm. Engineering Geology, 284, 106047. https://doi.org/10.1016/j.enggeo.2021.106047</w:t>
+      </w:r>
+    </w:p>
+    <w:p>
+      <w:pPr>
+        <w:spacing w:after="40" w:line="245" w:lineRule="auto"/>
+        <w:ind w:left="360" w:hanging="360"/>
+      </w:pPr>
+      <w:r>
+        <w:rPr>
+          <w:rFonts w:ascii="Times New Roman" w:hAnsi="Times New Roman" w:eastAsia="標楷體"/>
+          <w:b w:val="0"/>
+          <w:sz w:val="18"/>
+        </w:rPr>
+        <w:t>[C] Zhang, Q., &amp; Zhu, H. (2018). Collaborative 3D geological modeling analysis based on multi-source data standard. Engineering Geology, 246, 233-244. https://doi.org/10.1016/j.enggeo.2018.10.001</w:t>
+      </w:r>
+    </w:p>
+    <w:p>
+      <w:pPr>
         <w:keepNext/>
         <w:spacing w:before="120" w:after="40"/>
         <w:ind w:left="160"/>
@@ -1807,7 +1933,7 @@
           <w:b/>
           <w:sz w:val="24"/>
         </w:rPr>
-        <w:t>4B｜區域尺度—場址尺度（0 篇，TUST 0）　⚠ 待蒐集</w:t>
+        <w:t>4B｜區域尺度—場址尺度（4 篇，TUST 1）</w:t>
       </w:r>
     </w:p>
     <w:p>
@@ -1840,6 +1966,62 @@
     </w:p>
     <w:p>
       <w:pPr>
+        <w:spacing w:after="40" w:line="245" w:lineRule="auto"/>
+        <w:ind w:left="360" w:hanging="360"/>
+      </w:pPr>
+      <w:r>
+        <w:rPr>
+          <w:rFonts w:ascii="Times New Roman" w:hAnsi="Times New Roman" w:eastAsia="標楷體"/>
+          <w:b w:val="0"/>
+          <w:sz w:val="18"/>
+        </w:rPr>
+        <w:t>[C] Parry, S., Baynes, F. J., Culshaw, M. G., Eggers, M., Keaton, J. F., &amp; Lentfer, K., et al. (2014). Engineering geological models: an introduction: IAEG commission 25. Bulletin of Engineering Geology and the Environment, 73, 689-706. https://doi.org/10.1007/s10064-014-0576-x</w:t>
+      </w:r>
+    </w:p>
+    <w:p>
+      <w:pPr>
+        <w:spacing w:after="40" w:line="245" w:lineRule="auto"/>
+        <w:ind w:left="360" w:hanging="360"/>
+      </w:pPr>
+      <w:r>
+        <w:rPr>
+          <w:rFonts w:ascii="Times New Roman" w:hAnsi="Times New Roman" w:eastAsia="標楷體"/>
+          <w:b w:val="0"/>
+          <w:sz w:val="18"/>
+        </w:rPr>
+        <w:t>[C] [TUST] Su, K., Zhang, Y. J., Chang, Z. H., Wu, H. G., Wang, T., &amp; Zhou, W. (2019). Transverse extent of numerical model for deep buried tunnel excavation. Tunnelling and Underground Space Technology, 84, 373-380. https://doi.org/10.1016/j.tust.2018.11.034</w:t>
+      </w:r>
+    </w:p>
+    <w:p>
+      <w:pPr>
+        <w:spacing w:after="40" w:line="245" w:lineRule="auto"/>
+        <w:ind w:left="360" w:hanging="360"/>
+      </w:pPr>
+      <w:r>
+        <w:rPr>
+          <w:rFonts w:ascii="Times New Roman" w:hAnsi="Times New Roman" w:eastAsia="標楷體"/>
+          <w:b w:val="0"/>
+          <w:sz w:val="18"/>
+        </w:rPr>
+        <w:t>[C] Longoni, L., Papini, M., Brambilla, D., Arosio, D., &amp; Zanzi, L. (2016). The role of the spatial scale and data accuracy on deep-seated gravitational slope deformation modeling: The Ronco landslide, Italy. Geomorphology, 253, 74-82. https://doi.org/10.1016/j.geomorph.2015.09.030　（期刊定位：Geomorphology 為地表作用領域 Q1，非隧道類清單內）</w:t>
+      </w:r>
+    </w:p>
+    <w:p>
+      <w:pPr>
+        <w:spacing w:after="40" w:line="245" w:lineRule="auto"/>
+        <w:ind w:left="360" w:hanging="360"/>
+      </w:pPr>
+      <w:r>
+        <w:rPr>
+          <w:rFonts w:ascii="Times New Roman" w:hAnsi="Times New Roman" w:eastAsia="標楷體"/>
+          <w:b w:val="0"/>
+          <w:sz w:val="18"/>
+        </w:rPr>
+        <w:t>[C] Sun, H., Sheng, L., Dai, Y., Li, X., Rui, Y., &amp; Lu, L. (2025). 3D geological modeling of tunnel alignment in the complex mountainous region of Yongshan, China, based on multisource data fusion. Engineering Geology, 354, 108209. https://doi.org/10.1016/j.enggeo.2025.108209</w:t>
+      </w:r>
+    </w:p>
+    <w:p>
+      <w:pPr>
         <w:keepNext/>
         <w:spacing w:before="120" w:after="40"/>
         <w:ind w:left="160"/>
@@ -1850,7 +2032,7 @@
           <w:b/>
           <w:sz w:val="24"/>
         </w:rPr>
-        <w:t>4C｜地質模型數值量化（0 篇，TUST 0）　⚠ 待蒐集</w:t>
+        <w:t>4C｜地質模型數值量化（4 篇，TUST 1）</w:t>
       </w:r>
     </w:p>
     <w:p>
@@ -1879,6 +2061,62 @@
           <w:sz w:val="19"/>
         </w:rPr>
         <w:t>引用位置：§2.1</w:t>
+      </w:r>
+    </w:p>
+    <w:p>
+      <w:pPr>
+        <w:spacing w:after="40" w:line="245" w:lineRule="auto"/>
+        <w:ind w:left="360" w:hanging="360"/>
+      </w:pPr>
+      <w:r>
+        <w:rPr>
+          <w:rFonts w:ascii="Times New Roman" w:hAnsi="Times New Roman" w:eastAsia="標楷體"/>
+          <w:b w:val="0"/>
+          <w:sz w:val="18"/>
+        </w:rPr>
+        <w:t>[C] [TUST] Fabozzi, S., Biancardo, S. A., Veropalumbo, R., &amp; Bilotta, E. (2021). I-BIM based approach for geotechnical and numerical modelling of a conventional tunnel excavation. Tunnelling and Underground Space Technology, 108, 103723. https://doi.org/10.1016/j.tust.2020.103723</w:t>
+      </w:r>
+    </w:p>
+    <w:p>
+      <w:pPr>
+        <w:spacing w:after="40" w:line="245" w:lineRule="auto"/>
+        <w:ind w:left="360" w:hanging="360"/>
+      </w:pPr>
+      <w:r>
+        <w:rPr>
+          <w:rFonts w:ascii="Times New Roman" w:hAnsi="Times New Roman" w:eastAsia="標楷體"/>
+          <w:b w:val="0"/>
+          <w:sz w:val="18"/>
+        </w:rPr>
+        <w:t>[C] Liu, L. L., Cheng, Y. M., Pan, Q. J., &amp; Dias, D. (2020). Incorporating stratigraphic boundary uncertainty into reliability analysis of slopes in spatially variable soils using one-dimensional conditional Markov chain model. Computers and Geotechnics, 118, 103321. https://doi.org/10.1016/j.compgeo.2019.103321</w:t>
+      </w:r>
+    </w:p>
+    <w:p>
+      <w:pPr>
+        <w:spacing w:after="40" w:line="245" w:lineRule="auto"/>
+        <w:ind w:left="360" w:hanging="360"/>
+      </w:pPr>
+      <w:r>
+        <w:rPr>
+          <w:rFonts w:ascii="Times New Roman" w:hAnsi="Times New Roman" w:eastAsia="標楷體"/>
+          <w:b w:val="0"/>
+          <w:sz w:val="18"/>
+        </w:rPr>
+        <w:t>[C] Bahrainian, S. S., &amp; Daneh Dezfuli, A. (2014). A geometry-based adaptive unstructured grid generation algorithm for complex geological media. Computers &amp; Geosciences, 68, 31-37. https://doi.org/10.1016/j.cageo.2014.03.017</w:t>
+      </w:r>
+    </w:p>
+    <w:p>
+      <w:pPr>
+        <w:spacing w:after="40" w:line="245" w:lineRule="auto"/>
+        <w:ind w:left="360" w:hanging="360"/>
+      </w:pPr>
+      <w:r>
+        <w:rPr>
+          <w:rFonts w:ascii="Times New Roman" w:hAnsi="Times New Roman" w:eastAsia="標楷體"/>
+          <w:b w:val="0"/>
+          <w:sz w:val="18"/>
+        </w:rPr>
+        <w:t>[C] Li, Q., Fang, Q., Wang, J., Wang, G., &amp; Shang, P. (2026). Data- and knowledge-driven three-dimensional geological reconstruction method for tunnel engineering. Journal of Rock Mechanics and Geotechnical Engineering, 18, 4318-4336. https://doi.org/10.1016/j.jrmge.2025.08.028</w:t>
       </w:r>
     </w:p>
     <w:p>

--- a/07_SCI_TUST/Chapter00_總綱/02_參考文獻總集_APA.docx
+++ b/07_SCI_TUST/Chapter00_總綱/02_參考文獻總集_APA.docx
@@ -1216,7 +1216,7 @@
           <w:b w:val="0"/>
           <w:sz w:val="18"/>
         </w:rPr>
-        <w:t>[C] [TUST] Fahimifar, A., Monshizadeh Tehrani, F., Hedayat, A., &amp; Vakilzadeh, A. (2010). Analytical solution for the excavation of circular tunnels in a visco-elastic Burger's material under hydrostatic stress field. Tunnelling and Underground Space Technology, 25(4), 297-304. https://doi.org/10.1016/j.tust.2010.01.002</w:t>
+        <w:t>[B] [TUST] Fahimifar, A., Monshizadeh Tehrani, F., Hedayat, A., &amp; Vakilzadeh, A. (2010). Analytical solution for the excavation of circular tunnels in a visco-elastic Burger's material under hydrostatic stress field. Tunnelling and Underground Space Technology, 25(4), 297-304. https://doi.org/10.1016/j.tust.2010.01.002</w:t>
       </w:r>
     </w:p>
     <w:p>
@@ -1637,7 +1637,7 @@
           <w:b w:val="0"/>
           <w:sz w:val="18"/>
         </w:rPr>
-        <w:t>[C] [TUST] Huangfu, M., Wang, M. S., Tan, Z. S., &amp; Wang, X. Y. (2010). Analytical solutions for steady seepage into an underwater circular tunnel. Tunnelling and Underground Space Technology, 25 (4), 391-396. https://doi.org/10.1016/j.tust.2010.02.002</w:t>
+        <w:t>[B] [TUST] Huangfu, M., Wang, M. S., Tan, Z. S., &amp; Wang, X. Y. (2010). Analytical solutions for steady seepage into an underwater circular tunnel. Tunnelling and Underground Space Technology, 25 (4), 391-396. https://doi.org/10.1016/j.tust.2010.02.002</w:t>
       </w:r>
     </w:p>
     <w:p>
@@ -1876,7 +1876,7 @@
           <w:b w:val="0"/>
           <w:sz w:val="18"/>
         </w:rPr>
-        <w:t>[C] [TUST] Shi, C., &amp; Wang, Y. (2022). Data-driven construction of Three-dimensional subsurface geological models from limited Site-specific boreholes and prior geological knowledge for underground digital twin. Tunnelling and Underground Space Technology, 126, 104493. https://doi.org/10.1016/j.tust.2022.104493</w:t>
+        <w:t>[B] [TUST] Shi, C., &amp; Wang, Y. (2022). Data-driven construction of Three-dimensional subsurface geological models from limited Site-specific boreholes and prior geological knowledge for underground digital twin. Tunnelling and Underground Space Technology, 126, 104493. https://doi.org/10.1016/j.tust.2022.104493</w:t>
       </w:r>
     </w:p>
     <w:p>
@@ -1890,7 +1890,7 @@
           <w:b w:val="0"/>
           <w:sz w:val="18"/>
         </w:rPr>
-        <w:t>[C] [TUST] Pan, D., Xu, Z., Lu, X., Zhou, L., &amp; Li, H. (2020). 3D scene and geological modeling using integrated multi-source spatial data: Methodology, challenges, and suggestions. Tunnelling and Underground Space Technology, 100, 103393. https://doi.org/10.1016/j.tust.2020.103393</w:t>
+        <w:t>[B] [TUST] Pan, D., Xu, Z., Lu, X., Zhou, L., &amp; Li, H. (2020). 3D scene and geological modeling using integrated multi-source spatial data: Methodology, challenges, and suggestions. Tunnelling and Underground Space Technology, 100, 103393. https://doi.org/10.1016/j.tust.2020.103393</w:t>
       </w:r>
     </w:p>
     <w:p>
@@ -2074,7 +2074,7 @@
           <w:b w:val="0"/>
           <w:sz w:val="18"/>
         </w:rPr>
-        <w:t>[C] [TUST] Fabozzi, S., Biancardo, S. A., Veropalumbo, R., &amp; Bilotta, E. (2021). I-BIM based approach for geotechnical and numerical modelling of a conventional tunnel excavation. Tunnelling and Underground Space Technology, 108, 103723. https://doi.org/10.1016/j.tust.2020.103723</w:t>
+        <w:t>[B] [TUST] Fabozzi, S., Biancardo, S. A., Veropalumbo, R., &amp; Bilotta, E. (2021). I-BIM based approach for geotechnical and numerical modelling of a conventional tunnel excavation. Tunnelling and Underground Space Technology, 108, 103723. https://doi.org/10.1016/j.tust.2020.103723</w:t>
       </w:r>
     </w:p>
     <w:p>
@@ -2088,7 +2088,7 @@
           <w:b w:val="0"/>
           <w:sz w:val="18"/>
         </w:rPr>
-        <w:t>[C] Liu, L. L., Cheng, Y. M., Pan, Q. J., &amp; Dias, D. (2020). Incorporating stratigraphic boundary uncertainty into reliability analysis of slopes in spatially variable soils using one-dimensional conditional Markov chain model. Computers and Geotechnics, 118, 103321. https://doi.org/10.1016/j.compgeo.2019.103321</w:t>
+        <w:t>[B] Liu, L. L., Cheng, Y. M., Pan, Q. J., &amp; Dias, D. (2020). Incorporating stratigraphic boundary uncertainty into reliability analysis of slopes in spatially variable soils using one-dimensional conditional Markov chain model. Computers and Geotechnics, 118, 103321. https://doi.org/10.1016/j.compgeo.2019.103321</w:t>
       </w:r>
     </w:p>
     <w:p>
